--- a/demo/BlazorDemo.Wasm/BlazorDemo/Data/Documents/FirstLook.docx
+++ b/demo/BlazorDemo.Wasm/BlazorDemo/Data/Documents/FirstLook.docx
@@ -1,28 +1,28 @@
 
 <file path=word/document.xml><?xml version="1.0" encoding="utf-8"?>
-<w:document xmlns:w="http://schemas.openxmlformats.org/wordprocessingml/2006/main" xmlns:wps="http://schemas.microsoft.com/office/word/2010/wordprocessingShape" xmlns:mc="http://schemas.openxmlformats.org/markup-compatibility/2006" xmlns:w10="urn:schemas-microsoft-com:office:word" xmlns:v="urn:schemas-microsoft-com:vml" xmlns:wp14="http://schemas.microsoft.com/office/word/2010/wordprocessingDrawing" xmlns:wpg="http://schemas.microsoft.com/office/word/2010/wordprocessingGroup" xmlns:wpc="http://schemas.microsoft.com/office/word/2010/wordprocessingCanvas" xmlns:w14="http://schemas.microsoft.com/office/word/2010/wordml" xmlns:w15="http://schemas.microsoft.com/office/word/2012/wordml" xmlns:cx1="http://schemas.microsoft.com/office/drawing/2015/9/8/chartex" xmlns:cx2="http://schemas.microsoft.com/office/drawing/2015/10/21/chartex" mc:Ignorable="wp14 w14 w15">
+<w:document xmlns:wpc="http://schemas.microsoft.com/office/word/2010/wordprocessingCanvas" xmlns:cx="http://schemas.microsoft.com/office/drawing/2014/chartex" xmlns:cx1="http://schemas.microsoft.com/office/drawing/2015/9/8/chartex" xmlns:cx2="http://schemas.microsoft.com/office/drawing/2015/10/21/chartex" xmlns:cx3="http://schemas.microsoft.com/office/drawing/2016/5/9/chartex" xmlns:cx4="http://schemas.microsoft.com/office/drawing/2016/5/10/chartex" xmlns:cx5="http://schemas.microsoft.com/office/drawing/2016/5/11/chartex" xmlns:cx6="http://schemas.microsoft.com/office/drawing/2016/5/12/chartex" xmlns:cx7="http://schemas.microsoft.com/office/drawing/2016/5/13/chartex" xmlns:cx8="http://schemas.microsoft.com/office/drawing/2016/5/14/chartex" xmlns:mc="http://schemas.openxmlformats.org/markup-compatibility/2006" xmlns:aink="http://schemas.microsoft.com/office/drawing/2016/ink" xmlns:am3d="http://schemas.microsoft.com/office/drawing/2017/model3d" xmlns:o="urn:schemas-microsoft-com:office:office" xmlns:oel="http://schemas.microsoft.com/office/2019/extlst" xmlns:r="http://schemas.openxmlformats.org/officeDocument/2006/relationships" xmlns:m="http://schemas.openxmlformats.org/officeDocument/2006/math" xmlns:v="urn:schemas-microsoft-com:vml" xmlns:wp14="http://schemas.microsoft.com/office/word/2010/wordprocessingDrawing" xmlns:wp="http://schemas.openxmlformats.org/drawingml/2006/wordprocessingDrawing" xmlns:w10="urn:schemas-microsoft-com:office:word" xmlns:w="http://schemas.openxmlformats.org/wordprocessingml/2006/main" xmlns:w14="http://schemas.microsoft.com/office/word/2010/wordml" xmlns:w15="http://schemas.microsoft.com/office/word/2012/wordml" xmlns:w16cex="http://schemas.microsoft.com/office/word/2018/wordml/cex" xmlns:w16cid="http://schemas.microsoft.com/office/word/2016/wordml/cid" xmlns:w16="http://schemas.microsoft.com/office/word/2018/wordml" xmlns:w16du="http://schemas.microsoft.com/office/word/2023/wordml/word16du" xmlns:w16sdtdh="http://schemas.microsoft.com/office/word/2020/wordml/sdtdatahash" xmlns:w16sdtfl="http://schemas.microsoft.com/office/word/2024/wordml/sdtformatlock" xmlns:w16se="http://schemas.microsoft.com/office/word/2015/wordml/symex" xmlns:wpg="http://schemas.microsoft.com/office/word/2010/wordprocessingGroup" xmlns:wpi="http://schemas.microsoft.com/office/word/2010/wordprocessingInk" xmlns:wne="http://schemas.microsoft.com/office/word/2006/wordml" xmlns:wps="http://schemas.microsoft.com/office/word/2010/wordprocessingShape" mc:Ignorable="w14 w15 w16se w16cid w16 w16cex w16sdtdh w16sdtfl w16du wp14">
   <w:body>
     <w:p>
       <w:bookmarkStart w:id="0" w:name="_Toc379424184"/>
       <w:bookmarkEnd w:id="0"/>
       <w:r>
         <w:rPr>
-          <w:noProof w:val="1"/>
+          <w:noProof/>
           <w:lang w:val="ru-RU" w:eastAsia="ru-RU"/>
         </w:rPr>
         <w:drawing>
-          <wp:anchor xmlns:wp="http://schemas.openxmlformats.org/drawingml/2006/wordprocessingDrawing" distT="0" distB="0" distL="114300" distR="114300" simplePos="0" relativeHeight="3" behindDoc="0" locked="0" layoutInCell="1" allowOverlap="1">
+          <wp:anchor distT="0" distB="0" distL="114300" distR="114300" simplePos="0" relativeHeight="3" behindDoc="0" locked="0" layoutInCell="1" allowOverlap="1" wp14:anchorId="2F9764D3" wp14:editId="2F0D1E1D">
             <wp:simplePos x="0" y="0"/>
             <wp:positionH relativeFrom="margin">
-              <wp:align>left</wp:align>
+              <wp:posOffset>1270</wp:posOffset>
             </wp:positionH>
             <wp:positionV relativeFrom="margin">
-              <wp:align>top</wp:align>
+              <wp:posOffset>144780</wp:posOffset>
             </wp:positionV>
-            <wp:extent cx="1257300" cy="1547495"/>
+            <wp:extent cx="1261110" cy="1261110"/>
             <wp:effectExtent l="0" t="0" r="0" b="0"/>
             <wp:wrapSquare wrapText="bothSides"/>
-            <wp:docPr id="1" name="Picture 18" descr="A man in a blue shirt with folded arms."/>
+            <wp:docPr id="1" name="Picture 18"/>
             <wp:cNvGraphicFramePr>
               <a:graphicFrameLocks xmlns:a="http://schemas.openxmlformats.org/drawingml/2006/main" noChangeAspect="1"/>
             </wp:cNvGraphicFramePr>
@@ -30,12 +30,17 @@
               <a:graphicData uri="http://schemas.openxmlformats.org/drawingml/2006/picture">
                 <pic:pic xmlns:pic="http://schemas.openxmlformats.org/drawingml/2006/picture">
                   <pic:nvPicPr>
-                    <pic:cNvPr id="1" name="Picture 18" descr="A man in a blue shirt with folded arms."/>
+                    <pic:cNvPr id="1" name="Picture 18"/>
                     <pic:cNvPicPr/>
                   </pic:nvPicPr>
-                  <pic:blipFill dpi="0">
-                    <a:blip xmlns:r="http://schemas.openxmlformats.org/officeDocument/2006/relationships" r:embed="Relimage1"/>
-                    <a:srcRect/>
+                  <pic:blipFill>
+                    <a:blip r:embed="rId11" cstate="print">
+                      <a:extLst>
+                        <a:ext uri="{28A0092B-C50C-407E-A947-70E740481C1C}">
+                          <a14:useLocalDpi xmlns:a14="http://schemas.microsoft.com/office/drawing/2010/main" val="0"/>
+                        </a:ext>
+                      </a:extLst>
+                    </a:blip>
                     <a:stretch>
                       <a:fillRect/>
                     </a:stretch>
@@ -43,9 +48,11 @@
                   <pic:spPr>
                     <a:xfrm>
                       <a:off x="0" y="0"/>
-                      <a:ext cx="1261110" cy="1552575"/>
+                      <a:ext cx="1261110" cy="1261110"/>
                     </a:xfrm>
-                    <a:prstGeom prst="rect"/>
+                    <a:prstGeom prst="rect">
+                      <a:avLst/>
+                    </a:prstGeom>
                     <a:noFill/>
                     <a:ln>
                       <a:noFill/>
@@ -55,27 +62,30 @@
                 </pic:pic>
               </a:graphicData>
             </a:graphic>
+            <wp14:sizeRelV relativeFrom="margin">
+              <wp14:pctHeight>0</wp14:pctHeight>
+            </wp14:sizeRelV>
           </wp:anchor>
         </w:drawing>
       </w:r>
       <w:r>
         <w:rPr>
-          <w:noProof w:val="1"/>
+          <w:noProof/>
           <w:lang w:val="ru-RU" w:eastAsia="ru-RU"/>
         </w:rPr>
         <w:drawing>
-          <wp:anchor xmlns:wp="http://schemas.openxmlformats.org/drawingml/2006/wordprocessingDrawing" distT="0" distB="0" distL="114300" distR="114300" simplePos="0" relativeHeight="4" behindDoc="0" locked="0" layoutInCell="1" allowOverlap="1">
+          <wp:anchor distT="0" distB="0" distL="114300" distR="114300" simplePos="0" relativeHeight="4" behindDoc="0" locked="0" layoutInCell="1" allowOverlap="1" wp14:anchorId="4EA41F2A" wp14:editId="09236CAF">
             <wp:simplePos x="0" y="0"/>
             <wp:positionH relativeFrom="margin">
-              <wp:align>right</wp:align>
+              <wp:posOffset>4836160</wp:posOffset>
             </wp:positionH>
             <wp:positionV relativeFrom="margin">
-              <wp:align>top</wp:align>
+              <wp:posOffset>114300</wp:posOffset>
             </wp:positionV>
-            <wp:extent cx="1316990" cy="1547495"/>
+            <wp:extent cx="1316990" cy="1316990"/>
             <wp:effectExtent l="0" t="0" r="0" b="0"/>
             <wp:wrapSquare wrapText="bothSides"/>
-            <wp:docPr id="2" name="Picture 19" descr="A woman in a red sweater with folded arms."/>
+            <wp:docPr id="2" name="Picture 19"/>
             <wp:cNvGraphicFramePr>
               <a:graphicFrameLocks xmlns:a="http://schemas.openxmlformats.org/drawingml/2006/main" noChangeAspect="1"/>
             </wp:cNvGraphicFramePr>
@@ -83,12 +93,17 @@
               <a:graphicData uri="http://schemas.openxmlformats.org/drawingml/2006/picture">
                 <pic:pic xmlns:pic="http://schemas.openxmlformats.org/drawingml/2006/picture">
                   <pic:nvPicPr>
-                    <pic:cNvPr id="2" name="Picture 19" descr="A woman in a red sweater with folded arms."/>
+                    <pic:cNvPr id="2" name="Picture 19"/>
                     <pic:cNvPicPr/>
                   </pic:nvPicPr>
-                  <pic:blipFill dpi="0">
-                    <a:blip xmlns:r="http://schemas.openxmlformats.org/officeDocument/2006/relationships" r:embed="Relimage2"/>
-                    <a:srcRect/>
+                  <pic:blipFill>
+                    <a:blip r:embed="rId12" cstate="print">
+                      <a:extLst>
+                        <a:ext uri="{28A0092B-C50C-407E-A947-70E740481C1C}">
+                          <a14:useLocalDpi xmlns:a14="http://schemas.microsoft.com/office/drawing/2010/main" val="0"/>
+                        </a:ext>
+                      </a:extLst>
+                    </a:blip>
                     <a:stretch>
                       <a:fillRect/>
                     </a:stretch>
@@ -96,9 +111,11 @@
                   <pic:spPr>
                     <a:xfrm>
                       <a:off x="0" y="0"/>
-                      <a:ext cx="1317601" cy="1548000"/>
+                      <a:ext cx="1316990" cy="1316990"/>
                     </a:xfrm>
-                    <a:prstGeom prst="rect"/>
+                    <a:prstGeom prst="rect">
+                      <a:avLst/>
+                    </a:prstGeom>
                     <a:noFill/>
                     <a:ln>
                       <a:noFill/>
@@ -108,18 +125,21 @@
                 </pic:pic>
               </a:graphicData>
             </a:graphic>
+            <wp14:sizeRelV relativeFrom="margin">
+              <wp14:pctHeight>0</wp14:pctHeight>
+            </wp14:sizeRelV>
           </wp:anchor>
         </w:drawing>
       </w:r>
       <w:r>
         <w:rPr>
-          <w:noProof w:val="1"/>
+          <w:noProof/>
           <w:lang w:val="ru-RU" w:eastAsia="ru-RU"/>
         </w:rPr>
         <mc:AlternateContent>
           <mc:Choice Requires="wps">
             <w:drawing>
-              <wp:anchor xmlns:wp="http://schemas.openxmlformats.org/drawingml/2006/wordprocessingDrawing" distT="0" distB="0" distL="114300" distR="114300" simplePos="0" relativeHeight="5" behindDoc="0" locked="0" layoutInCell="0" allowOverlap="1">
+              <wp:anchor distT="0" distB="0" distL="114300" distR="114300" simplePos="0" relativeHeight="5" behindDoc="0" locked="0" layoutInCell="0" allowOverlap="1" wp14:anchorId="56DD0F3D" wp14:editId="799E8467">
                 <wp:simplePos x="0" y="0"/>
                 <wp:positionH relativeFrom="margin">
                   <wp:posOffset>1215390</wp:posOffset>
@@ -141,7 +161,9 @@
                           <a:off x="0" y="0"/>
                           <a:ext cx="3622040" cy="762000"/>
                         </a:xfrm>
-                        <a:prstGeom prst="rect"/>
+                        <a:prstGeom prst="rect">
+                          <a:avLst/>
+                        </a:prstGeom>
                         <a:noFill/>
                         <a:ln w="9525">
                           <a:noFill/>
@@ -181,7 +203,7 @@
                             <w:r>
                               <w:rPr>
                                 <w:rFonts w:ascii="Segoe UI" w:hAnsi="Segoe UI"/>
-                                <w:b w:val="1"/>
+                                <w:b/>
                                 <w:sz w:val="36"/>
                               </w:rPr>
                               <w:t>Multimodal, Stochastic Symmetries for E-Commerce</w:t>
@@ -200,8 +222,8 @@
           </mc:Choice>
           <mc:Fallback>
             <w:pict>
-              <v:rect xmlns:o="urn:schemas-microsoft-com:office:office" id="Text Box 2" o:spid="_x0000_s1026" style="position:absolute;width:285.2pt;height:60pt;z-index:5;mso-wrap-distance-left:9pt;mso-wrap-distance-top:0pt;mso-wrap-distance-right:9pt;mso-wrap-distance-bottom:0pt;margin-left:95.7pt;margin-top:0.3pt;mso-position-horizontal:absolute;mso-position-horizontal-relative:margin;mso-position-vertical:absolute;mso-position-vertical-relative:margin" filled="f" strokeweight="0.75pt" stroked="f">
-                <v:textbox inset="3mm,1mm,3mm,1mm">
+              <v:rect w14:anchorId="56DD0F3D" id="Text Box 2" o:spid="_x0000_s1026" alt="The text box contains the article's title." style="position:absolute;margin-left:95.7pt;margin-top:.3pt;width:285.2pt;height:60pt;z-index:5;visibility:visible;mso-wrap-style:square;mso-wrap-distance-left:9pt;mso-wrap-distance-top:0;mso-wrap-distance-right:9pt;mso-wrap-distance-bottom:0;mso-position-horizontal:absolute;mso-position-horizontal-relative:margin;mso-position-vertical:absolute;mso-position-vertical-relative:margin;v-text-anchor:top" o:gfxdata="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" o:allowincell="f" filled="f" stroked="f">
+                <v:textbox>
                   <w:txbxContent>
                     <w:p>
                       <w:pPr>
@@ -213,7 +235,7 @@
                       <w:r>
                         <w:rPr>
                           <w:rFonts w:ascii="Segoe UI" w:hAnsi="Segoe UI"/>
-                          <w:b w:val="1"/>
+                          <w:b/>
                           <w:sz w:val="36"/>
                         </w:rPr>
                         <w:t>Multimodal, Stochastic Symmetries for E-Commerce</w:t>
@@ -221,7 +243,7 @@
                     </w:p>
                   </w:txbxContent>
                 </v:textbox>
-                <w10:wrap type="square"/>
+                <w10:wrap type="square" anchorx="margin" anchory="margin"/>
               </v:rect>
             </w:pict>
           </mc:Fallback>
@@ -229,13 +251,13 @@
       </w:r>
       <w:r>
         <w:rPr>
-          <w:noProof w:val="1"/>
+          <w:noProof/>
           <w:lang w:val="ru-RU" w:eastAsia="ru-RU"/>
         </w:rPr>
         <mc:AlternateContent>
           <mc:Choice Requires="wps">
             <w:drawing>
-              <wp:anchor xmlns:wp="http://schemas.openxmlformats.org/drawingml/2006/wordprocessingDrawing" distT="0" distB="304800" distL="114300" distR="114300" simplePos="0" relativeHeight="2" behindDoc="0" locked="0" layoutInCell="0" allowOverlap="0">
+              <wp:anchor distT="0" distB="304800" distL="114300" distR="114300" simplePos="0" relativeHeight="2" behindDoc="0" locked="0" layoutInCell="0" allowOverlap="0" wp14:anchorId="514A5D2D" wp14:editId="2CE567A2">
                 <wp:simplePos x="0" y="0"/>
                 <wp:positionH relativeFrom="margin">
                   <wp:align>center</wp:align>
@@ -257,7 +279,9 @@
                           <a:off x="0" y="0"/>
                           <a:ext cx="2514600" cy="1990725"/>
                         </a:xfrm>
-                        <a:prstGeom prst="rect"/>
+                        <a:prstGeom prst="rect">
+                          <a:avLst/>
+                        </a:prstGeom>
                         <a:solidFill>
                           <a:srgbClr val="000000">
                             <a:alpha val="0"/>
@@ -293,15 +317,15 @@
                         <w:txbxContent>
                           <w:p>
                             <w:pPr>
-                              <w:pStyle w:val="P1"/>
-                              <w:spacing w:before="0" w:beforeAutospacing="0" w:afterAutospacing="0"/>
+                              <w:pStyle w:val="Heading1"/>
+                              <w:spacing w:before="0"/>
                               <w:jc w:val="center"/>
                             </w:pPr>
-                            <w:bookmarkStart w:id="0" w:name="_Toc309904272"/>
+                            <w:bookmarkStart w:id="1" w:name="_Toc309904272"/>
                             <w:r>
                               <w:t>Abstract</w:t>
                             </w:r>
-                            <w:bookmarkEnd w:id="0"/>
+                            <w:bookmarkEnd w:id="1"/>
                           </w:p>
                           <w:p>
                             <w:pPr>
@@ -315,7 +339,23 @@
                                 <w:rFonts w:ascii="Segoe UI" w:hAnsi="Segoe UI" w:cs="Segoe UI"/>
                                 <w:sz w:val="20"/>
                               </w:rPr>
-                              <w:t>Recent advances in modular technology and flexible archetypes are based entirely on the assumption that Scheme and IPv4 are not in conflict with randomized algorithms. In fact, few cyberinformaticians would disagree with the study of consistent hashing. We present an analysis of hash tables, which we call Ounce.</w:t>
+                              <w:t xml:space="preserve">Recent advances in modular technology and flexible archetypes are based entirely on the assumption that Scheme and IPv4 are not in conflict with randomized algorithms. In fact, few </w:t>
+                            </w:r>
+                            <w:proofErr w:type="spellStart"/>
+                            <w:r>
+                              <w:rPr>
+                                <w:rFonts w:ascii="Segoe UI" w:hAnsi="Segoe UI" w:cs="Segoe UI"/>
+                                <w:sz w:val="20"/>
+                              </w:rPr>
+                              <w:t>cyberinformaticians</w:t>
+                            </w:r>
+                            <w:proofErr w:type="spellEnd"/>
+                            <w:r>
+                              <w:rPr>
+                                <w:rFonts w:ascii="Segoe UI" w:hAnsi="Segoe UI" w:cs="Segoe UI"/>
+                                <w:sz w:val="20"/>
+                              </w:rPr>
+                              <w:t xml:space="preserve"> would disagree with the study of consistent hashing. We present an analysis of hash tables, which we call Ounce.</w:t>
                             </w:r>
                           </w:p>
                         </w:txbxContent>
@@ -331,20 +371,21 @@
           </mc:Choice>
           <mc:Fallback>
             <w:pict>
-              <v:rect xmlns:o="urn:schemas-microsoft-com:office:office" id="Text Box 2" o:spid="_x0000_s1027" style="position:absolute;width:198pt;height:156.75pt;z-index:2;mso-wrap-distance-left:9pt;mso-wrap-distance-top:0pt;mso-wrap-distance-right:9pt;mso-wrap-distance-bottom:24pt;margin-left:0pt;margin-top:64.8pt;mso-position-horizontal:center;mso-position-horizontal-relative:margin;mso-position-vertical:absolute;mso-position-vertical-relative:margin" o:allowoverlap="f" fillcolor="#000000" strokeweight="0.75pt" stroked="f">
-                <v:textbox inset="3mm,1mm,3mm,1mm">
+              <v:rect w14:anchorId="514A5D2D" id="_x0000_s1027" alt="The text box contains the article's abstract." style="position:absolute;margin-left:0;margin-top:64.8pt;width:198pt;height:156.75pt;z-index:2;visibility:visible;mso-wrap-style:square;mso-wrap-distance-left:9pt;mso-wrap-distance-top:0;mso-wrap-distance-right:9pt;mso-wrap-distance-bottom:24pt;mso-position-horizontal:center;mso-position-horizontal-relative:margin;mso-position-vertical:absolute;mso-position-vertical-relative:margin;v-text-anchor:top" o:gfxdata="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" o:allowincell="f" o:allowoverlap="f" fillcolor="black" stroked="f">
+                <v:fill opacity="0"/>
+                <v:textbox>
                   <w:txbxContent>
                     <w:p>
                       <w:pPr>
-                        <w:pStyle w:val="P1"/>
-                        <w:spacing w:before="0" w:beforeAutospacing="0" w:afterAutospacing="0"/>
+                        <w:pStyle w:val="Heading1"/>
+                        <w:spacing w:before="0"/>
                         <w:jc w:val="center"/>
                       </w:pPr>
-                      <w:bookmarkStart w:id="0" w:name="_Toc309904272"/>
+                      <w:bookmarkStart w:id="2" w:name="_Toc309904272"/>
                       <w:r>
                         <w:t>Abstract</w:t>
                       </w:r>
-                      <w:bookmarkEnd w:id="0"/>
+                      <w:bookmarkEnd w:id="2"/>
                     </w:p>
                     <w:p>
                       <w:pPr>
@@ -358,12 +399,28 @@
                           <w:rFonts w:ascii="Segoe UI" w:hAnsi="Segoe UI" w:cs="Segoe UI"/>
                           <w:sz w:val="20"/>
                         </w:rPr>
-                        <w:t>Recent advances in modular technology and flexible archetypes are based entirely on the assumption that Scheme and IPv4 are not in conflict with randomized algorithms. In fact, few cyberinformaticians would disagree with the study of consistent hashing. We present an analysis of hash tables, which we call Ounce.</w:t>
+                        <w:t xml:space="preserve">Recent advances in modular technology and flexible archetypes are based entirely on the assumption that Scheme and IPv4 are not in conflict with randomized algorithms. In fact, few </w:t>
+                      </w:r>
+                      <w:proofErr w:type="spellStart"/>
+                      <w:r>
+                        <w:rPr>
+                          <w:rFonts w:ascii="Segoe UI" w:hAnsi="Segoe UI" w:cs="Segoe UI"/>
+                          <w:sz w:val="20"/>
+                        </w:rPr>
+                        <w:t>cyberinformaticians</w:t>
+                      </w:r>
+                      <w:proofErr w:type="spellEnd"/>
+                      <w:r>
+                        <w:rPr>
+                          <w:rFonts w:ascii="Segoe UI" w:hAnsi="Segoe UI" w:cs="Segoe UI"/>
+                          <w:sz w:val="20"/>
+                        </w:rPr>
+                        <w:t xml:space="preserve"> would disagree with the study of consistent hashing. We present an analysis of hash tables, which we call Ounce.</w:t>
                       </w:r>
                     </w:p>
                   </w:txbxContent>
                 </v:textbox>
-                <v:fill opacity=""/>
+                <w10:wrap anchorx="margin" anchory="margin"/>
               </v:rect>
             </w:pict>
           </mc:Fallback>
@@ -375,13 +432,13 @@
     <w:p>
       <w:r>
         <w:rPr>
-          <w:noProof w:val="1"/>
+          <w:noProof/>
           <w:lang w:val="ru-RU" w:eastAsia="ru-RU"/>
         </w:rPr>
         <mc:AlternateContent>
           <mc:Choice Requires="wps">
             <w:drawing>
-              <wp:anchor xmlns:wp="http://schemas.openxmlformats.org/drawingml/2006/wordprocessingDrawing" distT="0" distB="0" distL="114300" distR="114300" simplePos="0" relativeHeight="8" behindDoc="0" locked="0" layoutInCell="1" allowOverlap="1">
+              <wp:anchor distT="0" distB="0" distL="114300" distR="114300" simplePos="0" relativeHeight="8" behindDoc="0" locked="0" layoutInCell="1" allowOverlap="1" wp14:anchorId="77C574FC" wp14:editId="6D25DE28">
                 <wp:simplePos x="0" y="0"/>
                 <wp:positionH relativeFrom="margin">
                   <wp:posOffset>4860925</wp:posOffset>
@@ -403,7 +460,9 @@
                           <a:off x="0" y="0"/>
                           <a:ext cx="1249202" cy="410400"/>
                         </a:xfrm>
-                        <a:prstGeom prst="rect"/>
+                        <a:prstGeom prst="rect">
+                          <a:avLst/>
+                        </a:prstGeom>
                         <a:solidFill>
                           <a:srgbClr val="FFFFFF"/>
                         </a:solidFill>
@@ -439,13 +498,13 @@
                             <w:pPr>
                               <w:jc w:val="center"/>
                               <w:rPr>
-                                <w:i w:val="1"/>
+                                <w:i/>
                                 <w:sz w:val="20"/>
                               </w:rPr>
                             </w:pPr>
                             <w:r>
                               <w:rPr>
-                                <w:i w:val="1"/>
+                                <w:i/>
                                 <w:sz w:val="20"/>
                               </w:rPr>
                               <w:t>Sabella Jaida,</w:t>
@@ -455,13 +514,13 @@
                             <w:pPr>
                               <w:jc w:val="center"/>
                               <w:rPr>
-                                <w:i w:val="1"/>
+                                <w:i/>
                                 <w:sz w:val="20"/>
                               </w:rPr>
                             </w:pPr>
                             <w:r>
                               <w:rPr>
-                                <w:i w:val="1"/>
+                                <w:i/>
                                 <w:sz w:val="20"/>
                               </w:rPr>
                               <w:t>Ph.D.</w:t>
@@ -480,20 +539,20 @@
           </mc:Choice>
           <mc:Fallback>
             <w:pict>
-              <v:rect xmlns:o="urn:schemas-microsoft-com:office:office" id="Text Box 2" o:spid="_x0000_s1028" style="position:absolute;width:98.35pt;height:32.3pt;z-index:8;mso-wrap-distance-left:9pt;mso-wrap-distance-top:0pt;mso-wrap-distance-right:9pt;mso-wrap-distance-bottom:0pt;margin-left:382.75pt;margin-top:122.55pt;mso-position-horizontal:absolute;mso-position-horizontal-relative:margin;mso-position-vertical:absolute;mso-position-vertical-relative:margin" o:allowincell="t" fillcolor="#FFFFFF" strokeweight="0.75pt" stroked="f">
-                <v:textbox inset="3mm,1mm,3mm,1mm">
+              <v:rect w14:anchorId="77C574FC" id="_x0000_s1028" alt="The text box contains the name of the article's author (Sabella Jaida, Ph.D.).&#10;" style="position:absolute;margin-left:382.75pt;margin-top:122.55pt;width:98.35pt;height:32.3pt;z-index:8;visibility:visible;mso-wrap-style:square;mso-wrap-distance-left:9pt;mso-wrap-distance-top:0;mso-wrap-distance-right:9pt;mso-wrap-distance-bottom:0;mso-position-horizontal:absolute;mso-position-horizontal-relative:margin;mso-position-vertical:absolute;mso-position-vertical-relative:margin;v-text-anchor:top" o:gfxdata="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" stroked="f">
+                <v:textbox>
                   <w:txbxContent>
                     <w:p>
                       <w:pPr>
                         <w:jc w:val="center"/>
                         <w:rPr>
-                          <w:i w:val="1"/>
+                          <w:i/>
                           <w:sz w:val="20"/>
                         </w:rPr>
                       </w:pPr>
                       <w:r>
                         <w:rPr>
-                          <w:i w:val="1"/>
+                          <w:i/>
                           <w:sz w:val="20"/>
                         </w:rPr>
                         <w:t>Sabella Jaida,</w:t>
@@ -503,13 +562,13 @@
                       <w:pPr>
                         <w:jc w:val="center"/>
                         <w:rPr>
-                          <w:i w:val="1"/>
+                          <w:i/>
                           <w:sz w:val="20"/>
                         </w:rPr>
                       </w:pPr>
                       <w:r>
                         <w:rPr>
-                          <w:i w:val="1"/>
+                          <w:i/>
                           <w:sz w:val="20"/>
                         </w:rPr>
                         <w:t>Ph.D.</w:t>
@@ -517,6 +576,7 @@
                     </w:p>
                   </w:txbxContent>
                 </v:textbox>
+                <w10:wrap anchorx="margin" anchory="margin"/>
               </v:rect>
             </w:pict>
           </mc:Fallback>
@@ -524,13 +584,13 @@
       </w:r>
       <w:r>
         <w:rPr>
-          <w:noProof w:val="1"/>
+          <w:noProof/>
           <w:lang w:val="ru-RU" w:eastAsia="ru-RU"/>
         </w:rPr>
         <mc:AlternateContent>
           <mc:Choice Requires="wps">
             <w:drawing>
-              <wp:anchor xmlns:wp="http://schemas.openxmlformats.org/drawingml/2006/wordprocessingDrawing" distT="0" distB="0" distL="114300" distR="114300" simplePos="0" relativeHeight="6" behindDoc="0" locked="0" layoutInCell="0" allowOverlap="0">
+              <wp:anchor distT="0" distB="0" distL="114300" distR="114300" simplePos="0" relativeHeight="6" behindDoc="0" locked="0" layoutInCell="0" allowOverlap="0" wp14:anchorId="60C8930C" wp14:editId="09BE3091">
                 <wp:simplePos x="0" y="0"/>
                 <wp:positionH relativeFrom="margin">
                   <wp:posOffset>34290</wp:posOffset>
@@ -552,7 +612,9 @@
                           <a:off x="0" y="0"/>
                           <a:ext cx="1215390" cy="411480"/>
                         </a:xfrm>
-                        <a:prstGeom prst="rect"/>
+                        <a:prstGeom prst="rect">
+                          <a:avLst/>
+                        </a:prstGeom>
                         <a:solidFill>
                           <a:srgbClr val="FFFFFF"/>
                         </a:solidFill>
@@ -588,16 +650,23 @@
                             <w:pPr>
                               <w:jc w:val="center"/>
                               <w:rPr>
-                                <w:i w:val="1"/>
+                                <w:i/>
                                 <w:sz w:val="20"/>
                               </w:rPr>
                             </w:pPr>
                             <w:r>
                               <w:rPr>
-                                <w:i w:val="1"/>
+                                <w:i/>
                                 <w:sz w:val="20"/>
                               </w:rPr>
-                              <w:t>Cale Joon-Ho,</w:t>
+                              <w:t>Marcus Orbison</w:t>
+                            </w:r>
+                            <w:r>
+                              <w:rPr>
+                                <w:i/>
+                                <w:sz w:val="20"/>
+                              </w:rPr>
+                              <w:t>,</w:t>
                             </w:r>
                           </w:p>
                           <w:p>
@@ -609,7 +678,7 @@
                             </w:pPr>
                             <w:r>
                               <w:rPr>
-                                <w:i w:val="1"/>
+                                <w:i/>
                                 <w:sz w:val="20"/>
                               </w:rPr>
                               <w:t xml:space="preserve"> Ph.D.</w:t>
@@ -628,23 +697,30 @@
           </mc:Choice>
           <mc:Fallback>
             <w:pict>
-              <v:rect xmlns:o="urn:schemas-microsoft-com:office:office" id="Text Box 2" o:spid="_x0000_s1029" style="position:absolute;width:95.7pt;height:32.4pt;z-index:6;mso-wrap-distance-left:9pt;mso-wrap-distance-top:0pt;mso-wrap-distance-right:9pt;mso-wrap-distance-bottom:0pt;margin-left:2.7pt;margin-top:126.3pt;mso-position-horizontal:absolute;mso-position-horizontal-relative:margin;mso-position-vertical:absolute;mso-position-vertical-relative:margin" o:allowoverlap="f" fillcolor="#FFFFFF" strokeweight="0.75pt" stroked="f">
-                <v:textbox inset="3mm,1mm,3mm,1mm">
+              <v:rect w14:anchorId="60C8930C" id="_x0000_s1029" alt="The text box contains the name of the article's author (Cale Joon-Ho, Ph.D.)." style="position:absolute;margin-left:2.7pt;margin-top:126.3pt;width:95.7pt;height:32.4pt;z-index:6;visibility:visible;mso-wrap-style:square;mso-wrap-distance-left:9pt;mso-wrap-distance-top:0;mso-wrap-distance-right:9pt;mso-wrap-distance-bottom:0;mso-position-horizontal:absolute;mso-position-horizontal-relative:margin;mso-position-vertical:absolute;mso-position-vertical-relative:margin;v-text-anchor:top" o:gfxdata="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" o:allowincell="f" o:allowoverlap="f" stroked="f">
+                <v:textbox>
                   <w:txbxContent>
                     <w:p>
                       <w:pPr>
                         <w:jc w:val="center"/>
                         <w:rPr>
-                          <w:i w:val="1"/>
+                          <w:i/>
                           <w:sz w:val="20"/>
                         </w:rPr>
                       </w:pPr>
                       <w:r>
                         <w:rPr>
-                          <w:i w:val="1"/>
+                          <w:i/>
                           <w:sz w:val="20"/>
                         </w:rPr>
-                        <w:t>Cale Joon-Ho,</w:t>
+                        <w:t>Marcus Orbison</w:t>
+                      </w:r>
+                      <w:r>
+                        <w:rPr>
+                          <w:i/>
+                          <w:sz w:val="20"/>
+                        </w:rPr>
+                        <w:t>,</w:t>
                       </w:r>
                     </w:p>
                     <w:p>
@@ -656,7 +732,7 @@
                       </w:pPr>
                       <w:r>
                         <w:rPr>
-                          <w:i w:val="1"/>
+                          <w:i/>
                           <w:sz w:val="20"/>
                         </w:rPr>
                         <w:t xml:space="preserve"> Ph.D.</w:t>
@@ -664,6 +740,7 @@
                     </w:p>
                   </w:txbxContent>
                 </v:textbox>
+                <w10:wrap anchorx="margin" anchory="margin"/>
               </v:rect>
             </w:pict>
           </mc:Fallback>
@@ -677,104 +754,41 @@
     <w:p/>
     <w:p>
       <w:pPr>
-        <w:pStyle w:val="P1"/>
+        <w:pStyle w:val="Heading1"/>
         <w:rPr>
           <w:rFonts w:ascii="Segoe UI Semilight" w:hAnsi="Segoe UI Semilight"/>
         </w:rPr>
       </w:pPr>
-      <w:bookmarkStart w:id="1" w:name="_Toc309904273"/>
+      <w:bookmarkStart w:id="3" w:name="_Toc309904273"/>
       <w:r>
         <w:rPr>
           <w:rFonts w:ascii="Segoe UI Semilight" w:hAnsi="Segoe UI Semilight"/>
         </w:rPr>
         <w:t>1 Introduction</w:t>
       </w:r>
-      <w:bookmarkEnd w:id="1"/>
+      <w:bookmarkEnd w:id="3"/>
     </w:p>
     <w:p>
       <w:pPr>
-        <w:spacing w:after="120" w:beforeAutospacing="0" w:afterAutospacing="0"/>
+        <w:spacing w:after="120"/>
         <w:jc w:val="both"/>
         <w:rPr>
           <w:rFonts w:ascii="Segoe UI" w:hAnsi="Segoe UI" w:cs="Segoe UI"/>
           <w:sz w:val="20"/>
         </w:rPr>
       </w:pPr>
-      <w:bookmarkStart w:id="2" w:name="Introduction"/>
-      <w:bookmarkEnd w:id="2"/>
-      <w:r>
-        <w:rPr>
-          <w:rFonts w:ascii="Segoe UI" w:hAnsi="Segoe UI" w:cs="Segoe UI"/>
-          <w:sz w:val="20"/>
-        </w:rPr>
-        <w:t>Biologists agree that game</w:t>
-      </w:r>
-      <w:r>
-        <w:rPr>
-          <w:rFonts w:ascii="Segoe UI" w:hAnsi="Segoe UI" w:cs="Segoe UI"/>
-          <w:sz w:val="20"/>
-        </w:rPr>
-        <w:t>-</w:t>
-      </w:r>
-      <w:r>
-        <w:rPr>
-          <w:rFonts w:ascii="Segoe UI" w:hAnsi="Segoe UI" w:cs="Segoe UI"/>
-          <w:sz w:val="20"/>
-        </w:rPr>
-        <w:t>theoretic modalities are an interesting new topic in the field of ubiquitous steganography</w:t>
-      </w:r>
-      <w:r>
-        <w:rPr>
-          <w:rFonts w:ascii="Segoe UI" w:hAnsi="Segoe UI" w:cs="Segoe UI"/>
-          <w:sz w:val="20"/>
-        </w:rPr>
-        <w:t>,</w:t>
-      </w:r>
-      <w:r>
-        <w:rPr>
-          <w:rFonts w:ascii="Segoe UI" w:hAnsi="Segoe UI" w:cs="Segoe UI"/>
-          <w:sz w:val="20"/>
-        </w:rPr>
-        <w:t xml:space="preserve"> and researchers concur</w:t>
-      </w:r>
-      <w:r>
-        <w:rPr>
-          <w:rFonts w:ascii="Segoe UI" w:hAnsi="Segoe UI" w:cs="Segoe UI"/>
-          <w:sz w:val="20"/>
-        </w:rPr>
-        <w:t>.</w:t>
-      </w:r>
-      <w:r>
-        <w:rPr>
-          <w:rFonts w:ascii="Segoe UI" w:hAnsi="Segoe UI" w:cs="Segoe UI"/>
-          <w:sz w:val="20"/>
-        </w:rPr>
-        <w:t xml:space="preserve"> This is a direct result of the construction of link</w:t>
-      </w:r>
-      <w:r>
-        <w:rPr>
-          <w:rFonts w:ascii="Segoe UI" w:hAnsi="Segoe UI" w:cs="Segoe UI"/>
-          <w:sz w:val="20"/>
-        </w:rPr>
-        <w:t>-</w:t>
-      </w:r>
-      <w:r>
-        <w:rPr>
-          <w:rFonts w:ascii="Segoe UI" w:hAnsi="Segoe UI" w:cs="Segoe UI"/>
-          <w:sz w:val="20"/>
-        </w:rPr>
-        <w:t>level acknowledgements</w:t>
-      </w:r>
-      <w:r>
-        <w:rPr>
-          <w:rFonts w:ascii="Segoe UI" w:hAnsi="Segoe UI" w:cs="Segoe UI"/>
-          <w:sz w:val="20"/>
-        </w:rPr>
-        <w:t>.</w:t>
-      </w:r>
-      <w:r>
-        <w:rPr>
-          <w:rStyle w:val="C16"/>
+      <w:bookmarkStart w:id="4" w:name="Introduction"/>
+      <w:bookmarkEnd w:id="4"/>
+      <w:r>
+        <w:rPr>
+          <w:rFonts w:ascii="Segoe UI" w:hAnsi="Segoe UI" w:cs="Segoe UI"/>
+          <w:sz w:val="20"/>
+        </w:rPr>
+        <w:t>Biologists agree that game-theoretic modalities are an interesting new topic in the field of ubiquitous steganography, and researchers concur. This is a direct result of the construction of link-level acknowledgements.</w:t>
+      </w:r>
+      <w:r>
+        <w:rPr>
+          <w:rStyle w:val="FootnoteReference"/>
           <w:rFonts w:ascii="Segoe UI" w:hAnsi="Segoe UI" w:cs="Segoe UI"/>
           <w:sz w:val="20"/>
         </w:rPr>
@@ -785,40 +799,28 @@
           <w:rFonts w:ascii="Segoe UI" w:hAnsi="Segoe UI" w:cs="Segoe UI"/>
           <w:sz w:val="20"/>
         </w:rPr>
-        <w:t xml:space="preserve"> On the other hand</w:t>
-      </w:r>
-      <w:r>
-        <w:rPr>
-          <w:rFonts w:ascii="Segoe UI" w:hAnsi="Segoe UI" w:cs="Segoe UI"/>
-          <w:sz w:val="20"/>
-        </w:rPr>
-        <w:t>,</w:t>
-      </w:r>
-      <w:r>
-        <w:rPr>
-          <w:rFonts w:ascii="Segoe UI" w:hAnsi="Segoe UI" w:cs="Segoe UI"/>
-          <w:sz w:val="20"/>
-        </w:rPr>
-        <w:t xml:space="preserve"> checksums alone cannot fulfill the need for superpages</w:t>
-      </w:r>
-      <w:r>
-        <w:rPr>
-          <w:rFonts w:ascii="Segoe UI" w:hAnsi="Segoe UI" w:cs="Segoe UI"/>
-          <w:sz w:val="20"/>
-        </w:rPr>
-        <w:t>.</w:t>
-      </w:r>
-      <w:r>
-        <w:rPr>
-          <w:rFonts w:ascii="Segoe UI" w:hAnsi="Segoe UI" w:cs="Segoe UI"/>
-          <w:sz w:val="20"/>
-        </w:rPr>
-        <w:t xml:space="preserve"> </w:t>
+        <w:t xml:space="preserve"> On the other hand, checksums alone cannot fulfill the need for </w:t>
+      </w:r>
+      <w:proofErr w:type="spellStart"/>
+      <w:r>
+        <w:rPr>
+          <w:rFonts w:ascii="Segoe UI" w:hAnsi="Segoe UI" w:cs="Segoe UI"/>
+          <w:sz w:val="20"/>
+        </w:rPr>
+        <w:t>superpages</w:t>
+      </w:r>
+      <w:proofErr w:type="spellEnd"/>
+      <w:r>
+        <w:rPr>
+          <w:rFonts w:ascii="Segoe UI" w:hAnsi="Segoe UI" w:cs="Segoe UI"/>
+          <w:sz w:val="20"/>
+        </w:rPr>
+        <w:t xml:space="preserve">. </w:t>
       </w:r>
     </w:p>
     <w:p>
       <w:pPr>
-        <w:spacing w:after="120" w:beforeAutospacing="0" w:afterAutospacing="0"/>
+        <w:spacing w:after="120"/>
         <w:jc w:val="both"/>
         <w:rPr>
           <w:rFonts w:ascii="Segoe UI" w:hAnsi="Segoe UI" w:cs="Segoe UI"/>
@@ -830,27 +832,29 @@
           <w:rFonts w:ascii="Segoe UI" w:hAnsi="Segoe UI" w:cs="Segoe UI"/>
           <w:sz w:val="20"/>
         </w:rPr>
-        <w:t>Our focus in this work is not on whether the acclaimed highly</w:t>
-      </w:r>
-      <w:r>
-        <w:rPr>
-          <w:rFonts w:ascii="Segoe UI" w:hAnsi="Segoe UI" w:cs="Segoe UI"/>
-          <w:sz w:val="20"/>
-        </w:rPr>
-        <w:t>-</w:t>
-      </w:r>
-      <w:r>
-        <w:rPr>
-          <w:rFonts w:ascii="Segoe UI" w:hAnsi="Segoe UI" w:cs="Segoe UI"/>
-          <w:sz w:val="20"/>
-        </w:rPr>
-        <w:t xml:space="preserve">available algorithm for the emulation of systems by </w:t>
-      </w:r>
-      <w:r>
-        <w:rPr>
-          <w:rFonts w:ascii="Segoe UI" w:hAnsi="Segoe UI" w:cs="Segoe UI"/>
-          <w:sz w:val="20"/>
-          <w:u w:val="none" w:color="0000FF"/>
+        <w:t xml:space="preserve">Our focus in this work is not on whether the acclaimed </w:t>
+      </w:r>
+      <w:proofErr w:type="gramStart"/>
+      <w:r>
+        <w:rPr>
+          <w:rFonts w:ascii="Segoe UI" w:hAnsi="Segoe UI" w:cs="Segoe UI"/>
+          <w:sz w:val="20"/>
+        </w:rPr>
+        <w:t>highly-available</w:t>
+      </w:r>
+      <w:proofErr w:type="gramEnd"/>
+      <w:r>
+        <w:rPr>
+          <w:rFonts w:ascii="Segoe UI" w:hAnsi="Segoe UI" w:cs="Segoe UI"/>
+          <w:sz w:val="20"/>
+        </w:rPr>
+        <w:t xml:space="preserve"> algorithm for the emulation of systems by </w:t>
+      </w:r>
+      <w:r>
+        <w:rPr>
+          <w:rFonts w:ascii="Segoe UI" w:hAnsi="Segoe UI" w:cs="Segoe UI"/>
+          <w:sz w:val="20"/>
+          <w:u w:color="0000FF"/>
         </w:rPr>
         <w:t>Scott Shenker</w:t>
       </w:r>
@@ -865,74 +869,11 @@
           <w:rFonts w:ascii="Segoe UI" w:hAnsi="Segoe UI" w:cs="Segoe UI"/>
           <w:sz w:val="20"/>
         </w:rPr>
-        <w:t xml:space="preserve"> is Turing complete</w:t>
-      </w:r>
-      <w:r>
-        <w:rPr>
-          <w:rFonts w:ascii="Segoe UI" w:hAnsi="Segoe UI" w:cs="Segoe UI"/>
-          <w:sz w:val="20"/>
-        </w:rPr>
-        <w:t>,</w:t>
-      </w:r>
-      <w:r>
-        <w:rPr>
-          <w:rFonts w:ascii="Segoe UI" w:hAnsi="Segoe UI" w:cs="Segoe UI"/>
-          <w:sz w:val="20"/>
-        </w:rPr>
-        <w:t xml:space="preserve"> but rather on exploring a novel system for the simulation of the transistor </w:t>
-      </w:r>
-      <w:r>
-        <w:rPr>
-          <w:rFonts w:ascii="Segoe UI" w:hAnsi="Segoe UI" w:cs="Segoe UI"/>
-          <w:sz w:val="20"/>
-        </w:rPr>
-        <w:t>(</w:t>
-      </w:r>
-      <w:r>
-        <w:rPr>
-          <w:rFonts w:ascii="Segoe UI" w:hAnsi="Segoe UI" w:cs="Segoe UI"/>
-          <w:sz w:val="20"/>
-        </w:rPr>
-        <w:t>Ounce</w:t>
-      </w:r>
-      <w:r>
-        <w:rPr>
-          <w:rFonts w:ascii="Segoe UI" w:hAnsi="Segoe UI" w:cs="Segoe UI"/>
-          <w:sz w:val="20"/>
-        </w:rPr>
-        <w:t>)</w:t>
-      </w:r>
-      <w:r>
-        <w:rPr>
-          <w:rFonts w:ascii="Segoe UI" w:hAnsi="Segoe UI" w:cs="Segoe UI"/>
-          <w:sz w:val="20"/>
-        </w:rPr>
-        <w:t>.</w:t>
-      </w:r>
-      <w:r>
-        <w:rPr>
-          <w:rFonts w:ascii="Segoe UI" w:hAnsi="Segoe UI" w:cs="Segoe UI"/>
-          <w:sz w:val="20"/>
-        </w:rPr>
-        <w:t xml:space="preserve"> Indeed</w:t>
-      </w:r>
-      <w:r>
-        <w:rPr>
-          <w:rFonts w:ascii="Segoe UI" w:hAnsi="Segoe UI" w:cs="Segoe UI"/>
-          <w:sz w:val="20"/>
-        </w:rPr>
-        <w:t>,</w:t>
-      </w:r>
-      <w:r>
-        <w:rPr>
-          <w:rFonts w:ascii="Segoe UI" w:hAnsi="Segoe UI" w:cs="Segoe UI"/>
-          <w:sz w:val="20"/>
-        </w:rPr>
-        <w:t xml:space="preserve"> suffix trees have a long history of cooperating in this manner</w:t>
-      </w:r>
-      <w:r>
-        <w:rPr>
-          <w:rStyle w:val="C18"/>
+        <w:t xml:space="preserve"> is Turing complete, but rather on exploring a novel system for the simulation of the transistor (Ounce). Indeed, suffix trees have a long history of cooperating in this manner</w:t>
+      </w:r>
+      <w:r>
+        <w:rPr>
+          <w:rStyle w:val="EndnoteReference"/>
           <w:rFonts w:ascii="Segoe UI" w:hAnsi="Segoe UI" w:cs="Segoe UI"/>
           <w:sz w:val="20"/>
         </w:rPr>
@@ -943,89 +884,28 @@
           <w:rFonts w:ascii="Segoe UI" w:hAnsi="Segoe UI" w:cs="Segoe UI"/>
           <w:sz w:val="20"/>
         </w:rPr>
-        <w:t>.</w:t>
-      </w:r>
-      <w:r>
-        <w:rPr>
-          <w:rFonts w:ascii="Segoe UI" w:hAnsi="Segoe UI" w:cs="Segoe UI"/>
-          <w:sz w:val="20"/>
-        </w:rPr>
-        <w:t xml:space="preserve"> Even though conventional wisdom states that this challenge is generally answered by the improvement of B</w:t>
-      </w:r>
-      <w:r>
-        <w:rPr>
-          <w:rFonts w:ascii="Segoe UI" w:hAnsi="Segoe UI" w:cs="Segoe UI"/>
-          <w:sz w:val="20"/>
-        </w:rPr>
-        <w:t>-</w:t>
-      </w:r>
-      <w:r>
-        <w:rPr>
-          <w:rFonts w:ascii="Segoe UI" w:hAnsi="Segoe UI" w:cs="Segoe UI"/>
-          <w:sz w:val="20"/>
-        </w:rPr>
-        <w:t>trees</w:t>
-      </w:r>
-      <w:r>
-        <w:rPr>
-          <w:rFonts w:ascii="Segoe UI" w:hAnsi="Segoe UI" w:cs="Segoe UI"/>
-          <w:sz w:val="20"/>
-        </w:rPr>
-        <w:t>,</w:t>
-      </w:r>
-      <w:r>
-        <w:rPr>
-          <w:rFonts w:ascii="Segoe UI" w:hAnsi="Segoe UI" w:cs="Segoe UI"/>
-          <w:sz w:val="20"/>
-        </w:rPr>
-        <w:t xml:space="preserve"> we believe that a different method is necessary</w:t>
-      </w:r>
-      <w:r>
-        <w:rPr>
-          <w:rFonts w:ascii="Segoe UI" w:hAnsi="Segoe UI" w:cs="Segoe UI"/>
-          <w:sz w:val="20"/>
-        </w:rPr>
-        <w:t>.</w:t>
-      </w:r>
-      <w:r>
-        <w:rPr>
-          <w:rFonts w:ascii="Segoe UI" w:hAnsi="Segoe UI" w:cs="Segoe UI"/>
-          <w:sz w:val="20"/>
-        </w:rPr>
-        <w:t xml:space="preserve"> The impact on software engineering of this technique has been well</w:t>
-      </w:r>
-      <w:r>
-        <w:rPr>
-          <w:rFonts w:ascii="Segoe UI" w:hAnsi="Segoe UI" w:cs="Segoe UI"/>
-          <w:sz w:val="20"/>
-        </w:rPr>
-        <w:t>-</w:t>
-      </w:r>
-      <w:r>
-        <w:rPr>
-          <w:rFonts w:ascii="Segoe UI" w:hAnsi="Segoe UI" w:cs="Segoe UI"/>
-          <w:sz w:val="20"/>
-        </w:rPr>
-        <w:t>received</w:t>
-      </w:r>
-      <w:r>
-        <w:rPr>
-          <w:rFonts w:ascii="Segoe UI" w:hAnsi="Segoe UI" w:cs="Segoe UI"/>
-          <w:sz w:val="20"/>
-        </w:rPr>
-        <w:t>.</w:t>
-      </w:r>
-      <w:r>
-        <w:rPr>
-          <w:rFonts w:ascii="Segoe UI" w:hAnsi="Segoe UI" w:cs="Segoe UI"/>
-          <w:sz w:val="20"/>
-        </w:rPr>
-        <w:t xml:space="preserve"> </w:t>
+        <w:t xml:space="preserve">. Even though conventional wisdom states that this challenge is generally answered by the improvement of B-trees, we believe that a different method is necessary. The impact on software engineering of this technique has been </w:t>
+      </w:r>
+      <w:proofErr w:type="gramStart"/>
+      <w:r>
+        <w:rPr>
+          <w:rFonts w:ascii="Segoe UI" w:hAnsi="Segoe UI" w:cs="Segoe UI"/>
+          <w:sz w:val="20"/>
+        </w:rPr>
+        <w:t>well-received</w:t>
+      </w:r>
+      <w:proofErr w:type="gramEnd"/>
+      <w:r>
+        <w:rPr>
+          <w:rFonts w:ascii="Segoe UI" w:hAnsi="Segoe UI" w:cs="Segoe UI"/>
+          <w:sz w:val="20"/>
+        </w:rPr>
+        <w:t xml:space="preserve">. </w:t>
       </w:r>
     </w:p>
     <w:p>
       <w:pPr>
-        <w:spacing w:after="120" w:beforeAutospacing="0" w:afterAutospacing="0"/>
+        <w:spacing w:after="120"/>
         <w:jc w:val="both"/>
         <w:rPr>
           <w:rFonts w:ascii="Segoe UI" w:hAnsi="Segoe UI" w:cs="Segoe UI"/>
@@ -1037,12 +917,44 @@
           <w:rFonts w:ascii="Segoe UI" w:hAnsi="Segoe UI" w:cs="Segoe UI"/>
           <w:sz w:val="20"/>
         </w:rPr>
-        <w:t xml:space="preserve">Physicists largely study the partition table in the place of ubiquitous communication. Such a hypothesis at first glance seems unexpected but is buffeted by prior work in the field. Unfortunately, this solution is mostly well-received. Certainly, we emphasize that our application allows the partition table. Unfortunately, this approach is generally adamantly opposed. Despite the fact that similar systems synthesize the understanding of forward-error correction, we realize this objective without analyzing the natural unification of DNS and suffix trees. </w:t>
+        <w:t xml:space="preserve">Physicists largely study the partition table in the place of ubiquitous communication. Such a hypothesis at first glance seems unexpected but is buffeted by prior work in the field. Unfortunately, this solution is mostly </w:t>
+      </w:r>
+      <w:proofErr w:type="gramStart"/>
+      <w:r>
+        <w:rPr>
+          <w:rFonts w:ascii="Segoe UI" w:hAnsi="Segoe UI" w:cs="Segoe UI"/>
+          <w:sz w:val="20"/>
+        </w:rPr>
+        <w:t>well-received</w:t>
+      </w:r>
+      <w:proofErr w:type="gramEnd"/>
+      <w:r>
+        <w:rPr>
+          <w:rFonts w:ascii="Segoe UI" w:hAnsi="Segoe UI" w:cs="Segoe UI"/>
+          <w:sz w:val="20"/>
+        </w:rPr>
+        <w:t xml:space="preserve">. Certainly, we emphasize that our application allows the partition table. Unfortunately, this approach is generally adamantly opposed. </w:t>
+      </w:r>
+      <w:proofErr w:type="gramStart"/>
+      <w:r>
+        <w:rPr>
+          <w:rFonts w:ascii="Segoe UI" w:hAnsi="Segoe UI" w:cs="Segoe UI"/>
+          <w:sz w:val="20"/>
+        </w:rPr>
+        <w:t>Despite the fact that</w:t>
+      </w:r>
+      <w:proofErr w:type="gramEnd"/>
+      <w:r>
+        <w:rPr>
+          <w:rFonts w:ascii="Segoe UI" w:hAnsi="Segoe UI" w:cs="Segoe UI"/>
+          <w:sz w:val="20"/>
+        </w:rPr>
+        <w:t xml:space="preserve"> similar systems synthesize the understanding of forward-error correction, we realize this objective without analyzing the natural unification of DNS and suffix trees. </w:t>
       </w:r>
     </w:p>
     <w:p>
       <w:pPr>
-        <w:spacing w:after="120" w:beforeAutospacing="0" w:afterAutospacing="0"/>
+        <w:spacing w:after="120"/>
         <w:jc w:val="both"/>
         <w:rPr>
           <w:rFonts w:ascii="Segoe UI" w:hAnsi="Segoe UI" w:cs="Segoe UI"/>
@@ -1054,102 +966,11 @@
           <w:rFonts w:ascii="Segoe UI" w:hAnsi="Segoe UI" w:cs="Segoe UI"/>
           <w:sz w:val="20"/>
         </w:rPr>
-        <w:t>This work presents three advances above existing work</w:t>
-      </w:r>
-      <w:r>
-        <w:rPr>
-          <w:rFonts w:ascii="Segoe UI" w:hAnsi="Segoe UI" w:cs="Segoe UI"/>
-          <w:sz w:val="20"/>
-        </w:rPr>
-        <w:t>.</w:t>
-      </w:r>
-      <w:r>
-        <w:rPr>
-          <w:rFonts w:ascii="Segoe UI" w:hAnsi="Segoe UI" w:cs="Segoe UI"/>
-          <w:sz w:val="20"/>
-        </w:rPr>
-        <w:t xml:space="preserve"> For starters</w:t>
-      </w:r>
-      <w:r>
-        <w:rPr>
-          <w:rFonts w:ascii="Segoe UI" w:hAnsi="Segoe UI" w:cs="Segoe UI"/>
-          <w:sz w:val="20"/>
-        </w:rPr>
-        <w:t>,</w:t>
-      </w:r>
-      <w:r>
-        <w:rPr>
-          <w:rFonts w:ascii="Segoe UI" w:hAnsi="Segoe UI" w:cs="Segoe UI"/>
-          <w:sz w:val="20"/>
-        </w:rPr>
-        <w:t xml:space="preserve"> we use replicated theory to disprove that DHTs and wide</w:t>
-      </w:r>
-      <w:r>
-        <w:rPr>
-          <w:rFonts w:ascii="Segoe UI" w:hAnsi="Segoe UI" w:cs="Segoe UI"/>
-          <w:sz w:val="20"/>
-        </w:rPr>
-        <w:t>-</w:t>
-      </w:r>
-      <w:r>
-        <w:rPr>
-          <w:rFonts w:ascii="Segoe UI" w:hAnsi="Segoe UI" w:cs="Segoe UI"/>
-          <w:sz w:val="20"/>
-        </w:rPr>
-        <w:t>area networks can collude to fulfill this intent</w:t>
-      </w:r>
-      <w:r>
-        <w:rPr>
-          <w:rFonts w:ascii="Segoe UI" w:hAnsi="Segoe UI" w:cs="Segoe UI"/>
-          <w:sz w:val="20"/>
-        </w:rPr>
-        <w:t>.</w:t>
-      </w:r>
-      <w:r>
-        <w:rPr>
-          <w:rFonts w:ascii="Segoe UI" w:hAnsi="Segoe UI" w:cs="Segoe UI"/>
-          <w:sz w:val="20"/>
-        </w:rPr>
-        <w:t xml:space="preserve"> Along these same lines</w:t>
-      </w:r>
-      <w:r>
-        <w:rPr>
-          <w:rFonts w:ascii="Segoe UI" w:hAnsi="Segoe UI" w:cs="Segoe UI"/>
-          <w:sz w:val="20"/>
-        </w:rPr>
-        <w:t>,</w:t>
-      </w:r>
-      <w:r>
-        <w:rPr>
-          <w:rFonts w:ascii="Segoe UI" w:hAnsi="Segoe UI" w:cs="Segoe UI"/>
-          <w:sz w:val="20"/>
-        </w:rPr>
-        <w:t xml:space="preserve"> we concentrate our efforts on arguing that write</w:t>
-      </w:r>
-      <w:r>
-        <w:rPr>
-          <w:rFonts w:ascii="Segoe UI" w:hAnsi="Segoe UI" w:cs="Segoe UI"/>
-          <w:sz w:val="20"/>
-        </w:rPr>
-        <w:t>-</w:t>
-      </w:r>
-      <w:r>
-        <w:rPr>
-          <w:rFonts w:ascii="Segoe UI" w:hAnsi="Segoe UI" w:cs="Segoe UI"/>
-          <w:sz w:val="20"/>
-        </w:rPr>
-        <w:t>ahead logging and suffix trees can cooperate to fulfill this ambition</w:t>
-      </w:r>
-      <w:r>
-        <w:rPr>
-          <w:rFonts w:ascii="Segoe UI" w:hAnsi="Segoe UI" w:cs="Segoe UI"/>
-          <w:sz w:val="20"/>
-        </w:rPr>
-        <w:t>.</w:t>
-      </w:r>
-      <w:r>
-        <w:rPr>
-          <w:rStyle w:val="C16"/>
+        <w:t>This work presents three advances above existing work. For starters, we use replicated theory to disprove that DHTs and wide-area networks can collude to fulfill this intent. Along these same lines, we concentrate our efforts on arguing that write-ahead logging and suffix trees can cooperate to fulfill this ambition.</w:t>
+      </w:r>
+      <w:r>
+        <w:rPr>
+          <w:rStyle w:val="FootnoteReference"/>
           <w:rFonts w:ascii="Segoe UI" w:hAnsi="Segoe UI" w:cs="Segoe UI"/>
           <w:sz w:val="20"/>
         </w:rPr>
@@ -1158,7 +979,7 @@
     </w:p>
     <w:p>
       <w:pPr>
-        <w:spacing w:after="120" w:beforeAutospacing="0" w:afterAutospacing="0"/>
+        <w:spacing w:after="120"/>
         <w:jc w:val="both"/>
         <w:rPr>
           <w:rFonts w:ascii="Segoe UI" w:hAnsi="Segoe UI" w:cs="Segoe UI"/>
@@ -1175,43 +996,42 @@
     </w:p>
     <w:p>
       <w:pPr>
-        <w:spacing w:after="120" w:beforeAutospacing="0" w:afterAutospacing="0"/>
+        <w:spacing w:after="120"/>
         <w:jc w:val="both"/>
         <w:rPr>
           <w:rFonts w:ascii="Segoe UI Semilight" w:hAnsi="Segoe UI Semilight"/>
           <w:sz w:val="20"/>
         </w:rPr>
         <w:sectPr>
-          <w:headerReference xmlns:r="http://schemas.openxmlformats.org/officeDocument/2006/relationships" w:type="first" r:id="RelHdr1"/>
-          <w:headerReference xmlns:r="http://schemas.openxmlformats.org/officeDocument/2006/relationships" w:type="default" r:id="RelHdr2"/>
-          <w:footerReference xmlns:r="http://schemas.openxmlformats.org/officeDocument/2006/relationships" w:type="first" r:id="RelFtr1"/>
-          <w:footerReference xmlns:r="http://schemas.openxmlformats.org/officeDocument/2006/relationships" w:type="default" r:id="RelFtr2"/>
-          <w:footnotePr/>
-          <w:endnotePr/>
-          <w:type w:val="nextPage"/>
-          <w:pgMar w:left="1701" w:right="850" w:top="1134" w:bottom="1134" w:header="720" w:footer="720" w:gutter="0"/>
-          <w:cols w:equalWidth="1" w:space="720"/>
-          <w:titlePg w:val="1"/>
+          <w:headerReference w:type="default" r:id="rId13"/>
+          <w:footerReference w:type="default" r:id="rId14"/>
+          <w:headerReference w:type="first" r:id="rId15"/>
+          <w:footerReference w:type="first" r:id="rId16"/>
+          <w:pgSz w:w="12240" w:h="15840"/>
+          <w:pgMar w:top="1134" w:right="850" w:bottom="1134" w:left="1701" w:header="720" w:footer="720" w:gutter="0"/>
+          <w:cols w:space="720"/>
+          <w:titlePg/>
         </w:sectPr>
       </w:pPr>
     </w:p>
     <w:p>
       <w:pPr>
-        <w:pStyle w:val="P1"/>
-        <w:spacing w:before="0" w:beforeAutospacing="0" w:afterAutospacing="0"/>
+        <w:pStyle w:val="Heading1"/>
+        <w:spacing w:before="0"/>
         <w:rPr>
           <w:rFonts w:ascii="Segoe UI Semilight" w:hAnsi="Segoe UI Semilight"/>
           <w:sz w:val="20"/>
         </w:rPr>
       </w:pPr>
-      <w:bookmarkStart w:id="3" w:name="_Toc592226708"/>
+      <w:bookmarkStart w:id="6" w:name="_Toc592226708"/>
       <w:r>
         <w:rPr>
           <w:rFonts w:ascii="Segoe UI Semilight" w:hAnsi="Segoe UI Semilight"/>
         </w:rPr>
+        <w:lastRenderedPageBreak/>
         <w:t>2 Principles</w:t>
       </w:r>
-      <w:bookmarkEnd w:id="3"/>
+      <w:bookmarkEnd w:id="6"/>
       <w:r>
         <w:rPr>
           <w:rFonts w:ascii="Segoe UI Semilight" w:hAnsi="Segoe UI Semilight"/>
@@ -1227,18 +1047,18 @@
           <w:sz w:val="20"/>
         </w:rPr>
       </w:pPr>
-      <w:bookmarkStart w:id="4" w:name="_Toc765073949"/>
-      <w:bookmarkEnd w:id="4"/>
-      <w:r>
-        <w:rPr>
-          <w:rFonts w:ascii="Segoe UI" w:hAnsi="Segoe UI" w:cs="Segoe UI"/>
-          <w:noProof w:val="1"/>
+      <w:bookmarkStart w:id="7" w:name="_Toc765073949"/>
+      <w:bookmarkEnd w:id="7"/>
+      <w:r>
+        <w:rPr>
+          <w:rFonts w:ascii="Segoe UI" w:hAnsi="Segoe UI" w:cs="Segoe UI"/>
+          <w:noProof/>
           <w:sz w:val="20"/>
         </w:rPr>
         <mc:AlternateContent>
           <mc:Choice Requires="wpg">
             <w:drawing>
-              <wp:anchor xmlns:wp="http://schemas.openxmlformats.org/drawingml/2006/wordprocessingDrawing" distT="0" distB="0" distL="114300" distR="114300" simplePos="0" relativeHeight="1" behindDoc="0" locked="0" layoutInCell="1" allowOverlap="1">
+              <wp:anchor distT="0" distB="0" distL="114300" distR="114300" simplePos="0" relativeHeight="251658240" behindDoc="0" locked="0" layoutInCell="1" allowOverlap="1" wp14:anchorId="6059F228" wp14:editId="75ABCD4F">
                 <wp:simplePos x="0" y="0"/>
                 <wp:positionH relativeFrom="column">
                   <wp:posOffset>-635</wp:posOffset>
@@ -1271,7 +1091,9 @@
                             <a:off x="1172126" y="0"/>
                             <a:ext cx="560839" cy="299067"/>
                           </a:xfrm>
-                          <a:prstGeom prst="rect"/>
+                          <a:prstGeom prst="rect">
+                            <a:avLst/>
+                          </a:prstGeom>
                           <a:solidFill>
                             <a:schemeClr val="accent5"/>
                           </a:solidFill>
@@ -1329,7 +1151,9 @@
                             <a:off x="2107712" y="0"/>
                             <a:ext cx="593125" cy="298450"/>
                           </a:xfrm>
-                          <a:prstGeom prst="rect"/>
+                          <a:prstGeom prst="rect">
+                            <a:avLst/>
+                          </a:prstGeom>
                           <a:solidFill>
                             <a:schemeClr val="accent6"/>
                           </a:solidFill>
@@ -1386,7 +1210,9 @@
                             <a:off x="1172126" y="547228"/>
                             <a:ext cx="560839" cy="299067"/>
                           </a:xfrm>
-                          <a:prstGeom prst="rect"/>
+                          <a:prstGeom prst="rect">
+                            <a:avLst/>
+                          </a:prstGeom>
                           <a:solidFill>
                             <a:schemeClr val="accent6"/>
                           </a:solidFill>
@@ -1444,7 +1270,9 @@
                             <a:off x="183587" y="554289"/>
                             <a:ext cx="560839" cy="299067"/>
                           </a:xfrm>
-                          <a:prstGeom prst="rect"/>
+                          <a:prstGeom prst="rect">
+                            <a:avLst/>
+                          </a:prstGeom>
                           <a:solidFill>
                             <a:schemeClr val="accent2"/>
                           </a:solidFill>
@@ -1500,7 +1328,9 @@
                             <a:off x="1733428" y="137655"/>
                             <a:ext cx="374281" cy="0"/>
                           </a:xfrm>
-                          <a:prstGeom prst="straightConnector1"/>
+                          <a:prstGeom prst="straightConnector1">
+                            <a:avLst/>
+                          </a:prstGeom>
                           <a:ln w="6350">
                             <a:solidFill>
                               <a:schemeClr val="tx1">
@@ -1535,7 +1365,9 @@
                             <a:off x="748469" y="691982"/>
                             <a:ext cx="424939" cy="0"/>
                           </a:xfrm>
-                          <a:prstGeom prst="straightConnector1"/>
+                          <a:prstGeom prst="straightConnector1">
+                            <a:avLst/>
+                          </a:prstGeom>
                           <a:ln w="6350">
                             <a:solidFill>
                               <a:schemeClr val="tx1">
@@ -1570,7 +1402,9 @@
                             <a:off x="0" y="706104"/>
                             <a:ext cx="185596" cy="0"/>
                           </a:xfrm>
-                          <a:prstGeom prst="straightConnector1"/>
+                          <a:prstGeom prst="straightConnector1">
+                            <a:avLst/>
+                          </a:prstGeom>
                           <a:ln w="6350">
                             <a:solidFill>
                               <a:schemeClr val="tx1">
@@ -1605,7 +1439,9 @@
                             <a:off x="896747" y="691982"/>
                             <a:ext cx="0" cy="274320"/>
                           </a:xfrm>
-                          <a:prstGeom prst="straightConnector1"/>
+                          <a:prstGeom prst="straightConnector1">
+                            <a:avLst/>
+                          </a:prstGeom>
                           <a:ln w="6350">
                             <a:solidFill>
                               <a:schemeClr val="tx1">
@@ -1639,7 +1475,9 @@
                             <a:off x="1447505" y="300095"/>
                             <a:ext cx="0" cy="246616"/>
                           </a:xfrm>
-                          <a:prstGeom prst="straightConnector1"/>
+                          <a:prstGeom prst="straightConnector1">
+                            <a:avLst/>
+                          </a:prstGeom>
                           <a:ln w="6350">
                             <a:solidFill>
                               <a:schemeClr val="tx1">
@@ -1674,7 +1512,9 @@
                             <a:off x="0" y="967361"/>
                             <a:ext cx="896747" cy="0"/>
                           </a:xfrm>
-                          <a:prstGeom prst="line"/>
+                          <a:prstGeom prst="line">
+                            <a:avLst/>
+                          </a:prstGeom>
                           <a:ln w="6350">
                             <a:solidFill>
                               <a:schemeClr val="tx1">
@@ -1708,7 +1548,9 @@
                             <a:off x="0" y="706104"/>
                             <a:ext cx="0" cy="261257"/>
                           </a:xfrm>
-                          <a:prstGeom prst="line"/>
+                          <a:prstGeom prst="line">
+                            <a:avLst/>
+                          </a:prstGeom>
                           <a:ln w="6350">
                             <a:solidFill>
                               <a:schemeClr val="tx1">
@@ -1742,9 +1584,9 @@
           </mc:Choice>
           <mc:Fallback>
             <w:pict>
-              <v:group xmlns:o="urn:schemas-microsoft-com:office:office" id="Group 71" style="position:absolute;width:212.55pt;height:76.25pt;z-index:1;mso-wrap-distance-left:9pt;mso-wrap-distance-top:0pt;mso-wrap-distance-right:9pt;mso-wrap-distance-bottom:0pt;margin-left:-0.05pt;margin-top:85.05pt;mso-position-horizontal:absolute;mso-position-horizontal-relative:text;mso-position-vertical:absolute;mso-position-vertical-relative:text" coordsize="2700837,967360" o:allowincell="t">
-                <v:rect id="Rectangle 6" o:spid="_x0000_s1031" style="position:absolute;left:1172125;width:560838;height:299066;v-text-anchor:middle" o:allowincell="t" fillcolor="#4472C4" stroked="f">
-                  <v:textbox inset="1mm,1mm,1mm,1mm">
+              <v:group w14:anchorId="6059F228" id="Group 71" o:spid="_x0000_s1030" alt="The flowchart used by Ounce." style="position:absolute;left:0;text-align:left;margin-left:-.05pt;margin-top:85.05pt;width:212.55pt;height:76.25pt;z-index:251658240" coordsize="27008,9673" o:gfxdata="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">
+                <v:rect id="Rectangle 6" o:spid="_x0000_s1031" style="position:absolute;left:11721;width:5608;height:2990;visibility:visible;mso-wrap-style:square;v-text-anchor:middle" o:gfxdata="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" fillcolor="#4472c4 [3208]" stroked="f">
+                  <v:textbox inset="4.1pt,2.05pt,4.1pt,2.05pt">
                     <w:txbxContent>
                       <w:p>
                         <w:pPr>
@@ -1769,8 +1611,8 @@
                     </w:txbxContent>
                   </v:textbox>
                 </v:rect>
-                <v:rect id="Rectangle 13" o:spid="_x0000_s1032" style="position:absolute;left:2107711;width:593124;height:298450;v-text-anchor:middle" o:allowincell="t" fillcolor="#70AD47" stroked="f">
-                  <v:textbox inset="1mm,1mm,1mm,1mm">
+                <v:rect id="Rectangle 13" o:spid="_x0000_s1032" style="position:absolute;left:21077;width:5931;height:2984;visibility:visible;mso-wrap-style:square;v-text-anchor:middle" o:gfxdata="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" fillcolor="#70ad47 [3209]" stroked="f">
+                  <v:textbox inset="4.1pt,2.05pt,4.1pt,2.05pt">
                     <w:txbxContent>
                       <w:p>
                         <w:pPr>
@@ -1794,8 +1636,8 @@
                     </w:txbxContent>
                   </v:textbox>
                 </v:rect>
-                <v:rect id="Rectangle 45" o:spid="_x0000_s1033" style="position:absolute;left:1172125;top:547227;width:560838;height:299066;v-text-anchor:middle" o:allowincell="t" fillcolor="#70AD47" stroked="f">
-                  <v:textbox inset="1mm,1mm,1mm,1mm">
+                <v:rect id="Rectangle 45" o:spid="_x0000_s1033" style="position:absolute;left:11721;top:5472;width:5608;height:2990;visibility:visible;mso-wrap-style:square;v-text-anchor:middle" o:gfxdata="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" fillcolor="#70ad47 [3209]" stroked="f">
+                  <v:textbox inset="4.1pt,2.05pt,4.1pt,2.05pt">
                     <w:txbxContent>
                       <w:p>
                         <w:pPr>
@@ -1820,8 +1662,8 @@
                     </w:txbxContent>
                   </v:textbox>
                 </v:rect>
-                <v:rect id="Rectangle 49" o:spid="_x0000_s1034" style="position:absolute;left:183586;top:554288;width:560838;height:299066;v-text-anchor:middle" o:allowincell="t" fillcolor="#ED7D31" stroked="f">
-                  <v:textbox inset="1mm,1mm,1mm,1mm">
+                <v:rect id="Rectangle 49" o:spid="_x0000_s1034" style="position:absolute;left:1835;top:5542;width:5609;height:2991;visibility:visible;mso-wrap-style:square;v-text-anchor:middle" o:gfxdata="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" fillcolor="#ed7d31 [3205]" stroked="f">
+                  <v:textbox inset="4.1pt,2.05pt,4.1pt,2.05pt">
                     <w:txbxContent>
                       <w:p>
                         <w:pPr>
@@ -1844,25 +1686,25 @@
                     </w:txbxContent>
                   </v:textbox>
                 </v:rect>
-                <v:shapetype id="_x0000_t32" coordsize="21600,21600" o:spt="32" path="m,l21600,21600e" filled="f">
-                  <v:path fillok="f" o:connecttype="none"/>
+                <v:shapetype id="_x0000_t32" coordsize="21600,21600" o:spt="32" o:oned="t" path="m,l21600,21600e" filled="f">
+                  <v:path arrowok="t" fillok="f" o:connecttype="none"/>
                   <o:lock v:ext="edit" shapetype="t"/>
                 </v:shapetype>
-                <v:shape type="#_x0000_t32" id="Straight Arrow Connector 50" o:spid="_x0000_s1035" style="position:absolute;left:1733427;top:137654;width:374280;height:0" strokecolor="#595959" strokeweight="0.5pt" stroked="t" o:allowincell="t">
+                <v:shape id="Straight Arrow Connector 50" o:spid="_x0000_s1035" type="#_x0000_t32" style="position:absolute;left:17334;top:1376;width:3743;height:0;visibility:visible;mso-wrap-style:square" o:connectortype="straight" o:gfxdata="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" strokecolor="#5a5a5a [2109]" strokeweight=".5pt">
                   <v:stroke endarrow="block" endarrowwidth="narrow" endarrowlength="short"/>
                 </v:shape>
-                <v:shape type="#_x0000_t32" id="Straight Arrow Connector 51" o:spid="_x0000_s1036" style="position:absolute;left:748468;top:691981;width:424938;height:0" strokecolor="#595959" strokeweight="0.5pt" stroked="t" o:allowincell="t">
+                <v:shape id="Straight Arrow Connector 51" o:spid="_x0000_s1036" type="#_x0000_t32" style="position:absolute;left:7484;top:6919;width:4250;height:0;visibility:visible;mso-wrap-style:square" o:connectortype="straight" o:gfxdata="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" strokecolor="#5a5a5a [2109]" strokeweight=".5pt">
                   <v:stroke endarrow="block" endarrowwidth="narrow" endarrowlength="short"/>
                 </v:shape>
-                <v:shape type="#_x0000_t32" id="Straight Arrow Connector 54" o:spid="_x0000_s1037" style="position:absolute;top:706103;width:185595;height:0" strokecolor="#595959" strokeweight="0.5pt" stroked="t" o:allowincell="t">
+                <v:shape id="Straight Arrow Connector 54" o:spid="_x0000_s1037" type="#_x0000_t32" style="position:absolute;top:7061;width:1855;height:0;visibility:visible;mso-wrap-style:square" o:connectortype="straight" o:gfxdata="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" strokecolor="#5a5a5a [2109]" strokeweight=".5pt">
                   <v:stroke endarrow="block" endarrowwidth="narrow" endarrowlength="short"/>
                 </v:shape>
-                <v:shape type="#_x0000_t32" id="Straight Arrow Connector 58" o:spid="_x0000_s1038" style="position:absolute;left:896746;top:691981;width:0;height:274320;flip:y" strokecolor="#595959" strokeweight="0.5pt" stroked="t" o:allowincell="t"/>
-                <v:shape type="#_x0000_t32" id="Straight Arrow Connector 61" o:spid="_x0000_s1039" style="position:absolute;left:1447504;top:300094;width:0;height:246615;flip:y" strokecolor="#595959" strokeweight="0.5pt" stroked="t" o:allowincell="t">
+                <v:shape id="Straight Arrow Connector 58" o:spid="_x0000_s1038" type="#_x0000_t32" style="position:absolute;left:8967;top:6919;width:0;height:2744;flip:y;visibility:visible;mso-wrap-style:square" o:connectortype="straight" o:gfxdata="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" strokecolor="#5a5a5a [2109]" strokeweight=".5pt"/>
+                <v:shape id="Straight Arrow Connector 61" o:spid="_x0000_s1039" type="#_x0000_t32" style="position:absolute;left:14475;top:3000;width:0;height:2467;flip:y;visibility:visible;mso-wrap-style:square" o:connectortype="straight" o:gfxdata="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" strokecolor="#5a5a5a [2109]" strokeweight=".5pt">
                   <v:stroke endarrow="block" endarrowwidth="narrow" endarrowlength="short"/>
                 </v:shape>
-                <v:line id="Straight Connector 67" o:spid="_x0000_s1040" style="position:absolute;flip:x" strokecolor="#595959" strokeweight="0.5pt" stroked="t" o:allowincell="t" from="0,967360" to="896746,967360"/>
-                <v:line id="Straight Connector 69" o:spid="_x0000_s1041" style="position:absolute;flip:y" strokecolor="#595959" strokeweight="0.5pt" stroked="t" o:allowincell="t" from="0,706103" to="0,967360"/>
+                <v:line id="Straight Connector 67" o:spid="_x0000_s1040" style="position:absolute;flip:x;visibility:visible;mso-wrap-style:square" from="0,9673" to="8967,9673" o:connectortype="straight" o:gfxdata="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" strokecolor="#5a5a5a [2109]" strokeweight=".5pt"/>
+                <v:line id="Straight Connector 69" o:spid="_x0000_s1041" style="position:absolute;flip:y;visibility:visible;mso-wrap-style:square" from="0,7061" to="0,9673" o:connectortype="straight" o:gfxdata="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" strokecolor="#5a5a5a [2109]" strokeweight=".5pt"/>
               </v:group>
             </w:pict>
           </mc:Fallback>
@@ -1875,53 +1717,18 @@
         </w:rPr>
         <w:t>T</w:t>
       </w:r>
-      <w:bookmarkStart w:id="5" w:name="Principles"/>
-      <w:bookmarkEnd w:id="5"/>
-      <w:r>
-        <w:rPr>
-          <w:rFonts w:ascii="Segoe UI" w:hAnsi="Segoe UI" w:cs="Segoe UI"/>
-          <w:sz w:val="20"/>
-        </w:rPr>
-        <w:t>he properties of our methodology depend greatly on the assumptions inherent in our design</w:t>
-      </w:r>
-      <w:r>
-        <w:rPr>
-          <w:rFonts w:ascii="Segoe UI" w:hAnsi="Segoe UI" w:cs="Segoe UI"/>
-          <w:sz w:val="20"/>
-        </w:rPr>
-        <w:t>;</w:t>
-      </w:r>
-      <w:r>
-        <w:rPr>
-          <w:rFonts w:ascii="Segoe UI" w:hAnsi="Segoe UI" w:cs="Segoe UI"/>
-          <w:sz w:val="20"/>
-        </w:rPr>
-        <w:t xml:space="preserve"> in this section</w:t>
-      </w:r>
-      <w:r>
-        <w:rPr>
-          <w:rFonts w:ascii="Segoe UI" w:hAnsi="Segoe UI" w:cs="Segoe UI"/>
-          <w:sz w:val="20"/>
-        </w:rPr>
-        <w:t>,</w:t>
-      </w:r>
-      <w:r>
-        <w:rPr>
-          <w:rFonts w:ascii="Segoe UI" w:hAnsi="Segoe UI" w:cs="Segoe UI"/>
-          <w:sz w:val="20"/>
-        </w:rPr>
-        <w:t xml:space="preserve"> we outline those assumptions</w:t>
-      </w:r>
-      <w:r>
-        <w:rPr>
-          <w:rFonts w:ascii="Segoe UI" w:hAnsi="Segoe UI" w:cs="Segoe UI"/>
-          <w:sz w:val="20"/>
-        </w:rPr>
-        <w:t>.</w:t>
-      </w:r>
-      <w:r>
-        <w:rPr>
-          <w:rStyle w:val="C16"/>
+      <w:bookmarkStart w:id="8" w:name="Principles"/>
+      <w:bookmarkEnd w:id="8"/>
+      <w:r>
+        <w:rPr>
+          <w:rFonts w:ascii="Segoe UI" w:hAnsi="Segoe UI" w:cs="Segoe UI"/>
+          <w:sz w:val="20"/>
+        </w:rPr>
+        <w:t>he properties of our methodology depend greatly on the assumptions inherent in our design; in this section, we outline those assumptions.</w:t>
+      </w:r>
+      <w:r>
+        <w:rPr>
+          <w:rStyle w:val="FootnoteReference"/>
           <w:rFonts w:ascii="Segoe UI" w:hAnsi="Segoe UI" w:cs="Segoe UI"/>
           <w:sz w:val="20"/>
         </w:rPr>
@@ -1932,25 +1739,11 @@
           <w:rFonts w:ascii="Segoe UI" w:hAnsi="Segoe UI" w:cs="Segoe UI"/>
           <w:sz w:val="20"/>
         </w:rPr>
-        <w:t xml:space="preserve"> Similarly</w:t>
-      </w:r>
-      <w:r>
-        <w:rPr>
-          <w:rFonts w:ascii="Segoe UI" w:hAnsi="Segoe UI" w:cs="Segoe UI"/>
-          <w:sz w:val="20"/>
-        </w:rPr>
-        <w:t>,</w:t>
-      </w:r>
-      <w:r>
-        <w:rPr>
-          <w:rFonts w:ascii="Segoe UI" w:hAnsi="Segoe UI" w:cs="Segoe UI"/>
-          <w:sz w:val="20"/>
-        </w:rPr>
-        <w:t xml:space="preserve"> we assume that each component of our heuristic emulates spreadsheets</w:t>
-      </w:r>
-      <w:r>
-        <w:rPr>
-          <w:rStyle w:val="C18"/>
+        <w:t xml:space="preserve"> Similarly, we assume that each component of our heuristic emulates spreadsheets</w:t>
+      </w:r>
+      <w:r>
+        <w:rPr>
+          <w:rStyle w:val="EndnoteReference"/>
           <w:rFonts w:ascii="Segoe UI" w:hAnsi="Segoe UI" w:cs="Segoe UI"/>
           <w:sz w:val="20"/>
         </w:rPr>
@@ -1961,28 +1754,7 @@
           <w:rFonts w:ascii="Segoe UI" w:hAnsi="Segoe UI" w:cs="Segoe UI"/>
           <w:sz w:val="20"/>
         </w:rPr>
-        <w:t>,</w:t>
-      </w:r>
-      <w:r>
-        <w:rPr>
-          <w:rFonts w:ascii="Segoe UI" w:hAnsi="Segoe UI" w:cs="Segoe UI"/>
-          <w:sz w:val="20"/>
-        </w:rPr>
-        <w:t xml:space="preserve"> independent of all other components</w:t>
-      </w:r>
-      <w:r>
-        <w:rPr>
-          <w:rFonts w:ascii="Segoe UI" w:hAnsi="Segoe UI" w:cs="Segoe UI"/>
-          <w:sz w:val="20"/>
-        </w:rPr>
-        <w:t>.</w:t>
-      </w:r>
-      <w:r>
-        <w:rPr>
-          <w:rFonts w:ascii="Segoe UI" w:hAnsi="Segoe UI" w:cs="Segoe UI"/>
-          <w:sz w:val="20"/>
-        </w:rPr>
-        <w:t xml:space="preserve"> </w:t>
+        <w:t xml:space="preserve">, independent of all other components. </w:t>
       </w:r>
     </w:p>
     <w:p>
@@ -2055,16 +1827,16 @@
           <w:sz w:val="20"/>
         </w:rPr>
       </w:pPr>
-      <w:bookmarkStart w:id="6" w:name="_Toc1166181193"/>
-      <w:r>
-        <w:rPr>
-          <w:noProof w:val="1"/>
+      <w:bookmarkStart w:id="9" w:name="_Toc1166181193"/>
+      <w:r>
+        <w:rPr>
+          <w:noProof/>
           <w:lang w:val="ru-RU" w:eastAsia="ru-RU"/>
         </w:rPr>
         <mc:AlternateContent>
           <mc:Choice Requires="wps">
             <w:drawing>
-              <wp:inline xmlns:wp="http://schemas.openxmlformats.org/drawingml/2006/wordprocessingDrawing" distT="0" distB="0" distL="0" distR="0">
+              <wp:inline distT="0" distB="0" distL="0" distR="0" wp14:anchorId="5AF0354D" wp14:editId="4C39B080">
                 <wp:extent cx="2856230" cy="262255"/>
                 <wp:effectExtent l="0" t="0" r="1270" b="4445"/>
                 <wp:docPr id="12" name="_x0000_s1026" descr="The text box contains the flowchart's caption."/>
@@ -2078,7 +1850,9 @@
                           <a:off x="0" y="0"/>
                           <a:ext cx="2856258" cy="262255"/>
                         </a:xfrm>
-                        <a:prstGeom prst="rect"/>
+                        <a:prstGeom prst="rect">
+                          <a:avLst/>
+                        </a:prstGeom>
                         <a:solidFill>
                           <a:srgbClr val="FFFFFF"/>
                         </a:solidFill>
@@ -2145,7 +1919,7 @@
                             <w:r>
                               <w:rPr>
                                 <w:rFonts w:ascii="Segoe UI" w:hAnsi="Segoe UI"/>
-                                <w:noProof w:val="1"/>
+                                <w:noProof/>
                                 <w:sz w:val="20"/>
                               </w:rPr>
                               <w:t>1</w:t>
@@ -2162,7 +1936,7 @@
                                 <w:rFonts w:ascii="Segoe UI" w:hAnsi="Segoe UI"/>
                                 <w:sz w:val="20"/>
                               </w:rPr>
-                              <w:t xml:space="preserve">:  The flowchart used by Ounce</w:t>
+                              <w:t>:  The flowchart used by Ounce</w:t>
                             </w:r>
                           </w:p>
                         </w:txbxContent>
@@ -2178,7 +1952,7 @@
           </mc:Choice>
           <mc:Fallback>
             <w:pict>
-              <v:rect xmlns:o="urn:schemas-microsoft-com:office:office" id="_x0000_s1026" o:spid="_x0000_s1042" style="width:224.9pt;height:20.65pt;mso-wrap-distance-left:0pt;mso-wrap-distance-top:0pt;mso-wrap-distance-right:0pt;mso-wrap-distance-bottom:0pt;margin-left:0pt;margin-top:0pt;mso-position-horizontal:absolute;mso-position-horizontal-relative:page;mso-position-vertical:absolute;mso-position-vertical-relative:page" o:allowoverlap="f" fillcolor="#FFFFFF" stroked="f">
+              <v:rect w14:anchorId="5AF0354D" id="_x0000_s1026" o:spid="_x0000_s1042" alt="The text box contains the flowchart's caption." style="width:224.9pt;height:20.65pt;visibility:visible;mso-wrap-style:square;mso-left-percent:-10001;mso-top-percent:-10001;mso-position-horizontal:absolute;mso-position-horizontal-relative:char;mso-position-vertical:absolute;mso-position-vertical-relative:line;mso-left-percent:-10001;mso-top-percent:-10001;v-text-anchor:top" o:gfxdata="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" stroked="f">
                 <v:textbox>
                   <w:txbxContent>
                     <w:p>
@@ -2219,7 +1993,7 @@
                       <w:r>
                         <w:rPr>
                           <w:rFonts w:ascii="Segoe UI" w:hAnsi="Segoe UI"/>
-                          <w:noProof w:val="1"/>
+                          <w:noProof/>
                           <w:sz w:val="20"/>
                         </w:rPr>
                         <w:t>1</w:t>
@@ -2236,17 +2010,18 @@
                           <w:rFonts w:ascii="Segoe UI" w:hAnsi="Segoe UI"/>
                           <w:sz w:val="20"/>
                         </w:rPr>
-                        <w:t xml:space="preserve">:  The flowchart used by Ounce</w:t>
+                        <w:t>:  The flowchart used by Ounce</w:t>
                       </w:r>
                     </w:p>
                   </w:txbxContent>
                 </v:textbox>
+                <w10:anchorlock/>
               </v:rect>
             </w:pict>
           </mc:Fallback>
         </mc:AlternateContent>
       </w:r>
-      <w:bookmarkEnd w:id="6"/>
+      <w:bookmarkEnd w:id="9"/>
     </w:p>
     <w:p>
       <w:pPr>
@@ -2270,158 +2045,11 @@
           <w:rFonts w:ascii="Segoe UI" w:hAnsi="Segoe UI" w:cs="Segoe UI"/>
           <w:sz w:val="20"/>
         </w:rPr>
-        <w:t>Next</w:t>
-      </w:r>
-      <w:r>
-        <w:rPr>
-          <w:rFonts w:ascii="Segoe UI" w:hAnsi="Segoe UI" w:cs="Segoe UI"/>
-          <w:sz w:val="20"/>
-        </w:rPr>
-        <w:t>,</w:t>
-      </w:r>
-      <w:r>
-        <w:rPr>
-          <w:rFonts w:ascii="Segoe UI" w:hAnsi="Segoe UI" w:cs="Segoe UI"/>
-          <w:sz w:val="20"/>
-        </w:rPr>
-        <w:t xml:space="preserve"> we estimate that each component of Ounce provides pseudorandom theory</w:t>
-      </w:r>
-      <w:r>
-        <w:rPr>
-          <w:rFonts w:ascii="Segoe UI" w:hAnsi="Segoe UI" w:cs="Segoe UI"/>
-          <w:sz w:val="20"/>
-        </w:rPr>
-        <w:t>,</w:t>
-      </w:r>
-      <w:r>
-        <w:rPr>
-          <w:rFonts w:ascii="Segoe UI" w:hAnsi="Segoe UI" w:cs="Segoe UI"/>
-          <w:sz w:val="20"/>
-        </w:rPr>
-        <w:t xml:space="preserve"> independent of all other components</w:t>
-      </w:r>
-      <w:r>
-        <w:rPr>
-          <w:rFonts w:ascii="Segoe UI" w:hAnsi="Segoe UI" w:cs="Segoe UI"/>
-          <w:sz w:val="20"/>
-        </w:rPr>
-        <w:t>.</w:t>
-      </w:r>
-      <w:r>
-        <w:rPr>
-          <w:rFonts w:ascii="Segoe UI" w:hAnsi="Segoe UI" w:cs="Segoe UI"/>
-          <w:sz w:val="20"/>
-        </w:rPr>
-        <w:t xml:space="preserve"> We postulate that each component of our method enables voice</w:t>
-      </w:r>
-      <w:r>
-        <w:rPr>
-          <w:rFonts w:ascii="Segoe UI" w:hAnsi="Segoe UI" w:cs="Segoe UI"/>
-          <w:sz w:val="20"/>
-        </w:rPr>
-        <w:t>-</w:t>
-      </w:r>
-      <w:r>
-        <w:rPr>
-          <w:rFonts w:ascii="Segoe UI" w:hAnsi="Segoe UI" w:cs="Segoe UI"/>
-          <w:sz w:val="20"/>
-        </w:rPr>
-        <w:t>over</w:t>
-      </w:r>
-      <w:r>
-        <w:rPr>
-          <w:rFonts w:ascii="Segoe UI" w:hAnsi="Segoe UI" w:cs="Segoe UI"/>
-          <w:sz w:val="20"/>
-        </w:rPr>
-        <w:t>-</w:t>
-      </w:r>
-      <w:r>
-        <w:rPr>
-          <w:rFonts w:ascii="Segoe UI" w:hAnsi="Segoe UI" w:cs="Segoe UI"/>
-          <w:sz w:val="20"/>
-        </w:rPr>
-        <w:t>IP</w:t>
-      </w:r>
-      <w:r>
-        <w:rPr>
-          <w:rFonts w:ascii="Segoe UI" w:hAnsi="Segoe UI" w:cs="Segoe UI"/>
-          <w:sz w:val="20"/>
-        </w:rPr>
-        <w:t>,</w:t>
-      </w:r>
-      <w:r>
-        <w:rPr>
-          <w:rFonts w:ascii="Segoe UI" w:hAnsi="Segoe UI" w:cs="Segoe UI"/>
-          <w:sz w:val="20"/>
-        </w:rPr>
-        <w:t xml:space="preserve"> independent of all other components</w:t>
-      </w:r>
-      <w:r>
-        <w:rPr>
-          <w:rFonts w:ascii="Segoe UI" w:hAnsi="Segoe UI" w:cs="Segoe UI"/>
-          <w:sz w:val="20"/>
-        </w:rPr>
-        <w:t>.</w:t>
-      </w:r>
-      <w:r>
-        <w:rPr>
-          <w:rFonts w:ascii="Segoe UI" w:hAnsi="Segoe UI" w:cs="Segoe UI"/>
-          <w:sz w:val="20"/>
-        </w:rPr>
-        <w:t xml:space="preserve"> This is a confirmed property of Ounce</w:t>
-      </w:r>
-      <w:r>
-        <w:rPr>
-          <w:rFonts w:ascii="Segoe UI" w:hAnsi="Segoe UI" w:cs="Segoe UI"/>
-          <w:sz w:val="20"/>
-        </w:rPr>
-        <w:t>.</w:t>
-      </w:r>
-      <w:r>
-        <w:rPr>
-          <w:rFonts w:ascii="Segoe UI" w:hAnsi="Segoe UI" w:cs="Segoe UI"/>
-          <w:sz w:val="20"/>
-        </w:rPr>
-        <w:t xml:space="preserve"> Despite the results by V</w:t>
-      </w:r>
-      <w:r>
-        <w:rPr>
-          <w:rFonts w:ascii="Segoe UI" w:hAnsi="Segoe UI" w:cs="Segoe UI"/>
-          <w:sz w:val="20"/>
-        </w:rPr>
-        <w:t>.</w:t>
-      </w:r>
-      <w:r>
-        <w:rPr>
-          <w:rFonts w:ascii="Segoe UI" w:hAnsi="Segoe UI" w:cs="Segoe UI"/>
-          <w:sz w:val="20"/>
-        </w:rPr>
-        <w:t xml:space="preserve"> Wilson et al</w:t>
-      </w:r>
-      <w:r>
-        <w:rPr>
-          <w:rFonts w:ascii="Segoe UI" w:hAnsi="Segoe UI" w:cs="Segoe UI"/>
-          <w:sz w:val="20"/>
-        </w:rPr>
-        <w:t>.</w:t>
-      </w:r>
-      <w:r>
-        <w:rPr>
-          <w:rFonts w:ascii="Segoe UI" w:hAnsi="Segoe UI" w:cs="Segoe UI"/>
-          <w:sz w:val="20"/>
-        </w:rPr>
-        <w:t>,</w:t>
-      </w:r>
-      <w:r>
-        <w:rPr>
-          <w:rFonts w:ascii="Segoe UI" w:hAnsi="Segoe UI" w:cs="Segoe UI"/>
-          <w:sz w:val="20"/>
-        </w:rPr>
-        <w:t xml:space="preserve"> we can argue that rasterization</w:t>
-      </w:r>
-      <w:r>
-        <w:rPr>
-          <w:rStyle w:val="C18"/>
+        <w:t>Next, we estimate that each component of Ounce provides pseudorandom theory, independent of all other components. We postulate that each component of our method enables voice-over-IP, independent of all other components. This is a confirmed property of Ounce. Despite the results by V. Wilson et al., we can argue that rasterization</w:t>
+      </w:r>
+      <w:r>
+        <w:rPr>
+          <w:rStyle w:val="EndnoteReference"/>
           <w:rFonts w:ascii="Segoe UI" w:hAnsi="Segoe UI" w:cs="Segoe UI"/>
           <w:sz w:val="20"/>
         </w:rPr>
@@ -2432,63 +2060,23 @@
           <w:rFonts w:ascii="Segoe UI" w:hAnsi="Segoe UI" w:cs="Segoe UI"/>
           <w:sz w:val="20"/>
         </w:rPr>
-        <w:t xml:space="preserve"> and SCSI disks are usually incompatible</w:t>
-      </w:r>
-      <w:r>
-        <w:rPr>
-          <w:rFonts w:ascii="Segoe UI" w:hAnsi="Segoe UI" w:cs="Segoe UI"/>
-          <w:sz w:val="20"/>
-        </w:rPr>
-        <w:t>.</w:t>
-      </w:r>
-      <w:r>
-        <w:rPr>
-          <w:rFonts w:ascii="Segoe UI" w:hAnsi="Segoe UI" w:cs="Segoe UI"/>
-          <w:sz w:val="20"/>
-        </w:rPr>
-        <w:t xml:space="preserve"> We believe that SMPs can be made classical</w:t>
-      </w:r>
-      <w:r>
-        <w:rPr>
-          <w:rFonts w:ascii="Segoe UI" w:hAnsi="Segoe UI" w:cs="Segoe UI"/>
-          <w:sz w:val="20"/>
-        </w:rPr>
-        <w:t>,</w:t>
-      </w:r>
-      <w:r>
-        <w:rPr>
-          <w:rFonts w:ascii="Segoe UI" w:hAnsi="Segoe UI" w:cs="Segoe UI"/>
-          <w:sz w:val="20"/>
-        </w:rPr>
-        <w:t xml:space="preserve"> autonomous</w:t>
-      </w:r>
-      <w:r>
-        <w:rPr>
-          <w:rFonts w:ascii="Segoe UI" w:hAnsi="Segoe UI" w:cs="Segoe UI"/>
-          <w:sz w:val="20"/>
-        </w:rPr>
-        <w:t>,</w:t>
-      </w:r>
-      <w:r>
-        <w:rPr>
-          <w:rFonts w:ascii="Segoe UI" w:hAnsi="Segoe UI" w:cs="Segoe UI"/>
-          <w:sz w:val="20"/>
-        </w:rPr>
-        <w:t xml:space="preserve"> and interactive</w:t>
-      </w:r>
-      <w:r>
-        <w:rPr>
-          <w:rFonts w:ascii="Segoe UI" w:hAnsi="Segoe UI" w:cs="Segoe UI"/>
-          <w:sz w:val="20"/>
-        </w:rPr>
-        <w:t>.</w:t>
-      </w:r>
-      <w:r>
-        <w:rPr>
-          <w:rFonts w:ascii="Segoe UI" w:hAnsi="Segoe UI" w:cs="Segoe UI"/>
-          <w:sz w:val="20"/>
-        </w:rPr>
-        <w:t xml:space="preserve"> </w:t>
+        <w:t xml:space="preserve"> and SCSI </w:t>
+      </w:r>
+      <w:proofErr w:type="gramStart"/>
+      <w:r>
+        <w:rPr>
+          <w:rFonts w:ascii="Segoe UI" w:hAnsi="Segoe UI" w:cs="Segoe UI"/>
+          <w:sz w:val="20"/>
+        </w:rPr>
+        <w:t>disks</w:t>
+      </w:r>
+      <w:proofErr w:type="gramEnd"/>
+      <w:r>
+        <w:rPr>
+          <w:rFonts w:ascii="Segoe UI" w:hAnsi="Segoe UI" w:cs="Segoe UI"/>
+          <w:sz w:val="20"/>
+        </w:rPr>
+        <w:t xml:space="preserve"> are usually incompatible. We believe that SMPs can be made classical, autonomous, and interactive. </w:t>
       </w:r>
     </w:p>
     <w:p>
@@ -2511,13 +2099,13 @@
       <w:r>
         <w:rPr>
           <w:rFonts w:ascii="Segoe UI" w:hAnsi="Segoe UI" w:cs="Segoe UI"/>
-          <w:noProof w:val="1"/>
+          <w:noProof/>
           <w:sz w:val="20"/>
         </w:rPr>
         <mc:AlternateContent>
           <mc:Choice Requires="wpg">
             <w:drawing>
-              <wp:anchor xmlns:wp="http://schemas.openxmlformats.org/drawingml/2006/wordprocessingDrawing" distT="0" distB="0" distL="114300" distR="114300" simplePos="0" relativeHeight="7" behindDoc="0" locked="0" layoutInCell="1" allowOverlap="1">
+              <wp:anchor distT="0" distB="0" distL="114300" distR="114300" simplePos="0" relativeHeight="7" behindDoc="0" locked="0" layoutInCell="1" allowOverlap="1" wp14:anchorId="5C34FD0F" wp14:editId="77DD0B20">
                 <wp:simplePos x="0" y="0"/>
                 <wp:positionH relativeFrom="column">
                   <wp:posOffset>-635</wp:posOffset>
@@ -2550,7 +2138,9 @@
                             <a:off x="447675" y="457200"/>
                             <a:ext cx="0" cy="257981"/>
                           </a:xfrm>
-                          <a:prstGeom prst="straightConnector1"/>
+                          <a:prstGeom prst="straightConnector1">
+                            <a:avLst/>
+                          </a:prstGeom>
                           <a:ln w="6350">
                             <a:solidFill>
                               <a:schemeClr val="tx1">
@@ -2586,6 +2176,7 @@
                             <a:ext cx="498364" cy="456411"/>
                           </a:xfrm>
                           <a:custGeom>
+                            <a:avLst/>
                             <a:gdLst>
                               <a:gd name="connsiteX0" fmla="*/ 0 w 799980"/>
                               <a:gd name="connsiteY0" fmla="*/ 0 h 342906"/>
@@ -2706,6 +2297,7 @@
                               <a:gd name="connsiteX5" fmla="*/ 0 w 457280"/>
                               <a:gd name="connsiteY5" fmla="*/ 0 h 571527"/>
                             </a:gdLst>
+                            <a:ahLst/>
                             <a:cxnLst>
                               <a:cxn ang="0">
                                 <a:pos x="connsiteX0" y="connsiteY0"/>
@@ -2815,7 +2407,9 @@
                             <a:off x="1108075" y="685800"/>
                             <a:ext cx="798647" cy="342148"/>
                           </a:xfrm>
-                          <a:prstGeom prst="rect"/>
+                          <a:prstGeom prst="rect">
+                            <a:avLst/>
+                          </a:prstGeom>
                           <a:solidFill>
                             <a:schemeClr val="accent6"/>
                           </a:solidFill>
@@ -2870,7 +2464,9 @@
                             <a:off x="0" y="1438275"/>
                             <a:ext cx="893924" cy="342772"/>
                           </a:xfrm>
-                          <a:prstGeom prst="rect"/>
+                          <a:prstGeom prst="rect">
+                            <a:avLst/>
+                          </a:prstGeom>
                           <a:solidFill>
                             <a:schemeClr val="accent5"/>
                           </a:solidFill>
@@ -2926,7 +2522,9 @@
                             <a:off x="1498600" y="539750"/>
                             <a:ext cx="0" cy="146002"/>
                           </a:xfrm>
-                          <a:prstGeom prst="straightConnector1"/>
+                          <a:prstGeom prst="straightConnector1">
+                            <a:avLst/>
+                          </a:prstGeom>
                           <a:ln w="6350">
                             <a:solidFill>
                               <a:schemeClr val="tx1">
@@ -2961,7 +2559,9 @@
                             <a:off x="2489200" y="539750"/>
                             <a:ext cx="0" cy="146002"/>
                           </a:xfrm>
-                          <a:prstGeom prst="straightConnector1"/>
+                          <a:prstGeom prst="straightConnector1">
+                            <a:avLst/>
+                          </a:prstGeom>
                           <a:ln w="6350">
                             <a:solidFill>
                               <a:schemeClr val="tx1">
@@ -2996,7 +2596,9 @@
                             <a:off x="2092325" y="682625"/>
                             <a:ext cx="775794" cy="342148"/>
                           </a:xfrm>
-                          <a:prstGeom prst="rect"/>
+                          <a:prstGeom prst="rect">
+                            <a:avLst/>
+                          </a:prstGeom>
                           <a:solidFill>
                             <a:schemeClr val="accent5"/>
                           </a:solidFill>
@@ -3052,7 +2654,9 @@
                             <a:off x="1504950" y="1025525"/>
                             <a:ext cx="0" cy="406897"/>
                           </a:xfrm>
-                          <a:prstGeom prst="straightConnector1"/>
+                          <a:prstGeom prst="straightConnector1">
+                            <a:avLst/>
+                          </a:prstGeom>
                           <a:ln w="6350">
                             <a:solidFill>
                               <a:schemeClr val="tx1">
@@ -3087,7 +2691,9 @@
                             <a:off x="1641475" y="0"/>
                             <a:ext cx="670676" cy="342772"/>
                           </a:xfrm>
-                          <a:prstGeom prst="rect"/>
+                          <a:prstGeom prst="rect">
+                            <a:avLst/>
+                          </a:prstGeom>
                           <a:solidFill>
                             <a:schemeClr val="accent5"/>
                           </a:solidFill>
@@ -3143,7 +2749,9 @@
                             <a:off x="447675" y="1784350"/>
                             <a:ext cx="0" cy="257832"/>
                           </a:xfrm>
-                          <a:prstGeom prst="straightConnector1"/>
+                          <a:prstGeom prst="straightConnector1">
+                            <a:avLst/>
+                          </a:prstGeom>
                           <a:ln w="6350">
                             <a:solidFill>
                               <a:schemeClr val="tx1">
@@ -3178,7 +2786,9 @@
                             <a:off x="0" y="2038350"/>
                             <a:ext cx="893924" cy="296821"/>
                           </a:xfrm>
-                          <a:prstGeom prst="rect"/>
+                          <a:prstGeom prst="rect">
+                            <a:avLst/>
+                          </a:prstGeom>
                           <a:solidFill>
                             <a:schemeClr val="accent5"/>
                           </a:solidFill>
@@ -3234,7 +2844,9 @@
                             <a:off x="895350" y="1622425"/>
                             <a:ext cx="221468" cy="0"/>
                           </a:xfrm>
-                          <a:prstGeom prst="straightConnector1"/>
+                          <a:prstGeom prst="straightConnector1">
+                            <a:avLst/>
+                          </a:prstGeom>
                           <a:ln w="6350">
                             <a:solidFill>
                               <a:schemeClr val="tx1">
@@ -3269,7 +2881,9 @@
                             <a:off x="1117600" y="1435100"/>
                             <a:ext cx="782066" cy="342772"/>
                           </a:xfrm>
-                          <a:prstGeom prst="rect"/>
+                          <a:prstGeom prst="rect">
+                            <a:avLst/>
+                          </a:prstGeom>
                           <a:solidFill>
                             <a:schemeClr val="accent5"/>
                           </a:solidFill>
@@ -3325,7 +2939,9 @@
                             <a:off x="1898650" y="1597025"/>
                             <a:ext cx="198291" cy="0"/>
                           </a:xfrm>
-                          <a:prstGeom prst="straightConnector1"/>
+                          <a:prstGeom prst="straightConnector1">
+                            <a:avLst/>
+                          </a:prstGeom>
                           <a:ln w="6350">
                             <a:solidFill>
                               <a:schemeClr val="tx1">
@@ -3361,7 +2977,9 @@
                             <a:off x="2092325" y="1425575"/>
                             <a:ext cx="773628" cy="344687"/>
                           </a:xfrm>
-                          <a:prstGeom prst="hexagon"/>
+                          <a:prstGeom prst="hexagon">
+                            <a:avLst/>
+                          </a:prstGeom>
                           <a:solidFill>
                             <a:schemeClr val="accent5"/>
                           </a:solidFill>
@@ -3417,7 +3035,9 @@
                             <a:off x="1498600" y="539750"/>
                             <a:ext cx="990320" cy="0"/>
                           </a:xfrm>
-                          <a:prstGeom prst="line"/>
+                          <a:prstGeom prst="line">
+                            <a:avLst/>
+                          </a:prstGeom>
                           <a:ln w="6350">
                             <a:solidFill>
                               <a:schemeClr val="tx1">
@@ -3452,7 +3072,9 @@
                             <a:off x="1984375" y="346075"/>
                             <a:ext cx="0" cy="194244"/>
                           </a:xfrm>
-                          <a:prstGeom prst="straightConnector1"/>
+                          <a:prstGeom prst="straightConnector1">
+                            <a:avLst/>
+                          </a:prstGeom>
                           <a:ln w="6350">
                             <a:solidFill>
                               <a:schemeClr val="tx1">
@@ -3487,7 +3109,9 @@
                             <a:off x="2482850" y="1025525"/>
                             <a:ext cx="0" cy="398915"/>
                           </a:xfrm>
-                          <a:prstGeom prst="straightConnector1"/>
+                          <a:prstGeom prst="straightConnector1">
+                            <a:avLst/>
+                          </a:prstGeom>
                           <a:ln w="6350">
                             <a:solidFill>
                               <a:schemeClr val="tx1">
@@ -3523,6 +3147,7 @@
                             <a:ext cx="517412" cy="456411"/>
                           </a:xfrm>
                           <a:custGeom>
+                            <a:avLst/>
                             <a:gdLst>
                               <a:gd name="connsiteX0" fmla="*/ 0 w 799980"/>
                               <a:gd name="connsiteY0" fmla="*/ 0 h 342906"/>
@@ -3643,6 +3268,7 @@
                               <a:gd name="connsiteX5" fmla="*/ 0 w 457280"/>
                               <a:gd name="connsiteY5" fmla="*/ 0 h 571527"/>
                             </a:gdLst>
+                            <a:ahLst/>
                             <a:cxnLst>
                               <a:cxn ang="0">
                                 <a:pos x="connsiteX0" y="connsiteY0"/>
@@ -3764,7 +3390,9 @@
                             <a:off x="444500" y="1168400"/>
                             <a:ext cx="0" cy="257981"/>
                           </a:xfrm>
-                          <a:prstGeom prst="straightConnector1"/>
+                          <a:prstGeom prst="straightConnector1">
+                            <a:avLst/>
+                          </a:prstGeom>
                           <a:ln w="6350">
                             <a:solidFill>
                               <a:schemeClr val="tx1">
@@ -3799,12 +3427,15 @@
           </mc:Choice>
           <mc:Fallback>
             <w:pict>
-              <v:group xmlns:o="urn:schemas-microsoft-com:office:office" id="Group 14" style="position:absolute;width:225.8pt;height:183.85pt;z-index:7;mso-wrap-distance-left:9pt;mso-wrap-distance-top:0pt;mso-wrap-distance-right:9pt;mso-wrap-distance-bottom:0pt;margin-left:-0.05pt;margin-top:0.9pt;mso-position-horizontal:absolute;mso-position-horizontal-relative:text;mso-position-vertical:absolute;mso-position-vertical-relative:text" coordsize="2868117,2335170" o:allowincell="t">
-                <v:shape type="#_x0000_t32" id="Straight Arrow Connector 8" o:spid="_x0000_s1044" style="position:absolute;left:447675;top:457200;width:0;height:257980" strokecolor="#595959" strokeweight="0.5pt" stroked="t" o:allowincell="t">
+              <v:group w14:anchorId="5C34FD0F" id="Group 14" o:spid="_x0000_s1043" alt="The flowchart shows the relationship between Ounce and reliable methodologies." style="position:absolute;left:0;text-align:left;margin-left:-.05pt;margin-top:.9pt;width:225.8pt;height:183.85pt;z-index:7;mso-position-horizontal-relative:text;mso-position-vertical-relative:text" coordsize="28681,23351" o:gfxdata="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">
+                <v:shape id="Straight Arrow Connector 8" o:spid="_x0000_s1044" type="#_x0000_t32" style="position:absolute;left:4476;top:4572;width:0;height:2579;visibility:visible;mso-wrap-style:square" o:connectortype="straight" o:gfxdata="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" strokecolor="#5a5a5a [2109]" strokeweight=".5pt">
                   <v:stroke endarrow="block" endarrowwidth="narrow" endarrowlength="short"/>
                 </v:shape>
-                <v:shape id="Rectangle 42" o:spid="_x0000_s1045" style="position:absolute;left:200025;width:498363;height:456410;v-text-anchor:middle" o:allowincell="t" fillcolor="#4472C4" stroked="f" coordsize="498363,456410" path="m0,0l457280,,457280,342916,228640,571527,,342916,,xe">
-                  <v:textbox inset="0mm,1mm,0mm,1mm">
+                <v:shape id="Rectangle 42" o:spid="_x0000_s1045" style="position:absolute;left:2000;width:4983;height:4564;visibility:visible;mso-wrap-style:square;v-text-anchor:middle" coordsize="457280,571527" o:spt="100" o:gfxdata="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" adj="-11796480,,5400" path="m,l457280,r,342916l228640,571527,,342916,,xe" fillcolor="#4472c4 [3208]" stroked="f">
+                  <v:stroke joinstyle="miter"/>
+                  <v:formulas/>
+                  <v:path arrowok="t" o:connecttype="custom" o:connectlocs="0,0;498364,0;498364,273846;249182,456411;0,273846;0,0" o:connectangles="0,0,0,0,0,0" textboxrect="0,0,457280,571527"/>
+                  <v:textbox inset="0,,0">
                     <w:txbxContent>
                       <w:p>
                         <w:pPr>
@@ -3836,8 +3467,8 @@
                     </w:txbxContent>
                   </v:textbox>
                 </v:shape>
-                <v:rect id="Rectangle 79" o:spid="_x0000_s1046" style="position:absolute;left:1108075;top:685800;width:798646;height:342147;v-text-anchor:middle" o:allowincell="t" fillcolor="#70AD47" stroked="f">
-                  <v:textbox inset="0mm,1mm,0mm,1mm">
+                <v:rect id="Rectangle 79" o:spid="_x0000_s1046" style="position:absolute;left:11080;top:6858;width:7987;height:3421;visibility:visible;mso-wrap-style:square;v-text-anchor:middle" o:gfxdata="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" fillcolor="#70ad47 [3209]" stroked="f">
+                  <v:textbox inset="0,,0">
                     <w:txbxContent>
                       <w:p>
                         <w:pPr>
@@ -3859,8 +3490,8 @@
                     </w:txbxContent>
                   </v:textbox>
                 </v:rect>
-                <v:rect id="Rectangle 74" o:spid="_x0000_s1047" style="position:absolute;top:1438275;width:893923;height:342771;v-text-anchor:middle" o:allowincell="t" fillcolor="#4472C4" stroked="f">
-                  <v:textbox inset="3mm,1mm,3mm,1mm">
+                <v:rect id="Rectangle 74" o:spid="_x0000_s1047" style="position:absolute;top:14382;width:8939;height:3428;visibility:visible;mso-wrap-style:square;v-text-anchor:middle" o:gfxdata="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" fillcolor="#4472c4 [3208]" stroked="f">
+                  <v:textbox>
                     <w:txbxContent>
                       <w:p>
                         <w:pPr>
@@ -3883,14 +3514,14 @@
                     </w:txbxContent>
                   </v:textbox>
                 </v:rect>
-                <v:shape type="#_x0000_t32" id="Straight Arrow Connector 92" o:spid="_x0000_s1048" style="position:absolute;left:1498600;top:539750;width:0;height:146001;flip:y" strokecolor="#595959" strokeweight="0.5pt" stroked="t" o:allowincell="t">
+                <v:shape id="Straight Arrow Connector 92" o:spid="_x0000_s1048" type="#_x0000_t32" style="position:absolute;left:14986;top:5397;width:0;height:1460;flip:y;visibility:visible;mso-wrap-style:square" o:connectortype="straight" o:gfxdata="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" strokecolor="#5a5a5a [2109]" strokeweight=".5pt">
                   <v:stroke endarrowwidth="narrow" endarrowlength="short"/>
                 </v:shape>
-                <v:shape type="#_x0000_t32" id="Straight Arrow Connector 93" o:spid="_x0000_s1049" style="position:absolute;left:2489200;top:539750;width:0;height:146001;flip:y" strokecolor="#595959" strokeweight="0.5pt" stroked="t" o:allowincell="t">
+                <v:shape id="Straight Arrow Connector 93" o:spid="_x0000_s1049" type="#_x0000_t32" style="position:absolute;left:24892;top:5397;width:0;height:1460;flip:y;visibility:visible;mso-wrap-style:square" o:connectortype="straight" o:gfxdata="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" strokecolor="#5a5a5a [2109]" strokeweight=".5pt">
                   <v:stroke endarrowwidth="narrow" endarrowlength="short"/>
                 </v:shape>
-                <v:rect id="Rectangle 80" o:spid="_x0000_s1050" style="position:absolute;left:2092325;top:682625;width:775793;height:342147;v-text-anchor:middle" o:allowincell="t" fillcolor="#4472C4" stroked="f">
-                  <v:textbox inset="3mm,1mm,3mm,1mm">
+                <v:rect id="Rectangle 80" o:spid="_x0000_s1050" style="position:absolute;left:20923;top:6826;width:7758;height:3421;visibility:visible;mso-wrap-style:square;v-text-anchor:middle" o:gfxdata="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" fillcolor="#4472c4 [3208]" stroked="f">
+                  <v:textbox>
                     <w:txbxContent>
                       <w:p>
                         <w:pPr>
@@ -3913,11 +3544,11 @@
                     </w:txbxContent>
                   </v:textbox>
                 </v:rect>
-                <v:shape type="#_x0000_t32" id="Straight Arrow Connector 90" o:spid="_x0000_s1051" style="position:absolute;left:1504950;top:1025525;width:0;height:406896;flip:y" strokecolor="#595959" strokeweight="0.5pt" stroked="t" o:allowincell="t">
+                <v:shape id="Straight Arrow Connector 90" o:spid="_x0000_s1051" type="#_x0000_t32" style="position:absolute;left:15049;top:10255;width:0;height:4069;flip:y;visibility:visible;mso-wrap-style:square" o:connectortype="straight" o:gfxdata="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" strokecolor="#5a5a5a [2109]" strokeweight=".5pt">
                   <v:stroke endarrow="block" endarrowwidth="narrow" endarrowlength="short"/>
                 </v:shape>
-                <v:rect id="Rectangle 81" o:spid="_x0000_s1052" style="position:absolute;left:1641475;width:670675;height:342771;v-text-anchor:middle" o:allowincell="t" fillcolor="#4472C4" stroked="f">
-                  <v:textbox inset="3mm,1mm,3mm,1mm">
+                <v:rect id="Rectangle 81" o:spid="_x0000_s1052" style="position:absolute;left:16414;width:6707;height:3427;visibility:visible;mso-wrap-style:square;v-text-anchor:middle" o:gfxdata="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" fillcolor="#4472c4 [3208]" stroked="f">
+                  <v:textbox>
                     <w:txbxContent>
                       <w:p>
                         <w:pPr>
@@ -3940,11 +3571,11 @@
                     </w:txbxContent>
                   </v:textbox>
                 </v:rect>
-                <v:shape type="#_x0000_t32" id="Straight Arrow Connector 85" o:spid="_x0000_s1053" style="position:absolute;left:447675;top:1784350;width:0;height:257831" strokecolor="#595959" strokeweight="0.5pt" stroked="t" o:allowincell="t">
+                <v:shape id="Straight Arrow Connector 85" o:spid="_x0000_s1053" type="#_x0000_t32" style="position:absolute;left:4476;top:17843;width:0;height:2578;visibility:visible;mso-wrap-style:square" o:connectortype="straight" o:gfxdata="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" strokecolor="#5a5a5a [2109]" strokeweight=".5pt">
                   <v:stroke endarrow="block" endarrowwidth="narrow" endarrowlength="short"/>
                 </v:shape>
-                <v:rect id="Rectangle 75" o:spid="_x0000_s1054" style="position:absolute;top:2038350;width:893923;height:296820;v-text-anchor:middle" o:allowincell="t" fillcolor="#4472C4" stroked="f">
-                  <v:textbox inset="3mm,1mm,3mm,1mm">
+                <v:rect id="Rectangle 75" o:spid="_x0000_s1054" style="position:absolute;top:20383;width:8939;height:2968;visibility:visible;mso-wrap-style:square;v-text-anchor:middle" o:gfxdata="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" fillcolor="#4472c4 [3208]" stroked="f">
+                  <v:textbox>
                     <w:txbxContent>
                       <w:p>
                         <w:pPr>
@@ -3967,11 +3598,11 @@
                     </w:txbxContent>
                   </v:textbox>
                 </v:rect>
-                <v:shape type="#_x0000_t32" id="Straight Arrow Connector 104" o:spid="_x0000_s1055" style="position:absolute;left:895350;top:1622425;width:221467;height:0" strokecolor="#595959" strokeweight="0.5pt" stroked="t" o:allowincell="t">
+                <v:shape id="Straight Arrow Connector 104" o:spid="_x0000_s1055" type="#_x0000_t32" style="position:absolute;left:8953;top:16224;width:2215;height:0;visibility:visible;mso-wrap-style:square" o:connectortype="straight" o:gfxdata="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" strokecolor="#5a5a5a [2109]" strokeweight=".5pt">
                   <v:stroke endarrow="block" endarrowwidth="narrow" endarrowlength="short"/>
                 </v:shape>
-                <v:rect id="Rectangle 76" o:spid="_x0000_s1056" style="position:absolute;left:1117600;top:1435100;width:782065;height:342771;v-text-anchor:middle" o:allowincell="t" fillcolor="#4472C4" stroked="f">
-                  <v:textbox inset="0mm,0mm,0mm,0mm">
+                <v:rect id="Rectangle 76" o:spid="_x0000_s1056" style="position:absolute;left:11176;top:14351;width:7820;height:3427;visibility:visible;mso-wrap-style:square;v-text-anchor:middle" o:gfxdata="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" fillcolor="#4472c4 [3208]" stroked="f">
+                  <v:textbox inset="0,0,0,0">
                     <w:txbxContent>
                       <w:p>
                         <w:pPr>
@@ -3994,7 +3625,7 @@
                     </w:txbxContent>
                   </v:textbox>
                 </v:rect>
-                <v:shape type="#_x0000_t32" id="Straight Arrow Connector 102" o:spid="_x0000_s1057" style="position:absolute;left:1898650;top:1597025;width:198290;height:0;flip:y" strokecolor="#595959" strokeweight="0.5pt" stroked="t" o:allowincell="t">
+                <v:shape id="Straight Arrow Connector 102" o:spid="_x0000_s1057" type="#_x0000_t32" style="position:absolute;left:18986;top:15970;width:1983;height:0;flip:y;visibility:visible;mso-wrap-style:square" o:connectortype="straight" o:gfxdata="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" strokecolor="#5a5a5a [2109]" strokeweight=".5pt">
                   <v:stroke startarrowwidth="narrow" endarrow="block" endarrowwidth="narrow" endarrowlength="short"/>
                 </v:shape>
                 <v:shapetype id="_x0000_t9" coordsize="21600,21600" o:spt="9" adj="5400" path="m@0,l,10800@0,21600@1,21600,21600,10800@1,xe">
@@ -4008,9 +3639,12 @@
                     <v:f eqn="sum height 0 @3"/>
                   </v:formulas>
                   <v:path gradientshapeok="t" o:connecttype="rect" textboxrect="1800,1800,19800,19800;3600,3600,18000,18000;6300,6300,15300,15300"/>
+                  <v:handles>
+                    <v:h position="#0,topLeft" xrange="0,10800"/>
+                  </v:handles>
                 </v:shapetype>
-                <v:shape type="#_x0000_t9" id="Hexagon 78" o:spid="_x0000_s1058" style="position:absolute;left:2092325;top:1425575;width:773627;height:344686;v-text-anchor:middle" o:allowincell="t" fillcolor="#4472C4" stroked="f">
-                  <v:textbox inset="0mm,0mm,0mm,0mm">
+                <v:shape id="Hexagon 78" o:spid="_x0000_s1058" type="#_x0000_t9" style="position:absolute;left:20923;top:14255;width:7736;height:3447;visibility:visible;mso-wrap-style:square;v-text-anchor:middle" o:gfxdata="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" adj="2406" fillcolor="#4472c4 [3208]" stroked="f">
+                  <v:textbox inset="0,0,0,0">
                     <w:txbxContent>
                       <w:p>
                         <w:pPr>
@@ -4033,17 +3667,20 @@
                     </w:txbxContent>
                   </v:textbox>
                 </v:shape>
-                <v:line id="Straight Connector 94" o:spid="_x0000_s1059" style="position:absolute" strokecolor="#595959" strokeweight="0.5pt" stroked="t" o:allowincell="t" from="1498600,539750" to="2488919,539750">
+                <v:line id="Straight Connector 94" o:spid="_x0000_s1059" style="position:absolute;visibility:visible;mso-wrap-style:square" from="14986,5397" to="24889,5397" o:connectortype="straight" o:gfxdata="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" strokecolor="#5a5a5a [2109]" strokeweight=".5pt">
                   <v:stroke endarrowwidth="narrow" endarrowlength="short"/>
                 </v:line>
-                <v:shape type="#_x0000_t32" id="Straight Arrow Connector 101" o:spid="_x0000_s1060" style="position:absolute;left:1984375;top:346075;width:0;height:194243;flip:y" strokecolor="#595959" strokeweight="0.5pt" stroked="t" o:allowincell="t">
+                <v:shape id="Straight Arrow Connector 101" o:spid="_x0000_s1060" type="#_x0000_t32" style="position:absolute;left:19843;top:3460;width:0;height:1943;flip:y;visibility:visible;mso-wrap-style:square" o:connectortype="straight" o:gfxdata="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" strokecolor="#5a5a5a [2109]" strokeweight=".5pt">
                   <v:stroke endarrow="block" endarrowwidth="narrow" endarrowlength="short"/>
                 </v:shape>
-                <v:shape type="#_x0000_t32" id="Straight Arrow Connector 91" o:spid="_x0000_s1061" style="position:absolute;left:2482850;top:1025525;width:0;height:398914;flip:y" strokecolor="#595959" strokeweight="0.5pt" stroked="t" o:allowincell="t">
+                <v:shape id="Straight Arrow Connector 91" o:spid="_x0000_s1061" type="#_x0000_t32" style="position:absolute;left:24828;top:10255;width:0;height:3989;flip:y;visibility:visible;mso-wrap-style:square" o:connectortype="straight" o:gfxdata="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" strokecolor="#5a5a5a [2109]" strokeweight=".5pt">
                   <v:stroke endarrow="block" endarrowwidth="narrow" endarrowlength="short"/>
                 </v:shape>
-                <v:shape id="Rectangle 42" o:spid="_x0000_s1062" style="position:absolute;left:184150;top:714375;width:517411;height:456410;v-text-anchor:middle" o:allowincell="t" fillcolor="#ED7D31" strokeweight="2pt" stroked="f" coordsize="517411,456410" path="m0,0l457280,,457280,342916,228640,571527,,342916,,xe">
-                  <v:textbox inset="0mm,1mm,0mm,1mm">
+                <v:shape id="Rectangle 42" o:spid="_x0000_s1062" style="position:absolute;left:1841;top:7143;width:5174;height:4564;visibility:visible;mso-wrap-style:square;v-text-anchor:middle" coordsize="457280,571527" o:spt="100" o:gfxdata="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" adj="-11796480,,5400" path="m,l457280,r,342916l228640,571527,,342916,,xe" fillcolor="#ed7d31 [3205]" stroked="f" strokeweight="2pt">
+                  <v:stroke joinstyle="miter"/>
+                  <v:formulas/>
+                  <v:path arrowok="t" o:connecttype="custom" o:connectlocs="0,0;517412,0;517412,273846;258706,456411;0,273846;0,0" o:connectangles="0,0,0,0,0,0" textboxrect="0,0,457280,571527"/>
+                  <v:textbox inset="0,,0">
                     <w:txbxContent>
                       <w:p>
                         <w:pPr>
@@ -4085,7 +3722,7 @@
                     </w:txbxContent>
                   </v:textbox>
                 </v:shape>
-                <v:shape type="#_x0000_t32" id="Straight Arrow Connector 10" o:spid="_x0000_s1063" style="position:absolute;left:444500;top:1168400;width:0;height:257980" strokecolor="#595959" strokeweight="0.5pt" stroked="t" o:allowincell="t">
+                <v:shape id="Straight Arrow Connector 10" o:spid="_x0000_s1063" type="#_x0000_t32" style="position:absolute;left:4445;top:11684;width:0;height:2579;visibility:visible;mso-wrap-style:square" o:connectortype="straight" o:gfxdata="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" strokecolor="#5a5a5a [2109]" strokeweight=".5pt">
                   <v:stroke endarrow="block" endarrowwidth="narrow" endarrowlength="short"/>
                 </v:shape>
               </v:group>
@@ -4208,17 +3845,17 @@
         <w:rPr>
           <w:sz w:val="20"/>
         </w:rPr>
-        <w:br w:type="textWrapping"/>
-      </w:r>
-      <w:r>
-        <w:rPr>
-          <w:noProof w:val="1"/>
+        <w:br/>
+      </w:r>
+      <w:r>
+        <w:rPr>
+          <w:noProof/>
           <w:lang w:val="ru-RU" w:eastAsia="ru-RU"/>
         </w:rPr>
         <mc:AlternateContent>
           <mc:Choice Requires="wps">
             <w:drawing>
-              <wp:inline xmlns:wp="http://schemas.openxmlformats.org/drawingml/2006/wordprocessingDrawing" distT="0" distB="0" distL="0" distR="0">
+              <wp:inline distT="0" distB="0" distL="0" distR="0" wp14:anchorId="7600D34B" wp14:editId="18B6CA14">
                 <wp:extent cx="2856230" cy="447675"/>
                 <wp:effectExtent l="0" t="0" r="1270" b="9525"/>
                 <wp:docPr id="15" name="Text Box 6" descr="The text box contains the flowchart's caption."/>
@@ -4232,7 +3869,9 @@
                           <a:off x="0" y="0"/>
                           <a:ext cx="2856258" cy="447675"/>
                         </a:xfrm>
-                        <a:prstGeom prst="rect"/>
+                        <a:prstGeom prst="rect">
+                          <a:avLst/>
+                        </a:prstGeom>
                         <a:solidFill>
                           <a:srgbClr val="FFFFFF"/>
                         </a:solidFill>
@@ -4303,7 +3942,7 @@
                             <w:r>
                               <w:rPr>
                                 <w:rFonts w:ascii="Segoe UI" w:hAnsi="Segoe UI"/>
-                                <w:noProof w:val="1"/>
+                                <w:noProof/>
                                 <w:sz w:val="20"/>
                               </w:rPr>
                               <w:t>2</w:t>
@@ -4320,7 +3959,7 @@
                                 <w:rFonts w:ascii="Segoe UI" w:hAnsi="Segoe UI"/>
                                 <w:sz w:val="20"/>
                               </w:rPr>
-                              <w:t xml:space="preserve">:  The relationship between Ounce and reliable methodologies</w:t>
+                              <w:t>:  The relationship between Ounce and reliable methodologies</w:t>
                             </w:r>
                           </w:p>
                           <w:p>
@@ -4344,7 +3983,7 @@
           </mc:Choice>
           <mc:Fallback>
             <w:pict>
-              <v:rect xmlns:o="urn:schemas-microsoft-com:office:office" id="Text Box 6" o:spid="_x0000_s1064" style="width:224.9pt;height:35.25pt;mso-wrap-distance-left:0pt;mso-wrap-distance-top:0pt;mso-wrap-distance-right:0pt;mso-wrap-distance-bottom:0pt;margin-left:0pt;margin-top:0pt;mso-position-horizontal:absolute;mso-position-horizontal-relative:page;mso-position-vertical:absolute;mso-position-vertical-relative:page" o:allowoverlap="f" fillcolor="#FFFFFF" strokeweight="0.5pt" stroked="f">
+              <v:rect w14:anchorId="7600D34B" id="Text Box 6" o:spid="_x0000_s1064" alt="The text box contains the flowchart's caption." style="width:224.9pt;height:35.25pt;visibility:visible;mso-wrap-style:square;mso-left-percent:-10001;mso-top-percent:-10001;mso-position-horizontal:absolute;mso-position-horizontal-relative:char;mso-position-vertical:absolute;mso-position-vertical-relative:line;mso-left-percent:-10001;mso-top-percent:-10001;v-text-anchor:top" o:gfxdata="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" stroked="f" strokeweight=".5pt">
                 <v:textbox>
                   <w:txbxContent>
                     <w:p>
@@ -4386,7 +4025,7 @@
                       <w:r>
                         <w:rPr>
                           <w:rFonts w:ascii="Segoe UI" w:hAnsi="Segoe UI"/>
-                          <w:noProof w:val="1"/>
+                          <w:noProof/>
                           <w:sz w:val="20"/>
                         </w:rPr>
                         <w:t>2</w:t>
@@ -4403,7 +4042,7 @@
                           <w:rFonts w:ascii="Segoe UI" w:hAnsi="Segoe UI"/>
                           <w:sz w:val="20"/>
                         </w:rPr>
-                        <w:t xml:space="preserve">:  The relationship between Ounce and reliable methodologies</w:t>
+                        <w:t>:  The relationship between Ounce and reliable methodologies</w:t>
                       </w:r>
                     </w:p>
                     <w:p>
@@ -4416,6 +4055,7 @@
                     </w:p>
                   </w:txbxContent>
                 </v:textbox>
+                <w10:anchorlock/>
               </v:rect>
             </w:pict>
           </mc:Fallback>
@@ -4438,21 +4078,21 @@
     </w:p>
     <w:p>
       <w:pPr>
-        <w:pStyle w:val="P1"/>
-        <w:spacing w:before="360" w:beforeAutospacing="0" w:afterAutospacing="0"/>
+        <w:pStyle w:val="Heading1"/>
+        <w:spacing w:before="360"/>
         <w:rPr>
           <w:rFonts w:ascii="Segoe UI Semilight" w:hAnsi="Segoe UI Semilight"/>
           <w:sz w:val="20"/>
         </w:rPr>
       </w:pPr>
-      <w:bookmarkStart w:id="7" w:name="_Toc482133856"/>
+      <w:bookmarkStart w:id="10" w:name="_Toc482133856"/>
       <w:r>
         <w:rPr>
           <w:rFonts w:ascii="Segoe UI Semilight" w:hAnsi="Segoe UI Semilight"/>
         </w:rPr>
         <w:t>3 Implementation</w:t>
       </w:r>
-      <w:bookmarkEnd w:id="7"/>
+      <w:bookmarkEnd w:id="10"/>
     </w:p>
     <w:p>
       <w:pPr>
@@ -4462,56 +4102,70 @@
           <w:sz w:val="20"/>
         </w:rPr>
       </w:pPr>
-      <w:bookmarkStart w:id="8" w:name="Implementation"/>
-      <w:bookmarkEnd w:id="8"/>
-      <w:r>
-        <w:rPr>
-          <w:rFonts w:ascii="Segoe UI" w:hAnsi="Segoe UI" w:cs="Segoe UI"/>
-          <w:sz w:val="20"/>
-        </w:rPr>
-        <w:t>Ounce is elegant</w:t>
-      </w:r>
-      <w:r>
-        <w:rPr>
-          <w:rFonts w:ascii="Segoe UI" w:hAnsi="Segoe UI" w:cs="Segoe UI"/>
-          <w:sz w:val="20"/>
-        </w:rPr>
-        <w:t>;</w:t>
-      </w:r>
-      <w:r>
-        <w:rPr>
-          <w:rFonts w:ascii="Segoe UI" w:hAnsi="Segoe UI" w:cs="Segoe UI"/>
-          <w:sz w:val="20"/>
-        </w:rPr>
-        <w:t xml:space="preserve"> so</w:t>
-      </w:r>
-      <w:r>
-        <w:rPr>
-          <w:rFonts w:ascii="Segoe UI" w:hAnsi="Segoe UI" w:cs="Segoe UI"/>
-          <w:sz w:val="20"/>
-        </w:rPr>
-        <w:t>,</w:t>
-      </w:r>
-      <w:r>
-        <w:rPr>
-          <w:rFonts w:ascii="Segoe UI" w:hAnsi="Segoe UI" w:cs="Segoe UI"/>
-          <w:sz w:val="20"/>
-        </w:rPr>
-        <w:t xml:space="preserve"> too</w:t>
-      </w:r>
-      <w:r>
-        <w:rPr>
-          <w:rFonts w:ascii="Segoe UI" w:hAnsi="Segoe UI" w:cs="Segoe UI"/>
-          <w:sz w:val="20"/>
-        </w:rPr>
-        <w:t>,</w:t>
-      </w:r>
-      <w:r>
-        <w:rPr>
-          <w:rFonts w:ascii="Segoe UI" w:hAnsi="Segoe UI" w:cs="Segoe UI"/>
-          <w:sz w:val="20"/>
-        </w:rPr>
-        <w:t xml:space="preserve"> must be our implementation</w:t>
+      <w:bookmarkStart w:id="11" w:name="Implementation"/>
+      <w:bookmarkEnd w:id="11"/>
+      <w:r>
+        <w:rPr>
+          <w:rFonts w:ascii="Segoe UI" w:hAnsi="Segoe UI" w:cs="Segoe UI"/>
+          <w:sz w:val="20"/>
+        </w:rPr>
+        <w:t xml:space="preserve">Ounce is elegant; so, too, must be our implementation. Similarly, the collection of shell scripts and the server </w:t>
+      </w:r>
+      <w:proofErr w:type="gramStart"/>
+      <w:r>
+        <w:rPr>
+          <w:rFonts w:ascii="Segoe UI" w:hAnsi="Segoe UI" w:cs="Segoe UI"/>
+          <w:sz w:val="20"/>
+        </w:rPr>
+        <w:t>daemon</w:t>
+      </w:r>
+      <w:proofErr w:type="gramEnd"/>
+      <w:r>
+        <w:rPr>
+          <w:rFonts w:ascii="Segoe UI" w:hAnsi="Segoe UI" w:cs="Segoe UI"/>
+          <w:sz w:val="20"/>
+        </w:rPr>
+        <w:t xml:space="preserve"> must run with the same permissions. Next, Ounce requires root access </w:t>
+      </w:r>
+      <w:proofErr w:type="gramStart"/>
+      <w:r>
+        <w:rPr>
+          <w:rFonts w:ascii="Segoe UI" w:hAnsi="Segoe UI" w:cs="Segoe UI"/>
+          <w:sz w:val="20"/>
+        </w:rPr>
+        <w:t>in order to</w:t>
+      </w:r>
+      <w:proofErr w:type="gramEnd"/>
+      <w:r>
+        <w:rPr>
+          <w:rFonts w:ascii="Segoe UI" w:hAnsi="Segoe UI" w:cs="Segoe UI"/>
+          <w:sz w:val="20"/>
+        </w:rPr>
+        <w:t xml:space="preserve"> cache the lookaside buffer. Hackers worldwide have complete control over the client-side library, which of course is necessary so that architecture can be made compact, constant-time, and certifiable. The server daemon contains about 68 instructions of Fortran. We plan to release </w:t>
+      </w:r>
+      <w:proofErr w:type="gramStart"/>
+      <w:r>
+        <w:rPr>
+          <w:rFonts w:ascii="Segoe UI" w:hAnsi="Segoe UI" w:cs="Segoe UI"/>
+          <w:sz w:val="20"/>
+        </w:rPr>
+        <w:t>all of</w:t>
+      </w:r>
+      <w:proofErr w:type="gramEnd"/>
+      <w:r>
+        <w:rPr>
+          <w:rFonts w:ascii="Segoe UI" w:hAnsi="Segoe UI" w:cs="Segoe UI"/>
+          <w:sz w:val="20"/>
+        </w:rPr>
+        <w:t xml:space="preserve"> this code under copy-once, run-nowhere</w:t>
+      </w:r>
+      <w:r>
+        <w:rPr>
+          <w:rStyle w:val="EndnoteReference"/>
+          <w:rFonts w:ascii="Segoe UI" w:hAnsi="Segoe UI" w:cs="Segoe UI"/>
+          <w:sz w:val="20"/>
+        </w:rPr>
+        <w:endnoteReference w:id="5"/>
       </w:r>
       <w:r>
         <w:rPr>
@@ -4520,231 +4174,13 @@
         </w:rPr>
         <w:t>.</w:t>
       </w:r>
-      <w:r>
-        <w:rPr>
-          <w:rFonts w:ascii="Segoe UI" w:hAnsi="Segoe UI" w:cs="Segoe UI"/>
-          <w:sz w:val="20"/>
-        </w:rPr>
-        <w:t xml:space="preserve"> Similarly</w:t>
-      </w:r>
-      <w:r>
-        <w:rPr>
-          <w:rFonts w:ascii="Segoe UI" w:hAnsi="Segoe UI" w:cs="Segoe UI"/>
-          <w:sz w:val="20"/>
-        </w:rPr>
-        <w:t>,</w:t>
-      </w:r>
-      <w:r>
-        <w:rPr>
-          <w:rFonts w:ascii="Segoe UI" w:hAnsi="Segoe UI" w:cs="Segoe UI"/>
-          <w:sz w:val="20"/>
-        </w:rPr>
-        <w:t xml:space="preserve"> the collection of shell scripts and the server daemon must run with the same permissions</w:t>
-      </w:r>
-      <w:r>
-        <w:rPr>
-          <w:rFonts w:ascii="Segoe UI" w:hAnsi="Segoe UI" w:cs="Segoe UI"/>
-          <w:sz w:val="20"/>
-        </w:rPr>
-        <w:t>.</w:t>
-      </w:r>
-      <w:r>
-        <w:rPr>
-          <w:rFonts w:ascii="Segoe UI" w:hAnsi="Segoe UI" w:cs="Segoe UI"/>
-          <w:sz w:val="20"/>
-        </w:rPr>
-        <w:t xml:space="preserve"> Next</w:t>
-      </w:r>
-      <w:r>
-        <w:rPr>
-          <w:rFonts w:ascii="Segoe UI" w:hAnsi="Segoe UI" w:cs="Segoe UI"/>
-          <w:sz w:val="20"/>
-        </w:rPr>
-        <w:t>,</w:t>
-      </w:r>
-      <w:r>
-        <w:rPr>
-          <w:rFonts w:ascii="Segoe UI" w:hAnsi="Segoe UI" w:cs="Segoe UI"/>
-          <w:sz w:val="20"/>
-        </w:rPr>
-        <w:t xml:space="preserve"> Ounce requires root access in order to cache the lookaside buffer</w:t>
-      </w:r>
-      <w:r>
-        <w:rPr>
-          <w:rFonts w:ascii="Segoe UI" w:hAnsi="Segoe UI" w:cs="Segoe UI"/>
-          <w:sz w:val="20"/>
-        </w:rPr>
-        <w:t>.</w:t>
-      </w:r>
-      <w:r>
-        <w:rPr>
-          <w:rFonts w:ascii="Segoe UI" w:hAnsi="Segoe UI" w:cs="Segoe UI"/>
-          <w:sz w:val="20"/>
-        </w:rPr>
-        <w:t xml:space="preserve"> Hackers worldwide have complete control over the client</w:t>
-      </w:r>
-      <w:r>
-        <w:rPr>
-          <w:rFonts w:ascii="Segoe UI" w:hAnsi="Segoe UI" w:cs="Segoe UI"/>
-          <w:sz w:val="20"/>
-        </w:rPr>
-        <w:t>-</w:t>
-      </w:r>
-      <w:r>
-        <w:rPr>
-          <w:rFonts w:ascii="Segoe UI" w:hAnsi="Segoe UI" w:cs="Segoe UI"/>
-          <w:sz w:val="20"/>
-        </w:rPr>
-        <w:t>side library</w:t>
-      </w:r>
-      <w:r>
-        <w:rPr>
-          <w:rFonts w:ascii="Segoe UI" w:hAnsi="Segoe UI" w:cs="Segoe UI"/>
-          <w:sz w:val="20"/>
-        </w:rPr>
-        <w:t>,</w:t>
-      </w:r>
-      <w:r>
-        <w:rPr>
-          <w:rFonts w:ascii="Segoe UI" w:hAnsi="Segoe UI" w:cs="Segoe UI"/>
-          <w:sz w:val="20"/>
-        </w:rPr>
-        <w:t xml:space="preserve"> which of course is necessary so that architecture can be made compact</w:t>
-      </w:r>
-      <w:r>
-        <w:rPr>
-          <w:rFonts w:ascii="Segoe UI" w:hAnsi="Segoe UI" w:cs="Segoe UI"/>
-          <w:sz w:val="20"/>
-        </w:rPr>
-        <w:t>,</w:t>
-      </w:r>
-      <w:r>
-        <w:rPr>
-          <w:rFonts w:ascii="Segoe UI" w:hAnsi="Segoe UI" w:cs="Segoe UI"/>
-          <w:sz w:val="20"/>
-        </w:rPr>
-        <w:t xml:space="preserve"> constant</w:t>
-      </w:r>
-      <w:r>
-        <w:rPr>
-          <w:rFonts w:ascii="Segoe UI" w:hAnsi="Segoe UI" w:cs="Segoe UI"/>
-          <w:sz w:val="20"/>
-        </w:rPr>
-        <w:t>-</w:t>
-      </w:r>
-      <w:r>
-        <w:rPr>
-          <w:rFonts w:ascii="Segoe UI" w:hAnsi="Segoe UI" w:cs="Segoe UI"/>
-          <w:sz w:val="20"/>
-        </w:rPr>
-        <w:t>time</w:t>
-      </w:r>
-      <w:r>
-        <w:rPr>
-          <w:rFonts w:ascii="Segoe UI" w:hAnsi="Segoe UI" w:cs="Segoe UI"/>
-          <w:sz w:val="20"/>
-        </w:rPr>
-        <w:t>,</w:t>
-      </w:r>
-      <w:r>
-        <w:rPr>
-          <w:rFonts w:ascii="Segoe UI" w:hAnsi="Segoe UI" w:cs="Segoe UI"/>
-          <w:sz w:val="20"/>
-        </w:rPr>
-        <w:t xml:space="preserve"> and certifiable</w:t>
-      </w:r>
-      <w:r>
-        <w:rPr>
-          <w:rFonts w:ascii="Segoe UI" w:hAnsi="Segoe UI" w:cs="Segoe UI"/>
-          <w:sz w:val="20"/>
-        </w:rPr>
-        <w:t>.</w:t>
-      </w:r>
-      <w:r>
-        <w:rPr>
-          <w:rFonts w:ascii="Segoe UI" w:hAnsi="Segoe UI" w:cs="Segoe UI"/>
-          <w:sz w:val="20"/>
-        </w:rPr>
-        <w:t xml:space="preserve"> The server daemon contains about 68 instructions of Fortran</w:t>
-      </w:r>
-      <w:r>
-        <w:rPr>
-          <w:rFonts w:ascii="Segoe UI" w:hAnsi="Segoe UI" w:cs="Segoe UI"/>
-          <w:sz w:val="20"/>
-        </w:rPr>
-        <w:t>.</w:t>
-      </w:r>
-      <w:r>
-        <w:rPr>
-          <w:rFonts w:ascii="Segoe UI" w:hAnsi="Segoe UI" w:cs="Segoe UI"/>
-          <w:sz w:val="20"/>
-        </w:rPr>
-        <w:t xml:space="preserve"> We plan to release all of this code under copy</w:t>
-      </w:r>
-      <w:r>
-        <w:rPr>
-          <w:rFonts w:ascii="Segoe UI" w:hAnsi="Segoe UI" w:cs="Segoe UI"/>
-          <w:sz w:val="20"/>
-        </w:rPr>
-        <w:t>-</w:t>
-      </w:r>
-      <w:r>
-        <w:rPr>
-          <w:rFonts w:ascii="Segoe UI" w:hAnsi="Segoe UI" w:cs="Segoe UI"/>
-          <w:sz w:val="20"/>
-        </w:rPr>
-        <w:t>once</w:t>
-      </w:r>
-      <w:r>
-        <w:rPr>
-          <w:rFonts w:ascii="Segoe UI" w:hAnsi="Segoe UI" w:cs="Segoe UI"/>
-          <w:sz w:val="20"/>
-        </w:rPr>
-        <w:t>,</w:t>
-      </w:r>
-      <w:r>
-        <w:rPr>
-          <w:rFonts w:ascii="Segoe UI" w:hAnsi="Segoe UI" w:cs="Segoe UI"/>
-          <w:sz w:val="20"/>
-        </w:rPr>
-        <w:t xml:space="preserve"> run</w:t>
-      </w:r>
-      <w:r>
-        <w:rPr>
-          <w:rFonts w:ascii="Segoe UI" w:hAnsi="Segoe UI" w:cs="Segoe UI"/>
-          <w:sz w:val="20"/>
-        </w:rPr>
-        <w:t>-</w:t>
-      </w:r>
-      <w:r>
-        <w:rPr>
-          <w:rFonts w:ascii="Segoe UI" w:hAnsi="Segoe UI" w:cs="Segoe UI"/>
-          <w:sz w:val="20"/>
-        </w:rPr>
-        <w:t>nowhere</w:t>
-      </w:r>
-      <w:r>
-        <w:rPr>
-          <w:rStyle w:val="C18"/>
-          <w:rFonts w:ascii="Segoe UI" w:hAnsi="Segoe UI" w:cs="Segoe UI"/>
-          <w:sz w:val="20"/>
-        </w:rPr>
-        <w:endnoteReference w:id="5"/>
-      </w:r>
-      <w:r>
-        <w:rPr>
-          <w:rFonts w:ascii="Segoe UI" w:hAnsi="Segoe UI" w:cs="Segoe UI"/>
-          <w:sz w:val="20"/>
-        </w:rPr>
-        <w:t>.</w:t>
-      </w:r>
-      <w:bookmarkStart w:id="9" w:name="_Toc767508462"/>
-      <w:bookmarkStart w:id="10" w:name="Chapter_Evaluation"/>
+      <w:bookmarkStart w:id="12" w:name="_Toc767508462"/>
+      <w:bookmarkStart w:id="13" w:name="Chapter_Evaluation"/>
     </w:p>
     <w:p>
       <w:pPr>
-        <w:pStyle w:val="P1"/>
-        <w:spacing w:before="240" w:beforeAutospacing="0" w:afterAutospacing="0"/>
+        <w:pStyle w:val="Heading1"/>
+        <w:spacing w:before="240"/>
         <w:rPr>
           <w:rFonts w:ascii="Segoe UI Semilight" w:hAnsi="Segoe UI Semilight"/>
         </w:rPr>
@@ -4755,20 +4191,20 @@
         </w:rPr>
         <w:t>4 Evaluation</w:t>
       </w:r>
-      <w:bookmarkEnd w:id="9"/>
+      <w:bookmarkEnd w:id="12"/>
     </w:p>
     <w:p>
       <w:pPr>
-        <w:spacing w:after="120" w:beforeAutospacing="0" w:afterAutospacing="0"/>
+        <w:spacing w:after="120"/>
         <w:jc w:val="both"/>
         <w:rPr>
           <w:rFonts w:ascii="Segoe UI" w:hAnsi="Segoe UI" w:cs="Segoe UI"/>
           <w:sz w:val="20"/>
         </w:rPr>
       </w:pPr>
-      <w:bookmarkStart w:id="11" w:name="Evaluation"/>
-      <w:bookmarkEnd w:id="11"/>
-      <w:bookmarkStart w:id="12" w:name="_Toc964099612"/>
+      <w:bookmarkStart w:id="14" w:name="Evaluation"/>
+      <w:bookmarkStart w:id="15" w:name="_Toc964099612"/>
+      <w:bookmarkEnd w:id="14"/>
       <w:r>
         <w:rPr>
           <w:rFonts w:ascii="Segoe UI" w:hAnsi="Segoe UI" w:cs="Segoe UI"/>
@@ -4779,12 +4215,12 @@
     </w:p>
     <w:p>
       <w:pPr>
-        <w:pStyle w:val="P10"/>
+        <w:pStyle w:val="ListParagraph"/>
         <w:numPr>
           <w:ilvl w:val="0"/>
           <w:numId w:val="6"/>
         </w:numPr>
-        <w:spacing w:after="120" w:beforeAutospacing="0" w:afterAutospacing="0"/>
+        <w:spacing w:after="120"/>
         <w:jc w:val="both"/>
         <w:rPr>
           <w:rFonts w:ascii="Segoe UI" w:hAnsi="Segoe UI" w:cs="Segoe UI"/>
@@ -4796,17 +4232,42 @@
           <w:rFonts w:ascii="Segoe UI" w:hAnsi="Segoe UI" w:cs="Segoe UI"/>
           <w:sz w:val="20"/>
         </w:rPr>
-        <w:t>that the Macintosh SE of yesteryear actually exhibits better effective interrupt rate than today's hardware;</w:t>
-      </w:r>
+        <w:t xml:space="preserve">that the Macintosh SE of yesteryear </w:t>
+      </w:r>
+      <w:proofErr w:type="gramStart"/>
+      <w:r>
+        <w:rPr>
+          <w:rFonts w:ascii="Segoe UI" w:hAnsi="Segoe UI" w:cs="Segoe UI"/>
+          <w:sz w:val="20"/>
+        </w:rPr>
+        <w:t>actually exhibits</w:t>
+      </w:r>
+      <w:proofErr w:type="gramEnd"/>
+      <w:r>
+        <w:rPr>
+          <w:rFonts w:ascii="Segoe UI" w:hAnsi="Segoe UI" w:cs="Segoe UI"/>
+          <w:sz w:val="20"/>
+        </w:rPr>
+        <w:t xml:space="preserve"> better effective interrupt rate than today's </w:t>
+      </w:r>
+      <w:proofErr w:type="gramStart"/>
+      <w:r>
+        <w:rPr>
+          <w:rFonts w:ascii="Segoe UI" w:hAnsi="Segoe UI" w:cs="Segoe UI"/>
+          <w:sz w:val="20"/>
+        </w:rPr>
+        <w:t>hardware;</w:t>
+      </w:r>
+      <w:proofErr w:type="gramEnd"/>
     </w:p>
     <w:p>
       <w:pPr>
-        <w:pStyle w:val="P10"/>
+        <w:pStyle w:val="ListParagraph"/>
         <w:numPr>
           <w:ilvl w:val="0"/>
           <w:numId w:val="6"/>
         </w:numPr>
-        <w:spacing w:after="120" w:beforeAutospacing="0" w:afterAutospacing="0"/>
+        <w:spacing w:after="120"/>
         <w:jc w:val="both"/>
         <w:rPr>
           <w:rFonts w:ascii="Segoe UI" w:hAnsi="Segoe UI" w:cs="Segoe UI"/>
@@ -4818,17 +4279,26 @@
           <w:rFonts w:ascii="Segoe UI" w:hAnsi="Segoe UI" w:cs="Segoe UI"/>
           <w:sz w:val="20"/>
         </w:rPr>
-        <w:t>that we can do much to affect a method's median response time;</w:t>
-      </w:r>
+        <w:t xml:space="preserve">that we can do much to affect a method's median response </w:t>
+      </w:r>
+      <w:proofErr w:type="gramStart"/>
+      <w:r>
+        <w:rPr>
+          <w:rFonts w:ascii="Segoe UI" w:hAnsi="Segoe UI" w:cs="Segoe UI"/>
+          <w:sz w:val="20"/>
+        </w:rPr>
+        <w:t>time;</w:t>
+      </w:r>
+      <w:proofErr w:type="gramEnd"/>
     </w:p>
     <w:p>
       <w:pPr>
-        <w:pStyle w:val="P10"/>
+        <w:pStyle w:val="ListParagraph"/>
         <w:numPr>
           <w:ilvl w:val="0"/>
           <w:numId w:val="6"/>
         </w:numPr>
-        <w:spacing w:after="120" w:beforeAutospacing="0" w:afterAutospacing="0"/>
+        <w:spacing w:after="120"/>
         <w:jc w:val="both"/>
         <w:rPr>
           <w:rFonts w:ascii="Segoe UI" w:hAnsi="Segoe UI" w:cs="Segoe UI"/>
@@ -4842,11 +4312,11 @@
         </w:rPr>
         <w:t xml:space="preserve">that voice-over-IP no longer adjusts effective throughput. </w:t>
       </w:r>
-      <w:bookmarkEnd w:id="12"/>
+      <w:bookmarkEnd w:id="15"/>
     </w:p>
     <w:p>
       <w:pPr>
-        <w:spacing w:after="120" w:beforeAutospacing="0" w:afterAutospacing="0"/>
+        <w:spacing w:after="120"/>
         <w:jc w:val="both"/>
         <w:rPr>
           <w:rFonts w:ascii="Segoe UI" w:hAnsi="Segoe UI" w:cs="Segoe UI"/>
@@ -4863,12 +4333,12 @@
     </w:p>
     <w:p>
       <w:pPr>
-        <w:pStyle w:val="P10"/>
+        <w:pStyle w:val="ListParagraph"/>
         <w:numPr>
           <w:ilvl w:val="0"/>
           <w:numId w:val="7"/>
         </w:numPr>
-        <w:spacing w:after="120" w:beforeAutospacing="0" w:afterAutospacing="0"/>
+        <w:spacing w:after="120"/>
         <w:jc w:val="both"/>
         <w:rPr>
           <w:rFonts w:ascii="Segoe UI" w:hAnsi="Segoe UI" w:cs="Segoe UI"/>
@@ -4885,12 +4355,12 @@
     </w:p>
     <w:p>
       <w:pPr>
-        <w:pStyle w:val="P10"/>
+        <w:pStyle w:val="ListParagraph"/>
         <w:numPr>
           <w:ilvl w:val="0"/>
           <w:numId w:val="7"/>
         </w:numPr>
-        <w:spacing w:after="120" w:beforeAutospacing="0" w:afterAutospacing="0"/>
+        <w:spacing w:after="120"/>
         <w:jc w:val="both"/>
         <w:rPr>
           <w:rFonts w:ascii="Segoe UI" w:hAnsi="Segoe UI" w:cs="Segoe UI"/>
@@ -4907,12 +4377,12 @@
     </w:p>
     <w:p>
       <w:pPr>
-        <w:pStyle w:val="P10"/>
+        <w:pStyle w:val="ListParagraph"/>
         <w:numPr>
           <w:ilvl w:val="0"/>
           <w:numId w:val="7"/>
         </w:numPr>
-        <w:spacing w:after="120" w:beforeAutospacing="0" w:afterAutospacing="0"/>
+        <w:spacing w:after="120"/>
         <w:jc w:val="both"/>
         <w:rPr>
           <w:rFonts w:ascii="Segoe UI" w:hAnsi="Segoe UI" w:cs="Segoe UI"/>
@@ -4924,17 +4394,33 @@
           <w:rFonts w:ascii="Segoe UI" w:hAnsi="Segoe UI" w:cs="Segoe UI"/>
           <w:sz w:val="20"/>
         </w:rPr>
-        <w:t>We asked (and answered) what would happen if provably extremely independently parallel 802.11 mesh networks were used instead of vacuum tubes.</w:t>
+        <w:t xml:space="preserve">We asked (and answered) what would happen if </w:t>
+      </w:r>
+      <w:proofErr w:type="gramStart"/>
+      <w:r>
+        <w:rPr>
+          <w:rFonts w:ascii="Segoe UI" w:hAnsi="Segoe UI" w:cs="Segoe UI"/>
+          <w:sz w:val="20"/>
+        </w:rPr>
+        <w:t>provably</w:t>
+      </w:r>
+      <w:proofErr w:type="gramEnd"/>
+      <w:r>
+        <w:rPr>
+          <w:rFonts w:ascii="Segoe UI" w:hAnsi="Segoe UI" w:cs="Segoe UI"/>
+          <w:sz w:val="20"/>
+        </w:rPr>
+        <w:t xml:space="preserve"> extremely independently parallel 802.11 mesh networks were used instead of vacuum tubes.</w:t>
       </w:r>
     </w:p>
     <w:p>
       <w:pPr>
-        <w:pStyle w:val="P10"/>
+        <w:pStyle w:val="ListParagraph"/>
         <w:numPr>
           <w:ilvl w:val="0"/>
           <w:numId w:val="7"/>
         </w:numPr>
-        <w:spacing w:after="120" w:beforeAutospacing="0" w:afterAutospacing="0"/>
+        <w:spacing w:after="120"/>
         <w:jc w:val="both"/>
         <w:rPr>
           <w:rFonts w:ascii="Segoe UI" w:hAnsi="Segoe UI" w:cs="Segoe UI"/>
@@ -4957,12 +4443,10 @@
           <w:lang w:bidi="en-US"/>
         </w:rPr>
         <w:sectPr>
-          <w:headerReference xmlns:r="http://schemas.openxmlformats.org/officeDocument/2006/relationships" w:type="default" r:id="RelHdr3"/>
-          <w:footnotePr/>
-          <w:endnotePr/>
-          <w:type w:val="nextPage"/>
-          <w:pgMar w:left="1701" w:right="850" w:top="1134" w:bottom="1134" w:header="720" w:footer="720" w:gutter="0"/>
-          <w:cols w:equalWidth="1" w:num="2" w:space="720"/>
+          <w:headerReference w:type="default" r:id="rId17"/>
+          <w:pgSz w:w="12240" w:h="15840"/>
+          <w:pgMar w:top="1134" w:right="850" w:bottom="1134" w:left="1701" w:header="720" w:footer="720" w:gutter="0"/>
+          <w:cols w:num="2" w:space="720"/>
         </w:sectPr>
       </w:pPr>
       <w:r>
@@ -4970,17 +4454,33 @@
           <w:rFonts w:ascii="Segoe UI" w:hAnsi="Segoe UI" w:cs="Segoe UI"/>
           <w:sz w:val="20"/>
         </w:rPr>
-        <w:t>Afterwards, we discuss all four experiments. The obtained results prove that four years of hard work were wasted on this project. Our power observations contrast to those seen in earlier work, such as S. Bose's seminal treatise on write-back caches and observed expected clock speed. Gaussian electromagnetic disturbances in our XBox network caused unstable experimental results</w:t>
-      </w:r>
-      <w:bookmarkEnd w:id="10"/>
-      <w:bookmarkStart w:id="13" w:name="_Toc524858366"/>
+        <w:t xml:space="preserve">Afterwards, we discuss all four experiments. The obtained results prove that four years of hard work were wasted on this project. Our power observations contrast to those seen in earlier work, such as S. Bose's seminal treatise on write-back caches and observed expected clock speed. Gaussian electromagnetic disturbances in our </w:t>
+      </w:r>
+      <w:proofErr w:type="spellStart"/>
+      <w:r>
+        <w:rPr>
+          <w:rFonts w:ascii="Segoe UI" w:hAnsi="Segoe UI" w:cs="Segoe UI"/>
+          <w:sz w:val="20"/>
+        </w:rPr>
+        <w:t>XBox</w:t>
+      </w:r>
+      <w:proofErr w:type="spellEnd"/>
+      <w:r>
+        <w:rPr>
+          <w:rFonts w:ascii="Segoe UI" w:hAnsi="Segoe UI" w:cs="Segoe UI"/>
+          <w:sz w:val="20"/>
+        </w:rPr>
+        <w:t xml:space="preserve"> network caused unstable experimental results</w:t>
+      </w:r>
+      <w:bookmarkStart w:id="16" w:name="_Toc524858366"/>
+      <w:bookmarkEnd w:id="13"/>
     </w:p>
     <w:tbl>
       <w:tblPr>
-        <w:tblStyle w:val="T3"/>
-        <w:tblpPr w:leftFromText="187" w:rightFromText="187" w:tblpX="1" w:tblpY="1" w:vertAnchor="text" w:tblpXSpec="left"/>
+        <w:tblStyle w:val="ListTable6Colorful-Accent51"/>
+        <w:tblpPr w:leftFromText="187" w:rightFromText="187" w:vertAnchor="text" w:tblpY="1"/>
         <w:tblW w:w="6062" w:type="dxa"/>
-        <w:tblLook w:val="04A0"/>
+        <w:tblLook w:val="04A0" w:firstRow="1" w:lastRow="0" w:firstColumn="1" w:lastColumn="0" w:noHBand="0" w:noVBand="1"/>
         <w:tblDescription w:val="The table shows the average response time (in milliseconds) for different operating systems."/>
       </w:tblPr>
       <w:tblGrid>
@@ -4991,17 +4491,19 @@
       </w:tblGrid>
       <w:tr>
         <w:trPr>
+          <w:cnfStyle w:val="100000000000" w:firstRow="1" w:lastRow="0" w:firstColumn="0" w:lastColumn="0" w:oddVBand="0" w:evenVBand="0" w:oddHBand="0" w:evenHBand="0" w:firstRowFirstColumn="0" w:firstRowLastColumn="0" w:lastRowFirstColumn="0" w:lastRowLastColumn="0"/>
           <w:cantSplit/>
-          <w:trHeight w:hRule="atLeast" w:val="1408"/>
+          <w:trHeight w:val="1408"/>
         </w:trPr>
         <w:tc>
           <w:tcPr>
-            <w:cnfStyle w:val="001000000000"/>
+            <w:cnfStyle w:val="001000000000" w:firstRow="0" w:lastRow="0" w:firstColumn="1" w:lastColumn="0" w:oddVBand="0" w:evenVBand="0" w:oddHBand="0" w:evenHBand="0" w:firstRowFirstColumn="0" w:firstRowLastColumn="0" w:lastRowFirstColumn="0" w:lastRowLastColumn="0"/>
             <w:tcW w:w="2518" w:type="dxa"/>
           </w:tcPr>
+          <w:bookmarkEnd w:id="16"/>
           <w:p>
             <w:pPr>
-              <w:spacing w:before="120" w:beforeAutospacing="0" w:afterAutospacing="0"/>
+              <w:spacing w:before="120"/>
               <w:rPr>
                 <w:rFonts w:ascii="Segoe UI Semibold" w:hAnsi="Segoe UI Semibold"/>
                 <w:color w:val="404040" w:themeColor="text1" w:themeTint="BF"/>
@@ -5009,7 +4511,6 @@
                 <w:lang w:bidi="en-US"/>
               </w:rPr>
             </w:pPr>
-            <w:bookmarkEnd w:id="13"/>
             <w:r>
               <w:rPr>
                 <w:rFonts w:ascii="Segoe UI Semibold" w:hAnsi="Segoe UI Semibold"/>
@@ -5017,6 +4518,7 @@
                 <w:sz w:val="22"/>
                 <w:lang w:bidi="en-US"/>
               </w:rPr>
+              <w:lastRenderedPageBreak/>
               <w:t>Operating System</w:t>
             </w:r>
           </w:p>
@@ -5028,8 +4530,9 @@
           </w:tcPr>
           <w:p>
             <w:pPr>
-              <w:spacing w:before="120" w:beforeAutospacing="0" w:afterAutospacing="0"/>
+              <w:spacing w:before="120"/>
               <w:ind w:left="113" w:right="113"/>
+              <w:cnfStyle w:val="100000000000" w:firstRow="1" w:lastRow="0" w:firstColumn="0" w:lastColumn="0" w:oddVBand="0" w:evenVBand="0" w:oddHBand="0" w:evenHBand="0" w:firstRowFirstColumn="0" w:firstRowLastColumn="0" w:lastRowFirstColumn="0" w:lastRowLastColumn="0"/>
               <w:rPr>
                 <w:rFonts w:ascii="Segoe UI Semibold" w:hAnsi="Segoe UI Semibold"/>
                 <w:color w:val="404040" w:themeColor="text1" w:themeTint="BF"/>
@@ -5055,8 +4558,9 @@
           </w:tcPr>
           <w:p>
             <w:pPr>
-              <w:spacing w:before="120" w:beforeAutospacing="0" w:afterAutospacing="0"/>
+              <w:spacing w:before="120"/>
               <w:ind w:left="113" w:right="113"/>
+              <w:cnfStyle w:val="100000000000" w:firstRow="1" w:lastRow="0" w:firstColumn="0" w:lastColumn="0" w:oddVBand="0" w:evenVBand="0" w:oddHBand="0" w:evenHBand="0" w:firstRowFirstColumn="0" w:firstRowLastColumn="0" w:lastRowFirstColumn="0" w:lastRowLastColumn="0"/>
               <w:rPr>
                 <w:rFonts w:ascii="Segoe UI Semibold" w:hAnsi="Segoe UI Semibold"/>
                 <w:color w:val="404040" w:themeColor="text1" w:themeTint="BF"/>
@@ -5081,8 +4585,9 @@
           </w:tcPr>
           <w:p>
             <w:pPr>
-              <w:spacing w:before="120" w:beforeAutospacing="0" w:afterAutospacing="0"/>
+              <w:spacing w:before="120"/>
               <w:ind w:left="113" w:right="113"/>
+              <w:cnfStyle w:val="100000000000" w:firstRow="1" w:lastRow="0" w:firstColumn="0" w:lastColumn="0" w:oddVBand="0" w:evenVBand="0" w:oddHBand="0" w:evenHBand="0" w:firstRowFirstColumn="0" w:firstRowLastColumn="0" w:lastRowFirstColumn="0" w:lastRowLastColumn="0"/>
               <w:rPr>
                 <w:rFonts w:ascii="Segoe UI Semibold" w:hAnsi="Segoe UI Semibold"/>
                 <w:color w:val="404040" w:themeColor="text1" w:themeTint="BF"/>
@@ -5097,18 +4602,30 @@
                 <w:sz w:val="22"/>
                 <w:lang w:bidi="en-US"/>
               </w:rPr>
-              <w:t>Average Response Time, ms</w:t>
+              <w:t xml:space="preserve">Average Response Time, </w:t>
             </w:r>
+            <w:proofErr w:type="spellStart"/>
+            <w:r>
+              <w:rPr>
+                <w:rFonts w:ascii="Segoe UI Semibold" w:hAnsi="Segoe UI Semibold"/>
+                <w:color w:val="404040" w:themeColor="text1" w:themeTint="BF"/>
+                <w:sz w:val="22"/>
+                <w:lang w:bidi="en-US"/>
+              </w:rPr>
+              <w:t>ms</w:t>
+            </w:r>
+            <w:proofErr w:type="spellEnd"/>
           </w:p>
         </w:tc>
       </w:tr>
       <w:tr>
         <w:trPr>
-          <w:trHeight w:hRule="atLeast" w:val="551"/>
+          <w:cnfStyle w:val="000000100000" w:firstRow="0" w:lastRow="0" w:firstColumn="0" w:lastColumn="0" w:oddVBand="0" w:evenVBand="0" w:oddHBand="1" w:evenHBand="0" w:firstRowFirstColumn="0" w:firstRowLastColumn="0" w:lastRowFirstColumn="0" w:lastRowLastColumn="0"/>
+          <w:trHeight w:val="551"/>
         </w:trPr>
         <w:tc>
           <w:tcPr>
-            <w:cnfStyle w:val="001000000000"/>
+            <w:cnfStyle w:val="001000000000" w:firstRow="0" w:lastRow="0" w:firstColumn="1" w:lastColumn="0" w:oddVBand="0" w:evenVBand="0" w:oddHBand="0" w:evenHBand="0" w:firstRowFirstColumn="0" w:firstRowLastColumn="0" w:lastRowFirstColumn="0" w:lastRowLastColumn="0"/>
             <w:tcW w:w="2518" w:type="dxa"/>
           </w:tcPr>
           <w:p>
@@ -5123,7 +4640,7 @@
               <w:rPr>
                 <w:rFonts w:ascii="Segoe UI" w:hAnsi="Segoe UI" w:cs="Segoe UI"/>
                 <w:b w:val="0"/>
-                <w:color w:val="2E75B5" w:themeColor="accent1" w:themeShade="BF"/>
+                <w:color w:val="2E74B5" w:themeColor="accent1" w:themeShade="BF"/>
                 <w:sz w:val="22"/>
               </w:rPr>
               <w:t>Microsoft Windows NT</w:t>
@@ -5137,9 +4654,10 @@
           <w:p>
             <w:pPr>
               <w:jc w:val="center"/>
+              <w:cnfStyle w:val="000000100000" w:firstRow="0" w:lastRow="0" w:firstColumn="0" w:lastColumn="0" w:oddVBand="0" w:evenVBand="0" w:oddHBand="1" w:evenHBand="0" w:firstRowFirstColumn="0" w:firstRowLastColumn="0" w:lastRowFirstColumn="0" w:lastRowLastColumn="0"/>
               <w:rPr>
                 <w:rFonts w:ascii="Segoe UI" w:hAnsi="Segoe UI" w:cs="Segoe UI"/>
-                <w:color w:val="3B3939" w:themeColor="background2" w:themeShade="40"/>
+                <w:color w:val="3B3838" w:themeColor="background2" w:themeShade="40"/>
                 <w:sz w:val="22"/>
                 <w:lang w:bidi="en-US"/>
               </w:rPr>
@@ -5147,7 +4665,7 @@
             <w:r>
               <w:rPr>
                 <w:rFonts w:ascii="Segoe UI" w:hAnsi="Segoe UI" w:cs="Segoe UI"/>
-                <w:color w:val="3B3939" w:themeColor="background2" w:themeShade="40"/>
+                <w:color w:val="3B3838" w:themeColor="background2" w:themeShade="40"/>
                 <w:sz w:val="22"/>
                 <w:lang w:bidi="en-US"/>
               </w:rPr>
@@ -5162,9 +4680,10 @@
           <w:p>
             <w:pPr>
               <w:jc w:val="center"/>
+              <w:cnfStyle w:val="000000100000" w:firstRow="0" w:lastRow="0" w:firstColumn="0" w:lastColumn="0" w:oddVBand="0" w:evenVBand="0" w:oddHBand="1" w:evenHBand="0" w:firstRowFirstColumn="0" w:firstRowLastColumn="0" w:lastRowFirstColumn="0" w:lastRowLastColumn="0"/>
               <w:rPr>
                 <w:rFonts w:ascii="Segoe UI" w:hAnsi="Segoe UI" w:cs="Segoe UI"/>
-                <w:color w:val="3B3939" w:themeColor="background2" w:themeShade="40"/>
+                <w:color w:val="3B3838" w:themeColor="background2" w:themeShade="40"/>
                 <w:sz w:val="22"/>
                 <w:lang w:bidi="en-US"/>
               </w:rPr>
@@ -5172,7 +4691,7 @@
             <w:r>
               <w:rPr>
                 <w:rFonts w:ascii="Segoe UI" w:hAnsi="Segoe UI" w:cs="Segoe UI"/>
-                <w:color w:val="3B3939" w:themeColor="background2" w:themeShade="40"/>
+                <w:color w:val="3B3838" w:themeColor="background2" w:themeShade="40"/>
                 <w:sz w:val="22"/>
               </w:rPr>
               <w:t>8,</w:t>
@@ -5180,7 +4699,7 @@
             <w:r>
               <w:rPr>
                 <w:rFonts w:ascii="Segoe UI" w:hAnsi="Segoe UI" w:cs="Segoe UI"/>
-                <w:color w:val="3B3939" w:themeColor="background2" w:themeShade="40"/>
+                <w:color w:val="3B3838" w:themeColor="background2" w:themeShade="40"/>
                 <w:sz w:val="22"/>
                 <w:lang w:val="ru-RU"/>
               </w:rPr>
@@ -5189,7 +4708,7 @@
             <w:r>
               <w:rPr>
                 <w:rFonts w:ascii="Segoe UI" w:hAnsi="Segoe UI" w:cs="Segoe UI"/>
-                <w:color w:val="3B3939" w:themeColor="background2" w:themeShade="40"/>
+                <w:color w:val="3B3838" w:themeColor="background2" w:themeShade="40"/>
                 <w:sz w:val="22"/>
               </w:rPr>
               <w:t>,1</w:t>
@@ -5197,7 +4716,7 @@
             <w:r>
               <w:rPr>
                 <w:rFonts w:ascii="Segoe UI" w:hAnsi="Segoe UI" w:cs="Segoe UI"/>
-                <w:color w:val="3B3939" w:themeColor="background2" w:themeShade="40"/>
+                <w:color w:val="3B3838" w:themeColor="background2" w:themeShade="40"/>
                 <w:sz w:val="22"/>
                 <w:lang w:val="ru-RU"/>
               </w:rPr>
@@ -5206,7 +4725,7 @@
             <w:r>
               <w:rPr>
                 <w:rFonts w:ascii="Segoe UI" w:hAnsi="Segoe UI" w:cs="Segoe UI"/>
-                <w:color w:val="3B3939" w:themeColor="background2" w:themeShade="40"/>
+                <w:color w:val="3B3838" w:themeColor="background2" w:themeShade="40"/>
                 <w:sz w:val="22"/>
               </w:rPr>
               <w:t>8</w:t>
@@ -5220,9 +4739,10 @@
           <w:p>
             <w:pPr>
               <w:jc w:val="center"/>
+              <w:cnfStyle w:val="000000100000" w:firstRow="0" w:lastRow="0" w:firstColumn="0" w:lastColumn="0" w:oddVBand="0" w:evenVBand="0" w:oddHBand="1" w:evenHBand="0" w:firstRowFirstColumn="0" w:firstRowLastColumn="0" w:lastRowFirstColumn="0" w:lastRowLastColumn="0"/>
               <w:rPr>
                 <w:rFonts w:ascii="Segoe UI" w:hAnsi="Segoe UI" w:cs="Segoe UI"/>
-                <w:color w:val="3B3939" w:themeColor="background2" w:themeShade="40"/>
+                <w:color w:val="3B3838" w:themeColor="background2" w:themeShade="40"/>
                 <w:sz w:val="22"/>
                 <w:lang w:bidi="en-US"/>
               </w:rPr>
@@ -5230,7 +4750,7 @@
             <w:r>
               <w:rPr>
                 <w:rFonts w:ascii="Segoe UI" w:hAnsi="Segoe UI" w:cs="Segoe UI"/>
-                <w:color w:val="3B3939" w:themeColor="background2" w:themeShade="40"/>
+                <w:color w:val="3B3838" w:themeColor="background2" w:themeShade="40"/>
                 <w:sz w:val="22"/>
                 <w:lang w:bidi="en-US"/>
               </w:rPr>
@@ -5242,11 +4762,11 @@
       <w:tr>
         <w:trPr>
           <w:cantSplit/>
-          <w:trHeight w:hRule="atLeast" w:val="567"/>
+          <w:trHeight w:val="567"/>
         </w:trPr>
         <w:tc>
           <w:tcPr>
-            <w:cnfStyle w:val="001000000000"/>
+            <w:cnfStyle w:val="001000000000" w:firstRow="0" w:lastRow="0" w:firstColumn="1" w:lastColumn="0" w:oddVBand="0" w:evenVBand="0" w:oddHBand="0" w:evenHBand="0" w:firstRowFirstColumn="0" w:firstRowLastColumn="0" w:lastRowFirstColumn="0" w:lastRowLastColumn="0"/>
             <w:tcW w:w="2518" w:type="dxa"/>
           </w:tcPr>
           <w:p>
@@ -5261,7 +4781,7 @@
               <w:rPr>
                 <w:rFonts w:ascii="Segoe UI" w:hAnsi="Segoe UI" w:cs="Segoe UI"/>
                 <w:b w:val="0"/>
-                <w:color w:val="2E75B5" w:themeColor="accent1" w:themeShade="BF"/>
+                <w:color w:val="2E74B5" w:themeColor="accent1" w:themeShade="BF"/>
                 <w:sz w:val="22"/>
               </w:rPr>
               <w:t>NetBSD</w:t>
@@ -5275,9 +4795,10 @@
           <w:p>
             <w:pPr>
               <w:jc w:val="center"/>
+              <w:cnfStyle w:val="000000000000" w:firstRow="0" w:lastRow="0" w:firstColumn="0" w:lastColumn="0" w:oddVBand="0" w:evenVBand="0" w:oddHBand="0" w:evenHBand="0" w:firstRowFirstColumn="0" w:firstRowLastColumn="0" w:lastRowFirstColumn="0" w:lastRowLastColumn="0"/>
               <w:rPr>
                 <w:rFonts w:ascii="Segoe UI" w:hAnsi="Segoe UI" w:cs="Segoe UI"/>
-                <w:color w:val="3B3939" w:themeColor="background2" w:themeShade="40"/>
+                <w:color w:val="3B3838" w:themeColor="background2" w:themeShade="40"/>
                 <w:sz w:val="22"/>
                 <w:lang w:bidi="en-US"/>
               </w:rPr>
@@ -5285,7 +4806,7 @@
             <w:r>
               <w:rPr>
                 <w:rFonts w:ascii="Segoe UI" w:hAnsi="Segoe UI" w:cs="Segoe UI"/>
-                <w:color w:val="3B3939" w:themeColor="background2" w:themeShade="40"/>
+                <w:color w:val="3B3838" w:themeColor="background2" w:themeShade="40"/>
                 <w:sz w:val="22"/>
                 <w:lang w:bidi="en-US"/>
               </w:rPr>
@@ -5300,9 +4821,10 @@
           <w:p>
             <w:pPr>
               <w:jc w:val="center"/>
+              <w:cnfStyle w:val="000000000000" w:firstRow="0" w:lastRow="0" w:firstColumn="0" w:lastColumn="0" w:oddVBand="0" w:evenVBand="0" w:oddHBand="0" w:evenHBand="0" w:firstRowFirstColumn="0" w:firstRowLastColumn="0" w:lastRowFirstColumn="0" w:lastRowLastColumn="0"/>
               <w:rPr>
                 <w:rFonts w:ascii="Segoe UI" w:hAnsi="Segoe UI" w:cs="Segoe UI"/>
-                <w:color w:val="3B3939" w:themeColor="background2" w:themeShade="40"/>
+                <w:color w:val="3B3838" w:themeColor="background2" w:themeShade="40"/>
                 <w:sz w:val="22"/>
                 <w:lang w:val="ru-RU" w:bidi="en-US"/>
               </w:rPr>
@@ -5310,7 +4832,7 @@
             <w:r>
               <w:rPr>
                 <w:rFonts w:ascii="Segoe UI" w:hAnsi="Segoe UI" w:cs="Segoe UI"/>
-                <w:color w:val="3B3939" w:themeColor="background2" w:themeShade="40"/>
+                <w:color w:val="3B3838" w:themeColor="background2" w:themeShade="40"/>
                 <w:sz w:val="22"/>
               </w:rPr>
               <w:t>5,6</w:t>
@@ -5318,7 +4840,7 @@
             <w:r>
               <w:rPr>
                 <w:rFonts w:ascii="Segoe UI" w:hAnsi="Segoe UI" w:cs="Segoe UI"/>
-                <w:color w:val="3B3939" w:themeColor="background2" w:themeShade="40"/>
+                <w:color w:val="3B3838" w:themeColor="background2" w:themeShade="40"/>
                 <w:sz w:val="22"/>
                 <w:lang w:val="ru-RU"/>
               </w:rPr>
@@ -5327,7 +4849,7 @@
             <w:r>
               <w:rPr>
                 <w:rFonts w:ascii="Segoe UI" w:hAnsi="Segoe UI" w:cs="Segoe UI"/>
-                <w:color w:val="3B3939" w:themeColor="background2" w:themeShade="40"/>
+                <w:color w:val="3B3838" w:themeColor="background2" w:themeShade="40"/>
                 <w:sz w:val="22"/>
               </w:rPr>
               <w:t>,7</w:t>
@@ -5335,7 +4857,7 @@
             <w:r>
               <w:rPr>
                 <w:rFonts w:ascii="Segoe UI" w:hAnsi="Segoe UI" w:cs="Segoe UI"/>
-                <w:color w:val="3B3939" w:themeColor="background2" w:themeShade="40"/>
+                <w:color w:val="3B3838" w:themeColor="background2" w:themeShade="40"/>
                 <w:sz w:val="22"/>
                 <w:lang w:val="ru-RU"/>
               </w:rPr>
@@ -5350,9 +4872,10 @@
           <w:p>
             <w:pPr>
               <w:jc w:val="center"/>
+              <w:cnfStyle w:val="000000000000" w:firstRow="0" w:lastRow="0" w:firstColumn="0" w:lastColumn="0" w:oddVBand="0" w:evenVBand="0" w:oddHBand="0" w:evenHBand="0" w:firstRowFirstColumn="0" w:firstRowLastColumn="0" w:lastRowFirstColumn="0" w:lastRowLastColumn="0"/>
               <w:rPr>
                 <w:rFonts w:ascii="Segoe UI" w:hAnsi="Segoe UI" w:cs="Segoe UI"/>
-                <w:color w:val="3B3939" w:themeColor="background2" w:themeShade="40"/>
+                <w:color w:val="3B3838" w:themeColor="background2" w:themeShade="40"/>
                 <w:sz w:val="22"/>
                 <w:lang w:bidi="en-US"/>
               </w:rPr>
@@ -5360,7 +4883,7 @@
             <w:r>
               <w:rPr>
                 <w:rFonts w:ascii="Segoe UI" w:hAnsi="Segoe UI" w:cs="Segoe UI"/>
-                <w:color w:val="3B3939" w:themeColor="background2" w:themeShade="40"/>
+                <w:color w:val="3B3838" w:themeColor="background2" w:themeShade="40"/>
                 <w:sz w:val="22"/>
                 <w:lang w:bidi="en-US"/>
               </w:rPr>
@@ -5371,12 +4894,13 @@
       </w:tr>
       <w:tr>
         <w:trPr>
+          <w:cnfStyle w:val="000000100000" w:firstRow="0" w:lastRow="0" w:firstColumn="0" w:lastColumn="0" w:oddVBand="0" w:evenVBand="0" w:oddHBand="1" w:evenHBand="0" w:firstRowFirstColumn="0" w:firstRowLastColumn="0" w:lastRowFirstColumn="0" w:lastRowLastColumn="0"/>
           <w:cantSplit/>
-          <w:trHeight w:hRule="atLeast" w:val="435"/>
+          <w:trHeight w:val="435"/>
         </w:trPr>
         <w:tc>
           <w:tcPr>
-            <w:cnfStyle w:val="001000000000"/>
+            <w:cnfStyle w:val="001000000000" w:firstRow="0" w:lastRow="0" w:firstColumn="1" w:lastColumn="0" w:oddVBand="0" w:evenVBand="0" w:oddHBand="0" w:evenHBand="0" w:firstRowFirstColumn="0" w:firstRowLastColumn="0" w:lastRowFirstColumn="0" w:lastRowLastColumn="0"/>
             <w:tcW w:w="2518" w:type="dxa"/>
           </w:tcPr>
           <w:p>
@@ -5391,7 +4915,7 @@
               <w:rPr>
                 <w:rFonts w:ascii="Segoe UI" w:hAnsi="Segoe UI" w:cs="Segoe UI"/>
                 <w:b w:val="0"/>
-                <w:color w:val="2E75B5" w:themeColor="accent1" w:themeShade="BF"/>
+                <w:color w:val="2E74B5" w:themeColor="accent1" w:themeShade="BF"/>
                 <w:sz w:val="22"/>
               </w:rPr>
               <w:t>AT&amp;T System V</w:t>
@@ -5405,9 +4929,10 @@
           <w:p>
             <w:pPr>
               <w:jc w:val="center"/>
+              <w:cnfStyle w:val="000000100000" w:firstRow="0" w:lastRow="0" w:firstColumn="0" w:lastColumn="0" w:oddVBand="0" w:evenVBand="0" w:oddHBand="1" w:evenHBand="0" w:firstRowFirstColumn="0" w:firstRowLastColumn="0" w:lastRowFirstColumn="0" w:lastRowLastColumn="0"/>
               <w:rPr>
                 <w:rFonts w:ascii="Segoe UI" w:hAnsi="Segoe UI" w:cs="Segoe UI"/>
-                <w:color w:val="3B3939" w:themeColor="background2" w:themeShade="40"/>
+                <w:color w:val="3B3838" w:themeColor="background2" w:themeShade="40"/>
                 <w:sz w:val="22"/>
                 <w:lang w:bidi="en-US"/>
               </w:rPr>
@@ -5415,7 +4940,7 @@
             <w:r>
               <w:rPr>
                 <w:rFonts w:ascii="Segoe UI" w:hAnsi="Segoe UI" w:cs="Segoe UI"/>
-                <w:color w:val="3B3939" w:themeColor="background2" w:themeShade="40"/>
+                <w:color w:val="3B3838" w:themeColor="background2" w:themeShade="40"/>
                 <w:sz w:val="22"/>
                 <w:lang w:bidi="en-US"/>
               </w:rPr>
@@ -5430,9 +4955,10 @@
           <w:p>
             <w:pPr>
               <w:jc w:val="center"/>
+              <w:cnfStyle w:val="000000100000" w:firstRow="0" w:lastRow="0" w:firstColumn="0" w:lastColumn="0" w:oddVBand="0" w:evenVBand="0" w:oddHBand="1" w:evenHBand="0" w:firstRowFirstColumn="0" w:firstRowLastColumn="0" w:lastRowFirstColumn="0" w:lastRowLastColumn="0"/>
               <w:rPr>
                 <w:rFonts w:ascii="Segoe UI" w:hAnsi="Segoe UI" w:cs="Segoe UI"/>
-                <w:color w:val="3B3939" w:themeColor="background2" w:themeShade="40"/>
+                <w:color w:val="3B3838" w:themeColor="background2" w:themeShade="40"/>
                 <w:sz w:val="22"/>
                 <w:lang w:val="ru-RU" w:bidi="en-US"/>
               </w:rPr>
@@ -5440,7 +4966,7 @@
             <w:r>
               <w:rPr>
                 <w:rFonts w:ascii="Segoe UI" w:hAnsi="Segoe UI" w:cs="Segoe UI"/>
-                <w:color w:val="3B3939" w:themeColor="background2" w:themeShade="40"/>
+                <w:color w:val="3B3838" w:themeColor="background2" w:themeShade="40"/>
                 <w:sz w:val="22"/>
               </w:rPr>
               <w:t>3,2</w:t>
@@ -5448,7 +4974,7 @@
             <w:r>
               <w:rPr>
                 <w:rFonts w:ascii="Segoe UI" w:hAnsi="Segoe UI" w:cs="Segoe UI"/>
-                <w:color w:val="3B3939" w:themeColor="background2" w:themeShade="40"/>
+                <w:color w:val="3B3838" w:themeColor="background2" w:themeShade="40"/>
                 <w:sz w:val="22"/>
                 <w:lang w:val="ru-RU"/>
               </w:rPr>
@@ -5457,7 +4983,7 @@
             <w:r>
               <w:rPr>
                 <w:rFonts w:ascii="Segoe UI" w:hAnsi="Segoe UI" w:cs="Segoe UI"/>
-                <w:color w:val="3B3939" w:themeColor="background2" w:themeShade="40"/>
+                <w:color w:val="3B3838" w:themeColor="background2" w:themeShade="40"/>
                 <w:sz w:val="22"/>
               </w:rPr>
               <w:t>1,</w:t>
@@ -5465,7 +4991,7 @@
             <w:r>
               <w:rPr>
                 <w:rFonts w:ascii="Segoe UI" w:hAnsi="Segoe UI" w:cs="Segoe UI"/>
-                <w:color w:val="3B3939" w:themeColor="background2" w:themeShade="40"/>
+                <w:color w:val="3B3838" w:themeColor="background2" w:themeShade="40"/>
                 <w:sz w:val="22"/>
                 <w:lang w:val="ru-RU"/>
               </w:rPr>
@@ -5479,11 +5005,12 @@
           </w:tcPr>
           <w:p>
             <w:pPr>
-              <w:keepNext w:val="1"/>
+              <w:keepNext/>
               <w:jc w:val="center"/>
+              <w:cnfStyle w:val="000000100000" w:firstRow="0" w:lastRow="0" w:firstColumn="0" w:lastColumn="0" w:oddVBand="0" w:evenVBand="0" w:oddHBand="1" w:evenHBand="0" w:firstRowFirstColumn="0" w:firstRowLastColumn="0" w:lastRowFirstColumn="0" w:lastRowLastColumn="0"/>
               <w:rPr>
                 <w:rFonts w:ascii="Segoe UI" w:hAnsi="Segoe UI" w:cs="Segoe UI"/>
-                <w:color w:val="3B3939" w:themeColor="background2" w:themeShade="40"/>
+                <w:color w:val="3B3838" w:themeColor="background2" w:themeShade="40"/>
                 <w:sz w:val="22"/>
                 <w:lang w:bidi="en-US"/>
               </w:rPr>
@@ -5491,7 +5018,7 @@
             <w:r>
               <w:rPr>
                 <w:rFonts w:ascii="Segoe UI" w:hAnsi="Segoe UI" w:cs="Segoe UI"/>
-                <w:color w:val="3B3939" w:themeColor="background2" w:themeShade="40"/>
+                <w:color w:val="3B3838" w:themeColor="background2" w:themeShade="40"/>
                 <w:sz w:val="22"/>
                 <w:lang w:bidi="en-US"/>
               </w:rPr>
@@ -5503,8 +5030,8 @@
     </w:tbl>
     <w:p>
       <w:pPr>
-        <w:pStyle w:val="P1"/>
-        <w:spacing w:before="240" w:beforeAutospacing="0" w:afterAutospacing="0"/>
+        <w:pStyle w:val="Heading1"/>
+        <w:spacing w:before="240"/>
         <w:rPr>
           <w:rFonts w:ascii="Segoe UI Semilight" w:hAnsi="Segoe UI Semilight"/>
           <w:sz w:val="20"/>
@@ -5532,31 +5059,62 @@
           <w:sz w:val="20"/>
         </w:rPr>
       </w:pPr>
-      <w:bookmarkStart w:id="14" w:name="Conclusion"/>
-      <w:bookmarkEnd w:id="14"/>
-      <w:r>
-        <w:rPr>
-          <w:rFonts w:ascii="Segoe UI" w:hAnsi="Segoe UI" w:cs="Segoe UI"/>
-          <w:sz w:val="20"/>
-        </w:rPr>
-        <w:t xml:space="preserve">Ounce will overcome many of the grand challenges faced by today's information theorists. To solve this quagmire for the construction of Web services, we constructed a framework for heterogeneous technology. Our approach is not able to successfully analyze many online algorithms at once. To fulfill this mission for collaborative methodologies, we introduced an analysis of semaphores. Therefore, our vision for the future of cyberinformatics certainly includes Ounce. </w:t>
-      </w:r>
-      <w:bookmarkStart w:id="15" w:name="References"/>
-      <w:bookmarkEnd w:id="15"/>
+      <w:bookmarkStart w:id="17" w:name="Conclusion"/>
+      <w:bookmarkEnd w:id="17"/>
+      <w:r>
+        <w:rPr>
+          <w:rFonts w:ascii="Segoe UI" w:hAnsi="Segoe UI" w:cs="Segoe UI"/>
+          <w:sz w:val="20"/>
+        </w:rPr>
+        <w:t xml:space="preserve">Ounce will overcome many of the grand challenges faced by today's information theorists. To solve this quagmire for the construction of Web services, we constructed a framework for heterogeneous technology. Our approach </w:t>
+      </w:r>
+      <w:proofErr w:type="gramStart"/>
+      <w:r>
+        <w:rPr>
+          <w:rFonts w:ascii="Segoe UI" w:hAnsi="Segoe UI" w:cs="Segoe UI"/>
+          <w:sz w:val="20"/>
+        </w:rPr>
+        <w:t>is not able to</w:t>
+      </w:r>
+      <w:proofErr w:type="gramEnd"/>
+      <w:r>
+        <w:rPr>
+          <w:rFonts w:ascii="Segoe UI" w:hAnsi="Segoe UI" w:cs="Segoe UI"/>
+          <w:sz w:val="20"/>
+        </w:rPr>
+        <w:t xml:space="preserve"> successfully analyze many online algorithms at once. To fulfill this mission for collaborative methodologies, we introduced an analysis of semaphores. Therefore, our vision for the future of </w:t>
+      </w:r>
+      <w:proofErr w:type="spellStart"/>
+      <w:r>
+        <w:rPr>
+          <w:rFonts w:ascii="Segoe UI" w:hAnsi="Segoe UI" w:cs="Segoe UI"/>
+          <w:sz w:val="20"/>
+        </w:rPr>
+        <w:t>cyberinformatics</w:t>
+      </w:r>
+      <w:proofErr w:type="spellEnd"/>
+      <w:r>
+        <w:rPr>
+          <w:rFonts w:ascii="Segoe UI" w:hAnsi="Segoe UI" w:cs="Segoe UI"/>
+          <w:sz w:val="20"/>
+        </w:rPr>
+        <w:t xml:space="preserve"> certainly includes Ounce. </w:t>
+      </w:r>
+      <w:bookmarkStart w:id="18" w:name="References"/>
+      <w:bookmarkEnd w:id="18"/>
     </w:p>
     <w:sectPr>
-      <w:footnotePr/>
-      <w:endnotePr/>
       <w:type w:val="continuous"/>
-      <w:pgMar w:left="1701" w:right="850" w:top="1134" w:bottom="1134" w:header="720" w:footer="720" w:gutter="0"/>
-      <w:cols w:equalWidth="1" w:space="720"/>
+      <w:pgSz w:w="12240" w:h="15840"/>
+      <w:pgMar w:top="1134" w:right="850" w:bottom="1134" w:left="1701" w:header="720" w:footer="720" w:gutter="0"/>
+      <w:cols w:space="720"/>
     </w:sectPr>
   </w:body>
 </w:document>
 </file>
 
 <file path=word/endnotes.xml><?xml version="1.0" encoding="utf-8"?>
-<w:endnotes xmlns:w="http://schemas.openxmlformats.org/wordprocessingml/2006/main" xmlns:wps="http://schemas.microsoft.com/office/word/2010/wordprocessingShape" xmlns:mc="http://schemas.openxmlformats.org/markup-compatibility/2006" xmlns:w10="urn:schemas-microsoft-com:office:word" xmlns:v="urn:schemas-microsoft-com:vml" xmlns:wp14="http://schemas.microsoft.com/office/word/2010/wordprocessingDrawing" xmlns:wpg="http://schemas.microsoft.com/office/word/2010/wordprocessingGroup" xmlns:wpc="http://schemas.microsoft.com/office/word/2010/wordprocessingCanvas" xmlns:w14="http://schemas.microsoft.com/office/word/2010/wordml" xmlns:w15="http://schemas.microsoft.com/office/word/2012/wordml" xmlns:cx1="http://schemas.microsoft.com/office/drawing/2015/9/8/chartex" xmlns:cx2="http://schemas.microsoft.com/office/drawing/2015/10/21/chartex" mc:Ignorable="wp14 w14 w15">
+<w:endnotes xmlns:wpc="http://schemas.microsoft.com/office/word/2010/wordprocessingCanvas" xmlns:cx="http://schemas.microsoft.com/office/drawing/2014/chartex" xmlns:cx1="http://schemas.microsoft.com/office/drawing/2015/9/8/chartex" xmlns:cx2="http://schemas.microsoft.com/office/drawing/2015/10/21/chartex" xmlns:cx3="http://schemas.microsoft.com/office/drawing/2016/5/9/chartex" xmlns:cx4="http://schemas.microsoft.com/office/drawing/2016/5/10/chartex" xmlns:cx5="http://schemas.microsoft.com/office/drawing/2016/5/11/chartex" xmlns:cx6="http://schemas.microsoft.com/office/drawing/2016/5/12/chartex" xmlns:cx7="http://schemas.microsoft.com/office/drawing/2016/5/13/chartex" xmlns:cx8="http://schemas.microsoft.com/office/drawing/2016/5/14/chartex" xmlns:mc="http://schemas.openxmlformats.org/markup-compatibility/2006" xmlns:aink="http://schemas.microsoft.com/office/drawing/2016/ink" xmlns:am3d="http://schemas.microsoft.com/office/drawing/2017/model3d" xmlns:o="urn:schemas-microsoft-com:office:office" xmlns:oel="http://schemas.microsoft.com/office/2019/extlst" xmlns:r="http://schemas.openxmlformats.org/officeDocument/2006/relationships" xmlns:m="http://schemas.openxmlformats.org/officeDocument/2006/math" xmlns:v="urn:schemas-microsoft-com:vml" xmlns:wp14="http://schemas.microsoft.com/office/word/2010/wordprocessingDrawing" xmlns:wp="http://schemas.openxmlformats.org/drawingml/2006/wordprocessingDrawing" xmlns:w10="urn:schemas-microsoft-com:office:word" xmlns:w="http://schemas.openxmlformats.org/wordprocessingml/2006/main" xmlns:w14="http://schemas.microsoft.com/office/word/2010/wordml" xmlns:w15="http://schemas.microsoft.com/office/word/2012/wordml" xmlns:w16cex="http://schemas.microsoft.com/office/word/2018/wordml/cex" xmlns:w16cid="http://schemas.microsoft.com/office/word/2016/wordml/cid" xmlns:w16="http://schemas.microsoft.com/office/word/2018/wordml" xmlns:w16du="http://schemas.microsoft.com/office/word/2023/wordml/word16du" xmlns:w16sdtdh="http://schemas.microsoft.com/office/word/2020/wordml/sdtdatahash" xmlns:w16sdtfl="http://schemas.microsoft.com/office/word/2024/wordml/sdtformatlock" xmlns:w16se="http://schemas.microsoft.com/office/word/2015/wordml/symex" xmlns:wpg="http://schemas.microsoft.com/office/word/2010/wordprocessingGroup" xmlns:wpi="http://schemas.microsoft.com/office/word/2010/wordprocessingInk" xmlns:wne="http://schemas.microsoft.com/office/word/2006/wordml" xmlns:wps="http://schemas.microsoft.com/office/word/2010/wordprocessingShape" mc:Ignorable="w14 w15 w16se w16cid w16 w16cex w16sdtdh w16sdtfl w16du wp14">
   <w:endnote w:type="separator" w:id="-1">
     <w:p>
       <w:r>
@@ -5574,12 +5132,12 @@
   <w:endnote w:id="1">
     <w:p>
       <w:pPr>
-        <w:pStyle w:val="P15"/>
+        <w:pStyle w:val="EndnoteText"/>
         <w:jc w:val="both"/>
       </w:pPr>
       <w:r>
         <w:rPr>
-          <w:rStyle w:val="C18"/>
+          <w:rStyle w:val="EndnoteReference"/>
         </w:rPr>
         <w:endnoteRef/>
       </w:r>
@@ -5592,15 +5150,16 @@
           <w:sz w:val="18"/>
           <w:szCs w:val="18"/>
         </w:rPr>
-        <w:t>K</w:t>
-      </w:r>
-      <w:r>
-        <w:rPr>
-          <w:rFonts w:ascii="Segoe UI" w:hAnsi="Segoe UI" w:cs="Segoe UI"/>
+        <w:t xml:space="preserve">K. Zhao, F. Thomas, and B. U. Watanabe, "Deconstructing I/O automata," in </w:t>
+      </w:r>
+      <w:r>
+        <w:rPr>
+          <w:rFonts w:ascii="Segoe UI" w:hAnsi="Segoe UI" w:cs="Segoe UI"/>
+          <w:i/>
           <w:sz w:val="18"/>
           <w:szCs w:val="18"/>
         </w:rPr>
-        <w:t>.</w:t>
+        <w:t>Proceedings of the USENIX Security Conference</w:t>
       </w:r>
       <w:r>
         <w:rPr>
@@ -5608,204 +5167,19 @@
           <w:sz w:val="18"/>
           <w:szCs w:val="18"/>
         </w:rPr>
-        <w:t> Zhao</w:t>
-      </w:r>
-      <w:r>
-        <w:rPr>
-          <w:rFonts w:ascii="Segoe UI" w:hAnsi="Segoe UI" w:cs="Segoe UI"/>
-          <w:sz w:val="18"/>
-          <w:szCs w:val="18"/>
-        </w:rPr>
-        <w:t>,</w:t>
-      </w:r>
-      <w:r>
-        <w:rPr>
-          <w:rFonts w:ascii="Segoe UI" w:hAnsi="Segoe UI" w:cs="Segoe UI"/>
-          <w:sz w:val="18"/>
-          <w:szCs w:val="18"/>
-        </w:rPr>
-        <w:t xml:space="preserve"> F</w:t>
-      </w:r>
-      <w:r>
-        <w:rPr>
-          <w:rFonts w:ascii="Segoe UI" w:hAnsi="Segoe UI" w:cs="Segoe UI"/>
-          <w:sz w:val="18"/>
-          <w:szCs w:val="18"/>
-        </w:rPr>
-        <w:t>.</w:t>
-      </w:r>
-      <w:r>
-        <w:rPr>
-          <w:rFonts w:ascii="Segoe UI" w:hAnsi="Segoe UI" w:cs="Segoe UI"/>
-          <w:sz w:val="18"/>
-          <w:szCs w:val="18"/>
-        </w:rPr>
-        <w:t> Thomas</w:t>
-      </w:r>
-      <w:r>
-        <w:rPr>
-          <w:rFonts w:ascii="Segoe UI" w:hAnsi="Segoe UI" w:cs="Segoe UI"/>
-          <w:sz w:val="18"/>
-          <w:szCs w:val="18"/>
-        </w:rPr>
-        <w:t>,</w:t>
-      </w:r>
-      <w:r>
-        <w:rPr>
-          <w:rFonts w:ascii="Segoe UI" w:hAnsi="Segoe UI" w:cs="Segoe UI"/>
-          <w:sz w:val="18"/>
-          <w:szCs w:val="18"/>
-        </w:rPr>
-        <w:t xml:space="preserve"> and B</w:t>
-      </w:r>
-      <w:r>
-        <w:rPr>
-          <w:rFonts w:ascii="Segoe UI" w:hAnsi="Segoe UI" w:cs="Segoe UI"/>
-          <w:sz w:val="18"/>
-          <w:szCs w:val="18"/>
-        </w:rPr>
-        <w:t>.</w:t>
-      </w:r>
-      <w:r>
-        <w:rPr>
-          <w:rFonts w:ascii="Segoe UI" w:hAnsi="Segoe UI" w:cs="Segoe UI"/>
-          <w:sz w:val="18"/>
-          <w:szCs w:val="18"/>
-        </w:rPr>
-        <w:t> U</w:t>
-      </w:r>
-      <w:r>
-        <w:rPr>
-          <w:rFonts w:ascii="Segoe UI" w:hAnsi="Segoe UI" w:cs="Segoe UI"/>
-          <w:sz w:val="18"/>
-          <w:szCs w:val="18"/>
-        </w:rPr>
-        <w:t>.</w:t>
-      </w:r>
-      <w:r>
-        <w:rPr>
-          <w:rFonts w:ascii="Segoe UI" w:hAnsi="Segoe UI" w:cs="Segoe UI"/>
-          <w:sz w:val="18"/>
-          <w:szCs w:val="18"/>
-        </w:rPr>
-        <w:t xml:space="preserve"> Watanabe</w:t>
-      </w:r>
-      <w:r>
-        <w:rPr>
-          <w:rFonts w:ascii="Segoe UI" w:hAnsi="Segoe UI" w:cs="Segoe UI"/>
-          <w:sz w:val="18"/>
-          <w:szCs w:val="18"/>
-        </w:rPr>
-        <w:t>,</w:t>
-      </w:r>
-      <w:r>
-        <w:rPr>
-          <w:rFonts w:ascii="Segoe UI" w:hAnsi="Segoe UI" w:cs="Segoe UI"/>
-          <w:sz w:val="18"/>
-          <w:szCs w:val="18"/>
-        </w:rPr>
-        <w:t xml:space="preserve"> </w:t>
-      </w:r>
-      <w:r>
-        <w:rPr>
-          <w:rFonts w:ascii="Segoe UI" w:hAnsi="Segoe UI" w:cs="Segoe UI"/>
-          <w:sz w:val="18"/>
-          <w:szCs w:val="18"/>
-        </w:rPr>
-        <w:t>"</w:t>
-      </w:r>
-      <w:r>
-        <w:rPr>
-          <w:rFonts w:ascii="Segoe UI" w:hAnsi="Segoe UI" w:cs="Segoe UI"/>
-          <w:sz w:val="18"/>
-          <w:szCs w:val="18"/>
-        </w:rPr>
-        <w:t>Deconstructing I</w:t>
-      </w:r>
-      <w:r>
-        <w:rPr>
-          <w:rFonts w:ascii="Segoe UI" w:hAnsi="Segoe UI" w:cs="Segoe UI"/>
-          <w:sz w:val="18"/>
-          <w:szCs w:val="18"/>
-        </w:rPr>
-        <w:t>/</w:t>
-      </w:r>
-      <w:r>
-        <w:rPr>
-          <w:rFonts w:ascii="Segoe UI" w:hAnsi="Segoe UI" w:cs="Segoe UI"/>
-          <w:sz w:val="18"/>
-          <w:szCs w:val="18"/>
-        </w:rPr>
-        <w:t>O automata</w:t>
-      </w:r>
-      <w:r>
-        <w:rPr>
-          <w:rFonts w:ascii="Segoe UI" w:hAnsi="Segoe UI" w:cs="Segoe UI"/>
-          <w:sz w:val="18"/>
-          <w:szCs w:val="18"/>
-        </w:rPr>
-        <w:t>,</w:t>
-      </w:r>
-      <w:r>
-        <w:rPr>
-          <w:rFonts w:ascii="Segoe UI" w:hAnsi="Segoe UI" w:cs="Segoe UI"/>
-          <w:sz w:val="18"/>
-          <w:szCs w:val="18"/>
-        </w:rPr>
-        <w:t>"</w:t>
-      </w:r>
-      <w:r>
-        <w:rPr>
-          <w:rFonts w:ascii="Segoe UI" w:hAnsi="Segoe UI" w:cs="Segoe UI"/>
-          <w:sz w:val="18"/>
-          <w:szCs w:val="18"/>
-        </w:rPr>
-        <w:t xml:space="preserve"> in </w:t>
-      </w:r>
-      <w:r>
-        <w:rPr>
-          <w:rFonts w:ascii="Segoe UI" w:hAnsi="Segoe UI" w:cs="Segoe UI"/>
-          <w:i w:val="1"/>
-          <w:sz w:val="18"/>
-          <w:szCs w:val="18"/>
-        </w:rPr>
-        <w:t>Proceedings of the USENIX Security Conference</w:t>
-      </w:r>
-      <w:r>
-        <w:rPr>
-          <w:rFonts w:ascii="Segoe UI" w:hAnsi="Segoe UI" w:cs="Segoe UI"/>
-          <w:sz w:val="18"/>
-          <w:szCs w:val="18"/>
-        </w:rPr>
-        <w:t>,</w:t>
-      </w:r>
-      <w:r>
-        <w:rPr>
-          <w:rFonts w:ascii="Segoe UI" w:hAnsi="Segoe UI" w:cs="Segoe UI"/>
-          <w:sz w:val="18"/>
-          <w:szCs w:val="18"/>
-        </w:rPr>
-        <w:t xml:space="preserve"> July 2010</w:t>
-      </w:r>
-      <w:r>
-        <w:rPr>
-          <w:rFonts w:ascii="Segoe UI" w:hAnsi="Segoe UI" w:cs="Segoe UI"/>
-          <w:sz w:val="18"/>
-          <w:szCs w:val="18"/>
-        </w:rPr>
-        <w:t>.</w:t>
+        <w:t>, July 2010.</w:t>
       </w:r>
     </w:p>
   </w:endnote>
   <w:endnote w:id="2">
     <w:p>
       <w:pPr>
-        <w:pStyle w:val="P15"/>
+        <w:pStyle w:val="EndnoteText"/>
         <w:jc w:val="both"/>
       </w:pPr>
       <w:r>
         <w:rPr>
-          <w:rStyle w:val="C18"/>
+          <w:rStyle w:val="EndnoteReference"/>
         </w:rPr>
         <w:endnoteRef/>
       </w:r>
@@ -5818,15 +5192,16 @@
           <w:sz w:val="18"/>
           <w:szCs w:val="18"/>
         </w:rPr>
-        <w:t>I</w:t>
-      </w:r>
-      <w:r>
-        <w:rPr>
-          <w:rFonts w:ascii="Segoe UI" w:hAnsi="Segoe UI" w:cs="Segoe UI"/>
+        <w:t xml:space="preserve">I. Sutherland, E. Schroedinger, R. Hamming, and S. Smith, "ARCHER: A methodology for the understanding of XML," in </w:t>
+      </w:r>
+      <w:r>
+        <w:rPr>
+          <w:rFonts w:ascii="Segoe UI" w:hAnsi="Segoe UI" w:cs="Segoe UI"/>
+          <w:i/>
           <w:sz w:val="18"/>
           <w:szCs w:val="18"/>
         </w:rPr>
-        <w:t>.</w:t>
+        <w:t>Proceedings of the WWW Conference</w:t>
       </w:r>
       <w:r>
         <w:rPr>
@@ -5834,231 +5209,14 @@
           <w:sz w:val="18"/>
           <w:szCs w:val="18"/>
         </w:rPr>
-        <w:t> Sutherland</w:t>
-      </w:r>
-      <w:r>
-        <w:rPr>
-          <w:rFonts w:ascii="Segoe UI" w:hAnsi="Segoe UI" w:cs="Segoe UI"/>
-          <w:sz w:val="18"/>
-          <w:szCs w:val="18"/>
-        </w:rPr>
-        <w:t>,</w:t>
-      </w:r>
-      <w:r>
-        <w:rPr>
-          <w:rFonts w:ascii="Segoe UI" w:hAnsi="Segoe UI" w:cs="Segoe UI"/>
-          <w:sz w:val="18"/>
-          <w:szCs w:val="18"/>
-        </w:rPr>
-        <w:t xml:space="preserve"> E</w:t>
-      </w:r>
-      <w:r>
-        <w:rPr>
-          <w:rFonts w:ascii="Segoe UI" w:hAnsi="Segoe UI" w:cs="Segoe UI"/>
-          <w:sz w:val="18"/>
-          <w:szCs w:val="18"/>
-        </w:rPr>
-        <w:t>.</w:t>
-      </w:r>
-      <w:r>
-        <w:rPr>
-          <w:rFonts w:ascii="Segoe UI" w:hAnsi="Segoe UI" w:cs="Segoe UI"/>
-          <w:sz w:val="18"/>
-          <w:szCs w:val="18"/>
-        </w:rPr>
-        <w:t> Schroedinger</w:t>
-      </w:r>
-      <w:r>
-        <w:rPr>
-          <w:rFonts w:ascii="Segoe UI" w:hAnsi="Segoe UI" w:cs="Segoe UI"/>
-          <w:sz w:val="18"/>
-          <w:szCs w:val="18"/>
-        </w:rPr>
-        <w:t>,</w:t>
-      </w:r>
-      <w:r>
-        <w:rPr>
-          <w:rFonts w:ascii="Segoe UI" w:hAnsi="Segoe UI" w:cs="Segoe UI"/>
-          <w:sz w:val="18"/>
-          <w:szCs w:val="18"/>
-        </w:rPr>
-        <w:t xml:space="preserve"> R</w:t>
-      </w:r>
-      <w:r>
-        <w:rPr>
-          <w:rFonts w:ascii="Segoe UI" w:hAnsi="Segoe UI" w:cs="Segoe UI"/>
-          <w:sz w:val="18"/>
-          <w:szCs w:val="18"/>
-        </w:rPr>
-        <w:t>.</w:t>
-      </w:r>
-      <w:r>
-        <w:rPr>
-          <w:rFonts w:ascii="Segoe UI" w:hAnsi="Segoe UI" w:cs="Segoe UI"/>
-          <w:sz w:val="18"/>
-          <w:szCs w:val="18"/>
-        </w:rPr>
-        <w:t> Hamming</w:t>
-      </w:r>
-      <w:r>
-        <w:rPr>
-          <w:rFonts w:ascii="Segoe UI" w:hAnsi="Segoe UI" w:cs="Segoe UI"/>
-          <w:sz w:val="18"/>
-          <w:szCs w:val="18"/>
-        </w:rPr>
-        <w:t>,</w:t>
-      </w:r>
-      <w:r>
-        <w:rPr>
-          <w:rFonts w:ascii="Segoe UI" w:hAnsi="Segoe UI" w:cs="Segoe UI"/>
-          <w:sz w:val="18"/>
-          <w:szCs w:val="18"/>
-        </w:rPr>
-        <w:t xml:space="preserve"> and S</w:t>
-      </w:r>
-      <w:r>
-        <w:rPr>
-          <w:rFonts w:ascii="Segoe UI" w:hAnsi="Segoe UI" w:cs="Segoe UI"/>
-          <w:sz w:val="18"/>
-          <w:szCs w:val="18"/>
-        </w:rPr>
-        <w:t>.</w:t>
-      </w:r>
-      <w:r>
-        <w:rPr>
-          <w:rFonts w:ascii="Segoe UI" w:hAnsi="Segoe UI" w:cs="Segoe UI"/>
-          <w:sz w:val="18"/>
-          <w:szCs w:val="18"/>
-        </w:rPr>
-        <w:t> Smith</w:t>
-      </w:r>
-      <w:r>
-        <w:rPr>
-          <w:rFonts w:ascii="Segoe UI" w:hAnsi="Segoe UI" w:cs="Segoe UI"/>
-          <w:sz w:val="18"/>
-          <w:szCs w:val="18"/>
-        </w:rPr>
-        <w:t>,</w:t>
-      </w:r>
-      <w:r>
-        <w:rPr>
-          <w:rFonts w:ascii="Segoe UI" w:hAnsi="Segoe UI" w:cs="Segoe UI"/>
-          <w:sz w:val="18"/>
-          <w:szCs w:val="18"/>
-        </w:rPr>
-        <w:t xml:space="preserve"> </w:t>
-      </w:r>
-      <w:r>
-        <w:rPr>
-          <w:rFonts w:ascii="Segoe UI" w:hAnsi="Segoe UI" w:cs="Segoe UI"/>
-          <w:sz w:val="18"/>
-          <w:szCs w:val="18"/>
-        </w:rPr>
-        <w:t>"</w:t>
-      </w:r>
-      <w:r>
-        <w:rPr>
-          <w:rFonts w:ascii="Segoe UI" w:hAnsi="Segoe UI" w:cs="Segoe UI"/>
-          <w:sz w:val="18"/>
-          <w:szCs w:val="18"/>
-        </w:rPr>
-        <w:t>ARCHER</w:t>
-      </w:r>
-      <w:r>
-        <w:rPr>
-          <w:rFonts w:ascii="Segoe UI" w:hAnsi="Segoe UI" w:cs="Segoe UI"/>
-          <w:sz w:val="18"/>
-          <w:szCs w:val="18"/>
-        </w:rPr>
-        <w:t>:</w:t>
-      </w:r>
-      <w:r>
-        <w:rPr>
-          <w:rFonts w:ascii="Segoe UI" w:hAnsi="Segoe UI" w:cs="Segoe UI"/>
-          <w:sz w:val="18"/>
-          <w:szCs w:val="18"/>
-        </w:rPr>
-        <w:t xml:space="preserve"> A methodology for the understanding of XML</w:t>
-      </w:r>
-      <w:r>
-        <w:rPr>
-          <w:rFonts w:ascii="Segoe UI" w:hAnsi="Segoe UI" w:cs="Segoe UI"/>
-          <w:sz w:val="18"/>
-          <w:szCs w:val="18"/>
-        </w:rPr>
-        <w:t>,</w:t>
-      </w:r>
-      <w:r>
-        <w:rPr>
-          <w:rFonts w:ascii="Segoe UI" w:hAnsi="Segoe UI" w:cs="Segoe UI"/>
-          <w:sz w:val="18"/>
-          <w:szCs w:val="18"/>
-        </w:rPr>
-        <w:t>"</w:t>
-      </w:r>
-      <w:r>
-        <w:rPr>
-          <w:rFonts w:ascii="Segoe UI" w:hAnsi="Segoe UI" w:cs="Segoe UI"/>
-          <w:sz w:val="18"/>
-          <w:szCs w:val="18"/>
-        </w:rPr>
-        <w:t xml:space="preserve"> in </w:t>
-      </w:r>
-      <w:r>
-        <w:rPr>
-          <w:rFonts w:ascii="Segoe UI" w:hAnsi="Segoe UI" w:cs="Segoe UI"/>
-          <w:i w:val="1"/>
-          <w:sz w:val="18"/>
-          <w:szCs w:val="18"/>
-        </w:rPr>
-        <w:t>Proceedings of the WWW Conference</w:t>
-      </w:r>
-      <w:r>
-        <w:rPr>
-          <w:rFonts w:ascii="Segoe UI" w:hAnsi="Segoe UI" w:cs="Segoe UI"/>
-          <w:sz w:val="18"/>
-          <w:szCs w:val="18"/>
-        </w:rPr>
-        <w:t>,</w:t>
-      </w:r>
-      <w:r>
-        <w:rPr>
-          <w:rFonts w:ascii="Segoe UI" w:hAnsi="Segoe UI" w:cs="Segoe UI"/>
-          <w:sz w:val="18"/>
-          <w:szCs w:val="18"/>
-        </w:rPr>
-        <w:t xml:space="preserve"> Sept</w:t>
-      </w:r>
-      <w:r>
-        <w:rPr>
-          <w:rFonts w:ascii="Segoe UI" w:hAnsi="Segoe UI" w:cs="Segoe UI"/>
-          <w:sz w:val="18"/>
-          <w:szCs w:val="18"/>
-        </w:rPr>
-        <w:t>.</w:t>
-      </w:r>
-      <w:r>
-        <w:rPr>
-          <w:rFonts w:ascii="Segoe UI" w:hAnsi="Segoe UI" w:cs="Segoe UI"/>
-          <w:sz w:val="18"/>
-          <w:szCs w:val="18"/>
-        </w:rPr>
-        <w:t xml:space="preserve"> 2000</w:t>
-      </w:r>
-      <w:r>
-        <w:rPr>
-          <w:rFonts w:ascii="Segoe UI" w:hAnsi="Segoe UI" w:cs="Segoe UI"/>
-          <w:sz w:val="18"/>
-          <w:szCs w:val="18"/>
-        </w:rPr>
-        <w:t>.</w:t>
+        <w:t>, Sept. 2000.</w:t>
       </w:r>
     </w:p>
   </w:endnote>
   <w:endnote w:id="3">
     <w:p>
       <w:pPr>
-        <w:pStyle w:val="P15"/>
+        <w:pStyle w:val="EndnoteText"/>
         <w:jc w:val="both"/>
         <w:rPr>
           <w:rFonts w:ascii="Segoe UI" w:hAnsi="Segoe UI" w:cs="Segoe UI"/>
@@ -6068,7 +5226,7 @@
       </w:pPr>
       <w:r>
         <w:rPr>
-          <w:rStyle w:val="C18"/>
+          <w:rStyle w:val="EndnoteReference"/>
         </w:rPr>
         <w:endnoteRef/>
       </w:r>
@@ -6081,15 +5239,16 @@
           <w:sz w:val="18"/>
           <w:szCs w:val="18"/>
         </w:rPr>
-        <w:t>K</w:t>
-      </w:r>
-      <w:r>
-        <w:rPr>
-          <w:rFonts w:ascii="Segoe UI" w:hAnsi="Segoe UI" w:cs="Segoe UI"/>
+        <w:t xml:space="preserve">K. Iverson, X. Jackson, and J. Ullman, "The relationship between a* search and the memory bus with </w:t>
+      </w:r>
+      <w:r>
+        <w:rPr>
+          <w:rFonts w:ascii="Segoe UI" w:hAnsi="Segoe UI" w:cs="Segoe UI"/>
+          <w:i/>
           <w:sz w:val="18"/>
           <w:szCs w:val="18"/>
         </w:rPr>
-        <w:t>.</w:t>
+        <w:t>puy</w:t>
       </w:r>
       <w:r>
         <w:rPr>
@@ -6097,15 +5256,16 @@
           <w:sz w:val="18"/>
           <w:szCs w:val="18"/>
         </w:rPr>
-        <w:t> Iverson</w:t>
-      </w:r>
-      <w:r>
-        <w:rPr>
-          <w:rFonts w:ascii="Segoe UI" w:hAnsi="Segoe UI" w:cs="Segoe UI"/>
+        <w:t xml:space="preserve">," in </w:t>
+      </w:r>
+      <w:r>
+        <w:rPr>
+          <w:rFonts w:ascii="Segoe UI" w:hAnsi="Segoe UI" w:cs="Segoe UI"/>
+          <w:i/>
           <w:sz w:val="18"/>
           <w:szCs w:val="18"/>
         </w:rPr>
-        <w:t>,</w:t>
+        <w:t>Proceedings of the Workshop on Mobile, Certifiable Algorithms</w:t>
       </w:r>
       <w:r>
         <w:rPr>
@@ -6113,199 +5273,19 @@
           <w:sz w:val="18"/>
           <w:szCs w:val="18"/>
         </w:rPr>
-        <w:t xml:space="preserve"> X</w:t>
-      </w:r>
-      <w:r>
-        <w:rPr>
-          <w:rFonts w:ascii="Segoe UI" w:hAnsi="Segoe UI" w:cs="Segoe UI"/>
-          <w:sz w:val="18"/>
-          <w:szCs w:val="18"/>
-        </w:rPr>
-        <w:t>.</w:t>
-      </w:r>
-      <w:r>
-        <w:rPr>
-          <w:rFonts w:ascii="Segoe UI" w:hAnsi="Segoe UI" w:cs="Segoe UI"/>
-          <w:sz w:val="18"/>
-          <w:szCs w:val="18"/>
-        </w:rPr>
-        <w:t> Jackson</w:t>
-      </w:r>
-      <w:r>
-        <w:rPr>
-          <w:rFonts w:ascii="Segoe UI" w:hAnsi="Segoe UI" w:cs="Segoe UI"/>
-          <w:sz w:val="18"/>
-          <w:szCs w:val="18"/>
-        </w:rPr>
-        <w:t>,</w:t>
-      </w:r>
-      <w:r>
-        <w:rPr>
-          <w:rFonts w:ascii="Segoe UI" w:hAnsi="Segoe UI" w:cs="Segoe UI"/>
-          <w:sz w:val="18"/>
-          <w:szCs w:val="18"/>
-        </w:rPr>
-        <w:t xml:space="preserve"> and J</w:t>
-      </w:r>
-      <w:r>
-        <w:rPr>
-          <w:rFonts w:ascii="Segoe UI" w:hAnsi="Segoe UI" w:cs="Segoe UI"/>
-          <w:sz w:val="18"/>
-          <w:szCs w:val="18"/>
-        </w:rPr>
-        <w:t>.</w:t>
-      </w:r>
-      <w:r>
-        <w:rPr>
-          <w:rFonts w:ascii="Segoe UI" w:hAnsi="Segoe UI" w:cs="Segoe UI"/>
-          <w:sz w:val="18"/>
-          <w:szCs w:val="18"/>
-        </w:rPr>
-        <w:t> Ullman</w:t>
-      </w:r>
-      <w:r>
-        <w:rPr>
-          <w:rFonts w:ascii="Segoe UI" w:hAnsi="Segoe UI" w:cs="Segoe UI"/>
-          <w:sz w:val="18"/>
-          <w:szCs w:val="18"/>
-        </w:rPr>
-        <w:t>,</w:t>
-      </w:r>
-      <w:r>
-        <w:rPr>
-          <w:rFonts w:ascii="Segoe UI" w:hAnsi="Segoe UI" w:cs="Segoe UI"/>
-          <w:sz w:val="18"/>
-          <w:szCs w:val="18"/>
-        </w:rPr>
-        <w:t xml:space="preserve"> </w:t>
-      </w:r>
-      <w:r>
-        <w:rPr>
-          <w:rFonts w:ascii="Segoe UI" w:hAnsi="Segoe UI" w:cs="Segoe UI"/>
-          <w:sz w:val="18"/>
-          <w:szCs w:val="18"/>
-        </w:rPr>
-        <w:t>"</w:t>
-      </w:r>
-      <w:r>
-        <w:rPr>
-          <w:rFonts w:ascii="Segoe UI" w:hAnsi="Segoe UI" w:cs="Segoe UI"/>
-          <w:sz w:val="18"/>
-          <w:szCs w:val="18"/>
-        </w:rPr>
-        <w:t>The relationship between a</w:t>
-      </w:r>
-      <w:r>
-        <w:rPr>
-          <w:rFonts w:ascii="Segoe UI" w:hAnsi="Segoe UI" w:cs="Segoe UI"/>
-          <w:sz w:val="18"/>
-          <w:szCs w:val="18"/>
-        </w:rPr>
-        <w:t>*</w:t>
-      </w:r>
-      <w:r>
-        <w:rPr>
-          <w:rFonts w:ascii="Segoe UI" w:hAnsi="Segoe UI" w:cs="Segoe UI"/>
-          <w:sz w:val="18"/>
-          <w:szCs w:val="18"/>
-        </w:rPr>
-        <w:t xml:space="preserve"> search and the memory bus with </w:t>
-      </w:r>
-      <w:r>
-        <w:rPr>
-          <w:rFonts w:ascii="Segoe UI" w:hAnsi="Segoe UI" w:cs="Segoe UI"/>
-          <w:i w:val="1"/>
-          <w:sz w:val="18"/>
-          <w:szCs w:val="18"/>
-        </w:rPr>
-        <w:t>puy</w:t>
-      </w:r>
-      <w:r>
-        <w:rPr>
-          <w:rFonts w:ascii="Segoe UI" w:hAnsi="Segoe UI" w:cs="Segoe UI"/>
-          <w:sz w:val="18"/>
-          <w:szCs w:val="18"/>
-        </w:rPr>
-        <w:t>,</w:t>
-      </w:r>
-      <w:r>
-        <w:rPr>
-          <w:rFonts w:ascii="Segoe UI" w:hAnsi="Segoe UI" w:cs="Segoe UI"/>
-          <w:sz w:val="18"/>
-          <w:szCs w:val="18"/>
-        </w:rPr>
-        <w:t>"</w:t>
-      </w:r>
-      <w:r>
-        <w:rPr>
-          <w:rFonts w:ascii="Segoe UI" w:hAnsi="Segoe UI" w:cs="Segoe UI"/>
-          <w:sz w:val="18"/>
-          <w:szCs w:val="18"/>
-        </w:rPr>
-        <w:t xml:space="preserve"> in </w:t>
-      </w:r>
-      <w:r>
-        <w:rPr>
-          <w:rFonts w:ascii="Segoe UI" w:hAnsi="Segoe UI" w:cs="Segoe UI"/>
-          <w:i w:val="1"/>
-          <w:sz w:val="18"/>
-          <w:szCs w:val="18"/>
-        </w:rPr>
-        <w:t>Proceedings of the Workshop on Mobile</w:t>
-      </w:r>
-      <w:r>
-        <w:rPr>
-          <w:rFonts w:ascii="Segoe UI" w:hAnsi="Segoe UI" w:cs="Segoe UI"/>
-          <w:i w:val="1"/>
-          <w:sz w:val="18"/>
-          <w:szCs w:val="18"/>
-        </w:rPr>
-        <w:t>,</w:t>
-      </w:r>
-      <w:r>
-        <w:rPr>
-          <w:rFonts w:ascii="Segoe UI" w:hAnsi="Segoe UI" w:cs="Segoe UI"/>
-          <w:i w:val="1"/>
-          <w:sz w:val="18"/>
-          <w:szCs w:val="18"/>
-        </w:rPr>
-        <w:t xml:space="preserve"> Certifiable Algorithms</w:t>
-      </w:r>
-      <w:r>
-        <w:rPr>
-          <w:rFonts w:ascii="Segoe UI" w:hAnsi="Segoe UI" w:cs="Segoe UI"/>
-          <w:sz w:val="18"/>
-          <w:szCs w:val="18"/>
-        </w:rPr>
-        <w:t>,</w:t>
-      </w:r>
-      <w:r>
-        <w:rPr>
-          <w:rFonts w:ascii="Segoe UI" w:hAnsi="Segoe UI" w:cs="Segoe UI"/>
-          <w:sz w:val="18"/>
-          <w:szCs w:val="18"/>
-        </w:rPr>
-        <w:t xml:space="preserve"> July 2004</w:t>
-      </w:r>
-      <w:r>
-        <w:rPr>
-          <w:rFonts w:ascii="Segoe UI" w:hAnsi="Segoe UI" w:cs="Segoe UI"/>
-          <w:sz w:val="18"/>
-          <w:szCs w:val="18"/>
-        </w:rPr>
-        <w:t>.</w:t>
+        <w:t>, July 2004.</w:t>
       </w:r>
     </w:p>
   </w:endnote>
   <w:endnote w:id="4">
     <w:p>
       <w:pPr>
-        <w:pStyle w:val="P15"/>
+        <w:pStyle w:val="EndnoteText"/>
         <w:jc w:val="both"/>
       </w:pPr>
       <w:r>
         <w:rPr>
-          <w:rStyle w:val="C18"/>
+          <w:rStyle w:val="EndnoteReference"/>
         </w:rPr>
         <w:endnoteRef/>
       </w:r>
@@ -6318,195 +5298,19 @@
           <w:sz w:val="18"/>
           <w:szCs w:val="18"/>
         </w:rPr>
-        <w:t>D</w:t>
-      </w:r>
-      <w:r>
-        <w:rPr>
-          <w:rFonts w:ascii="Segoe UI" w:hAnsi="Segoe UI" w:cs="Segoe UI"/>
-          <w:sz w:val="18"/>
-          <w:szCs w:val="18"/>
-        </w:rPr>
-        <w:t>.</w:t>
-      </w:r>
-      <w:r>
-        <w:rPr>
-          <w:rFonts w:ascii="Segoe UI" w:hAnsi="Segoe UI" w:cs="Segoe UI"/>
-          <w:sz w:val="18"/>
-          <w:szCs w:val="18"/>
-        </w:rPr>
-        <w:t> Culler</w:t>
-      </w:r>
-      <w:r>
-        <w:rPr>
-          <w:rFonts w:ascii="Segoe UI" w:hAnsi="Segoe UI" w:cs="Segoe UI"/>
-          <w:sz w:val="18"/>
-          <w:szCs w:val="18"/>
-        </w:rPr>
-        <w:t>,</w:t>
-      </w:r>
-      <w:r>
-        <w:rPr>
-          <w:rFonts w:ascii="Segoe UI" w:hAnsi="Segoe UI" w:cs="Segoe UI"/>
-          <w:sz w:val="18"/>
-          <w:szCs w:val="18"/>
-        </w:rPr>
-        <w:t xml:space="preserve"> </w:t>
-      </w:r>
-      <w:r>
-        <w:rPr>
-          <w:rFonts w:ascii="Segoe UI" w:hAnsi="Segoe UI" w:cs="Segoe UI"/>
-          <w:sz w:val="18"/>
-          <w:szCs w:val="18"/>
-        </w:rPr>
-        <w:t>"</w:t>
-      </w:r>
-      <w:r>
-        <w:rPr>
-          <w:rFonts w:ascii="Segoe UI" w:hAnsi="Segoe UI" w:cs="Segoe UI"/>
-          <w:sz w:val="18"/>
-          <w:szCs w:val="18"/>
-        </w:rPr>
-        <w:t>Developing checksums using embedded theory</w:t>
-      </w:r>
-      <w:r>
-        <w:rPr>
-          <w:rFonts w:ascii="Segoe UI" w:hAnsi="Segoe UI" w:cs="Segoe UI"/>
-          <w:sz w:val="18"/>
-          <w:szCs w:val="18"/>
-        </w:rPr>
-        <w:t>,</w:t>
-      </w:r>
-      <w:r>
-        <w:rPr>
-          <w:rFonts w:ascii="Segoe UI" w:hAnsi="Segoe UI" w:cs="Segoe UI"/>
-          <w:sz w:val="18"/>
-          <w:szCs w:val="18"/>
-        </w:rPr>
-        <w:t>"</w:t>
-      </w:r>
-      <w:r>
-        <w:rPr>
-          <w:rFonts w:ascii="Segoe UI" w:hAnsi="Segoe UI" w:cs="Segoe UI"/>
-          <w:sz w:val="18"/>
-          <w:szCs w:val="18"/>
-        </w:rPr>
-        <w:t xml:space="preserve"> CMU</w:t>
-      </w:r>
-      <w:r>
-        <w:rPr>
-          <w:rFonts w:ascii="Segoe UI" w:hAnsi="Segoe UI" w:cs="Segoe UI"/>
-          <w:sz w:val="18"/>
-          <w:szCs w:val="18"/>
-        </w:rPr>
-        <w:t>,</w:t>
-      </w:r>
-      <w:r>
-        <w:rPr>
-          <w:rFonts w:ascii="Segoe UI" w:hAnsi="Segoe UI" w:cs="Segoe UI"/>
-          <w:sz w:val="18"/>
-          <w:szCs w:val="18"/>
-        </w:rPr>
-        <w:t xml:space="preserve"> Tech</w:t>
-      </w:r>
-      <w:r>
-        <w:rPr>
-          <w:rFonts w:ascii="Segoe UI" w:hAnsi="Segoe UI" w:cs="Segoe UI"/>
-          <w:sz w:val="18"/>
-          <w:szCs w:val="18"/>
-        </w:rPr>
-        <w:t>.</w:t>
-      </w:r>
-      <w:r>
-        <w:rPr>
-          <w:rFonts w:ascii="Segoe UI" w:hAnsi="Segoe UI" w:cs="Segoe UI"/>
-          <w:sz w:val="18"/>
-          <w:szCs w:val="18"/>
-        </w:rPr>
-        <w:t xml:space="preserve"> Rep</w:t>
-      </w:r>
-      <w:r>
-        <w:rPr>
-          <w:rFonts w:ascii="Segoe UI" w:hAnsi="Segoe UI" w:cs="Segoe UI"/>
-          <w:sz w:val="18"/>
-          <w:szCs w:val="18"/>
-        </w:rPr>
-        <w:t>.</w:t>
-      </w:r>
-      <w:r>
-        <w:rPr>
-          <w:rFonts w:ascii="Segoe UI" w:hAnsi="Segoe UI" w:cs="Segoe UI"/>
-          <w:sz w:val="18"/>
-          <w:szCs w:val="18"/>
-        </w:rPr>
-        <w:t xml:space="preserve"> 9461</w:t>
-      </w:r>
-      <w:r>
-        <w:rPr>
-          <w:rFonts w:ascii="Segoe UI" w:hAnsi="Segoe UI" w:cs="Segoe UI"/>
-          <w:sz w:val="18"/>
-          <w:szCs w:val="18"/>
-        </w:rPr>
-        <w:t>/</w:t>
-      </w:r>
-      <w:r>
-        <w:rPr>
-          <w:rFonts w:ascii="Segoe UI" w:hAnsi="Segoe UI" w:cs="Segoe UI"/>
-          <w:sz w:val="18"/>
-          <w:szCs w:val="18"/>
-        </w:rPr>
-        <w:t>96</w:t>
-      </w:r>
-      <w:r>
-        <w:rPr>
-          <w:rFonts w:ascii="Segoe UI" w:hAnsi="Segoe UI" w:cs="Segoe UI"/>
-          <w:sz w:val="18"/>
-          <w:szCs w:val="18"/>
-        </w:rPr>
-        <w:t>,</w:t>
-      </w:r>
-      <w:r>
-        <w:rPr>
-          <w:rFonts w:ascii="Segoe UI" w:hAnsi="Segoe UI" w:cs="Segoe UI"/>
-          <w:sz w:val="18"/>
-          <w:szCs w:val="18"/>
-        </w:rPr>
-        <w:t xml:space="preserve"> Jan</w:t>
-      </w:r>
-      <w:r>
-        <w:rPr>
-          <w:rFonts w:ascii="Segoe UI" w:hAnsi="Segoe UI" w:cs="Segoe UI"/>
-          <w:sz w:val="18"/>
-          <w:szCs w:val="18"/>
-        </w:rPr>
-        <w:t>.</w:t>
-      </w:r>
-      <w:r>
-        <w:rPr>
-          <w:rFonts w:ascii="Segoe UI" w:hAnsi="Segoe UI" w:cs="Segoe UI"/>
-          <w:sz w:val="18"/>
-          <w:szCs w:val="18"/>
-        </w:rPr>
-        <w:t xml:space="preserve"> 2003</w:t>
-      </w:r>
-      <w:r>
-        <w:rPr>
-          <w:rFonts w:ascii="Segoe UI" w:hAnsi="Segoe UI" w:cs="Segoe UI"/>
-          <w:sz w:val="18"/>
-          <w:szCs w:val="18"/>
-        </w:rPr>
-        <w:t>.</w:t>
+        <w:t>D. Culler, "Developing checksums using embedded theory," CMU, Tech. Rep. 9461/96, Jan. 2003.</w:t>
       </w:r>
     </w:p>
   </w:endnote>
   <w:endnote w:id="5">
     <w:p>
       <w:pPr>
-        <w:pStyle w:val="P15"/>
+        <w:pStyle w:val="EndnoteText"/>
         <w:jc w:val="both"/>
       </w:pPr>
       <w:r>
         <w:rPr>
-          <w:rStyle w:val="C18"/>
+          <w:rStyle w:val="EndnoteReference"/>
         </w:rPr>
         <w:endnoteRef/>
       </w:r>
@@ -6519,31 +5323,34 @@
           <w:sz w:val="18"/>
           <w:szCs w:val="18"/>
         </w:rPr>
-        <w:t>A</w:t>
-      </w:r>
+        <w:t>A. Pnueli, L. Adleman, E. Parasuraman, E. Wang, W. Kahan, W. Watanabe, and X. R. Sasaki, "</w:t>
+      </w:r>
+      <w:proofErr w:type="spellStart"/>
       <w:r>
         <w:rPr>
           <w:rFonts w:ascii="Segoe UI" w:hAnsi="Segoe UI" w:cs="Segoe UI"/>
           <w:sz w:val="18"/>
           <w:szCs w:val="18"/>
         </w:rPr>
-        <w:t>.</w:t>
-      </w:r>
+        <w:t>OrleOxter</w:t>
+      </w:r>
+      <w:proofErr w:type="spellEnd"/>
       <w:r>
         <w:rPr>
           <w:rFonts w:ascii="Segoe UI" w:hAnsi="Segoe UI" w:cs="Segoe UI"/>
           <w:sz w:val="18"/>
           <w:szCs w:val="18"/>
         </w:rPr>
-        <w:t> Pnueli</w:t>
-      </w:r>
-      <w:r>
-        <w:rPr>
-          <w:rFonts w:ascii="Segoe UI" w:hAnsi="Segoe UI" w:cs="Segoe UI"/>
+        <w:t xml:space="preserve">: Visualization of Moore's Law," </w:t>
+      </w:r>
+      <w:r>
+        <w:rPr>
+          <w:rFonts w:ascii="Segoe UI" w:hAnsi="Segoe UI" w:cs="Segoe UI"/>
+          <w:i/>
           <w:sz w:val="18"/>
           <w:szCs w:val="18"/>
         </w:rPr>
-        <w:t>,</w:t>
+        <w:t>Journal of Compact, Classical Modalities</w:t>
       </w:r>
       <w:r>
         <w:rPr>
@@ -6551,418 +5358,7 @@
           <w:sz w:val="18"/>
           <w:szCs w:val="18"/>
         </w:rPr>
-        <w:t xml:space="preserve"> L</w:t>
-      </w:r>
-      <w:r>
-        <w:rPr>
-          <w:rFonts w:ascii="Segoe UI" w:hAnsi="Segoe UI" w:cs="Segoe UI"/>
-          <w:sz w:val="18"/>
-          <w:szCs w:val="18"/>
-        </w:rPr>
-        <w:t>.</w:t>
-      </w:r>
-      <w:r>
-        <w:rPr>
-          <w:rFonts w:ascii="Segoe UI" w:hAnsi="Segoe UI" w:cs="Segoe UI"/>
-          <w:sz w:val="18"/>
-          <w:szCs w:val="18"/>
-        </w:rPr>
-        <w:t> Adleman</w:t>
-      </w:r>
-      <w:r>
-        <w:rPr>
-          <w:rFonts w:ascii="Segoe UI" w:hAnsi="Segoe UI" w:cs="Segoe UI"/>
-          <w:sz w:val="18"/>
-          <w:szCs w:val="18"/>
-        </w:rPr>
-        <w:t>,</w:t>
-      </w:r>
-      <w:r>
-        <w:rPr>
-          <w:rFonts w:ascii="Segoe UI" w:hAnsi="Segoe UI" w:cs="Segoe UI"/>
-          <w:sz w:val="18"/>
-          <w:szCs w:val="18"/>
-        </w:rPr>
-        <w:t xml:space="preserve"> E</w:t>
-      </w:r>
-      <w:r>
-        <w:rPr>
-          <w:rFonts w:ascii="Segoe UI" w:hAnsi="Segoe UI" w:cs="Segoe UI"/>
-          <w:sz w:val="18"/>
-          <w:szCs w:val="18"/>
-        </w:rPr>
-        <w:t>.</w:t>
-      </w:r>
-      <w:r>
-        <w:rPr>
-          <w:rFonts w:ascii="Segoe UI" w:hAnsi="Segoe UI" w:cs="Segoe UI"/>
-          <w:sz w:val="18"/>
-          <w:szCs w:val="18"/>
-        </w:rPr>
-        <w:t> Parasuraman</w:t>
-      </w:r>
-      <w:r>
-        <w:rPr>
-          <w:rFonts w:ascii="Segoe UI" w:hAnsi="Segoe UI" w:cs="Segoe UI"/>
-          <w:sz w:val="18"/>
-          <w:szCs w:val="18"/>
-        </w:rPr>
-        <w:t>,</w:t>
-      </w:r>
-      <w:r>
-        <w:rPr>
-          <w:rFonts w:ascii="Segoe UI" w:hAnsi="Segoe UI" w:cs="Segoe UI"/>
-          <w:sz w:val="18"/>
-          <w:szCs w:val="18"/>
-        </w:rPr>
-        <w:t xml:space="preserve"> E</w:t>
-      </w:r>
-      <w:r>
-        <w:rPr>
-          <w:rFonts w:ascii="Segoe UI" w:hAnsi="Segoe UI" w:cs="Segoe UI"/>
-          <w:sz w:val="18"/>
-          <w:szCs w:val="18"/>
-        </w:rPr>
-        <w:t>.</w:t>
-      </w:r>
-      <w:r>
-        <w:rPr>
-          <w:rFonts w:ascii="Segoe UI" w:hAnsi="Segoe UI" w:cs="Segoe UI"/>
-          <w:sz w:val="18"/>
-          <w:szCs w:val="18"/>
-        </w:rPr>
-        <w:t> Wang</w:t>
-      </w:r>
-      <w:r>
-        <w:rPr>
-          <w:rFonts w:ascii="Segoe UI" w:hAnsi="Segoe UI" w:cs="Segoe UI"/>
-          <w:sz w:val="18"/>
-          <w:szCs w:val="18"/>
-        </w:rPr>
-        <w:t>,</w:t>
-      </w:r>
-      <w:r>
-        <w:rPr>
-          <w:rFonts w:ascii="Segoe UI" w:hAnsi="Segoe UI" w:cs="Segoe UI"/>
-          <w:sz w:val="18"/>
-          <w:szCs w:val="18"/>
-        </w:rPr>
-        <w:t xml:space="preserve"> W</w:t>
-      </w:r>
-      <w:r>
-        <w:rPr>
-          <w:rFonts w:ascii="Segoe UI" w:hAnsi="Segoe UI" w:cs="Segoe UI"/>
-          <w:sz w:val="18"/>
-          <w:szCs w:val="18"/>
-        </w:rPr>
-        <w:t>.</w:t>
-      </w:r>
-      <w:r>
-        <w:rPr>
-          <w:rFonts w:ascii="Segoe UI" w:hAnsi="Segoe UI" w:cs="Segoe UI"/>
-          <w:sz w:val="18"/>
-          <w:szCs w:val="18"/>
-        </w:rPr>
-        <w:t> Kahan</w:t>
-      </w:r>
-      <w:r>
-        <w:rPr>
-          <w:rFonts w:ascii="Segoe UI" w:hAnsi="Segoe UI" w:cs="Segoe UI"/>
-          <w:sz w:val="18"/>
-          <w:szCs w:val="18"/>
-        </w:rPr>
-        <w:t>,</w:t>
-      </w:r>
-      <w:r>
-        <w:rPr>
-          <w:rFonts w:ascii="Segoe UI" w:hAnsi="Segoe UI" w:cs="Segoe UI"/>
-          <w:sz w:val="18"/>
-          <w:szCs w:val="18"/>
-        </w:rPr>
-        <w:t xml:space="preserve"> W</w:t>
-      </w:r>
-      <w:r>
-        <w:rPr>
-          <w:rFonts w:ascii="Segoe UI" w:hAnsi="Segoe UI" w:cs="Segoe UI"/>
-          <w:sz w:val="18"/>
-          <w:szCs w:val="18"/>
-        </w:rPr>
-        <w:t>.</w:t>
-      </w:r>
-      <w:r>
-        <w:rPr>
-          <w:rFonts w:ascii="Segoe UI" w:hAnsi="Segoe UI" w:cs="Segoe UI"/>
-          <w:sz w:val="18"/>
-          <w:szCs w:val="18"/>
-        </w:rPr>
-        <w:t> Watanabe</w:t>
-      </w:r>
-      <w:r>
-        <w:rPr>
-          <w:rFonts w:ascii="Segoe UI" w:hAnsi="Segoe UI" w:cs="Segoe UI"/>
-          <w:sz w:val="18"/>
-          <w:szCs w:val="18"/>
-        </w:rPr>
-        <w:t>,</w:t>
-      </w:r>
-      <w:r>
-        <w:rPr>
-          <w:rFonts w:ascii="Segoe UI" w:hAnsi="Segoe UI" w:cs="Segoe UI"/>
-          <w:sz w:val="18"/>
-          <w:szCs w:val="18"/>
-        </w:rPr>
-        <w:t xml:space="preserve"> and X</w:t>
-      </w:r>
-      <w:r>
-        <w:rPr>
-          <w:rFonts w:ascii="Segoe UI" w:hAnsi="Segoe UI" w:cs="Segoe UI"/>
-          <w:sz w:val="18"/>
-          <w:szCs w:val="18"/>
-        </w:rPr>
-        <w:t>.</w:t>
-      </w:r>
-      <w:r>
-        <w:rPr>
-          <w:rFonts w:ascii="Segoe UI" w:hAnsi="Segoe UI" w:cs="Segoe UI"/>
-          <w:sz w:val="18"/>
-          <w:szCs w:val="18"/>
-        </w:rPr>
-        <w:t> R</w:t>
-      </w:r>
-      <w:r>
-        <w:rPr>
-          <w:rFonts w:ascii="Segoe UI" w:hAnsi="Segoe UI" w:cs="Segoe UI"/>
-          <w:sz w:val="18"/>
-          <w:szCs w:val="18"/>
-        </w:rPr>
-        <w:t>.</w:t>
-      </w:r>
-      <w:r>
-        <w:rPr>
-          <w:rFonts w:ascii="Segoe UI" w:hAnsi="Segoe UI" w:cs="Segoe UI"/>
-          <w:sz w:val="18"/>
-          <w:szCs w:val="18"/>
-        </w:rPr>
-        <w:t xml:space="preserve"> Sasaki</w:t>
-      </w:r>
-      <w:r>
-        <w:rPr>
-          <w:rFonts w:ascii="Segoe UI" w:hAnsi="Segoe UI" w:cs="Segoe UI"/>
-          <w:sz w:val="18"/>
-          <w:szCs w:val="18"/>
-        </w:rPr>
-        <w:t>,</w:t>
-      </w:r>
-      <w:r>
-        <w:rPr>
-          <w:rFonts w:ascii="Segoe UI" w:hAnsi="Segoe UI" w:cs="Segoe UI"/>
-          <w:sz w:val="18"/>
-          <w:szCs w:val="18"/>
-        </w:rPr>
-        <w:t xml:space="preserve"> </w:t>
-      </w:r>
-      <w:r>
-        <w:rPr>
-          <w:rFonts w:ascii="Segoe UI" w:hAnsi="Segoe UI" w:cs="Segoe UI"/>
-          <w:sz w:val="18"/>
-          <w:szCs w:val="18"/>
-        </w:rPr>
-        <w:t>"</w:t>
-      </w:r>
-      <w:r>
-        <w:rPr>
-          <w:rFonts w:ascii="Segoe UI" w:hAnsi="Segoe UI" w:cs="Segoe UI"/>
-          <w:sz w:val="18"/>
-          <w:szCs w:val="18"/>
-        </w:rPr>
-        <w:t>OrleOxter</w:t>
-      </w:r>
-      <w:r>
-        <w:rPr>
-          <w:rFonts w:ascii="Segoe UI" w:hAnsi="Segoe UI" w:cs="Segoe UI"/>
-          <w:sz w:val="18"/>
-          <w:szCs w:val="18"/>
-        </w:rPr>
-        <w:t>:</w:t>
-      </w:r>
-      <w:r>
-        <w:rPr>
-          <w:rFonts w:ascii="Segoe UI" w:hAnsi="Segoe UI" w:cs="Segoe UI"/>
-          <w:sz w:val="18"/>
-          <w:szCs w:val="18"/>
-        </w:rPr>
-        <w:t xml:space="preserve"> Visualization of Moore</w:t>
-      </w:r>
-      <w:r>
-        <w:rPr>
-          <w:rFonts w:ascii="Segoe UI" w:hAnsi="Segoe UI" w:cs="Segoe UI"/>
-          <w:sz w:val="18"/>
-          <w:szCs w:val="18"/>
-        </w:rPr>
-        <w:t>'</w:t>
-      </w:r>
-      <w:r>
-        <w:rPr>
-          <w:rFonts w:ascii="Segoe UI" w:hAnsi="Segoe UI" w:cs="Segoe UI"/>
-          <w:sz w:val="18"/>
-          <w:szCs w:val="18"/>
-        </w:rPr>
-        <w:t>s Law</w:t>
-      </w:r>
-      <w:r>
-        <w:rPr>
-          <w:rFonts w:ascii="Segoe UI" w:hAnsi="Segoe UI" w:cs="Segoe UI"/>
-          <w:sz w:val="18"/>
-          <w:szCs w:val="18"/>
-        </w:rPr>
-        <w:t>,</w:t>
-      </w:r>
-      <w:r>
-        <w:rPr>
-          <w:rFonts w:ascii="Segoe UI" w:hAnsi="Segoe UI" w:cs="Segoe UI"/>
-          <w:sz w:val="18"/>
-          <w:szCs w:val="18"/>
-        </w:rPr>
-        <w:t>"</w:t>
-      </w:r>
-      <w:r>
-        <w:rPr>
-          <w:rFonts w:ascii="Segoe UI" w:hAnsi="Segoe UI" w:cs="Segoe UI"/>
-          <w:sz w:val="18"/>
-          <w:szCs w:val="18"/>
-        </w:rPr>
-        <w:t xml:space="preserve"> </w:t>
-      </w:r>
-      <w:r>
-        <w:rPr>
-          <w:rFonts w:ascii="Segoe UI" w:hAnsi="Segoe UI" w:cs="Segoe UI"/>
-          <w:i w:val="1"/>
-          <w:sz w:val="18"/>
-          <w:szCs w:val="18"/>
-        </w:rPr>
-        <w:t>Journal of Compact</w:t>
-      </w:r>
-      <w:r>
-        <w:rPr>
-          <w:rFonts w:ascii="Segoe UI" w:hAnsi="Segoe UI" w:cs="Segoe UI"/>
-          <w:i w:val="1"/>
-          <w:sz w:val="18"/>
-          <w:szCs w:val="18"/>
-        </w:rPr>
-        <w:t>,</w:t>
-      </w:r>
-      <w:r>
-        <w:rPr>
-          <w:rFonts w:ascii="Segoe UI" w:hAnsi="Segoe UI" w:cs="Segoe UI"/>
-          <w:i w:val="1"/>
-          <w:sz w:val="18"/>
-          <w:szCs w:val="18"/>
-        </w:rPr>
-        <w:t xml:space="preserve"> Classical Modalities</w:t>
-      </w:r>
-      <w:r>
-        <w:rPr>
-          <w:rFonts w:ascii="Segoe UI" w:hAnsi="Segoe UI" w:cs="Segoe UI"/>
-          <w:sz w:val="18"/>
-          <w:szCs w:val="18"/>
-        </w:rPr>
-        <w:t>,</w:t>
-      </w:r>
-      <w:r>
-        <w:rPr>
-          <w:rFonts w:ascii="Segoe UI" w:hAnsi="Segoe UI" w:cs="Segoe UI"/>
-          <w:sz w:val="18"/>
-          <w:szCs w:val="18"/>
-        </w:rPr>
-        <w:t xml:space="preserve"> vol</w:t>
-      </w:r>
-      <w:r>
-        <w:rPr>
-          <w:rFonts w:ascii="Segoe UI" w:hAnsi="Segoe UI" w:cs="Segoe UI"/>
-          <w:sz w:val="18"/>
-          <w:szCs w:val="18"/>
-        </w:rPr>
-        <w:t>.</w:t>
-      </w:r>
-      <w:r>
-        <w:rPr>
-          <w:rFonts w:ascii="Segoe UI" w:hAnsi="Segoe UI" w:cs="Segoe UI"/>
-          <w:sz w:val="18"/>
-          <w:szCs w:val="18"/>
-        </w:rPr>
-        <w:t xml:space="preserve"> 367</w:t>
-      </w:r>
-      <w:r>
-        <w:rPr>
-          <w:rFonts w:ascii="Segoe UI" w:hAnsi="Segoe UI" w:cs="Segoe UI"/>
-          <w:sz w:val="18"/>
-          <w:szCs w:val="18"/>
-        </w:rPr>
-        <w:t>,</w:t>
-      </w:r>
-      <w:r>
-        <w:rPr>
-          <w:rFonts w:ascii="Segoe UI" w:hAnsi="Segoe UI" w:cs="Segoe UI"/>
-          <w:sz w:val="18"/>
-          <w:szCs w:val="18"/>
-        </w:rPr>
-        <w:t xml:space="preserve"> pp</w:t>
-      </w:r>
-      <w:r>
-        <w:rPr>
-          <w:rFonts w:ascii="Segoe UI" w:hAnsi="Segoe UI" w:cs="Segoe UI"/>
-          <w:sz w:val="18"/>
-          <w:szCs w:val="18"/>
-        </w:rPr>
-        <w:t>.</w:t>
-      </w:r>
-      <w:r>
-        <w:rPr>
-          <w:rFonts w:ascii="Segoe UI" w:hAnsi="Segoe UI" w:cs="Segoe UI"/>
-          <w:sz w:val="18"/>
-          <w:szCs w:val="18"/>
-        </w:rPr>
-        <w:t xml:space="preserve"> 79</w:t>
-      </w:r>
-      <w:r>
-        <w:rPr>
-          <w:rFonts w:ascii="Segoe UI" w:hAnsi="Segoe UI" w:cs="Segoe UI"/>
-          <w:sz w:val="18"/>
-          <w:szCs w:val="18"/>
-        </w:rPr>
-        <w:t>-</w:t>
-      </w:r>
-      <w:r>
-        <w:rPr>
-          <w:rFonts w:ascii="Segoe UI" w:hAnsi="Segoe UI" w:cs="Segoe UI"/>
-          <w:sz w:val="18"/>
-          <w:szCs w:val="18"/>
-        </w:rPr>
-        <w:t>92</w:t>
-      </w:r>
-      <w:r>
-        <w:rPr>
-          <w:rFonts w:ascii="Segoe UI" w:hAnsi="Segoe UI" w:cs="Segoe UI"/>
-          <w:sz w:val="18"/>
-          <w:szCs w:val="18"/>
-        </w:rPr>
-        <w:t>,</w:t>
-      </w:r>
-      <w:r>
-        <w:rPr>
-          <w:rFonts w:ascii="Segoe UI" w:hAnsi="Segoe UI" w:cs="Segoe UI"/>
-          <w:sz w:val="18"/>
-          <w:szCs w:val="18"/>
-        </w:rPr>
-        <w:t xml:space="preserve"> May 2001</w:t>
-      </w:r>
-      <w:r>
-        <w:rPr>
-          <w:rFonts w:ascii="Segoe UI" w:hAnsi="Segoe UI" w:cs="Segoe UI"/>
-          <w:sz w:val="18"/>
-          <w:szCs w:val="18"/>
-        </w:rPr>
-        <w:t>.</w:t>
+        <w:t>, vol. 367, pp. 79-92, May 2001.</w:t>
       </w:r>
     </w:p>
   </w:endnote>
@@ -6970,71 +5366,10 @@
 </file>
 
 <file path=word/footer1.xml><?xml version="1.0" encoding="utf-8"?>
-<w:ftr xmlns:w="http://schemas.openxmlformats.org/wordprocessingml/2006/main" xmlns:wps="http://schemas.microsoft.com/office/word/2010/wordprocessingShape" xmlns:mc="http://schemas.openxmlformats.org/markup-compatibility/2006" xmlns:w10="urn:schemas-microsoft-com:office:word" xmlns:v="urn:schemas-microsoft-com:vml" xmlns:wp14="http://schemas.microsoft.com/office/word/2010/wordprocessingDrawing" xmlns:wpg="http://schemas.microsoft.com/office/word/2010/wordprocessingGroup" xmlns:wpc="http://schemas.microsoft.com/office/word/2010/wordprocessingCanvas" xmlns:w14="http://schemas.microsoft.com/office/word/2010/wordml" xmlns:w15="http://schemas.microsoft.com/office/word/2012/wordml" xmlns:cx1="http://schemas.microsoft.com/office/drawing/2015/9/8/chartex" xmlns:cx2="http://schemas.microsoft.com/office/drawing/2015/10/21/chartex" mc:Ignorable="wp14 w14 w15">
+<w:ftr xmlns:wpc="http://schemas.microsoft.com/office/word/2010/wordprocessingCanvas" xmlns:cx="http://schemas.microsoft.com/office/drawing/2014/chartex" xmlns:cx1="http://schemas.microsoft.com/office/drawing/2015/9/8/chartex" xmlns:cx2="http://schemas.microsoft.com/office/drawing/2015/10/21/chartex" xmlns:cx3="http://schemas.microsoft.com/office/drawing/2016/5/9/chartex" xmlns:cx4="http://schemas.microsoft.com/office/drawing/2016/5/10/chartex" xmlns:cx5="http://schemas.microsoft.com/office/drawing/2016/5/11/chartex" xmlns:cx6="http://schemas.microsoft.com/office/drawing/2016/5/12/chartex" xmlns:cx7="http://schemas.microsoft.com/office/drawing/2016/5/13/chartex" xmlns:cx8="http://schemas.microsoft.com/office/drawing/2016/5/14/chartex" xmlns:mc="http://schemas.openxmlformats.org/markup-compatibility/2006" xmlns:aink="http://schemas.microsoft.com/office/drawing/2016/ink" xmlns:am3d="http://schemas.microsoft.com/office/drawing/2017/model3d" xmlns:o="urn:schemas-microsoft-com:office:office" xmlns:oel="http://schemas.microsoft.com/office/2019/extlst" xmlns:r="http://schemas.openxmlformats.org/officeDocument/2006/relationships" xmlns:m="http://schemas.openxmlformats.org/officeDocument/2006/math" xmlns:v="urn:schemas-microsoft-com:vml" xmlns:wp14="http://schemas.microsoft.com/office/word/2010/wordprocessingDrawing" xmlns:wp="http://schemas.openxmlformats.org/drawingml/2006/wordprocessingDrawing" xmlns:w10="urn:schemas-microsoft-com:office:word" xmlns:w="http://schemas.openxmlformats.org/wordprocessingml/2006/main" xmlns:w14="http://schemas.microsoft.com/office/word/2010/wordml" xmlns:w15="http://schemas.microsoft.com/office/word/2012/wordml" xmlns:w16cex="http://schemas.microsoft.com/office/word/2018/wordml/cex" xmlns:w16cid="http://schemas.microsoft.com/office/word/2016/wordml/cid" xmlns:w16="http://schemas.microsoft.com/office/word/2018/wordml" xmlns:w16du="http://schemas.microsoft.com/office/word/2023/wordml/word16du" xmlns:w16sdtdh="http://schemas.microsoft.com/office/word/2020/wordml/sdtdatahash" xmlns:w16sdtfl="http://schemas.microsoft.com/office/word/2024/wordml/sdtformatlock" xmlns:w16se="http://schemas.microsoft.com/office/word/2015/wordml/symex" xmlns:wpg="http://schemas.microsoft.com/office/word/2010/wordprocessingGroup" xmlns:wpi="http://schemas.microsoft.com/office/word/2010/wordprocessingInk" xmlns:wne="http://schemas.microsoft.com/office/word/2006/wordml" xmlns:wps="http://schemas.microsoft.com/office/word/2010/wordprocessingShape" mc:Ignorable="w14 w15 w16se w16cid w16 w16cex w16sdtdh w16sdtfl w16du wp14">
   <w:p>
     <w:pPr>
-      <w:pStyle w:val="P7"/>
-      <w:jc w:val="right"/>
-      <w:rPr>
-        <w:rFonts w:ascii="Segoe UI Semilight" w:hAnsi="Segoe UI Semilight"/>
-      </w:rPr>
-    </w:pPr>
-  </w:p>
-  <w:p>
-    <w:pPr>
-      <w:pStyle w:val="P7"/>
-      <w:rPr>
-        <w:rFonts w:ascii="Segoe UI Semilight" w:hAnsi="Segoe UI Semilight"/>
-      </w:rPr>
-    </w:pPr>
-    <w:r>
-      <w:rPr>
-        <w:noProof w:val="1"/>
-        <w:lang w:val="ru-RU" w:eastAsia="ru-RU"/>
-      </w:rPr>
-      <w:drawing>
-        <wp:inline xmlns:wp="http://schemas.openxmlformats.org/drawingml/2006/wordprocessingDrawing" distT="0" distB="0" distL="0" distR="0">
-          <wp:extent cx="1716405" cy="266065"/>
-          <wp:effectExtent l="0" t="0" r="0" b="635"/>
-          <wp:docPr id="11" name="Picture 11" descr="The DevExpress logo"/>
-          <wp:cNvGraphicFramePr/>
-          <a:graphic xmlns:a="http://schemas.openxmlformats.org/drawingml/2006/main">
-            <a:graphicData uri="http://schemas.openxmlformats.org/drawingml/2006/picture">
-              <pic:pic xmlns:pic="http://schemas.openxmlformats.org/drawingml/2006/picture">
-                <pic:nvPicPr>
-                  <pic:cNvPr id="11" name="Picture 11" descr="The DevExpress logo"/>
-                  <pic:cNvPicPr/>
-                </pic:nvPicPr>
-                <pic:blipFill dpi="0">
-                  <a:blip xmlns:r="http://schemas.openxmlformats.org/officeDocument/2006/relationships" r:embed="Relimage3"/>
-                  <a:srcRect/>
-                  <a:stretch>
-                    <a:fillRect/>
-                  </a:stretch>
-                </pic:blipFill>
-                <pic:spPr>
-                  <a:xfrm>
-                    <a:off x="0" y="0"/>
-                    <a:ext cx="1718730" cy="266654"/>
-                  </a:xfrm>
-                  <a:prstGeom prst="rect"/>
-                  <a:noFill/>
-                </pic:spPr>
-              </pic:pic>
-            </a:graphicData>
-          </a:graphic>
-        </wp:inline>
-      </w:drawing>
-    </w:r>
-  </w:p>
-</w:ftr>
-</file>
-
-<file path=word/footer2.xml><?xml version="1.0" encoding="utf-8"?>
-<w:ftr xmlns:w="http://schemas.openxmlformats.org/wordprocessingml/2006/main" xmlns:wps="http://schemas.microsoft.com/office/word/2010/wordprocessingShape" xmlns:mc="http://schemas.openxmlformats.org/markup-compatibility/2006" xmlns:w10="urn:schemas-microsoft-com:office:word" xmlns:v="urn:schemas-microsoft-com:vml" xmlns:wp14="http://schemas.microsoft.com/office/word/2010/wordprocessingDrawing" xmlns:wpg="http://schemas.microsoft.com/office/word/2010/wordprocessingGroup" xmlns:wpc="http://schemas.microsoft.com/office/word/2010/wordprocessingCanvas" xmlns:w14="http://schemas.microsoft.com/office/word/2010/wordml" xmlns:w15="http://schemas.microsoft.com/office/word/2012/wordml" xmlns:cx1="http://schemas.microsoft.com/office/drawing/2015/9/8/chartex" xmlns:cx2="http://schemas.microsoft.com/office/drawing/2015/10/21/chartex" mc:Ignorable="wp14 w14 w15">
-  <w:p>
-    <w:pPr>
-      <w:pStyle w:val="P7"/>
+      <w:pStyle w:val="Footer"/>
       <w:jc w:val="right"/>
     </w:pPr>
     <w:r>
@@ -7051,13 +5386,13 @@
     </w:r>
     <w:r>
       <w:rPr>
-        <w:noProof w:val="1"/>
+        <w:noProof/>
       </w:rPr>
       <w:t>#</w:t>
     </w:r>
     <w:r>
       <w:rPr>
-        <w:noProof w:val="1"/>
+        <w:noProof/>
       </w:rPr>
       <w:fldChar w:fldCharType="end"/>
     </w:r>
@@ -7065,8 +5400,71 @@
 </w:ftr>
 </file>
 
+<file path=word/footer2.xml><?xml version="1.0" encoding="utf-8"?>
+<w:ftr xmlns:wpc="http://schemas.microsoft.com/office/word/2010/wordprocessingCanvas" xmlns:cx="http://schemas.microsoft.com/office/drawing/2014/chartex" xmlns:cx1="http://schemas.microsoft.com/office/drawing/2015/9/8/chartex" xmlns:cx2="http://schemas.microsoft.com/office/drawing/2015/10/21/chartex" xmlns:cx3="http://schemas.microsoft.com/office/drawing/2016/5/9/chartex" xmlns:cx4="http://schemas.microsoft.com/office/drawing/2016/5/10/chartex" xmlns:cx5="http://schemas.microsoft.com/office/drawing/2016/5/11/chartex" xmlns:cx6="http://schemas.microsoft.com/office/drawing/2016/5/12/chartex" xmlns:cx7="http://schemas.microsoft.com/office/drawing/2016/5/13/chartex" xmlns:cx8="http://schemas.microsoft.com/office/drawing/2016/5/14/chartex" xmlns:mc="http://schemas.openxmlformats.org/markup-compatibility/2006" xmlns:aink="http://schemas.microsoft.com/office/drawing/2016/ink" xmlns:am3d="http://schemas.microsoft.com/office/drawing/2017/model3d" xmlns:o="urn:schemas-microsoft-com:office:office" xmlns:oel="http://schemas.microsoft.com/office/2019/extlst" xmlns:r="http://schemas.openxmlformats.org/officeDocument/2006/relationships" xmlns:m="http://schemas.openxmlformats.org/officeDocument/2006/math" xmlns:v="urn:schemas-microsoft-com:vml" xmlns:wp14="http://schemas.microsoft.com/office/word/2010/wordprocessingDrawing" xmlns:wp="http://schemas.openxmlformats.org/drawingml/2006/wordprocessingDrawing" xmlns:w10="urn:schemas-microsoft-com:office:word" xmlns:w="http://schemas.openxmlformats.org/wordprocessingml/2006/main" xmlns:w14="http://schemas.microsoft.com/office/word/2010/wordml" xmlns:w15="http://schemas.microsoft.com/office/word/2012/wordml" xmlns:w16cex="http://schemas.microsoft.com/office/word/2018/wordml/cex" xmlns:w16cid="http://schemas.microsoft.com/office/word/2016/wordml/cid" xmlns:w16="http://schemas.microsoft.com/office/word/2018/wordml" xmlns:w16du="http://schemas.microsoft.com/office/word/2023/wordml/word16du" xmlns:w16sdtdh="http://schemas.microsoft.com/office/word/2020/wordml/sdtdatahash" xmlns:w16sdtfl="http://schemas.microsoft.com/office/word/2024/wordml/sdtformatlock" xmlns:w16se="http://schemas.microsoft.com/office/word/2015/wordml/symex" xmlns:wpg="http://schemas.microsoft.com/office/word/2010/wordprocessingGroup" xmlns:wpi="http://schemas.microsoft.com/office/word/2010/wordprocessingInk" xmlns:wne="http://schemas.microsoft.com/office/word/2006/wordml" xmlns:wps="http://schemas.microsoft.com/office/word/2010/wordprocessingShape" mc:Ignorable="w14 w15 w16se w16cid w16 w16cex w16sdtdh w16sdtfl w16du wp14">
+  <w:p>
+    <w:pPr>
+      <w:pStyle w:val="Footer"/>
+      <w:jc w:val="right"/>
+      <w:rPr>
+        <w:rFonts w:ascii="Segoe UI Semilight" w:hAnsi="Segoe UI Semilight"/>
+      </w:rPr>
+    </w:pPr>
+  </w:p>
+  <w:p>
+    <w:pPr>
+      <w:pStyle w:val="Footer"/>
+      <w:rPr>
+        <w:rFonts w:ascii="Segoe UI Semilight" w:hAnsi="Segoe UI Semilight"/>
+      </w:rPr>
+    </w:pPr>
+    <w:r>
+      <w:rPr>
+        <w:noProof/>
+        <w:lang w:val="ru-RU" w:eastAsia="ru-RU"/>
+      </w:rPr>
+      <w:drawing>
+        <wp:inline distT="0" distB="0" distL="0" distR="0" wp14:anchorId="23F17814" wp14:editId="01986D83">
+          <wp:extent cx="1716405" cy="266065"/>
+          <wp:effectExtent l="0" t="0" r="0" b="635"/>
+          <wp:docPr id="11" name="Picture 11" descr="The DevExpress logo"/>
+          <wp:cNvGraphicFramePr/>
+          <a:graphic xmlns:a="http://schemas.openxmlformats.org/drawingml/2006/main">
+            <a:graphicData uri="http://schemas.openxmlformats.org/drawingml/2006/picture">
+              <pic:pic xmlns:pic="http://schemas.openxmlformats.org/drawingml/2006/picture">
+                <pic:nvPicPr>
+                  <pic:cNvPr id="11" name="Picture 11" descr="The DevExpress logo"/>
+                  <pic:cNvPicPr/>
+                </pic:nvPicPr>
+                <pic:blipFill dpi="0">
+                  <a:blip r:embed="rId1"/>
+                  <a:srcRect/>
+                  <a:stretch>
+                    <a:fillRect/>
+                  </a:stretch>
+                </pic:blipFill>
+                <pic:spPr>
+                  <a:xfrm>
+                    <a:off x="0" y="0"/>
+                    <a:ext cx="1718730" cy="266654"/>
+                  </a:xfrm>
+                  <a:prstGeom prst="rect">
+                    <a:avLst/>
+                  </a:prstGeom>
+                  <a:noFill/>
+                </pic:spPr>
+              </pic:pic>
+            </a:graphicData>
+          </a:graphic>
+        </wp:inline>
+      </w:drawing>
+    </w:r>
+  </w:p>
+</w:ftr>
+</file>
+
 <file path=word/footnotes.xml><?xml version="1.0" encoding="utf-8"?>
-<w:footnotes xmlns:w="http://schemas.openxmlformats.org/wordprocessingml/2006/main" xmlns:wps="http://schemas.microsoft.com/office/word/2010/wordprocessingShape" xmlns:mc="http://schemas.openxmlformats.org/markup-compatibility/2006" xmlns:w10="urn:schemas-microsoft-com:office:word" xmlns:v="urn:schemas-microsoft-com:vml" xmlns:wp14="http://schemas.microsoft.com/office/word/2010/wordprocessingDrawing" xmlns:wpg="http://schemas.microsoft.com/office/word/2010/wordprocessingGroup" xmlns:wpc="http://schemas.microsoft.com/office/word/2010/wordprocessingCanvas" xmlns:w14="http://schemas.microsoft.com/office/word/2010/wordml" xmlns:w15="http://schemas.microsoft.com/office/word/2012/wordml" xmlns:cx1="http://schemas.microsoft.com/office/drawing/2015/9/8/chartex" xmlns:cx2="http://schemas.microsoft.com/office/drawing/2015/10/21/chartex" mc:Ignorable="wp14 w14 w15">
+<w:footnotes xmlns:wpc="http://schemas.microsoft.com/office/word/2010/wordprocessingCanvas" xmlns:cx="http://schemas.microsoft.com/office/drawing/2014/chartex" xmlns:cx1="http://schemas.microsoft.com/office/drawing/2015/9/8/chartex" xmlns:cx2="http://schemas.microsoft.com/office/drawing/2015/10/21/chartex" xmlns:cx3="http://schemas.microsoft.com/office/drawing/2016/5/9/chartex" xmlns:cx4="http://schemas.microsoft.com/office/drawing/2016/5/10/chartex" xmlns:cx5="http://schemas.microsoft.com/office/drawing/2016/5/11/chartex" xmlns:cx6="http://schemas.microsoft.com/office/drawing/2016/5/12/chartex" xmlns:cx7="http://schemas.microsoft.com/office/drawing/2016/5/13/chartex" xmlns:cx8="http://schemas.microsoft.com/office/drawing/2016/5/14/chartex" xmlns:mc="http://schemas.openxmlformats.org/markup-compatibility/2006" xmlns:aink="http://schemas.microsoft.com/office/drawing/2016/ink" xmlns:am3d="http://schemas.microsoft.com/office/drawing/2017/model3d" xmlns:o="urn:schemas-microsoft-com:office:office" xmlns:oel="http://schemas.microsoft.com/office/2019/extlst" xmlns:r="http://schemas.openxmlformats.org/officeDocument/2006/relationships" xmlns:m="http://schemas.openxmlformats.org/officeDocument/2006/math" xmlns:v="urn:schemas-microsoft-com:vml" xmlns:wp14="http://schemas.microsoft.com/office/word/2010/wordprocessingDrawing" xmlns:wp="http://schemas.openxmlformats.org/drawingml/2006/wordprocessingDrawing" xmlns:w10="urn:schemas-microsoft-com:office:word" xmlns:w="http://schemas.openxmlformats.org/wordprocessingml/2006/main" xmlns:w14="http://schemas.microsoft.com/office/word/2010/wordml" xmlns:w15="http://schemas.microsoft.com/office/word/2012/wordml" xmlns:w16cex="http://schemas.microsoft.com/office/word/2018/wordml/cex" xmlns:w16cid="http://schemas.microsoft.com/office/word/2016/wordml/cid" xmlns:w16="http://schemas.microsoft.com/office/word/2018/wordml" xmlns:w16du="http://schemas.microsoft.com/office/word/2023/wordml/word16du" xmlns:w16sdtdh="http://schemas.microsoft.com/office/word/2020/wordml/sdtdatahash" xmlns:w16sdtfl="http://schemas.microsoft.com/office/word/2024/wordml/sdtformatlock" xmlns:w16se="http://schemas.microsoft.com/office/word/2015/wordml/symex" xmlns:wpg="http://schemas.microsoft.com/office/word/2010/wordprocessingGroup" xmlns:wpi="http://schemas.microsoft.com/office/word/2010/wordprocessingInk" xmlns:wne="http://schemas.microsoft.com/office/word/2006/wordml" xmlns:wps="http://schemas.microsoft.com/office/word/2010/wordprocessingShape" mc:Ignorable="w14 w15 w16se w16cid w16 w16cex w16sdtdh w16sdtfl w16du wp14">
   <w:footnote w:type="separator" w:id="-1">
     <w:p>
       <w:r>
@@ -7084,12 +5482,12 @@
   <w:footnote w:id="1">
     <w:p>
       <w:pPr>
-        <w:pStyle w:val="P14"/>
+        <w:pStyle w:val="FootnoteText"/>
         <w:jc w:val="both"/>
       </w:pPr>
       <w:r>
         <w:rPr>
-          <w:rStyle w:val="C16"/>
+          <w:rStyle w:val="FootnoteReference"/>
         </w:rPr>
         <w:footnoteRef/>
       </w:r>
@@ -7102,30 +5500,14 @@
           <w:sz w:val="18"/>
           <w:szCs w:val="18"/>
         </w:rPr>
-        <w:t>Contrarily</w:t>
-      </w:r>
-      <w:r>
-        <w:rPr>
-          <w:rFonts w:ascii="Segoe UI" w:hAnsi="Segoe UI" w:cs="Segoe UI"/>
-          <w:sz w:val="18"/>
-          <w:szCs w:val="18"/>
-        </w:rPr>
-        <w:t>,</w:t>
-      </w:r>
-      <w:r>
-        <w:rPr>
-          <w:rFonts w:ascii="Segoe UI" w:hAnsi="Segoe UI" w:cs="Segoe UI"/>
-          <w:sz w:val="18"/>
-          <w:szCs w:val="18"/>
-        </w:rPr>
-        <w:t xml:space="preserve"> an extensive problem in hardware and architecture is the construction of the emulation of checksums</w:t>
+        <w:t>Contrarily, an extensive problem in hardware and architecture is the construction of the emulation of checksums</w:t>
       </w:r>
     </w:p>
   </w:footnote>
   <w:footnote w:id="2">
     <w:p>
       <w:pPr>
-        <w:spacing w:after="120" w:beforeAutospacing="0" w:afterAutospacing="0"/>
+        <w:spacing w:after="120"/>
         <w:jc w:val="both"/>
         <w:rPr>
           <w:rFonts w:ascii="Segoe UI" w:hAnsi="Segoe UI" w:cs="Segoe UI"/>
@@ -7134,7 +5516,7 @@
       </w:pPr>
       <w:r>
         <w:rPr>
-          <w:rStyle w:val="C16"/>
+          <w:rStyle w:val="FootnoteReference"/>
           <w:sz w:val="20"/>
           <w:szCs w:val="16"/>
         </w:rPr>
@@ -7153,91 +5535,19 @@
           <w:sz w:val="18"/>
           <w:szCs w:val="18"/>
         </w:rPr>
-        <w:t xml:space="preserve">We propose a novel application for the simulation of robots </w:t>
-      </w:r>
-      <w:r>
-        <w:rPr>
-          <w:rFonts w:ascii="Segoe UI" w:hAnsi="Segoe UI" w:cs="Segoe UI"/>
-          <w:sz w:val="18"/>
-          <w:szCs w:val="18"/>
-        </w:rPr>
-        <w:t>(</w:t>
-      </w:r>
-      <w:r>
-        <w:rPr>
-          <w:rFonts w:ascii="Segoe UI" w:hAnsi="Segoe UI" w:cs="Segoe UI"/>
-          <w:sz w:val="18"/>
-          <w:szCs w:val="18"/>
-        </w:rPr>
-        <w:t>Ounce</w:t>
-      </w:r>
-      <w:r>
-        <w:rPr>
-          <w:rFonts w:ascii="Segoe UI" w:hAnsi="Segoe UI" w:cs="Segoe UI"/>
-          <w:sz w:val="18"/>
-          <w:szCs w:val="18"/>
-        </w:rPr>
-        <w:t>)</w:t>
-      </w:r>
-      <w:r>
-        <w:rPr>
-          <w:rFonts w:ascii="Segoe UI" w:hAnsi="Segoe UI" w:cs="Segoe UI"/>
-          <w:sz w:val="18"/>
-          <w:szCs w:val="18"/>
-        </w:rPr>
-        <w:t>,</w:t>
-      </w:r>
-      <w:r>
-        <w:rPr>
-          <w:rFonts w:ascii="Segoe UI" w:hAnsi="Segoe UI" w:cs="Segoe UI"/>
-          <w:sz w:val="18"/>
-          <w:szCs w:val="18"/>
-        </w:rPr>
-        <w:t xml:space="preserve"> which we use to verify that the much</w:t>
-      </w:r>
-      <w:r>
-        <w:rPr>
-          <w:rFonts w:ascii="Segoe UI" w:hAnsi="Segoe UI" w:cs="Segoe UI"/>
-          <w:sz w:val="18"/>
-          <w:szCs w:val="18"/>
-        </w:rPr>
-        <w:t>-</w:t>
-      </w:r>
-      <w:r>
-        <w:rPr>
-          <w:rFonts w:ascii="Segoe UI" w:hAnsi="Segoe UI" w:cs="Segoe UI"/>
-          <w:sz w:val="18"/>
-          <w:szCs w:val="18"/>
-        </w:rPr>
-        <w:t>touted permutable algorithm for the synthesis of access points is impossible</w:t>
-      </w:r>
-      <w:r>
-        <w:rPr>
-          <w:rFonts w:ascii="Segoe UI" w:hAnsi="Segoe UI" w:cs="Segoe UI"/>
-          <w:sz w:val="18"/>
-          <w:szCs w:val="18"/>
-        </w:rPr>
-        <w:t>.</w:t>
-      </w:r>
-      <w:r>
-        <w:rPr>
-          <w:rFonts w:ascii="Segoe UI" w:hAnsi="Segoe UI" w:cs="Segoe UI"/>
-          <w:sz w:val="18"/>
-          <w:szCs w:val="18"/>
-        </w:rPr>
-        <w:t xml:space="preserve"> </w:t>
+        <w:t xml:space="preserve">We propose a novel application for the simulation of robots (Ounce), which we use to verify that the much-touted permutable algorithm for the synthesis of access points is impossible. </w:t>
       </w:r>
     </w:p>
   </w:footnote>
   <w:footnote w:id="3">
     <w:p>
       <w:pPr>
-        <w:pStyle w:val="P14"/>
+        <w:pStyle w:val="FootnoteText"/>
         <w:jc w:val="both"/>
       </w:pPr>
       <w:r>
         <w:rPr>
-          <w:rStyle w:val="C16"/>
+          <w:rStyle w:val="FootnoteReference"/>
         </w:rPr>
         <w:footnoteRef/>
       </w:r>
@@ -7250,47 +5560,7 @@
           <w:sz w:val="18"/>
           <w:szCs w:val="18"/>
         </w:rPr>
-        <w:t>On a similar note</w:t>
-      </w:r>
-      <w:r>
-        <w:rPr>
-          <w:rFonts w:ascii="Segoe UI" w:hAnsi="Segoe UI" w:cs="Segoe UI"/>
-          <w:sz w:val="18"/>
-          <w:szCs w:val="18"/>
-        </w:rPr>
-        <w:t>,</w:t>
-      </w:r>
-      <w:r>
-        <w:rPr>
-          <w:rFonts w:ascii="Segoe UI" w:hAnsi="Segoe UI" w:cs="Segoe UI"/>
-          <w:sz w:val="18"/>
-          <w:szCs w:val="18"/>
-        </w:rPr>
-        <w:t xml:space="preserve"> we show Ounce</w:t>
-      </w:r>
-      <w:r>
-        <w:rPr>
-          <w:rFonts w:ascii="Segoe UI" w:hAnsi="Segoe UI" w:cs="Segoe UI"/>
-          <w:sz w:val="18"/>
-          <w:szCs w:val="18"/>
-        </w:rPr>
-        <w:t>'</w:t>
-      </w:r>
-      <w:r>
-        <w:rPr>
-          <w:rFonts w:ascii="Segoe UI" w:hAnsi="Segoe UI" w:cs="Segoe UI"/>
-          <w:sz w:val="18"/>
-          <w:szCs w:val="18"/>
-        </w:rPr>
-        <w:t>s stochastic storage in Figure 1</w:t>
-      </w:r>
-      <w:r>
-        <w:rPr>
-          <w:rFonts w:ascii="Segoe UI" w:hAnsi="Segoe UI" w:cs="Segoe UI"/>
-          <w:sz w:val="18"/>
-          <w:szCs w:val="18"/>
-        </w:rPr>
-        <w:t>.</w:t>
+        <w:t>On a similar note, we show Ounce's stochastic storage in Figure 1.</w:t>
       </w:r>
     </w:p>
   </w:footnote>
@@ -7298,14 +5568,35 @@
 </file>
 
 <file path=word/header1.xml><?xml version="1.0" encoding="utf-8"?>
-<w:hdr xmlns:w="http://schemas.openxmlformats.org/wordprocessingml/2006/main" xmlns:wps="http://schemas.microsoft.com/office/word/2010/wordprocessingShape" xmlns:mc="http://schemas.openxmlformats.org/markup-compatibility/2006" xmlns:w10="urn:schemas-microsoft-com:office:word" xmlns:v="urn:schemas-microsoft-com:vml" xmlns:wp14="http://schemas.microsoft.com/office/word/2010/wordprocessingDrawing" xmlns:wpg="http://schemas.microsoft.com/office/word/2010/wordprocessingGroup" xmlns:wpc="http://schemas.microsoft.com/office/word/2010/wordprocessingCanvas" xmlns:w14="http://schemas.microsoft.com/office/word/2010/wordml" xmlns:w15="http://schemas.microsoft.com/office/word/2012/wordml" xmlns:cx1="http://schemas.microsoft.com/office/drawing/2015/9/8/chartex" xmlns:cx2="http://schemas.microsoft.com/office/drawing/2015/10/21/chartex" mc:Ignorable="wp14 w14 w15">
+<w:hdr xmlns:wpc="http://schemas.microsoft.com/office/word/2010/wordprocessingCanvas" xmlns:cx="http://schemas.microsoft.com/office/drawing/2014/chartex" xmlns:cx1="http://schemas.microsoft.com/office/drawing/2015/9/8/chartex" xmlns:cx2="http://schemas.microsoft.com/office/drawing/2015/10/21/chartex" xmlns:cx3="http://schemas.microsoft.com/office/drawing/2016/5/9/chartex" xmlns:cx4="http://schemas.microsoft.com/office/drawing/2016/5/10/chartex" xmlns:cx5="http://schemas.microsoft.com/office/drawing/2016/5/11/chartex" xmlns:cx6="http://schemas.microsoft.com/office/drawing/2016/5/12/chartex" xmlns:cx7="http://schemas.microsoft.com/office/drawing/2016/5/13/chartex" xmlns:cx8="http://schemas.microsoft.com/office/drawing/2016/5/14/chartex" xmlns:mc="http://schemas.openxmlformats.org/markup-compatibility/2006" xmlns:aink="http://schemas.microsoft.com/office/drawing/2016/ink" xmlns:am3d="http://schemas.microsoft.com/office/drawing/2017/model3d" xmlns:o="urn:schemas-microsoft-com:office:office" xmlns:oel="http://schemas.microsoft.com/office/2019/extlst" xmlns:r="http://schemas.openxmlformats.org/officeDocument/2006/relationships" xmlns:m="http://schemas.openxmlformats.org/officeDocument/2006/math" xmlns:v="urn:schemas-microsoft-com:vml" xmlns:wp14="http://schemas.microsoft.com/office/word/2010/wordprocessingDrawing" xmlns:wp="http://schemas.openxmlformats.org/drawingml/2006/wordprocessingDrawing" xmlns:w10="urn:schemas-microsoft-com:office:word" xmlns:w="http://schemas.openxmlformats.org/wordprocessingml/2006/main" xmlns:w14="http://schemas.microsoft.com/office/word/2010/wordml" xmlns:w15="http://schemas.microsoft.com/office/word/2012/wordml" xmlns:w16cex="http://schemas.microsoft.com/office/word/2018/wordml/cex" xmlns:w16cid="http://schemas.microsoft.com/office/word/2016/wordml/cid" xmlns:w16="http://schemas.microsoft.com/office/word/2018/wordml" xmlns:w16du="http://schemas.microsoft.com/office/word/2023/wordml/word16du" xmlns:w16sdtdh="http://schemas.microsoft.com/office/word/2020/wordml/sdtdatahash" xmlns:w16sdtfl="http://schemas.microsoft.com/office/word/2024/wordml/sdtformatlock" xmlns:w16se="http://schemas.microsoft.com/office/word/2015/wordml/symex" xmlns:wpg="http://schemas.microsoft.com/office/word/2010/wordprocessingGroup" xmlns:wpi="http://schemas.microsoft.com/office/word/2010/wordprocessingInk" xmlns:wne="http://schemas.microsoft.com/office/word/2006/wordml" xmlns:wps="http://schemas.microsoft.com/office/word/2010/wordprocessingShape" mc:Ignorable="w14 w15 w16se w16cid w16 w16cex w16sdtdh w16sdtfl w16du wp14">
   <w:p>
     <w:pPr>
-      <w:pStyle w:val="P6"/>
+      <w:pStyle w:val="Header"/>
+      <w:rPr>
+        <w:rFonts w:ascii="Segoe UI Semilight" w:hAnsi="Segoe UI Semilight"/>
+        <w:sz w:val="22"/>
+      </w:rPr>
+    </w:pPr>
+    <w:r>
+      <w:rPr>
+        <w:rFonts w:ascii="Segoe UI Semilight" w:hAnsi="Segoe UI Semilight"/>
+        <w:sz w:val="22"/>
+      </w:rPr>
+      <w:t>Multimodal, Stochastic Symmetries for E-Commerce</w:t>
+    </w:r>
+  </w:p>
+</w:hdr>
+</file>
+
+<file path=word/header2.xml><?xml version="1.0" encoding="utf-8"?>
+<w:hdr xmlns:wpc="http://schemas.microsoft.com/office/word/2010/wordprocessingCanvas" xmlns:cx="http://schemas.microsoft.com/office/drawing/2014/chartex" xmlns:cx1="http://schemas.microsoft.com/office/drawing/2015/9/8/chartex" xmlns:cx2="http://schemas.microsoft.com/office/drawing/2015/10/21/chartex" xmlns:cx3="http://schemas.microsoft.com/office/drawing/2016/5/9/chartex" xmlns:cx4="http://schemas.microsoft.com/office/drawing/2016/5/10/chartex" xmlns:cx5="http://schemas.microsoft.com/office/drawing/2016/5/11/chartex" xmlns:cx6="http://schemas.microsoft.com/office/drawing/2016/5/12/chartex" xmlns:cx7="http://schemas.microsoft.com/office/drawing/2016/5/13/chartex" xmlns:cx8="http://schemas.microsoft.com/office/drawing/2016/5/14/chartex" xmlns:mc="http://schemas.openxmlformats.org/markup-compatibility/2006" xmlns:aink="http://schemas.microsoft.com/office/drawing/2016/ink" xmlns:am3d="http://schemas.microsoft.com/office/drawing/2017/model3d" xmlns:o="urn:schemas-microsoft-com:office:office" xmlns:oel="http://schemas.microsoft.com/office/2019/extlst" xmlns:r="http://schemas.openxmlformats.org/officeDocument/2006/relationships" xmlns:m="http://schemas.openxmlformats.org/officeDocument/2006/math" xmlns:v="urn:schemas-microsoft-com:vml" xmlns:wp14="http://schemas.microsoft.com/office/word/2010/wordprocessingDrawing" xmlns:wp="http://schemas.openxmlformats.org/drawingml/2006/wordprocessingDrawing" xmlns:w10="urn:schemas-microsoft-com:office:word" xmlns:w="http://schemas.openxmlformats.org/wordprocessingml/2006/main" xmlns:w14="http://schemas.microsoft.com/office/word/2010/wordml" xmlns:w15="http://schemas.microsoft.com/office/word/2012/wordml" xmlns:w16cex="http://schemas.microsoft.com/office/word/2018/wordml/cex" xmlns:w16cid="http://schemas.microsoft.com/office/word/2016/wordml/cid" xmlns:w16="http://schemas.microsoft.com/office/word/2018/wordml" xmlns:w16du="http://schemas.microsoft.com/office/word/2023/wordml/word16du" xmlns:w16sdtdh="http://schemas.microsoft.com/office/word/2020/wordml/sdtdatahash" xmlns:w16sdtfl="http://schemas.microsoft.com/office/word/2024/wordml/sdtformatlock" xmlns:w16se="http://schemas.microsoft.com/office/word/2015/wordml/symex" xmlns:wpg="http://schemas.microsoft.com/office/word/2010/wordprocessingGroup" xmlns:wpi="http://schemas.microsoft.com/office/word/2010/wordprocessingInk" xmlns:wne="http://schemas.microsoft.com/office/word/2006/wordml" xmlns:wps="http://schemas.microsoft.com/office/word/2010/wordprocessingShape" mc:Ignorable="w14 w15 w16se w16cid w16 w16cex w16sdtdh w16sdtfl w16du wp14">
+  <w:p>
+    <w:pPr>
+      <w:pStyle w:val="Header"/>
       <w:tabs>
-        <w:tab w:val="clear" w:pos="4680" w:leader="none"/>
-        <w:tab w:val="clear" w:pos="9360" w:leader="none"/>
-        <w:tab w:val="right" w:pos="9689" w:leader="none"/>
+        <w:tab w:val="clear" w:pos="4680"/>
+        <w:tab w:val="clear" w:pos="9360"/>
+        <w:tab w:val="right" w:pos="9689"/>
       </w:tabs>
       <w:rPr>
         <w:rFonts w:ascii="Segoe UI Semilight" w:hAnsi="Segoe UI Semilight"/>
@@ -7371,8 +5662,8 @@
       </w:rPr>
       <w:instrText>DATE</w:instrText>
     </w:r>
-    <w:bookmarkStart w:id="0" w:name="_dx_frag_StartFragment"/>
-    <w:bookmarkEnd w:id="0"/>
+    <w:bookmarkStart w:id="5" w:name="_dx_frag_StartFragment"/>
+    <w:bookmarkEnd w:id="5"/>
     <w:r>
       <w:rPr>
         <w:rFonts w:ascii="Segoe UI Semilight" w:hAnsi="Segoe UI Semilight"/>
@@ -7398,10 +5689,11 @@
     <w:r>
       <w:rPr>
         <w:rFonts w:ascii="Segoe UI Semilight" w:hAnsi="Segoe UI Semilight"/>
+        <w:noProof/>
         <w:sz w:val="22"/>
         <w:lang w:bidi="en-US"/>
       </w:rPr>
-      <w:t>November, 2024</w:t>
+      <w:t>May, 2026</w:t>
     </w:r>
     <w:r>
       <w:rPr>
@@ -7414,32 +5706,11 @@
 </w:hdr>
 </file>
 
-<file path=word/header2.xml><?xml version="1.0" encoding="utf-8"?>
-<w:hdr xmlns:w="http://schemas.openxmlformats.org/wordprocessingml/2006/main" xmlns:wps="http://schemas.microsoft.com/office/word/2010/wordprocessingShape" xmlns:mc="http://schemas.openxmlformats.org/markup-compatibility/2006" xmlns:w10="urn:schemas-microsoft-com:office:word" xmlns:v="urn:schemas-microsoft-com:vml" xmlns:wp14="http://schemas.microsoft.com/office/word/2010/wordprocessingDrawing" xmlns:wpg="http://schemas.microsoft.com/office/word/2010/wordprocessingGroup" xmlns:wpc="http://schemas.microsoft.com/office/word/2010/wordprocessingCanvas" xmlns:w14="http://schemas.microsoft.com/office/word/2010/wordml" xmlns:w15="http://schemas.microsoft.com/office/word/2012/wordml" xmlns:cx1="http://schemas.microsoft.com/office/drawing/2015/9/8/chartex" xmlns:cx2="http://schemas.microsoft.com/office/drawing/2015/10/21/chartex" mc:Ignorable="wp14 w14 w15">
+<file path=word/header3.xml><?xml version="1.0" encoding="utf-8"?>
+<w:hdr xmlns:wpc="http://schemas.microsoft.com/office/word/2010/wordprocessingCanvas" xmlns:cx="http://schemas.microsoft.com/office/drawing/2014/chartex" xmlns:cx1="http://schemas.microsoft.com/office/drawing/2015/9/8/chartex" xmlns:cx2="http://schemas.microsoft.com/office/drawing/2015/10/21/chartex" xmlns:cx3="http://schemas.microsoft.com/office/drawing/2016/5/9/chartex" xmlns:cx4="http://schemas.microsoft.com/office/drawing/2016/5/10/chartex" xmlns:cx5="http://schemas.microsoft.com/office/drawing/2016/5/11/chartex" xmlns:cx6="http://schemas.microsoft.com/office/drawing/2016/5/12/chartex" xmlns:cx7="http://schemas.microsoft.com/office/drawing/2016/5/13/chartex" xmlns:cx8="http://schemas.microsoft.com/office/drawing/2016/5/14/chartex" xmlns:mc="http://schemas.openxmlformats.org/markup-compatibility/2006" xmlns:aink="http://schemas.microsoft.com/office/drawing/2016/ink" xmlns:am3d="http://schemas.microsoft.com/office/drawing/2017/model3d" xmlns:o="urn:schemas-microsoft-com:office:office" xmlns:oel="http://schemas.microsoft.com/office/2019/extlst" xmlns:r="http://schemas.openxmlformats.org/officeDocument/2006/relationships" xmlns:m="http://schemas.openxmlformats.org/officeDocument/2006/math" xmlns:v="urn:schemas-microsoft-com:vml" xmlns:wp14="http://schemas.microsoft.com/office/word/2010/wordprocessingDrawing" xmlns:wp="http://schemas.openxmlformats.org/drawingml/2006/wordprocessingDrawing" xmlns:w10="urn:schemas-microsoft-com:office:word" xmlns:w="http://schemas.openxmlformats.org/wordprocessingml/2006/main" xmlns:w14="http://schemas.microsoft.com/office/word/2010/wordml" xmlns:w15="http://schemas.microsoft.com/office/word/2012/wordml" xmlns:w16cex="http://schemas.microsoft.com/office/word/2018/wordml/cex" xmlns:w16cid="http://schemas.microsoft.com/office/word/2016/wordml/cid" xmlns:w16="http://schemas.microsoft.com/office/word/2018/wordml" xmlns:w16du="http://schemas.microsoft.com/office/word/2023/wordml/word16du" xmlns:w16sdtdh="http://schemas.microsoft.com/office/word/2020/wordml/sdtdatahash" xmlns:w16sdtfl="http://schemas.microsoft.com/office/word/2024/wordml/sdtformatlock" xmlns:w16se="http://schemas.microsoft.com/office/word/2015/wordml/symex" xmlns:wpg="http://schemas.microsoft.com/office/word/2010/wordprocessingGroup" xmlns:wpi="http://schemas.microsoft.com/office/word/2010/wordprocessingInk" xmlns:wne="http://schemas.microsoft.com/office/word/2006/wordml" xmlns:wps="http://schemas.microsoft.com/office/word/2010/wordprocessingShape" mc:Ignorable="w14 w15 w16se w16cid w16 w16cex w16sdtdh w16sdtfl w16du wp14">
   <w:p>
     <w:pPr>
-      <w:pStyle w:val="P6"/>
-      <w:rPr>
-        <w:rFonts w:ascii="Segoe UI Semilight" w:hAnsi="Segoe UI Semilight"/>
-        <w:sz w:val="22"/>
-      </w:rPr>
-    </w:pPr>
-    <w:r>
-      <w:rPr>
-        <w:rFonts w:ascii="Segoe UI Semilight" w:hAnsi="Segoe UI Semilight"/>
-        <w:sz w:val="22"/>
-      </w:rPr>
-      <w:t>Multimodal, Stochastic Symmetries for E-Commerce</w:t>
-    </w:r>
-  </w:p>
-</w:hdr>
-</file>
-
-<file path=word/header3.xml><?xml version="1.0" encoding="utf-8"?>
-<w:hdr xmlns:w="http://schemas.openxmlformats.org/wordprocessingml/2006/main" xmlns:wps="http://schemas.microsoft.com/office/word/2010/wordprocessingShape" xmlns:mc="http://schemas.openxmlformats.org/markup-compatibility/2006" xmlns:w10="urn:schemas-microsoft-com:office:word" xmlns:v="urn:schemas-microsoft-com:vml" xmlns:wp14="http://schemas.microsoft.com/office/word/2010/wordprocessingDrawing" xmlns:wpg="http://schemas.microsoft.com/office/word/2010/wordprocessingGroup" xmlns:wpc="http://schemas.microsoft.com/office/word/2010/wordprocessingCanvas" xmlns:w14="http://schemas.microsoft.com/office/word/2010/wordml" xmlns:w15="http://schemas.microsoft.com/office/word/2012/wordml" xmlns:cx1="http://schemas.microsoft.com/office/drawing/2015/9/8/chartex" xmlns:cx2="http://schemas.microsoft.com/office/drawing/2015/10/21/chartex" mc:Ignorable="wp14 w14 w15">
-  <w:p>
-    <w:pPr>
-      <w:pStyle w:val="P6"/>
+      <w:pStyle w:val="Header"/>
       <w:rPr>
         <w:rFonts w:ascii="Segoe UI Semilight" w:hAnsi="Segoe UI Semilight"/>
         <w:sz w:val="22"/>
@@ -7457,17 +5728,16 @@
 </file>
 
 <file path=word/numbering.xml><?xml version="1.0" encoding="utf-8"?>
-<w:numbering xmlns:w="http://schemas.openxmlformats.org/wordprocessingml/2006/main">
-  <w:abstractNum w:abstractNumId="0">
+<w:numbering xmlns:wpc="http://schemas.microsoft.com/office/word/2010/wordprocessingCanvas" xmlns:cx="http://schemas.microsoft.com/office/drawing/2014/chartex" xmlns:cx1="http://schemas.microsoft.com/office/drawing/2015/9/8/chartex" xmlns:cx2="http://schemas.microsoft.com/office/drawing/2015/10/21/chartex" xmlns:cx3="http://schemas.microsoft.com/office/drawing/2016/5/9/chartex" xmlns:cx4="http://schemas.microsoft.com/office/drawing/2016/5/10/chartex" xmlns:cx5="http://schemas.microsoft.com/office/drawing/2016/5/11/chartex" xmlns:cx6="http://schemas.microsoft.com/office/drawing/2016/5/12/chartex" xmlns:cx7="http://schemas.microsoft.com/office/drawing/2016/5/13/chartex" xmlns:cx8="http://schemas.microsoft.com/office/drawing/2016/5/14/chartex" xmlns:mc="http://schemas.openxmlformats.org/markup-compatibility/2006" xmlns:aink="http://schemas.microsoft.com/office/drawing/2016/ink" xmlns:am3d="http://schemas.microsoft.com/office/drawing/2017/model3d" xmlns:o="urn:schemas-microsoft-com:office:office" xmlns:oel="http://schemas.microsoft.com/office/2019/extlst" xmlns:r="http://schemas.openxmlformats.org/officeDocument/2006/relationships" xmlns:m="http://schemas.openxmlformats.org/officeDocument/2006/math" xmlns:v="urn:schemas-microsoft-com:vml" xmlns:wp14="http://schemas.microsoft.com/office/word/2010/wordprocessingDrawing" xmlns:wp="http://schemas.openxmlformats.org/drawingml/2006/wordprocessingDrawing" xmlns:w10="urn:schemas-microsoft-com:office:word" xmlns:w="http://schemas.openxmlformats.org/wordprocessingml/2006/main" xmlns:w14="http://schemas.microsoft.com/office/word/2010/wordml" xmlns:w15="http://schemas.microsoft.com/office/word/2012/wordml" xmlns:w16cex="http://schemas.microsoft.com/office/word/2018/wordml/cex" xmlns:w16cid="http://schemas.microsoft.com/office/word/2016/wordml/cid" xmlns:w16="http://schemas.microsoft.com/office/word/2018/wordml" xmlns:w16du="http://schemas.microsoft.com/office/word/2023/wordml/word16du" xmlns:w16sdtdh="http://schemas.microsoft.com/office/word/2020/wordml/sdtdatahash" xmlns:w16sdtfl="http://schemas.microsoft.com/office/word/2024/wordml/sdtformatlock" xmlns:w16se="http://schemas.microsoft.com/office/word/2015/wordml/symex" xmlns:wpg="http://schemas.microsoft.com/office/word/2010/wordprocessingGroup" xmlns:wpi="http://schemas.microsoft.com/office/word/2010/wordprocessingInk" xmlns:wne="http://schemas.microsoft.com/office/word/2006/wordml" xmlns:wps="http://schemas.microsoft.com/office/word/2010/wordprocessingShape" mc:Ignorable="w14 w15 w16se w16cid w16 w16cex w16sdtdh w16sdtfl w16du wp14">
+  <w:abstractNum w:abstractNumId="0" w15:restartNumberingAfterBreak="0">
     <w:nsid w:val="039B7C3E"/>
     <w:multiLevelType w:val="multilevel"/>
+    <w:tmpl w:val="AC6E7DA2"/>
     <w:lvl w:ilvl="0">
       <w:start w:val="1"/>
       <w:numFmt w:val="bullet"/>
-      <w:suff w:val="tab"/>
       <w:lvlText w:val="·b"/>
       <w:lvlJc w:val="left"/>
-      <w:pPr/>
       <w:rPr>
         <w:rFonts w:ascii="Symbol" w:hAnsi="Symbol"/>
         <w:color w:val="000000"/>
@@ -7476,10 +5746,8 @@
     <w:lvl w:ilvl="1">
       <w:start w:val="1"/>
       <w:numFmt w:val="decimal"/>
-      <w:suff w:val="tab"/>
       <w:lvlText w:val="%1."/>
       <w:lvlJc w:val="left"/>
-      <w:pPr/>
       <w:rPr>
         <w:color w:val="000000"/>
       </w:rPr>
@@ -7487,10 +5755,8 @@
     <w:lvl w:ilvl="2">
       <w:start w:val="1"/>
       <w:numFmt w:val="decimal"/>
-      <w:suff w:val="tab"/>
       <w:lvlText w:val="%1."/>
       <w:lvlJc w:val="left"/>
-      <w:pPr/>
       <w:rPr>
         <w:color w:val="000000"/>
       </w:rPr>
@@ -7498,10 +5764,8 @@
     <w:lvl w:ilvl="3">
       <w:start w:val="1"/>
       <w:numFmt w:val="decimal"/>
-      <w:suff w:val="tab"/>
       <w:lvlText w:val="%1."/>
       <w:lvlJc w:val="left"/>
-      <w:pPr/>
       <w:rPr>
         <w:color w:val="000000"/>
       </w:rPr>
@@ -7509,10 +5773,8 @@
     <w:lvl w:ilvl="4">
       <w:start w:val="1"/>
       <w:numFmt w:val="decimal"/>
-      <w:suff w:val="tab"/>
       <w:lvlText w:val="%1."/>
       <w:lvlJc w:val="left"/>
-      <w:pPr/>
       <w:rPr>
         <w:color w:val="000000"/>
       </w:rPr>
@@ -7520,10 +5782,8 @@
     <w:lvl w:ilvl="5">
       <w:start w:val="1"/>
       <w:numFmt w:val="decimal"/>
-      <w:suff w:val="tab"/>
       <w:lvlText w:val="%1."/>
       <w:lvlJc w:val="left"/>
-      <w:pPr/>
       <w:rPr>
         <w:color w:val="000000"/>
       </w:rPr>
@@ -7531,10 +5791,8 @@
     <w:lvl w:ilvl="6">
       <w:start w:val="1"/>
       <w:numFmt w:val="decimal"/>
-      <w:suff w:val="tab"/>
       <w:lvlText w:val="%1."/>
       <w:lvlJc w:val="left"/>
-      <w:pPr/>
       <w:rPr>
         <w:color w:val="000000"/>
       </w:rPr>
@@ -7542,10 +5800,8 @@
     <w:lvl w:ilvl="7">
       <w:start w:val="1"/>
       <w:numFmt w:val="decimal"/>
-      <w:suff w:val="tab"/>
       <w:lvlText w:val="%1."/>
       <w:lvlJc w:val="left"/>
-      <w:pPr/>
       <w:rPr>
         <w:color w:val="000000"/>
       </w:rPr>
@@ -7553,129 +5809,110 @@
     <w:lvl w:ilvl="8">
       <w:start w:val="1"/>
       <w:numFmt w:val="decimal"/>
-      <w:suff w:val="tab"/>
       <w:lvlText w:val="%1."/>
       <w:lvlJc w:val="left"/>
-      <w:pPr/>
       <w:rPr>
         <w:color w:val="000000"/>
       </w:rPr>
     </w:lvl>
   </w:abstractNum>
-  <w:abstractNum w:abstractNumId="1">
+  <w:abstractNum w:abstractNumId="1" w15:restartNumberingAfterBreak="0">
     <w:nsid w:val="28433DAB"/>
     <w:multiLevelType w:val="hybridMultilevel"/>
+    <w:tmpl w:val="99E80572"/>
     <w:lvl w:ilvl="0" w:tplc="0409000F">
       <w:start w:val="1"/>
       <w:numFmt w:val="decimal"/>
-      <w:suff w:val="tab"/>
       <w:lvlText w:val="%1."/>
       <w:lvlJc w:val="left"/>
       <w:pPr>
-        <w:ind w:hanging="360" w:left="720"/>
-      </w:pPr>
-      <w:rPr/>
+        <w:ind w:left="720" w:hanging="360"/>
+      </w:pPr>
     </w:lvl>
     <w:lvl w:ilvl="1" w:tplc="04090019">
       <w:start w:val="1"/>
       <w:numFmt w:val="lowerLetter"/>
-      <w:suff w:val="tab"/>
       <w:lvlText w:val="%2."/>
       <w:lvlJc w:val="left"/>
       <w:pPr>
-        <w:ind w:hanging="360" w:left="1440"/>
-      </w:pPr>
-      <w:rPr/>
+        <w:ind w:left="1440" w:hanging="360"/>
+      </w:pPr>
     </w:lvl>
     <w:lvl w:ilvl="2" w:tplc="0409001B">
       <w:start w:val="1"/>
       <w:numFmt w:val="lowerRoman"/>
-      <w:suff w:val="tab"/>
       <w:lvlText w:val="%3."/>
       <w:lvlJc w:val="right"/>
       <w:pPr>
-        <w:ind w:hanging="180" w:left="2160"/>
-      </w:pPr>
-      <w:rPr/>
+        <w:ind w:left="2160" w:hanging="180"/>
+      </w:pPr>
     </w:lvl>
     <w:lvl w:ilvl="3" w:tplc="0409000F">
       <w:start w:val="1"/>
       <w:numFmt w:val="decimal"/>
-      <w:suff w:val="tab"/>
       <w:lvlText w:val="%4."/>
       <w:lvlJc w:val="left"/>
       <w:pPr>
-        <w:ind w:hanging="360" w:left="2880"/>
-      </w:pPr>
-      <w:rPr/>
+        <w:ind w:left="2880" w:hanging="360"/>
+      </w:pPr>
     </w:lvl>
     <w:lvl w:ilvl="4" w:tplc="04090019">
       <w:start w:val="1"/>
       <w:numFmt w:val="lowerLetter"/>
-      <w:suff w:val="tab"/>
       <w:lvlText w:val="%5."/>
       <w:lvlJc w:val="left"/>
       <w:pPr>
-        <w:ind w:hanging="360" w:left="3600"/>
-      </w:pPr>
-      <w:rPr/>
+        <w:ind w:left="3600" w:hanging="360"/>
+      </w:pPr>
     </w:lvl>
     <w:lvl w:ilvl="5" w:tplc="0409001B">
       <w:start w:val="1"/>
       <w:numFmt w:val="lowerRoman"/>
-      <w:suff w:val="tab"/>
       <w:lvlText w:val="%6."/>
       <w:lvlJc w:val="right"/>
       <w:pPr>
-        <w:ind w:hanging="180" w:left="4320"/>
-      </w:pPr>
-      <w:rPr/>
+        <w:ind w:left="4320" w:hanging="180"/>
+      </w:pPr>
     </w:lvl>
     <w:lvl w:ilvl="6" w:tplc="0409000F">
       <w:start w:val="1"/>
       <w:numFmt w:val="decimal"/>
-      <w:suff w:val="tab"/>
       <w:lvlText w:val="%7."/>
       <w:lvlJc w:val="left"/>
       <w:pPr>
-        <w:ind w:hanging="360" w:left="5040"/>
-      </w:pPr>
-      <w:rPr/>
+        <w:ind w:left="5040" w:hanging="360"/>
+      </w:pPr>
     </w:lvl>
     <w:lvl w:ilvl="7" w:tplc="04090019">
       <w:start w:val="1"/>
       <w:numFmt w:val="lowerLetter"/>
-      <w:suff w:val="tab"/>
       <w:lvlText w:val="%8."/>
       <w:lvlJc w:val="left"/>
       <w:pPr>
-        <w:ind w:hanging="360" w:left="5760"/>
-      </w:pPr>
-      <w:rPr/>
+        <w:ind w:left="5760" w:hanging="360"/>
+      </w:pPr>
     </w:lvl>
     <w:lvl w:ilvl="8" w:tplc="0409001B">
       <w:start w:val="1"/>
       <w:numFmt w:val="lowerRoman"/>
-      <w:suff w:val="tab"/>
       <w:lvlText w:val="%9."/>
       <w:lvlJc w:val="right"/>
       <w:pPr>
-        <w:ind w:hanging="180" w:left="6480"/>
-      </w:pPr>
-      <w:rPr/>
+        <w:ind w:left="6480" w:hanging="180"/>
+      </w:pPr>
     </w:lvl>
   </w:abstractNum>
-  <w:abstractNum w:abstractNumId="2">
+  <w:abstractNum w:abstractNumId="2" w15:restartNumberingAfterBreak="0">
     <w:nsid w:val="2A2F149E"/>
     <w:multiLevelType w:val="hybridMultilevel"/>
+    <w:tmpl w:val="FC1C5D3C"/>
     <w:lvl w:ilvl="0" w:tplc="04090003">
       <w:start w:val="1"/>
       <w:numFmt w:val="bullet"/>
-      <w:suff w:val="tab"/>
       <w:lvlText w:val="o"/>
       <w:lvlJc w:val="left"/>
       <w:pPr>
-        <w:ind w:hanging="360" w:left="720"/>
+        <w:ind w:left="720" w:hanging="360"/>
       </w:pPr>
       <w:rPr>
         <w:rFonts w:ascii="Courier New" w:hAnsi="Courier New" w:cs="Courier New" w:hint="default"/>
@@ -7684,103 +5921,87 @@
     <w:lvl w:ilvl="1" w:tplc="04090019">
       <w:start w:val="1"/>
       <w:numFmt w:val="lowerLetter"/>
-      <w:suff w:val="tab"/>
       <w:lvlText w:val="%2."/>
       <w:lvlJc w:val="left"/>
       <w:pPr>
-        <w:ind w:hanging="360" w:left="1440"/>
-      </w:pPr>
-      <w:rPr/>
+        <w:ind w:left="1440" w:hanging="360"/>
+      </w:pPr>
     </w:lvl>
     <w:lvl w:ilvl="2" w:tplc="0409001B">
       <w:start w:val="1"/>
       <w:numFmt w:val="lowerRoman"/>
-      <w:suff w:val="tab"/>
       <w:lvlText w:val="%3."/>
       <w:lvlJc w:val="right"/>
       <w:pPr>
-        <w:ind w:hanging="180" w:left="2160"/>
-      </w:pPr>
-      <w:rPr/>
+        <w:ind w:left="2160" w:hanging="180"/>
+      </w:pPr>
     </w:lvl>
     <w:lvl w:ilvl="3" w:tplc="0409000F">
       <w:start w:val="1"/>
       <w:numFmt w:val="decimal"/>
-      <w:suff w:val="tab"/>
       <w:lvlText w:val="%4."/>
       <w:lvlJc w:val="left"/>
       <w:pPr>
-        <w:ind w:hanging="360" w:left="2880"/>
-      </w:pPr>
-      <w:rPr/>
+        <w:ind w:left="2880" w:hanging="360"/>
+      </w:pPr>
     </w:lvl>
     <w:lvl w:ilvl="4" w:tplc="04090019">
       <w:start w:val="1"/>
       <w:numFmt w:val="lowerLetter"/>
-      <w:suff w:val="tab"/>
       <w:lvlText w:val="%5."/>
       <w:lvlJc w:val="left"/>
       <w:pPr>
-        <w:ind w:hanging="360" w:left="3600"/>
-      </w:pPr>
-      <w:rPr/>
+        <w:ind w:left="3600" w:hanging="360"/>
+      </w:pPr>
     </w:lvl>
     <w:lvl w:ilvl="5" w:tplc="0409001B">
       <w:start w:val="1"/>
       <w:numFmt w:val="lowerRoman"/>
-      <w:suff w:val="tab"/>
       <w:lvlText w:val="%6."/>
       <w:lvlJc w:val="right"/>
       <w:pPr>
-        <w:ind w:hanging="180" w:left="4320"/>
-      </w:pPr>
-      <w:rPr/>
+        <w:ind w:left="4320" w:hanging="180"/>
+      </w:pPr>
     </w:lvl>
     <w:lvl w:ilvl="6" w:tplc="0409000F">
       <w:start w:val="1"/>
       <w:numFmt w:val="decimal"/>
-      <w:suff w:val="tab"/>
       <w:lvlText w:val="%7."/>
       <w:lvlJc w:val="left"/>
       <w:pPr>
-        <w:ind w:hanging="360" w:left="5040"/>
-      </w:pPr>
-      <w:rPr/>
+        <w:ind w:left="5040" w:hanging="360"/>
+      </w:pPr>
     </w:lvl>
     <w:lvl w:ilvl="7" w:tplc="04090019">
       <w:start w:val="1"/>
       <w:numFmt w:val="lowerLetter"/>
-      <w:suff w:val="tab"/>
       <w:lvlText w:val="%8."/>
       <w:lvlJc w:val="left"/>
       <w:pPr>
-        <w:ind w:hanging="360" w:left="5760"/>
-      </w:pPr>
-      <w:rPr/>
+        <w:ind w:left="5760" w:hanging="360"/>
+      </w:pPr>
     </w:lvl>
     <w:lvl w:ilvl="8" w:tplc="0409001B">
       <w:start w:val="1"/>
       <w:numFmt w:val="lowerRoman"/>
-      <w:suff w:val="tab"/>
       <w:lvlText w:val="%9."/>
       <w:lvlJc w:val="right"/>
       <w:pPr>
-        <w:ind w:hanging="180" w:left="6480"/>
-      </w:pPr>
-      <w:rPr/>
+        <w:ind w:left="6480" w:hanging="180"/>
+      </w:pPr>
     </w:lvl>
   </w:abstractNum>
-  <w:abstractNum w:abstractNumId="3">
+  <w:abstractNum w:abstractNumId="3" w15:restartNumberingAfterBreak="0">
     <w:nsid w:val="3FC19060"/>
     <w:multiLevelType w:val="hybridMultilevel"/>
+    <w:tmpl w:val="FBDA9FD0"/>
     <w:lvl w:ilvl="0" w:tplc="7DB34B4E">
       <w:start w:val="1"/>
       <w:numFmt w:val="bullet"/>
-      <w:suff w:val="tab"/>
       <w:lvlText w:val="·"/>
       <w:lvlJc w:val="left"/>
       <w:pPr>
-        <w:ind w:hanging="360" w:left="720"/>
+        <w:ind w:left="720" w:hanging="360"/>
       </w:pPr>
       <w:rPr>
         <w:rFonts w:ascii="Symbol" w:hAnsi="Symbol"/>
@@ -7790,11 +6011,10 @@
     <w:lvl w:ilvl="1" w:tplc="3766D8EF">
       <w:start w:val="1"/>
       <w:numFmt w:val="bullet"/>
-      <w:suff w:val="tab"/>
       <w:lvlText w:val="o"/>
       <w:lvlJc w:val="left"/>
       <w:pPr>
-        <w:ind w:hanging="360" w:left="1440"/>
+        <w:ind w:left="1440" w:hanging="360"/>
       </w:pPr>
       <w:rPr>
         <w:rFonts w:ascii="Symbol" w:hAnsi="Symbol"/>
@@ -7804,11 +6024,10 @@
     <w:lvl w:ilvl="2" w:tplc="77F2E4AF">
       <w:start w:val="1"/>
       <w:numFmt w:val="bullet"/>
-      <w:suff w:val="tab"/>
       <w:lvlText w:val="·"/>
       <w:lvlJc w:val="left"/>
       <w:pPr>
-        <w:ind w:hanging="360" w:left="2160"/>
+        <w:ind w:left="2160" w:hanging="360"/>
       </w:pPr>
       <w:rPr>
         <w:rFonts w:ascii="Symbol" w:hAnsi="Symbol"/>
@@ -7818,11 +6037,10 @@
     <w:lvl w:ilvl="3" w:tplc="6FA2C4AB">
       <w:start w:val="1"/>
       <w:numFmt w:val="bullet"/>
-      <w:suff w:val="tab"/>
       <w:lvlText w:val="o"/>
       <w:lvlJc w:val="left"/>
       <w:pPr>
-        <w:ind w:hanging="360" w:left="2880"/>
+        <w:ind w:left="2880" w:hanging="360"/>
       </w:pPr>
       <w:rPr>
         <w:rFonts w:ascii="Symbol" w:hAnsi="Symbol"/>
@@ -7832,11 +6050,10 @@
     <w:lvl w:ilvl="4" w:tplc="1C4758A9">
       <w:start w:val="1"/>
       <w:numFmt w:val="bullet"/>
-      <w:suff w:val="tab"/>
       <w:lvlText w:val="·"/>
       <w:lvlJc w:val="left"/>
       <w:pPr>
-        <w:ind w:hanging="360" w:left="3600"/>
+        <w:ind w:left="3600" w:hanging="360"/>
       </w:pPr>
       <w:rPr>
         <w:rFonts w:ascii="Symbol" w:hAnsi="Symbol"/>
@@ -7846,11 +6063,10 @@
     <w:lvl w:ilvl="5" w:tplc="4FA0BFE7">
       <w:start w:val="1"/>
       <w:numFmt w:val="bullet"/>
-      <w:suff w:val="tab"/>
       <w:lvlText w:val="o"/>
       <w:lvlJc w:val="left"/>
       <w:pPr>
-        <w:ind w:hanging="360" w:left="4320"/>
+        <w:ind w:left="4320" w:hanging="360"/>
       </w:pPr>
       <w:rPr>
         <w:rFonts w:ascii="Symbol" w:hAnsi="Symbol"/>
@@ -7860,11 +6076,10 @@
     <w:lvl w:ilvl="6" w:tplc="5195D1CA">
       <w:start w:val="1"/>
       <w:numFmt w:val="bullet"/>
-      <w:suff w:val="tab"/>
       <w:lvlText w:val="·"/>
       <w:lvlJc w:val="left"/>
       <w:pPr>
-        <w:ind w:hanging="360" w:left="5040"/>
+        <w:ind w:left="5040" w:hanging="360"/>
       </w:pPr>
       <w:rPr>
         <w:rFonts w:ascii="Symbol" w:hAnsi="Symbol"/>
@@ -7874,11 +6089,10 @@
     <w:lvl w:ilvl="7" w:tplc="398BBDD0">
       <w:start w:val="1"/>
       <w:numFmt w:val="bullet"/>
-      <w:suff w:val="tab"/>
       <w:lvlText w:val="o"/>
       <w:lvlJc w:val="left"/>
       <w:pPr>
-        <w:ind w:hanging="360" w:left="5760"/>
+        <w:ind w:left="5760" w:hanging="360"/>
       </w:pPr>
       <w:rPr>
         <w:rFonts w:ascii="Symbol" w:hAnsi="Symbol"/>
@@ -7888,11 +6102,10 @@
     <w:lvl w:ilvl="8" w:tplc="0419F2EB">
       <w:start w:val="1"/>
       <w:numFmt w:val="bullet"/>
-      <w:suff w:val="tab"/>
       <w:lvlText w:val="·"/>
       <w:lvlJc w:val="left"/>
       <w:pPr>
-        <w:ind w:hanging="360" w:left="6480"/>
+        <w:ind w:left="6480" w:hanging="360"/>
       </w:pPr>
       <w:rPr>
         <w:rFonts w:ascii="Symbol" w:hAnsi="Symbol"/>
@@ -7900,16 +6113,15 @@
       </w:rPr>
     </w:lvl>
   </w:abstractNum>
-  <w:abstractNum w:abstractNumId="4">
+  <w:abstractNum w:abstractNumId="4" w15:restartNumberingAfterBreak="0">
     <w:nsid w:val="4B4B4844"/>
     <w:multiLevelType w:val="multilevel"/>
+    <w:tmpl w:val="3BCE96EA"/>
     <w:lvl w:ilvl="0">
       <w:start w:val="1"/>
       <w:numFmt w:val="bullet"/>
-      <w:suff w:val="tab"/>
       <w:lvlText w:val="·b"/>
       <w:lvlJc w:val="left"/>
-      <w:pPr/>
       <w:rPr>
         <w:rFonts w:ascii="Symbol" w:hAnsi="Symbol"/>
         <w:color w:val="000000"/>
@@ -7918,10 +6130,8 @@
     <w:lvl w:ilvl="1">
       <w:start w:val="1"/>
       <w:numFmt w:val="decimal"/>
-      <w:suff w:val="tab"/>
       <w:lvlText w:val="%1."/>
       <w:lvlJc w:val="left"/>
-      <w:pPr/>
       <w:rPr>
         <w:color w:val="000000"/>
       </w:rPr>
@@ -7929,10 +6139,8 @@
     <w:lvl w:ilvl="2">
       <w:start w:val="1"/>
       <w:numFmt w:val="decimal"/>
-      <w:suff w:val="tab"/>
       <w:lvlText w:val="%1."/>
       <w:lvlJc w:val="left"/>
-      <w:pPr/>
       <w:rPr>
         <w:color w:val="000000"/>
       </w:rPr>
@@ -7940,10 +6148,8 @@
     <w:lvl w:ilvl="3">
       <w:start w:val="1"/>
       <w:numFmt w:val="decimal"/>
-      <w:suff w:val="tab"/>
       <w:lvlText w:val="%1."/>
       <w:lvlJc w:val="left"/>
-      <w:pPr/>
       <w:rPr>
         <w:color w:val="000000"/>
       </w:rPr>
@@ -7951,10 +6157,8 @@
     <w:lvl w:ilvl="4">
       <w:start w:val="1"/>
       <w:numFmt w:val="decimal"/>
-      <w:suff w:val="tab"/>
       <w:lvlText w:val="%1."/>
       <w:lvlJc w:val="left"/>
-      <w:pPr/>
       <w:rPr>
         <w:color w:val="000000"/>
       </w:rPr>
@@ -7962,10 +6166,8 @@
     <w:lvl w:ilvl="5">
       <w:start w:val="1"/>
       <w:numFmt w:val="decimal"/>
-      <w:suff w:val="tab"/>
       <w:lvlText w:val="%1."/>
       <w:lvlJc w:val="left"/>
-      <w:pPr/>
       <w:rPr>
         <w:color w:val="000000"/>
       </w:rPr>
@@ -7973,10 +6175,8 @@
     <w:lvl w:ilvl="6">
       <w:start w:val="1"/>
       <w:numFmt w:val="decimal"/>
-      <w:suff w:val="tab"/>
       <w:lvlText w:val="%1."/>
       <w:lvlJc w:val="left"/>
-      <w:pPr/>
       <w:rPr>
         <w:color w:val="000000"/>
       </w:rPr>
@@ -7984,10 +6184,8 @@
     <w:lvl w:ilvl="7">
       <w:start w:val="1"/>
       <w:numFmt w:val="decimal"/>
-      <w:suff w:val="tab"/>
       <w:lvlText w:val="%1."/>
       <w:lvlJc w:val="left"/>
-      <w:pPr/>
       <w:rPr>
         <w:color w:val="000000"/>
       </w:rPr>
@@ -7995,128 +6193,108 @@
     <w:lvl w:ilvl="8">
       <w:start w:val="1"/>
       <w:numFmt w:val="decimal"/>
-      <w:suff w:val="tab"/>
       <w:lvlText w:val="%1."/>
       <w:lvlJc w:val="left"/>
-      <w:pPr/>
       <w:rPr>
         <w:color w:val="000000"/>
       </w:rPr>
     </w:lvl>
   </w:abstractNum>
-  <w:abstractNum w:abstractNumId="5">
+  <w:abstractNum w:abstractNumId="5" w15:restartNumberingAfterBreak="0">
     <w:nsid w:val="4DDF1AA4"/>
     <w:multiLevelType w:val="hybridMultilevel"/>
+    <w:tmpl w:val="E33E6AF2"/>
     <w:lvl w:ilvl="0" w:tplc="0409000F">
       <w:start w:val="1"/>
       <w:numFmt w:val="decimal"/>
-      <w:suff w:val="tab"/>
       <w:lvlText w:val="%1."/>
       <w:lvlJc w:val="left"/>
       <w:pPr>
-        <w:ind w:hanging="360" w:left="720"/>
-      </w:pPr>
-      <w:rPr/>
+        <w:ind w:left="720" w:hanging="360"/>
+      </w:pPr>
     </w:lvl>
     <w:lvl w:ilvl="1" w:tplc="04090019">
       <w:start w:val="1"/>
       <w:numFmt w:val="lowerLetter"/>
-      <w:suff w:val="tab"/>
       <w:lvlText w:val="%2."/>
       <w:lvlJc w:val="left"/>
       <w:pPr>
-        <w:ind w:hanging="360" w:left="1440"/>
-      </w:pPr>
-      <w:rPr/>
+        <w:ind w:left="1440" w:hanging="360"/>
+      </w:pPr>
     </w:lvl>
     <w:lvl w:ilvl="2" w:tplc="0409001B">
       <w:start w:val="1"/>
       <w:numFmt w:val="lowerRoman"/>
-      <w:suff w:val="tab"/>
       <w:lvlText w:val="%3."/>
       <w:lvlJc w:val="right"/>
       <w:pPr>
-        <w:ind w:hanging="180" w:left="2160"/>
-      </w:pPr>
-      <w:rPr/>
+        <w:ind w:left="2160" w:hanging="180"/>
+      </w:pPr>
     </w:lvl>
     <w:lvl w:ilvl="3" w:tplc="0409000F">
       <w:start w:val="1"/>
       <w:numFmt w:val="decimal"/>
-      <w:suff w:val="tab"/>
       <w:lvlText w:val="%4."/>
       <w:lvlJc w:val="left"/>
       <w:pPr>
-        <w:ind w:hanging="360" w:left="2880"/>
-      </w:pPr>
-      <w:rPr/>
+        <w:ind w:left="2880" w:hanging="360"/>
+      </w:pPr>
     </w:lvl>
     <w:lvl w:ilvl="4" w:tplc="04090019">
       <w:start w:val="1"/>
       <w:numFmt w:val="lowerLetter"/>
-      <w:suff w:val="tab"/>
       <w:lvlText w:val="%5."/>
       <w:lvlJc w:val="left"/>
       <w:pPr>
-        <w:ind w:hanging="360" w:left="3600"/>
-      </w:pPr>
-      <w:rPr/>
+        <w:ind w:left="3600" w:hanging="360"/>
+      </w:pPr>
     </w:lvl>
     <w:lvl w:ilvl="5" w:tplc="0409001B">
       <w:start w:val="1"/>
       <w:numFmt w:val="lowerRoman"/>
-      <w:suff w:val="tab"/>
       <w:lvlText w:val="%6."/>
       <w:lvlJc w:val="right"/>
       <w:pPr>
-        <w:ind w:hanging="180" w:left="4320"/>
-      </w:pPr>
-      <w:rPr/>
+        <w:ind w:left="4320" w:hanging="180"/>
+      </w:pPr>
     </w:lvl>
     <w:lvl w:ilvl="6" w:tplc="0409000F">
       <w:start w:val="1"/>
       <w:numFmt w:val="decimal"/>
-      <w:suff w:val="tab"/>
       <w:lvlText w:val="%7."/>
       <w:lvlJc w:val="left"/>
       <w:pPr>
-        <w:ind w:hanging="360" w:left="5040"/>
-      </w:pPr>
-      <w:rPr/>
+        <w:ind w:left="5040" w:hanging="360"/>
+      </w:pPr>
     </w:lvl>
     <w:lvl w:ilvl="7" w:tplc="04090019">
       <w:start w:val="1"/>
       <w:numFmt w:val="lowerLetter"/>
-      <w:suff w:val="tab"/>
       <w:lvlText w:val="%8."/>
       <w:lvlJc w:val="left"/>
       <w:pPr>
-        <w:ind w:hanging="360" w:left="5760"/>
-      </w:pPr>
-      <w:rPr/>
+        <w:ind w:left="5760" w:hanging="360"/>
+      </w:pPr>
     </w:lvl>
     <w:lvl w:ilvl="8" w:tplc="0409001B">
       <w:start w:val="1"/>
       <w:numFmt w:val="lowerRoman"/>
-      <w:suff w:val="tab"/>
       <w:lvlText w:val="%9."/>
       <w:lvlJc w:val="right"/>
       <w:pPr>
-        <w:ind w:hanging="180" w:left="6480"/>
-      </w:pPr>
-      <w:rPr/>
+        <w:ind w:left="6480" w:hanging="180"/>
+      </w:pPr>
     </w:lvl>
   </w:abstractNum>
-  <w:abstractNum w:abstractNumId="6">
+  <w:abstractNum w:abstractNumId="6" w15:restartNumberingAfterBreak="0">
     <w:nsid w:val="595F8F01"/>
     <w:multiLevelType w:val="multilevel"/>
+    <w:tmpl w:val="AA06499C"/>
     <w:lvl w:ilvl="0">
       <w:start w:val="1"/>
       <w:numFmt w:val="bullet"/>
-      <w:suff w:val="tab"/>
       <w:lvlText w:val="%1."/>
       <w:lvlJc w:val="left"/>
-      <w:pPr/>
       <w:rPr>
         <w:rFonts w:ascii="Symbol" w:hAnsi="Symbol"/>
         <w:color w:val="000000"/>
@@ -8125,10 +6303,8 @@
     <w:lvl w:ilvl="1">
       <w:start w:val="1"/>
       <w:numFmt w:val="decimal"/>
-      <w:suff w:val="tab"/>
       <w:lvlText w:val="%1."/>
       <w:lvlJc w:val="left"/>
-      <w:pPr/>
       <w:rPr>
         <w:color w:val="000000"/>
       </w:rPr>
@@ -8136,10 +6312,8 @@
     <w:lvl w:ilvl="2">
       <w:start w:val="1"/>
       <w:numFmt w:val="decimal"/>
-      <w:suff w:val="tab"/>
       <w:lvlText w:val="%1."/>
       <w:lvlJc w:val="left"/>
-      <w:pPr/>
       <w:rPr>
         <w:color w:val="000000"/>
       </w:rPr>
@@ -8147,10 +6321,8 @@
     <w:lvl w:ilvl="3">
       <w:start w:val="1"/>
       <w:numFmt w:val="decimal"/>
-      <w:suff w:val="tab"/>
       <w:lvlText w:val="%1."/>
       <w:lvlJc w:val="left"/>
-      <w:pPr/>
       <w:rPr>
         <w:color w:val="000000"/>
       </w:rPr>
@@ -8158,10 +6330,8 @@
     <w:lvl w:ilvl="4">
       <w:start w:val="1"/>
       <w:numFmt w:val="decimal"/>
-      <w:suff w:val="tab"/>
       <w:lvlText w:val="%1."/>
       <w:lvlJc w:val="left"/>
-      <w:pPr/>
       <w:rPr>
         <w:color w:val="000000"/>
       </w:rPr>
@@ -8169,10 +6339,8 @@
     <w:lvl w:ilvl="5">
       <w:start w:val="1"/>
       <w:numFmt w:val="decimal"/>
-      <w:suff w:val="tab"/>
       <w:lvlText w:val="%1."/>
       <w:lvlJc w:val="left"/>
-      <w:pPr/>
       <w:rPr>
         <w:color w:val="000000"/>
       </w:rPr>
@@ -8180,10 +6348,8 @@
     <w:lvl w:ilvl="6">
       <w:start w:val="1"/>
       <w:numFmt w:val="decimal"/>
-      <w:suff w:val="tab"/>
       <w:lvlText w:val="%1."/>
       <w:lvlJc w:val="left"/>
-      <w:pPr/>
       <w:rPr>
         <w:color w:val="000000"/>
       </w:rPr>
@@ -8191,10 +6357,8 @@
     <w:lvl w:ilvl="7">
       <w:start w:val="1"/>
       <w:numFmt w:val="decimal"/>
-      <w:suff w:val="tab"/>
       <w:lvlText w:val="%1."/>
       <w:lvlJc w:val="left"/>
-      <w:pPr/>
       <w:rPr>
         <w:color w:val="000000"/>
       </w:rPr>
@@ -8202,401 +6366,482 @@
     <w:lvl w:ilvl="8">
       <w:start w:val="1"/>
       <w:numFmt w:val="decimal"/>
-      <w:suff w:val="tab"/>
       <w:lvlText w:val="%1."/>
       <w:lvlJc w:val="left"/>
-      <w:pPr/>
       <w:rPr>
         <w:color w:val="000000"/>
       </w:rPr>
     </w:lvl>
   </w:abstractNum>
-  <w:num w:numId="1">
+  <w:num w:numId="1" w16cid:durableId="1828982033">
     <w:abstractNumId w:val="6"/>
   </w:num>
-  <w:num w:numId="2">
+  <w:num w:numId="2" w16cid:durableId="321809647">
     <w:abstractNumId w:val="4"/>
   </w:num>
-  <w:num w:numId="3">
+  <w:num w:numId="3" w16cid:durableId="631600770">
     <w:abstractNumId w:val="0"/>
   </w:num>
-  <w:num w:numId="4">
+  <w:num w:numId="4" w16cid:durableId="973026493">
     <w:abstractNumId w:val="3"/>
   </w:num>
-  <w:num w:numId="5">
+  <w:num w:numId="5" w16cid:durableId="1137383323">
     <w:abstractNumId w:val="1"/>
   </w:num>
-  <w:num w:numId="6">
+  <w:num w:numId="6" w16cid:durableId="850031666">
     <w:abstractNumId w:val="2"/>
   </w:num>
-  <w:num w:numId="7">
+  <w:num w:numId="7" w16cid:durableId="1219167145">
     <w:abstractNumId w:val="5"/>
   </w:num>
 </w:numbering>
 </file>
 
 <file path=word/styles.xml><?xml version="1.0" encoding="utf-8"?>
-<w:styles xmlns:w="http://schemas.openxmlformats.org/wordprocessingml/2006/main">
+<w:styles xmlns:mc="http://schemas.openxmlformats.org/markup-compatibility/2006" xmlns:r="http://schemas.openxmlformats.org/officeDocument/2006/relationships" xmlns:w="http://schemas.openxmlformats.org/wordprocessingml/2006/main" xmlns:w14="http://schemas.microsoft.com/office/word/2010/wordml" xmlns:w15="http://schemas.microsoft.com/office/word/2012/wordml" xmlns:w16cex="http://schemas.microsoft.com/office/word/2018/wordml/cex" xmlns:w16cid="http://schemas.microsoft.com/office/word/2016/wordml/cid" xmlns:w16="http://schemas.microsoft.com/office/word/2018/wordml" xmlns:w16du="http://schemas.microsoft.com/office/word/2023/wordml/word16du" xmlns:w16sdtdh="http://schemas.microsoft.com/office/word/2020/wordml/sdtdatahash" xmlns:w16sdtfl="http://schemas.microsoft.com/office/word/2024/wordml/sdtformatlock" xmlns:w16se="http://schemas.microsoft.com/office/word/2015/wordml/symex" mc:Ignorable="w14 w15 w16se w16cid w16 w16cex w16sdtdh w16sdtfl w16du">
   <w:docDefaults>
     <w:rPrDefault>
       <w:rPr>
-        <w:rFonts w:ascii="Calibri" w:hAnsi="Calibri" w:cs="Times New Roman" w:eastAsia="Times New Roman"/>
+        <w:rFonts w:ascii="Calibri" w:eastAsia="Times New Roman" w:hAnsi="Calibri" w:cs="Times New Roman"/>
         <w:color w:val="000000"/>
         <w:sz w:val="22"/>
         <w:szCs w:val="22"/>
-        <w:lang w:val="en-US" w:bidi="ar-SA" w:eastAsia="en-US"/>
+        <w:lang w:val="en-US" w:eastAsia="en-US" w:bidi="ar-SA"/>
       </w:rPr>
     </w:rPrDefault>
-    <w:pPrDefault>
-      <w:pPr>
-        <w:keepNext w:val="0"/>
-        <w:keepLines w:val="0"/>
-        <w:pageBreakBefore w:val="0"/>
-        <w:widowControl w:val="1"/>
-        <w:suppressLineNumbers w:val="0"/>
-        <w:shd w:val="clear" w:fill="auto"/>
-        <w:suppressAutoHyphens w:val="0"/>
-        <w:spacing w:lineRule="auto" w:line="240" w:before="0" w:after="0" w:beforeAutospacing="0" w:afterAutospacing="0"/>
-        <w:ind w:firstLine="0" w:left="0" w:right="0"/>
-        <w:contextualSpacing w:val="0"/>
-        <w:bidi w:val="0"/>
-        <w:jc w:val="left"/>
-        <w:outlineLvl w:val="9"/>
-      </w:pPr>
-    </w:pPrDefault>
+    <w:pPrDefault/>
   </w:docDefaults>
-  <w:style w:type="paragraph" w:styleId="P0" w:default="1">
+  <w:latentStyles w:defLockedState="0" w:defUIPriority="99" w:defSemiHidden="0" w:defUnhideWhenUsed="0" w:defQFormat="0" w:count="376">
+    <w:lsdException w:name="Normal" w:uiPriority="0" w:qFormat="1"/>
+    <w:lsdException w:name="heading 1" w:uiPriority="9" w:qFormat="1"/>
+    <w:lsdException w:name="heading 2" w:semiHidden="1" w:uiPriority="9" w:unhideWhenUsed="1" w:qFormat="1"/>
+    <w:lsdException w:name="heading 3" w:semiHidden="1" w:uiPriority="9" w:unhideWhenUsed="1" w:qFormat="1"/>
+    <w:lsdException w:name="heading 4" w:semiHidden="1" w:uiPriority="9" w:unhideWhenUsed="1" w:qFormat="1"/>
+    <w:lsdException w:name="heading 5" w:semiHidden="1" w:uiPriority="9" w:unhideWhenUsed="1" w:qFormat="1"/>
+    <w:lsdException w:name="heading 6" w:semiHidden="1" w:uiPriority="9" w:unhideWhenUsed="1" w:qFormat="1"/>
+    <w:lsdException w:name="heading 7" w:semiHidden="1" w:uiPriority="9" w:unhideWhenUsed="1" w:qFormat="1"/>
+    <w:lsdException w:name="heading 8" w:semiHidden="1" w:uiPriority="9" w:unhideWhenUsed="1" w:qFormat="1"/>
+    <w:lsdException w:name="heading 9" w:semiHidden="1" w:uiPriority="9" w:unhideWhenUsed="1" w:qFormat="1"/>
+    <w:lsdException w:name="index 1" w:semiHidden="1" w:unhideWhenUsed="1"/>
+    <w:lsdException w:name="index 2" w:semiHidden="1" w:unhideWhenUsed="1"/>
+    <w:lsdException w:name="index 3" w:semiHidden="1" w:unhideWhenUsed="1"/>
+    <w:lsdException w:name="index 4" w:semiHidden="1" w:unhideWhenUsed="1"/>
+    <w:lsdException w:name="index 5" w:semiHidden="1" w:unhideWhenUsed="1"/>
+    <w:lsdException w:name="index 6" w:semiHidden="1" w:unhideWhenUsed="1"/>
+    <w:lsdException w:name="index 7" w:semiHidden="1" w:unhideWhenUsed="1"/>
+    <w:lsdException w:name="index 8" w:semiHidden="1" w:unhideWhenUsed="1"/>
+    <w:lsdException w:name="index 9" w:semiHidden="1" w:unhideWhenUsed="1"/>
+    <w:lsdException w:name="toc 1" w:semiHidden="1" w:uiPriority="39" w:unhideWhenUsed="1"/>
+    <w:lsdException w:name="toc 2" w:semiHidden="1" w:uiPriority="39" w:unhideWhenUsed="1"/>
+    <w:lsdException w:name="toc 3" w:semiHidden="1" w:uiPriority="39" w:unhideWhenUsed="1"/>
+    <w:lsdException w:name="toc 4" w:semiHidden="1" w:uiPriority="39" w:unhideWhenUsed="1"/>
+    <w:lsdException w:name="toc 5" w:semiHidden="1" w:uiPriority="39" w:unhideWhenUsed="1"/>
+    <w:lsdException w:name="toc 6" w:semiHidden="1" w:uiPriority="39" w:unhideWhenUsed="1"/>
+    <w:lsdException w:name="toc 7" w:semiHidden="1" w:uiPriority="39" w:unhideWhenUsed="1"/>
+    <w:lsdException w:name="toc 8" w:semiHidden="1" w:uiPriority="39" w:unhideWhenUsed="1"/>
+    <w:lsdException w:name="toc 9" w:semiHidden="1" w:uiPriority="39" w:unhideWhenUsed="1"/>
+    <w:lsdException w:name="Normal Indent" w:semiHidden="1" w:unhideWhenUsed="1"/>
+    <w:lsdException w:name="footnote text" w:semiHidden="1" w:unhideWhenUsed="1"/>
+    <w:lsdException w:name="annotation text" w:semiHidden="1" w:unhideWhenUsed="1"/>
+    <w:lsdException w:name="header" w:semiHidden="1" w:unhideWhenUsed="1"/>
+    <w:lsdException w:name="footer" w:semiHidden="1" w:unhideWhenUsed="1"/>
+    <w:lsdException w:name="index heading" w:semiHidden="1" w:unhideWhenUsed="1"/>
+    <w:lsdException w:name="caption" w:semiHidden="1" w:uiPriority="35" w:unhideWhenUsed="1" w:qFormat="1"/>
+    <w:lsdException w:name="table of figures" w:semiHidden="1" w:unhideWhenUsed="1"/>
+    <w:lsdException w:name="envelope address" w:semiHidden="1" w:unhideWhenUsed="1"/>
+    <w:lsdException w:name="envelope return" w:semiHidden="1" w:unhideWhenUsed="1"/>
+    <w:lsdException w:name="footnote reference" w:semiHidden="1" w:unhideWhenUsed="1"/>
+    <w:lsdException w:name="annotation reference" w:semiHidden="1" w:unhideWhenUsed="1"/>
+    <w:lsdException w:name="line number" w:semiHidden="1" w:unhideWhenUsed="1"/>
+    <w:lsdException w:name="page number" w:semiHidden="1" w:unhideWhenUsed="1"/>
+    <w:lsdException w:name="endnote reference" w:semiHidden="1" w:unhideWhenUsed="1"/>
+    <w:lsdException w:name="endnote text" w:semiHidden="1" w:unhideWhenUsed="1"/>
+    <w:lsdException w:name="table of authorities" w:semiHidden="1" w:unhideWhenUsed="1"/>
+    <w:lsdException w:name="macro" w:semiHidden="1" w:unhideWhenUsed="1"/>
+    <w:lsdException w:name="toa heading" w:semiHidden="1" w:unhideWhenUsed="1"/>
+    <w:lsdException w:name="List" w:semiHidden="1" w:unhideWhenUsed="1"/>
+    <w:lsdException w:name="List Bullet" w:semiHidden="1" w:unhideWhenUsed="1"/>
+    <w:lsdException w:name="List Number" w:semiHidden="1" w:unhideWhenUsed="1"/>
+    <w:lsdException w:name="List 2" w:semiHidden="1" w:unhideWhenUsed="1"/>
+    <w:lsdException w:name="List 3" w:semiHidden="1" w:unhideWhenUsed="1"/>
+    <w:lsdException w:name="List 4" w:semiHidden="1" w:unhideWhenUsed="1"/>
+    <w:lsdException w:name="List 5" w:semiHidden="1" w:unhideWhenUsed="1"/>
+    <w:lsdException w:name="List Bullet 2" w:semiHidden="1" w:unhideWhenUsed="1"/>
+    <w:lsdException w:name="List Bullet 3" w:semiHidden="1" w:unhideWhenUsed="1"/>
+    <w:lsdException w:name="List Bullet 4" w:semiHidden="1" w:unhideWhenUsed="1"/>
+    <w:lsdException w:name="List Bullet 5" w:semiHidden="1" w:unhideWhenUsed="1"/>
+    <w:lsdException w:name="List Number 2" w:semiHidden="1" w:unhideWhenUsed="1"/>
+    <w:lsdException w:name="List Number 3" w:semiHidden="1" w:unhideWhenUsed="1"/>
+    <w:lsdException w:name="List Number 4" w:semiHidden="1" w:unhideWhenUsed="1"/>
+    <w:lsdException w:name="List Number 5" w:semiHidden="1" w:unhideWhenUsed="1"/>
+    <w:lsdException w:name="Title" w:uiPriority="10" w:qFormat="1"/>
+    <w:lsdException w:name="Closing" w:semiHidden="1" w:unhideWhenUsed="1"/>
+    <w:lsdException w:name="Signature" w:semiHidden="1" w:unhideWhenUsed="1"/>
+    <w:lsdException w:name="Default Paragraph Font" w:semiHidden="1" w:uiPriority="1" w:unhideWhenUsed="1"/>
+    <w:lsdException w:name="Body Text" w:semiHidden="1" w:unhideWhenUsed="1"/>
+    <w:lsdException w:name="Body Text Indent" w:semiHidden="1" w:unhideWhenUsed="1"/>
+    <w:lsdException w:name="List Continue" w:semiHidden="1" w:unhideWhenUsed="1"/>
+    <w:lsdException w:name="List Continue 2" w:semiHidden="1" w:unhideWhenUsed="1"/>
+    <w:lsdException w:name="List Continue 3" w:semiHidden="1" w:unhideWhenUsed="1"/>
+    <w:lsdException w:name="List Continue 4" w:semiHidden="1" w:unhideWhenUsed="1"/>
+    <w:lsdException w:name="List Continue 5" w:semiHidden="1" w:unhideWhenUsed="1"/>
+    <w:lsdException w:name="Message Header" w:semiHidden="1" w:unhideWhenUsed="1"/>
+    <w:lsdException w:name="Subtitle" w:uiPriority="11" w:qFormat="1"/>
+    <w:lsdException w:name="Salutation" w:semiHidden="1" w:unhideWhenUsed="1"/>
+    <w:lsdException w:name="Date" w:semiHidden="1" w:unhideWhenUsed="1"/>
+    <w:lsdException w:name="Body Text First Indent" w:semiHidden="1" w:unhideWhenUsed="1"/>
+    <w:lsdException w:name="Body Text First Indent 2" w:semiHidden="1" w:unhideWhenUsed="1"/>
+    <w:lsdException w:name="Note Heading" w:semiHidden="1" w:unhideWhenUsed="1"/>
+    <w:lsdException w:name="Body Text 2" w:semiHidden="1" w:unhideWhenUsed="1"/>
+    <w:lsdException w:name="Body Text 3" w:semiHidden="1" w:unhideWhenUsed="1"/>
+    <w:lsdException w:name="Body Text Indent 2" w:semiHidden="1" w:unhideWhenUsed="1"/>
+    <w:lsdException w:name="Body Text Indent 3" w:semiHidden="1" w:unhideWhenUsed="1"/>
+    <w:lsdException w:name="Block Text" w:semiHidden="1" w:unhideWhenUsed="1"/>
+    <w:lsdException w:name="Hyperlink" w:semiHidden="1" w:unhideWhenUsed="1"/>
+    <w:lsdException w:name="FollowedHyperlink" w:semiHidden="1" w:unhideWhenUsed="1"/>
+    <w:lsdException w:name="Strong" w:uiPriority="22" w:qFormat="1"/>
+    <w:lsdException w:name="Emphasis" w:uiPriority="20" w:qFormat="1"/>
+    <w:lsdException w:name="Document Map" w:semiHidden="1" w:unhideWhenUsed="1"/>
+    <w:lsdException w:name="Plain Text" w:semiHidden="1" w:unhideWhenUsed="1"/>
+    <w:lsdException w:name="E-mail Signature" w:semiHidden="1" w:unhideWhenUsed="1"/>
+    <w:lsdException w:name="HTML Top of Form" w:semiHidden="1" w:unhideWhenUsed="1"/>
+    <w:lsdException w:name="HTML Bottom of Form" w:semiHidden="1" w:unhideWhenUsed="1"/>
+    <w:lsdException w:name="Normal (Web)" w:semiHidden="1" w:unhideWhenUsed="1"/>
+    <w:lsdException w:name="HTML Acronym" w:semiHidden="1" w:unhideWhenUsed="1"/>
+    <w:lsdException w:name="HTML Address" w:semiHidden="1" w:unhideWhenUsed="1"/>
+    <w:lsdException w:name="HTML Cite" w:semiHidden="1" w:unhideWhenUsed="1"/>
+    <w:lsdException w:name="HTML Code" w:semiHidden="1" w:unhideWhenUsed="1"/>
+    <w:lsdException w:name="HTML Definition" w:semiHidden="1" w:unhideWhenUsed="1"/>
+    <w:lsdException w:name="HTML Keyboard" w:semiHidden="1" w:unhideWhenUsed="1"/>
+    <w:lsdException w:name="HTML Preformatted" w:semiHidden="1" w:unhideWhenUsed="1"/>
+    <w:lsdException w:name="HTML Sample" w:semiHidden="1" w:unhideWhenUsed="1"/>
+    <w:lsdException w:name="HTML Typewriter" w:semiHidden="1" w:unhideWhenUsed="1"/>
+    <w:lsdException w:name="HTML Variable" w:semiHidden="1" w:unhideWhenUsed="1"/>
+    <w:lsdException w:name="Normal Table" w:semiHidden="1" w:unhideWhenUsed="1"/>
+    <w:lsdException w:name="annotation subject" w:semiHidden="1" w:unhideWhenUsed="1"/>
+    <w:lsdException w:name="No List" w:semiHidden="1" w:unhideWhenUsed="1"/>
+    <w:lsdException w:name="Outline List 1" w:semiHidden="1" w:unhideWhenUsed="1"/>
+    <w:lsdException w:name="Outline List 2" w:semiHidden="1" w:unhideWhenUsed="1"/>
+    <w:lsdException w:name="Outline List 3" w:semiHidden="1" w:unhideWhenUsed="1"/>
+    <w:lsdException w:name="Table Simple 1" w:semiHidden="1" w:unhideWhenUsed="1"/>
+    <w:lsdException w:name="Table Simple 2" w:semiHidden="1" w:unhideWhenUsed="1"/>
+    <w:lsdException w:name="Table Simple 3" w:semiHidden="1" w:unhideWhenUsed="1"/>
+    <w:lsdException w:name="Table Classic 1" w:semiHidden="1" w:unhideWhenUsed="1"/>
+    <w:lsdException w:name="Table Classic 2" w:semiHidden="1" w:unhideWhenUsed="1"/>
+    <w:lsdException w:name="Table Classic 3" w:semiHidden="1" w:unhideWhenUsed="1"/>
+    <w:lsdException w:name="Table Classic 4" w:semiHidden="1" w:unhideWhenUsed="1"/>
+    <w:lsdException w:name="Table Colorful 1" w:semiHidden="1" w:unhideWhenUsed="1"/>
+    <w:lsdException w:name="Table Colorful 2" w:semiHidden="1" w:unhideWhenUsed="1"/>
+    <w:lsdException w:name="Table Colorful 3" w:semiHidden="1" w:unhideWhenUsed="1"/>
+    <w:lsdException w:name="Table Columns 1" w:semiHidden="1" w:unhideWhenUsed="1"/>
+    <w:lsdException w:name="Table Columns 2" w:semiHidden="1" w:unhideWhenUsed="1"/>
+    <w:lsdException w:name="Table Columns 3" w:semiHidden="1" w:unhideWhenUsed="1"/>
+    <w:lsdException w:name="Table Columns 4" w:semiHidden="1" w:unhideWhenUsed="1"/>
+    <w:lsdException w:name="Table Columns 5" w:semiHidden="1" w:unhideWhenUsed="1"/>
+    <w:lsdException w:name="Table Grid 1" w:semiHidden="1" w:unhideWhenUsed="1"/>
+    <w:lsdException w:name="Table Grid 2" w:semiHidden="1" w:unhideWhenUsed="1"/>
+    <w:lsdException w:name="Table Grid 3" w:semiHidden="1" w:unhideWhenUsed="1"/>
+    <w:lsdException w:name="Table Grid 4" w:semiHidden="1" w:unhideWhenUsed="1"/>
+    <w:lsdException w:name="Table Grid 5" w:semiHidden="1" w:unhideWhenUsed="1"/>
+    <w:lsdException w:name="Table Grid 6" w:semiHidden="1" w:unhideWhenUsed="1"/>
+    <w:lsdException w:name="Table Grid 7" w:semiHidden="1" w:unhideWhenUsed="1"/>
+    <w:lsdException w:name="Table Grid 8" w:semiHidden="1" w:unhideWhenUsed="1"/>
+    <w:lsdException w:name="Table List 1" w:semiHidden="1" w:unhideWhenUsed="1"/>
+    <w:lsdException w:name="Table List 2" w:semiHidden="1" w:unhideWhenUsed="1"/>
+    <w:lsdException w:name="Table List 3" w:semiHidden="1" w:unhideWhenUsed="1"/>
+    <w:lsdException w:name="Table List 4" w:semiHidden="1" w:unhideWhenUsed="1"/>
+    <w:lsdException w:name="Table List 5" w:semiHidden="1" w:unhideWhenUsed="1"/>
+    <w:lsdException w:name="Table List 6" w:semiHidden="1" w:unhideWhenUsed="1"/>
+    <w:lsdException w:name="Table List 7" w:semiHidden="1" w:unhideWhenUsed="1"/>
+    <w:lsdException w:name="Table List 8" w:semiHidden="1" w:unhideWhenUsed="1"/>
+    <w:lsdException w:name="Table 3D effects 1" w:semiHidden="1" w:unhideWhenUsed="1"/>
+    <w:lsdException w:name="Table 3D effects 2" w:semiHidden="1" w:unhideWhenUsed="1"/>
+    <w:lsdException w:name="Table 3D effects 3" w:semiHidden="1" w:unhideWhenUsed="1"/>
+    <w:lsdException w:name="Table Contemporary" w:semiHidden="1" w:unhideWhenUsed="1"/>
+    <w:lsdException w:name="Table Elegant" w:semiHidden="1" w:unhideWhenUsed="1"/>
+    <w:lsdException w:name="Table Professional" w:semiHidden="1" w:unhideWhenUsed="1"/>
+    <w:lsdException w:name="Table Subtle 1" w:semiHidden="1" w:unhideWhenUsed="1"/>
+    <w:lsdException w:name="Table Subtle 2" w:semiHidden="1" w:unhideWhenUsed="1"/>
+    <w:lsdException w:name="Table Web 1" w:semiHidden="1" w:unhideWhenUsed="1"/>
+    <w:lsdException w:name="Table Web 2" w:semiHidden="1" w:unhideWhenUsed="1"/>
+    <w:lsdException w:name="Table Web 3" w:semiHidden="1" w:unhideWhenUsed="1"/>
+    <w:lsdException w:name="Balloon Text" w:semiHidden="1" w:unhideWhenUsed="1"/>
+    <w:lsdException w:name="Table Grid" w:uiPriority="39"/>
+    <w:lsdException w:name="Table Theme" w:semiHidden="1" w:unhideWhenUsed="1"/>
+    <w:lsdException w:name="Placeholder Text" w:semiHidden="1"/>
+    <w:lsdException w:name="No Spacing" w:uiPriority="1" w:qFormat="1"/>
+    <w:lsdException w:name="Light Shading" w:uiPriority="60"/>
+    <w:lsdException w:name="Light List" w:uiPriority="61"/>
+    <w:lsdException w:name="Light Grid" w:uiPriority="62"/>
+    <w:lsdException w:name="Medium Shading 1" w:uiPriority="63"/>
+    <w:lsdException w:name="Medium Shading 2" w:uiPriority="64"/>
+    <w:lsdException w:name="Medium List 1" w:uiPriority="65"/>
+    <w:lsdException w:name="Medium List 2" w:uiPriority="66"/>
+    <w:lsdException w:name="Medium Grid 1" w:uiPriority="67"/>
+    <w:lsdException w:name="Medium Grid 2" w:uiPriority="68"/>
+    <w:lsdException w:name="Medium Grid 3" w:uiPriority="69"/>
+    <w:lsdException w:name="Dark List" w:uiPriority="70"/>
+    <w:lsdException w:name="Colorful Shading" w:uiPriority="71"/>
+    <w:lsdException w:name="Colorful List" w:uiPriority="72"/>
+    <w:lsdException w:name="Colorful Grid" w:uiPriority="73"/>
+    <w:lsdException w:name="Light Shading Accent 1" w:uiPriority="60"/>
+    <w:lsdException w:name="Light List Accent 1" w:uiPriority="61"/>
+    <w:lsdException w:name="Light Grid Accent 1" w:uiPriority="62"/>
+    <w:lsdException w:name="Medium Shading 1 Accent 1" w:uiPriority="63"/>
+    <w:lsdException w:name="Medium Shading 2 Accent 1" w:uiPriority="64"/>
+    <w:lsdException w:name="Medium List 1 Accent 1" w:uiPriority="65"/>
+    <w:lsdException w:name="Revision" w:semiHidden="1"/>
+    <w:lsdException w:name="List Paragraph" w:uiPriority="34" w:qFormat="1"/>
+    <w:lsdException w:name="Quote" w:uiPriority="29" w:qFormat="1"/>
+    <w:lsdException w:name="Intense Quote" w:uiPriority="30" w:qFormat="1"/>
+    <w:lsdException w:name="Medium List 2 Accent 1" w:uiPriority="66"/>
+    <w:lsdException w:name="Medium Grid 1 Accent 1" w:uiPriority="67"/>
+    <w:lsdException w:name="Medium Grid 2 Accent 1" w:uiPriority="68"/>
+    <w:lsdException w:name="Medium Grid 3 Accent 1" w:uiPriority="69"/>
+    <w:lsdException w:name="Dark List Accent 1" w:uiPriority="70"/>
+    <w:lsdException w:name="Colorful Shading Accent 1" w:uiPriority="71"/>
+    <w:lsdException w:name="Colorful List Accent 1" w:uiPriority="72"/>
+    <w:lsdException w:name="Colorful Grid Accent 1" w:uiPriority="73"/>
+    <w:lsdException w:name="Light Shading Accent 2" w:uiPriority="60"/>
+    <w:lsdException w:name="Light List Accent 2" w:uiPriority="61"/>
+    <w:lsdException w:name="Light Grid Accent 2" w:uiPriority="62"/>
+    <w:lsdException w:name="Medium Shading 1 Accent 2" w:uiPriority="63"/>
+    <w:lsdException w:name="Medium Shading 2 Accent 2" w:uiPriority="64"/>
+    <w:lsdException w:name="Medium List 1 Accent 2" w:uiPriority="65"/>
+    <w:lsdException w:name="Medium List 2 Accent 2" w:uiPriority="66"/>
+    <w:lsdException w:name="Medium Grid 1 Accent 2" w:uiPriority="67"/>
+    <w:lsdException w:name="Medium Grid 2 Accent 2" w:uiPriority="68"/>
+    <w:lsdException w:name="Medium Grid 3 Accent 2" w:uiPriority="69"/>
+    <w:lsdException w:name="Dark List Accent 2" w:uiPriority="70"/>
+    <w:lsdException w:name="Colorful Shading Accent 2" w:uiPriority="71"/>
+    <w:lsdException w:name="Colorful List Accent 2" w:uiPriority="72"/>
+    <w:lsdException w:name="Colorful Grid Accent 2" w:uiPriority="73"/>
+    <w:lsdException w:name="Light Shading Accent 3" w:uiPriority="60"/>
+    <w:lsdException w:name="Light List Accent 3" w:uiPriority="61"/>
+    <w:lsdException w:name="Light Grid Accent 3" w:uiPriority="62"/>
+    <w:lsdException w:name="Medium Shading 1 Accent 3" w:uiPriority="63"/>
+    <w:lsdException w:name="Medium Shading 2 Accent 3" w:uiPriority="64"/>
+    <w:lsdException w:name="Medium List 1 Accent 3" w:uiPriority="65"/>
+    <w:lsdException w:name="Medium List 2 Accent 3" w:uiPriority="66"/>
+    <w:lsdException w:name="Medium Grid 1 Accent 3" w:uiPriority="67"/>
+    <w:lsdException w:name="Medium Grid 2 Accent 3" w:uiPriority="68"/>
+    <w:lsdException w:name="Medium Grid 3 Accent 3" w:uiPriority="69"/>
+    <w:lsdException w:name="Dark List Accent 3" w:uiPriority="70"/>
+    <w:lsdException w:name="Colorful Shading Accent 3" w:uiPriority="71"/>
+    <w:lsdException w:name="Colorful List Accent 3" w:uiPriority="72"/>
+    <w:lsdException w:name="Colorful Grid Accent 3" w:uiPriority="73"/>
+    <w:lsdException w:name="Light Shading Accent 4" w:uiPriority="60"/>
+    <w:lsdException w:name="Light List Accent 4" w:uiPriority="61"/>
+    <w:lsdException w:name="Light Grid Accent 4" w:uiPriority="62"/>
+    <w:lsdException w:name="Medium Shading 1 Accent 4" w:uiPriority="63"/>
+    <w:lsdException w:name="Medium Shading 2 Accent 4" w:uiPriority="64"/>
+    <w:lsdException w:name="Medium List 1 Accent 4" w:uiPriority="65"/>
+    <w:lsdException w:name="Medium List 2 Accent 4" w:uiPriority="66"/>
+    <w:lsdException w:name="Medium Grid 1 Accent 4" w:uiPriority="67"/>
+    <w:lsdException w:name="Medium Grid 2 Accent 4" w:uiPriority="68"/>
+    <w:lsdException w:name="Medium Grid 3 Accent 4" w:uiPriority="69"/>
+    <w:lsdException w:name="Dark List Accent 4" w:uiPriority="70"/>
+    <w:lsdException w:name="Colorful Shading Accent 4" w:uiPriority="71"/>
+    <w:lsdException w:name="Colorful List Accent 4" w:uiPriority="72"/>
+    <w:lsdException w:name="Colorful Grid Accent 4" w:uiPriority="73"/>
+    <w:lsdException w:name="Light Shading Accent 5" w:uiPriority="60"/>
+    <w:lsdException w:name="Light List Accent 5" w:uiPriority="61"/>
+    <w:lsdException w:name="Light Grid Accent 5" w:uiPriority="62"/>
+    <w:lsdException w:name="Medium Shading 1 Accent 5" w:uiPriority="63"/>
+    <w:lsdException w:name="Medium Shading 2 Accent 5" w:uiPriority="64"/>
+    <w:lsdException w:name="Medium List 1 Accent 5" w:uiPriority="65"/>
+    <w:lsdException w:name="Medium List 2 Accent 5" w:uiPriority="66"/>
+    <w:lsdException w:name="Medium Grid 1 Accent 5" w:uiPriority="67"/>
+    <w:lsdException w:name="Medium Grid 2 Accent 5" w:uiPriority="68"/>
+    <w:lsdException w:name="Medium Grid 3 Accent 5" w:uiPriority="69"/>
+    <w:lsdException w:name="Dark List Accent 5" w:uiPriority="70"/>
+    <w:lsdException w:name="Colorful Shading Accent 5" w:uiPriority="71"/>
+    <w:lsdException w:name="Colorful List Accent 5" w:uiPriority="72"/>
+    <w:lsdException w:name="Colorful Grid Accent 5" w:uiPriority="73"/>
+    <w:lsdException w:name="Light Shading Accent 6" w:uiPriority="60"/>
+    <w:lsdException w:name="Light List Accent 6" w:uiPriority="61"/>
+    <w:lsdException w:name="Light Grid Accent 6" w:uiPriority="62"/>
+    <w:lsdException w:name="Medium Shading 1 Accent 6" w:uiPriority="63"/>
+    <w:lsdException w:name="Medium Shading 2 Accent 6" w:uiPriority="64"/>
+    <w:lsdException w:name="Medium List 1 Accent 6" w:uiPriority="65"/>
+    <w:lsdException w:name="Medium List 2 Accent 6" w:uiPriority="66"/>
+    <w:lsdException w:name="Medium Grid 1 Accent 6" w:uiPriority="67"/>
+    <w:lsdException w:name="Medium Grid 2 Accent 6" w:uiPriority="68"/>
+    <w:lsdException w:name="Medium Grid 3 Accent 6" w:uiPriority="69"/>
+    <w:lsdException w:name="Dark List Accent 6" w:uiPriority="70"/>
+    <w:lsdException w:name="Colorful Shading Accent 6" w:uiPriority="71"/>
+    <w:lsdException w:name="Colorful List Accent 6" w:uiPriority="72"/>
+    <w:lsdException w:name="Colorful Grid Accent 6" w:uiPriority="73"/>
+    <w:lsdException w:name="Subtle Emphasis" w:uiPriority="19" w:qFormat="1"/>
+    <w:lsdException w:name="Intense Emphasis" w:uiPriority="21" w:qFormat="1"/>
+    <w:lsdException w:name="Subtle Reference" w:uiPriority="31" w:qFormat="1"/>
+    <w:lsdException w:name="Intense Reference" w:uiPriority="32" w:qFormat="1"/>
+    <w:lsdException w:name="Book Title" w:uiPriority="33" w:qFormat="1"/>
+    <w:lsdException w:name="Bibliography" w:semiHidden="1" w:uiPriority="37" w:unhideWhenUsed="1"/>
+    <w:lsdException w:name="TOC Heading" w:semiHidden="1" w:uiPriority="39" w:unhideWhenUsed="1" w:qFormat="1"/>
+    <w:lsdException w:name="Plain Table 1" w:uiPriority="41"/>
+    <w:lsdException w:name="Plain Table 2" w:uiPriority="42"/>
+    <w:lsdException w:name="Plain Table 3" w:uiPriority="43"/>
+    <w:lsdException w:name="Plain Table 4" w:uiPriority="44"/>
+    <w:lsdException w:name="Plain Table 5" w:uiPriority="45"/>
+    <w:lsdException w:name="Grid Table Light" w:uiPriority="40"/>
+    <w:lsdException w:name="Grid Table 1 Light" w:uiPriority="46"/>
+    <w:lsdException w:name="Grid Table 2" w:uiPriority="47"/>
+    <w:lsdException w:name="Grid Table 3" w:uiPriority="48"/>
+    <w:lsdException w:name="Grid Table 4" w:uiPriority="49"/>
+    <w:lsdException w:name="Grid Table 5 Dark" w:uiPriority="50"/>
+    <w:lsdException w:name="Grid Table 6 Colorful" w:uiPriority="51"/>
+    <w:lsdException w:name="Grid Table 7 Colorful" w:uiPriority="52"/>
+    <w:lsdException w:name="Grid Table 1 Light Accent 1" w:uiPriority="46"/>
+    <w:lsdException w:name="Grid Table 2 Accent 1" w:uiPriority="47"/>
+    <w:lsdException w:name="Grid Table 3 Accent 1" w:uiPriority="48"/>
+    <w:lsdException w:name="Grid Table 4 Accent 1" w:uiPriority="49"/>
+    <w:lsdException w:name="Grid Table 5 Dark Accent 1" w:uiPriority="50"/>
+    <w:lsdException w:name="Grid Table 6 Colorful Accent 1" w:uiPriority="51"/>
+    <w:lsdException w:name="Grid Table 7 Colorful Accent 1" w:uiPriority="52"/>
+    <w:lsdException w:name="Grid Table 1 Light Accent 2" w:uiPriority="46"/>
+    <w:lsdException w:name="Grid Table 2 Accent 2" w:uiPriority="47"/>
+    <w:lsdException w:name="Grid Table 3 Accent 2" w:uiPriority="48"/>
+    <w:lsdException w:name="Grid Table 4 Accent 2" w:uiPriority="49"/>
+    <w:lsdException w:name="Grid Table 5 Dark Accent 2" w:uiPriority="50"/>
+    <w:lsdException w:name="Grid Table 6 Colorful Accent 2" w:uiPriority="51"/>
+    <w:lsdException w:name="Grid Table 7 Colorful Accent 2" w:uiPriority="52"/>
+    <w:lsdException w:name="Grid Table 1 Light Accent 3" w:uiPriority="46"/>
+    <w:lsdException w:name="Grid Table 2 Accent 3" w:uiPriority="47"/>
+    <w:lsdException w:name="Grid Table 3 Accent 3" w:uiPriority="48"/>
+    <w:lsdException w:name="Grid Table 4 Accent 3" w:uiPriority="49"/>
+    <w:lsdException w:name="Grid Table 5 Dark Accent 3" w:uiPriority="50"/>
+    <w:lsdException w:name="Grid Table 6 Colorful Accent 3" w:uiPriority="51"/>
+    <w:lsdException w:name="Grid Table 7 Colorful Accent 3" w:uiPriority="52"/>
+    <w:lsdException w:name="Grid Table 1 Light Accent 4" w:uiPriority="46"/>
+    <w:lsdException w:name="Grid Table 2 Accent 4" w:uiPriority="47"/>
+    <w:lsdException w:name="Grid Table 3 Accent 4" w:uiPriority="48"/>
+    <w:lsdException w:name="Grid Table 4 Accent 4" w:uiPriority="49"/>
+    <w:lsdException w:name="Grid Table 5 Dark Accent 4" w:uiPriority="50"/>
+    <w:lsdException w:name="Grid Table 6 Colorful Accent 4" w:uiPriority="51"/>
+    <w:lsdException w:name="Grid Table 7 Colorful Accent 4" w:uiPriority="52"/>
+    <w:lsdException w:name="Grid Table 1 Light Accent 5" w:uiPriority="46"/>
+    <w:lsdException w:name="Grid Table 2 Accent 5" w:uiPriority="47"/>
+    <w:lsdException w:name="Grid Table 3 Accent 5" w:uiPriority="48"/>
+    <w:lsdException w:name="Grid Table 4 Accent 5" w:uiPriority="49"/>
+    <w:lsdException w:name="Grid Table 5 Dark Accent 5" w:uiPriority="50"/>
+    <w:lsdException w:name="Grid Table 6 Colorful Accent 5" w:uiPriority="51"/>
+    <w:lsdException w:name="Grid Table 7 Colorful Accent 5" w:uiPriority="52"/>
+    <w:lsdException w:name="Grid Table 1 Light Accent 6" w:uiPriority="46"/>
+    <w:lsdException w:name="Grid Table 2 Accent 6" w:uiPriority="47"/>
+    <w:lsdException w:name="Grid Table 3 Accent 6" w:uiPriority="48"/>
+    <w:lsdException w:name="Grid Table 4 Accent 6" w:uiPriority="49"/>
+    <w:lsdException w:name="Grid Table 5 Dark Accent 6" w:uiPriority="50"/>
+    <w:lsdException w:name="Grid Table 6 Colorful Accent 6" w:uiPriority="51"/>
+    <w:lsdException w:name="Grid Table 7 Colorful Accent 6" w:uiPriority="52"/>
+    <w:lsdException w:name="List Table 1 Light" w:uiPriority="46"/>
+    <w:lsdException w:name="List Table 2" w:uiPriority="47"/>
+    <w:lsdException w:name="List Table 3" w:uiPriority="48"/>
+    <w:lsdException w:name="List Table 4" w:uiPriority="49"/>
+    <w:lsdException w:name="List Table 5 Dark" w:uiPriority="50"/>
+    <w:lsdException w:name="List Table 6 Colorful" w:uiPriority="51"/>
+    <w:lsdException w:name="List Table 7 Colorful" w:uiPriority="52"/>
+    <w:lsdException w:name="List Table 1 Light Accent 1" w:uiPriority="46"/>
+    <w:lsdException w:name="List Table 2 Accent 1" w:uiPriority="47"/>
+    <w:lsdException w:name="List Table 3 Accent 1" w:uiPriority="48"/>
+    <w:lsdException w:name="List Table 4 Accent 1" w:uiPriority="49"/>
+    <w:lsdException w:name="List Table 5 Dark Accent 1" w:uiPriority="50"/>
+    <w:lsdException w:name="List Table 6 Colorful Accent 1" w:uiPriority="51"/>
+    <w:lsdException w:name="List Table 7 Colorful Accent 1" w:uiPriority="52"/>
+    <w:lsdException w:name="List Table 1 Light Accent 2" w:uiPriority="46"/>
+    <w:lsdException w:name="List Table 2 Accent 2" w:uiPriority="47"/>
+    <w:lsdException w:name="List Table 3 Accent 2" w:uiPriority="48"/>
+    <w:lsdException w:name="List Table 4 Accent 2" w:uiPriority="49"/>
+    <w:lsdException w:name="List Table 5 Dark Accent 2" w:uiPriority="50"/>
+    <w:lsdException w:name="List Table 6 Colorful Accent 2" w:uiPriority="51"/>
+    <w:lsdException w:name="List Table 7 Colorful Accent 2" w:uiPriority="52"/>
+    <w:lsdException w:name="List Table 1 Light Accent 3" w:uiPriority="46"/>
+    <w:lsdException w:name="List Table 2 Accent 3" w:uiPriority="47"/>
+    <w:lsdException w:name="List Table 3 Accent 3" w:uiPriority="48"/>
+    <w:lsdException w:name="List Table 4 Accent 3" w:uiPriority="49"/>
+    <w:lsdException w:name="List Table 5 Dark Accent 3" w:uiPriority="50"/>
+    <w:lsdException w:name="List Table 6 Colorful Accent 3" w:uiPriority="51"/>
+    <w:lsdException w:name="List Table 7 Colorful Accent 3" w:uiPriority="52"/>
+    <w:lsdException w:name="List Table 1 Light Accent 4" w:uiPriority="46"/>
+    <w:lsdException w:name="List Table 2 Accent 4" w:uiPriority="47"/>
+    <w:lsdException w:name="List Table 3 Accent 4" w:uiPriority="48"/>
+    <w:lsdException w:name="List Table 4 Accent 4" w:uiPriority="49"/>
+    <w:lsdException w:name="List Table 5 Dark Accent 4" w:uiPriority="50"/>
+    <w:lsdException w:name="List Table 6 Colorful Accent 4" w:uiPriority="51"/>
+    <w:lsdException w:name="List Table 7 Colorful Accent 4" w:uiPriority="52"/>
+    <w:lsdException w:name="List Table 1 Light Accent 5" w:uiPriority="46"/>
+    <w:lsdException w:name="List Table 2 Accent 5" w:uiPriority="47"/>
+    <w:lsdException w:name="List Table 3 Accent 5" w:uiPriority="48"/>
+    <w:lsdException w:name="List Table 4 Accent 5" w:uiPriority="49"/>
+    <w:lsdException w:name="List Table 5 Dark Accent 5" w:uiPriority="50"/>
+    <w:lsdException w:name="List Table 6 Colorful Accent 5" w:uiPriority="51"/>
+    <w:lsdException w:name="List Table 7 Colorful Accent 5" w:uiPriority="52"/>
+    <w:lsdException w:name="List Table 1 Light Accent 6" w:uiPriority="46"/>
+    <w:lsdException w:name="List Table 2 Accent 6" w:uiPriority="47"/>
+    <w:lsdException w:name="List Table 3 Accent 6" w:uiPriority="48"/>
+    <w:lsdException w:name="List Table 4 Accent 6" w:uiPriority="49"/>
+    <w:lsdException w:name="List Table 5 Dark Accent 6" w:uiPriority="50"/>
+    <w:lsdException w:name="List Table 6 Colorful Accent 6" w:uiPriority="51"/>
+    <w:lsdException w:name="List Table 7 Colorful Accent 6" w:uiPriority="52"/>
+    <w:lsdException w:name="Mention" w:semiHidden="1" w:unhideWhenUsed="1"/>
+    <w:lsdException w:name="Smart Hyperlink" w:semiHidden="1" w:unhideWhenUsed="1"/>
+    <w:lsdException w:name="Hashtag" w:semiHidden="1" w:unhideWhenUsed="1"/>
+    <w:lsdException w:name="Unresolved Mention" w:semiHidden="1" w:unhideWhenUsed="1"/>
+    <w:lsdException w:name="Smart Link" w:semiHidden="1" w:unhideWhenUsed="1"/>
+  </w:latentStyles>
+  <w:style w:type="paragraph" w:default="1" w:styleId="Normal">
     <w:name w:val="Normal"/>
     <w:qFormat/>
-    <w:pPr/>
     <w:rPr>
       <w:sz w:val="24"/>
     </w:rPr>
   </w:style>
-  <w:style w:type="paragraph" w:styleId="P1">
-    <w:name w:val="Heading 1"/>
-    <w:basedOn w:val="P0"/>
-    <w:next w:val="P0"/>
-    <w:link w:val="C13"/>
+  <w:style w:type="paragraph" w:styleId="Heading1">
+    <w:name w:val="heading 1"/>
+    <w:basedOn w:val="Normal"/>
+    <w:next w:val="Normal"/>
+    <w:link w:val="Heading1Char"/>
+    <w:uiPriority w:val="9"/>
     <w:qFormat/>
     <w:pPr>
-      <w:spacing w:before="480" w:beforeAutospacing="0" w:afterAutospacing="0"/>
+      <w:spacing w:before="480"/>
       <w:outlineLvl w:val="0"/>
     </w:pPr>
     <w:rPr>
-      <w:b w:val="1"/>
+      <w:b/>
       <w:color w:val="365F91"/>
       <w:sz w:val="28"/>
     </w:rPr>
   </w:style>
-  <w:style w:type="paragraph" w:styleId="P2">
-    <w:name w:val="Heading 2"/>
-    <w:basedOn w:val="P0"/>
-    <w:next w:val="P0"/>
+  <w:style w:type="paragraph" w:styleId="Heading2">
+    <w:name w:val="heading 2"/>
+    <w:basedOn w:val="Normal"/>
+    <w:next w:val="Normal"/>
+    <w:uiPriority w:val="9"/>
     <w:semiHidden/>
+    <w:unhideWhenUsed/>
     <w:qFormat/>
     <w:pPr>
-      <w:spacing w:before="200" w:beforeAutospacing="0" w:afterAutospacing="0"/>
+      <w:spacing w:before="200"/>
       <w:outlineLvl w:val="1"/>
     </w:pPr>
     <w:rPr>
-      <w:b w:val="1"/>
+      <w:b/>
       <w:color w:val="4F81BD"/>
       <w:sz w:val="26"/>
     </w:rPr>
   </w:style>
-  <w:style w:type="paragraph" w:styleId="P3">
-    <w:name w:val="TOC 2"/>
-    <w:basedOn w:val="P0"/>
-    <w:pPr>
-      <w:spacing w:after="100" w:beforeAutospacing="0" w:afterAutospacing="0"/>
-      <w:ind w:left="221"/>
-    </w:pPr>
-    <w:rPr/>
+  <w:style w:type="character" w:default="1" w:styleId="DefaultParagraphFont">
+    <w:name w:val="Default Paragraph Font"/>
+    <w:uiPriority w:val="1"/>
+    <w:semiHidden/>
+    <w:unhideWhenUsed/>
   </w:style>
-  <w:style w:type="paragraph" w:styleId="P4">
-    <w:name w:val="TOC 1"/>
-    <w:basedOn w:val="P0"/>
-    <w:pPr>
-      <w:spacing w:after="100" w:beforeAutospacing="0" w:afterAutospacing="0"/>
-    </w:pPr>
-    <w:rPr/>
-  </w:style>
-  <w:style w:type="paragraph" w:styleId="P5">
-    <w:name w:val="Balloon Text"/>
-    <w:basedOn w:val="P0"/>
-    <w:pPr/>
-    <w:rPr>
-      <w:rFonts w:ascii="Tahoma" w:hAnsi="Tahoma"/>
-      <w:sz w:val="16"/>
-    </w:rPr>
-  </w:style>
-  <w:style w:type="paragraph" w:styleId="P6">
-    <w:name w:val="Header"/>
-    <w:basedOn w:val="P0"/>
-    <w:link w:val="C7"/>
-    <w:pPr>
-      <w:tabs>
-        <w:tab w:val="center" w:pos="4680" w:leader="none"/>
-        <w:tab w:val="right" w:pos="9360" w:leader="none"/>
-      </w:tabs>
-    </w:pPr>
-    <w:rPr/>
-  </w:style>
-  <w:style w:type="paragraph" w:styleId="P7">
-    <w:name w:val="Footer"/>
-    <w:basedOn w:val="P0"/>
-    <w:link w:val="C8"/>
-    <w:pPr>
-      <w:tabs>
-        <w:tab w:val="center" w:pos="4680" w:leader="none"/>
-        <w:tab w:val="right" w:pos="9360" w:leader="none"/>
-      </w:tabs>
-    </w:pPr>
-    <w:rPr/>
-  </w:style>
-  <w:style w:type="paragraph" w:styleId="P8">
-    <w:name w:val="annotation text"/>
-    <w:basedOn w:val="P0"/>
-    <w:link w:val="C10"/>
+  <w:style w:type="table" w:default="1" w:styleId="TableNormal">
+    <w:name w:val="Normal Table"/>
+    <w:uiPriority w:val="99"/>
     <w:semiHidden/>
-    <w:pPr/>
-    <w:rPr>
-      <w:sz w:val="20"/>
-    </w:rPr>
-  </w:style>
-  <w:style w:type="paragraph" w:styleId="P9">
-    <w:name w:val="annotation subject"/>
-    <w:basedOn w:val="P8"/>
-    <w:next w:val="P8"/>
-    <w:link w:val="C11"/>
-    <w:semiHidden/>
-    <w:pPr/>
-    <w:rPr>
-      <w:b w:val="1"/>
-    </w:rPr>
-  </w:style>
-  <w:style w:type="paragraph" w:styleId="P10">
-    <w:name w:val="List Paragraph"/>
-    <w:basedOn w:val="P0"/>
-    <w:qFormat/>
-    <w:pPr>
-      <w:ind w:left="720"/>
-      <w:contextualSpacing w:val="1"/>
-    </w:pPr>
-    <w:rPr/>
-  </w:style>
-  <w:style w:type="paragraph" w:styleId="P11">
-    <w:name w:val="Caption"/>
-    <w:basedOn w:val="P0"/>
-    <w:next w:val="P0"/>
-    <w:qFormat/>
-    <w:pPr>
-      <w:spacing w:after="200" w:beforeAutospacing="0" w:afterAutospacing="0"/>
-    </w:pPr>
-    <w:rPr>
-      <w:i w:val="1"/>
-      <w:color w:val="44546A" w:themeColor="text2"/>
-      <w:sz w:val="18"/>
-    </w:rPr>
-  </w:style>
-  <w:style w:type="paragraph" w:styleId="P12">
-    <w:name w:val="Revision"/>
-    <w:hidden/>
-    <w:semiHidden/>
-    <w:pPr/>
-    <w:rPr>
-      <w:sz w:val="24"/>
-    </w:rPr>
-  </w:style>
-  <w:style w:type="paragraph" w:styleId="P13">
-    <w:name w:val="Normal (Web)"/>
-    <w:basedOn w:val="P0"/>
-    <w:semiHidden/>
-    <w:pPr>
-      <w:spacing w:before="100" w:after="100" w:beforeAutospacing="1" w:afterAutospacing="1"/>
-    </w:pPr>
-    <w:rPr>
-      <w:rFonts w:ascii="Times New Roman" w:hAnsi="Times New Roman" w:eastAsiaTheme="minorEastAsia"/>
-      <w:color w:val="auto"/>
-      <w:szCs w:val="24"/>
-    </w:rPr>
-  </w:style>
-  <w:style w:type="paragraph" w:styleId="P14">
-    <w:name w:val="Footnote Text"/>
-    <w:basedOn w:val="P0"/>
-    <w:link w:val="C15"/>
-    <w:semiHidden/>
-    <w:pPr/>
-    <w:rPr>
-      <w:sz w:val="20"/>
-    </w:rPr>
-  </w:style>
-  <w:style w:type="paragraph" w:styleId="P15">
-    <w:name w:val="Endnote Text"/>
-    <w:basedOn w:val="P0"/>
-    <w:link w:val="C17"/>
-    <w:semiHidden/>
-    <w:pPr/>
-    <w:rPr>
-      <w:sz w:val="20"/>
-    </w:rPr>
-  </w:style>
-  <w:style w:type="character" w:styleId="C0" w:default="1">
-    <w:name w:val="Default Paragraph Font"/>
-    <w:semiHidden/>
-    <w:rPr/>
-  </w:style>
-  <w:style w:type="character" w:styleId="C1">
-    <w:name w:val="Line Number"/>
-    <w:basedOn w:val="C0"/>
-    <w:semiHidden/>
-    <w:rPr>
-      <w:color w:val="000000"/>
-      <w:sz w:val="24"/>
-    </w:rPr>
-  </w:style>
-  <w:style w:type="character" w:styleId="C2">
-    <w:name w:val="Hyperlink"/>
-    <w:rPr>
-      <w:color w:val="0000FF"/>
-      <w:sz w:val="24"/>
-      <w:u w:val="single" w:color="0000FF"/>
-    </w:rPr>
-  </w:style>
-  <w:style w:type="character" w:styleId="C3">
-    <w:name w:val="Heading 2 Char1"/>
-    <w:rPr>
-      <w:b w:val="1"/>
-      <w:color w:val="4F81BD"/>
-      <w:sz w:val="26"/>
-    </w:rPr>
-  </w:style>
-  <w:style w:type="character" w:styleId="C4">
-    <w:name w:val="Heading 1 Char1"/>
-    <w:rPr>
-      <w:b w:val="1"/>
-      <w:color w:val="365F91"/>
-      <w:sz w:val="28"/>
-    </w:rPr>
-  </w:style>
-  <w:style w:type="character" w:styleId="C5">
-    <w:name w:val="Normal Char"/>
-    <w:rPr>
-      <w:color w:val="000000"/>
-      <w:sz w:val="24"/>
-    </w:rPr>
-  </w:style>
-  <w:style w:type="character" w:styleId="C6">
-    <w:name w:val="Balloon Text Char"/>
-    <w:rPr>
-      <w:rFonts w:ascii="Tahoma" w:hAnsi="Tahoma"/>
-      <w:sz w:val="16"/>
-    </w:rPr>
-  </w:style>
-  <w:style w:type="character" w:styleId="C7">
-    <w:name w:val="Header Char"/>
-    <w:basedOn w:val="C0"/>
-    <w:link w:val="P6"/>
-    <w:rPr/>
-  </w:style>
-  <w:style w:type="character" w:styleId="C8">
-    <w:name w:val="Footer Char"/>
-    <w:basedOn w:val="C0"/>
-    <w:link w:val="P7"/>
-    <w:rPr/>
-  </w:style>
-  <w:style w:type="character" w:styleId="C9">
-    <w:name w:val="annotation reference"/>
-    <w:basedOn w:val="C0"/>
-    <w:semiHidden/>
-    <w:rPr>
-      <w:sz w:val="16"/>
-    </w:rPr>
-  </w:style>
-  <w:style w:type="character" w:styleId="C10">
-    <w:name w:val="Comment Text Char"/>
-    <w:basedOn w:val="C0"/>
-    <w:link w:val="P8"/>
-    <w:semiHidden/>
-    <w:rPr>
-      <w:sz w:val="20"/>
-    </w:rPr>
-  </w:style>
-  <w:style w:type="character" w:styleId="C11">
-    <w:name w:val="Comment Subject Char"/>
-    <w:basedOn w:val="C10"/>
-    <w:link w:val="P9"/>
-    <w:semiHidden/>
-    <w:rPr>
-      <w:b w:val="1"/>
-      <w:sz w:val="20"/>
-    </w:rPr>
-  </w:style>
-  <w:style w:type="character" w:styleId="C12">
-    <w:name w:val="Placeholder Text1"/>
-    <w:basedOn w:val="C0"/>
-    <w:semiHidden/>
-    <w:rPr>
-      <w:color w:val="808080"/>
-    </w:rPr>
-  </w:style>
-  <w:style w:type="character" w:styleId="C13">
-    <w:name w:val="Heading 1 Char"/>
-    <w:basedOn w:val="C0"/>
-    <w:link w:val="P1"/>
-    <w:rPr>
-      <w:b w:val="1"/>
-      <w:color w:val="365F91"/>
-      <w:sz w:val="28"/>
-    </w:rPr>
-  </w:style>
-  <w:style w:type="character" w:styleId="C14">
-    <w:name w:val="FollowedHyperlink"/>
-    <w:basedOn w:val="C0"/>
-    <w:semiHidden/>
-    <w:rPr>
-      <w:color w:val="954F72" w:themeColor="followedHyperlink"/>
-      <w:u w:val="single"/>
-    </w:rPr>
-  </w:style>
-  <w:style w:type="character" w:styleId="C15">
-    <w:name w:val="Footnote Text Char"/>
-    <w:basedOn w:val="C0"/>
-    <w:link w:val="P14"/>
-    <w:semiHidden/>
-    <w:rPr>
-      <w:sz w:val="20"/>
-    </w:rPr>
-  </w:style>
-  <w:style w:type="character" w:styleId="C16">
-    <w:name w:val="Footnote Reference"/>
-    <w:basedOn w:val="C0"/>
-    <w:semiHidden/>
-    <w:rPr>
-      <w:vertAlign w:val="superscript"/>
-    </w:rPr>
-  </w:style>
-  <w:style w:type="character" w:styleId="C17">
-    <w:name w:val="Endnote Text Char"/>
-    <w:basedOn w:val="C0"/>
-    <w:link w:val="P15"/>
-    <w:semiHidden/>
-    <w:rPr>
-      <w:sz w:val="20"/>
-    </w:rPr>
-  </w:style>
-  <w:style w:type="character" w:styleId="C18">
-    <w:name w:val="Endnote Reference"/>
-    <w:basedOn w:val="C0"/>
-    <w:semiHidden/>
-    <w:rPr>
-      <w:vertAlign w:val="superscript"/>
-    </w:rPr>
-  </w:style>
-  <w:style w:type="table" w:styleId="T0" w:default="1">
-    <w:name w:val="Normal Table"/>
-    <w:semiHidden/>
+    <w:unhideWhenUsed/>
     <w:tblPr>
       <w:tblInd w:w="0" w:type="dxa"/>
       <w:tblCellMar>
@@ -8606,47 +6851,318 @@
         <w:right w:w="108" w:type="dxa"/>
       </w:tblCellMar>
     </w:tblPr>
-    <w:trPr/>
-    <w:tcPr/>
   </w:style>
-  <w:style w:type="table" w:styleId="T1">
+  <w:style w:type="numbering" w:default="1" w:styleId="NoList">
+    <w:name w:val="No List"/>
+    <w:uiPriority w:val="99"/>
+    <w:semiHidden/>
+    <w:unhideWhenUsed/>
+  </w:style>
+  <w:style w:type="paragraph" w:styleId="TOC2">
+    <w:name w:val="toc 2"/>
+    <w:basedOn w:val="Normal"/>
+    <w:pPr>
+      <w:spacing w:after="100"/>
+      <w:ind w:left="221"/>
+    </w:pPr>
+  </w:style>
+  <w:style w:type="paragraph" w:styleId="TOC1">
+    <w:name w:val="toc 1"/>
+    <w:basedOn w:val="Normal"/>
+    <w:pPr>
+      <w:spacing w:after="100"/>
+    </w:pPr>
+  </w:style>
+  <w:style w:type="paragraph" w:styleId="BalloonText">
+    <w:name w:val="Balloon Text"/>
+    <w:basedOn w:val="Normal"/>
+    <w:rPr>
+      <w:rFonts w:ascii="Tahoma" w:hAnsi="Tahoma"/>
+      <w:sz w:val="16"/>
+    </w:rPr>
+  </w:style>
+  <w:style w:type="paragraph" w:styleId="Header">
+    <w:name w:val="header"/>
+    <w:basedOn w:val="Normal"/>
+    <w:link w:val="HeaderChar"/>
+    <w:pPr>
+      <w:tabs>
+        <w:tab w:val="center" w:pos="4680"/>
+        <w:tab w:val="right" w:pos="9360"/>
+      </w:tabs>
+    </w:pPr>
+  </w:style>
+  <w:style w:type="paragraph" w:styleId="Footer">
+    <w:name w:val="footer"/>
+    <w:basedOn w:val="Normal"/>
+    <w:link w:val="FooterChar"/>
+    <w:pPr>
+      <w:tabs>
+        <w:tab w:val="center" w:pos="4680"/>
+        <w:tab w:val="right" w:pos="9360"/>
+      </w:tabs>
+    </w:pPr>
+  </w:style>
+  <w:style w:type="paragraph" w:styleId="CommentText">
+    <w:name w:val="annotation text"/>
+    <w:basedOn w:val="Normal"/>
+    <w:link w:val="CommentTextChar"/>
+    <w:semiHidden/>
+    <w:rPr>
+      <w:sz w:val="20"/>
+    </w:rPr>
+  </w:style>
+  <w:style w:type="paragraph" w:styleId="CommentSubject">
+    <w:name w:val="annotation subject"/>
+    <w:basedOn w:val="CommentText"/>
+    <w:next w:val="CommentText"/>
+    <w:link w:val="CommentSubjectChar"/>
+    <w:semiHidden/>
+    <w:rPr>
+      <w:b/>
+    </w:rPr>
+  </w:style>
+  <w:style w:type="paragraph" w:styleId="ListParagraph">
+    <w:name w:val="List Paragraph"/>
+    <w:basedOn w:val="Normal"/>
+    <w:qFormat/>
+    <w:pPr>
+      <w:ind w:left="720"/>
+      <w:contextualSpacing/>
+    </w:pPr>
+  </w:style>
+  <w:style w:type="paragraph" w:styleId="Caption">
+    <w:name w:val="caption"/>
+    <w:basedOn w:val="Normal"/>
+    <w:next w:val="Normal"/>
+    <w:qFormat/>
+    <w:pPr>
+      <w:spacing w:after="200"/>
+    </w:pPr>
+    <w:rPr>
+      <w:i/>
+      <w:color w:val="44546A" w:themeColor="text2"/>
+      <w:sz w:val="18"/>
+    </w:rPr>
+  </w:style>
+  <w:style w:type="paragraph" w:styleId="Revision">
+    <w:name w:val="Revision"/>
+    <w:hidden/>
+    <w:semiHidden/>
+    <w:rPr>
+      <w:sz w:val="24"/>
+    </w:rPr>
+  </w:style>
+  <w:style w:type="paragraph" w:styleId="NormalWeb">
+    <w:name w:val="Normal (Web)"/>
+    <w:basedOn w:val="Normal"/>
+    <w:semiHidden/>
+    <w:pPr>
+      <w:spacing w:before="100" w:beforeAutospacing="1" w:after="100" w:afterAutospacing="1"/>
+    </w:pPr>
+    <w:rPr>
+      <w:rFonts w:ascii="Times New Roman" w:eastAsiaTheme="minorEastAsia" w:hAnsi="Times New Roman"/>
+      <w:color w:val="auto"/>
+      <w:szCs w:val="24"/>
+    </w:rPr>
+  </w:style>
+  <w:style w:type="paragraph" w:styleId="FootnoteText">
+    <w:name w:val="footnote text"/>
+    <w:basedOn w:val="Normal"/>
+    <w:link w:val="FootnoteTextChar"/>
+    <w:semiHidden/>
+    <w:rPr>
+      <w:sz w:val="20"/>
+    </w:rPr>
+  </w:style>
+  <w:style w:type="paragraph" w:styleId="EndnoteText">
+    <w:name w:val="endnote text"/>
+    <w:basedOn w:val="Normal"/>
+    <w:link w:val="EndnoteTextChar"/>
+    <w:semiHidden/>
+    <w:rPr>
+      <w:sz w:val="20"/>
+    </w:rPr>
+  </w:style>
+  <w:style w:type="character" w:styleId="LineNumber">
+    <w:name w:val="line number"/>
+    <w:basedOn w:val="DefaultParagraphFont"/>
+    <w:semiHidden/>
+    <w:rPr>
+      <w:color w:val="000000"/>
+      <w:sz w:val="24"/>
+    </w:rPr>
+  </w:style>
+  <w:style w:type="character" w:styleId="Hyperlink">
+    <w:name w:val="Hyperlink"/>
+    <w:rPr>
+      <w:color w:val="0000FF"/>
+      <w:sz w:val="24"/>
+      <w:u w:val="single" w:color="0000FF"/>
+    </w:rPr>
+  </w:style>
+  <w:style w:type="character" w:customStyle="1" w:styleId="Heading2Char1">
+    <w:name w:val="Heading 2 Char1"/>
+    <w:rPr>
+      <w:b/>
+      <w:color w:val="4F81BD"/>
+      <w:sz w:val="26"/>
+    </w:rPr>
+  </w:style>
+  <w:style w:type="character" w:customStyle="1" w:styleId="Heading1Char1">
+    <w:name w:val="Heading 1 Char1"/>
+    <w:rPr>
+      <w:b/>
+      <w:color w:val="365F91"/>
+      <w:sz w:val="28"/>
+    </w:rPr>
+  </w:style>
+  <w:style w:type="character" w:customStyle="1" w:styleId="NormalChar">
+    <w:name w:val="Normal Char"/>
+    <w:rPr>
+      <w:color w:val="000000"/>
+      <w:sz w:val="24"/>
+    </w:rPr>
+  </w:style>
+  <w:style w:type="character" w:customStyle="1" w:styleId="BalloonTextChar">
+    <w:name w:val="Balloon Text Char"/>
+    <w:rPr>
+      <w:rFonts w:ascii="Tahoma" w:hAnsi="Tahoma"/>
+      <w:sz w:val="16"/>
+    </w:rPr>
+  </w:style>
+  <w:style w:type="character" w:customStyle="1" w:styleId="HeaderChar">
+    <w:name w:val="Header Char"/>
+    <w:basedOn w:val="DefaultParagraphFont"/>
+    <w:link w:val="Header"/>
+  </w:style>
+  <w:style w:type="character" w:customStyle="1" w:styleId="FooterChar">
+    <w:name w:val="Footer Char"/>
+    <w:basedOn w:val="DefaultParagraphFont"/>
+    <w:link w:val="Footer"/>
+  </w:style>
+  <w:style w:type="character" w:styleId="CommentReference">
+    <w:name w:val="annotation reference"/>
+    <w:basedOn w:val="DefaultParagraphFont"/>
+    <w:semiHidden/>
+    <w:rPr>
+      <w:sz w:val="16"/>
+    </w:rPr>
+  </w:style>
+  <w:style w:type="character" w:customStyle="1" w:styleId="CommentTextChar">
+    <w:name w:val="Comment Text Char"/>
+    <w:basedOn w:val="DefaultParagraphFont"/>
+    <w:link w:val="CommentText"/>
+    <w:semiHidden/>
+    <w:rPr>
+      <w:sz w:val="20"/>
+    </w:rPr>
+  </w:style>
+  <w:style w:type="character" w:customStyle="1" w:styleId="CommentSubjectChar">
+    <w:name w:val="Comment Subject Char"/>
+    <w:basedOn w:val="CommentTextChar"/>
+    <w:link w:val="CommentSubject"/>
+    <w:semiHidden/>
+    <w:rPr>
+      <w:b/>
+      <w:sz w:val="20"/>
+    </w:rPr>
+  </w:style>
+  <w:style w:type="character" w:customStyle="1" w:styleId="PlaceholderText1">
+    <w:name w:val="Placeholder Text1"/>
+    <w:basedOn w:val="DefaultParagraphFont"/>
+    <w:semiHidden/>
+    <w:rPr>
+      <w:color w:val="808080"/>
+    </w:rPr>
+  </w:style>
+  <w:style w:type="character" w:customStyle="1" w:styleId="Heading1Char">
+    <w:name w:val="Heading 1 Char"/>
+    <w:basedOn w:val="DefaultParagraphFont"/>
+    <w:link w:val="Heading1"/>
+    <w:rPr>
+      <w:b/>
+      <w:color w:val="365F91"/>
+      <w:sz w:val="28"/>
+    </w:rPr>
+  </w:style>
+  <w:style w:type="character" w:styleId="FollowedHyperlink">
+    <w:name w:val="FollowedHyperlink"/>
+    <w:basedOn w:val="DefaultParagraphFont"/>
+    <w:semiHidden/>
+    <w:rPr>
+      <w:color w:val="954F72" w:themeColor="followedHyperlink"/>
+      <w:u w:val="single"/>
+    </w:rPr>
+  </w:style>
+  <w:style w:type="character" w:customStyle="1" w:styleId="FootnoteTextChar">
+    <w:name w:val="Footnote Text Char"/>
+    <w:basedOn w:val="DefaultParagraphFont"/>
+    <w:link w:val="FootnoteText"/>
+    <w:semiHidden/>
+    <w:rPr>
+      <w:sz w:val="20"/>
+    </w:rPr>
+  </w:style>
+  <w:style w:type="character" w:styleId="FootnoteReference">
+    <w:name w:val="footnote reference"/>
+    <w:basedOn w:val="DefaultParagraphFont"/>
+    <w:semiHidden/>
+    <w:rPr>
+      <w:vertAlign w:val="superscript"/>
+    </w:rPr>
+  </w:style>
+  <w:style w:type="character" w:customStyle="1" w:styleId="EndnoteTextChar">
+    <w:name w:val="Endnote Text Char"/>
+    <w:basedOn w:val="DefaultParagraphFont"/>
+    <w:link w:val="EndnoteText"/>
+    <w:semiHidden/>
+    <w:rPr>
+      <w:sz w:val="20"/>
+    </w:rPr>
+  </w:style>
+  <w:style w:type="character" w:styleId="EndnoteReference">
+    <w:name w:val="endnote reference"/>
+    <w:basedOn w:val="DefaultParagraphFont"/>
+    <w:semiHidden/>
+    <w:rPr>
+      <w:vertAlign w:val="superscript"/>
+    </w:rPr>
+  </w:style>
+  <w:style w:type="table" w:styleId="TableSimple1">
     <w:name w:val="Table Simple 1"/>
-    <w:basedOn w:val="T0"/>
+    <w:basedOn w:val="TableNormal"/>
     <w:rPr>
       <w:sz w:val="24"/>
     </w:rPr>
     <w:tblPr>
       <w:tblBorders>
-        <w:top w:val="single" w:sz="4" w:space="0" w:shadow="0" w:frame="0" w:color="000000"/>
-        <w:left w:val="single" w:sz="4" w:space="0" w:shadow="0" w:frame="0" w:color="000000"/>
-        <w:bottom w:val="single" w:sz="4" w:space="0" w:shadow="0" w:frame="0" w:color="000000"/>
-        <w:right w:val="single" w:sz="4" w:space="0" w:shadow="0" w:frame="0" w:color="000000"/>
-        <w:insideH w:val="single" w:sz="4" w:space="0" w:shadow="0" w:frame="0" w:color="000000"/>
-        <w:insideV w:val="single" w:sz="4" w:space="0" w:shadow="0" w:frame="0" w:color="000000"/>
+        <w:top w:val="single" w:sz="4" w:space="0" w:color="000000"/>
+        <w:left w:val="single" w:sz="4" w:space="0" w:color="000000"/>
+        <w:bottom w:val="single" w:sz="4" w:space="0" w:color="000000"/>
+        <w:right w:val="single" w:sz="4" w:space="0" w:color="000000"/>
+        <w:insideH w:val="single" w:sz="4" w:space="0" w:color="000000"/>
+        <w:insideV w:val="single" w:sz="4" w:space="0" w:color="000000"/>
       </w:tblBorders>
     </w:tblPr>
-    <w:trPr/>
-    <w:tcPr/>
   </w:style>
-  <w:style w:type="table" w:styleId="T2">
+  <w:style w:type="table" w:styleId="TableGrid">
     <w:name w:val="Table Grid"/>
-    <w:basedOn w:val="T0"/>
+    <w:basedOn w:val="TableNormal"/>
     <w:tblPr>
       <w:tblBorders>
-        <w:top w:val="single" w:sz="4" w:space="0" w:shadow="0" w:frame="0" w:color="auto"/>
-        <w:left w:val="single" w:sz="4" w:space="0" w:shadow="0" w:frame="0" w:color="auto"/>
-        <w:bottom w:val="single" w:sz="4" w:space="0" w:shadow="0" w:frame="0" w:color="auto"/>
-        <w:right w:val="single" w:sz="4" w:space="0" w:shadow="0" w:frame="0" w:color="auto"/>
-        <w:insideH w:val="single" w:sz="4" w:space="0" w:shadow="0" w:frame="0" w:color="auto"/>
-        <w:insideV w:val="single" w:sz="4" w:space="0" w:shadow="0" w:frame="0" w:color="auto"/>
+        <w:top w:val="single" w:sz="4" w:space="0" w:color="auto"/>
+        <w:left w:val="single" w:sz="4" w:space="0" w:color="auto"/>
+        <w:bottom w:val="single" w:sz="4" w:space="0" w:color="auto"/>
+        <w:right w:val="single" w:sz="4" w:space="0" w:color="auto"/>
+        <w:insideH w:val="single" w:sz="4" w:space="0" w:color="auto"/>
+        <w:insideV w:val="single" w:sz="4" w:space="0" w:color="auto"/>
       </w:tblBorders>
     </w:tblPr>
-    <w:trPr/>
-    <w:tcPr/>
   </w:style>
-  <w:style w:type="table" w:styleId="T3">
+  <w:style w:type="table" w:customStyle="1" w:styleId="ListTable6Colorful-Accent51">
     <w:name w:val="List Table 6 Colorful - Accent 51"/>
-    <w:basedOn w:val="T0"/>
+    <w:basedOn w:val="TableNormal"/>
     <w:rPr>
       <w:color w:val="2F5496" w:themeColor="accent5" w:themeShade="BF"/>
     </w:rPr>
@@ -8654,262 +7170,205 @@
       <w:tblStyleRowBandSize w:val="1"/>
       <w:tblStyleColBandSize w:val="1"/>
       <w:tblBorders>
-        <w:top w:val="single" w:sz="4" w:space="0" w:shadow="0" w:frame="0" w:color="4472C4" w:themeColor="accent5"/>
-        <w:bottom w:val="single" w:sz="4" w:space="0" w:shadow="0" w:frame="0" w:color="4472C4" w:themeColor="accent5"/>
+        <w:top w:val="single" w:sz="4" w:space="0" w:color="4472C4" w:themeColor="accent5"/>
+        <w:bottom w:val="single" w:sz="4" w:space="0" w:color="4472C4" w:themeColor="accent5"/>
       </w:tblBorders>
     </w:tblPr>
-    <w:trPr/>
-    <w:tcPr/>
-    <w:tblStylePr w:type="band1Horz">
+    <w:tblStylePr w:type="firstRow">
+      <w:rPr>
+        <w:b/>
+      </w:rPr>
       <w:tblPr/>
-      <w:trPr/>
       <w:tcPr>
-        <w:shd w:val="clear" w:color="auto" w:fill="DCE4F4" w:themeFill="accent5" w:themeFillTint="30"/>
+        <w:tcBorders>
+          <w:bottom w:val="single" w:sz="4" w:space="0" w:color="4472C4" w:themeColor="accent5"/>
+        </w:tcBorders>
       </w:tcPr>
+    </w:tblStylePr>
+    <w:tblStylePr w:type="lastRow">
+      <w:rPr>
+        <w:b/>
+      </w:rPr>
+      <w:tblPr/>
+      <w:tcPr>
+        <w:tcBorders>
+          <w:top w:val="double" w:sz="4" w:space="0" w:color="4472C4" w:themeColor="accent5"/>
+        </w:tcBorders>
+      </w:tcPr>
+    </w:tblStylePr>
+    <w:tblStylePr w:type="firstCol">
+      <w:rPr>
+        <w:b/>
+      </w:rPr>
+    </w:tblStylePr>
+    <w:tblStylePr w:type="lastCol">
+      <w:rPr>
+        <w:b/>
+      </w:rPr>
     </w:tblStylePr>
     <w:tblStylePr w:type="band1Vert">
       <w:tblPr/>
-      <w:trPr/>
       <w:tcPr>
-        <w:shd w:val="clear" w:color="auto" w:fill="DCE4F4" w:themeFill="accent5" w:themeFillTint="30"/>
+        <w:shd w:val="clear" w:color="auto" w:fill="DBE4F4" w:themeFill="accent5" w:themeFillTint="30"/>
       </w:tcPr>
     </w:tblStylePr>
-    <w:tblStylePr w:type="lastCol">
-      <w:rPr>
-        <w:b w:val="1"/>
-      </w:rPr>
+    <w:tblStylePr w:type="band1Horz">
       <w:tblPr/>
-      <w:trPr/>
-      <w:tcPr/>
-    </w:tblStylePr>
-    <w:tblStylePr w:type="firstCol">
-      <w:rPr>
-        <w:b w:val="1"/>
-      </w:rPr>
-      <w:tblPr/>
-      <w:trPr/>
-      <w:tcPr/>
-    </w:tblStylePr>
-    <w:tblStylePr w:type="lastRow">
-      <w:rPr>
-        <w:b w:val="1"/>
-      </w:rPr>
-      <w:tblPr/>
-      <w:trPr/>
       <w:tcPr>
-        <w:tcBorders>
-          <w:top w:val="double" w:sz="4" w:space="0" w:shadow="0" w:frame="0" w:color="4472C4" w:themeColor="accent5"/>
-        </w:tcBorders>
-      </w:tcPr>
-    </w:tblStylePr>
-    <w:tblStylePr w:type="firstRow">
-      <w:rPr>
-        <w:b w:val="1"/>
-      </w:rPr>
-      <w:tblPr/>
-      <w:trPr/>
-      <w:tcPr>
-        <w:tcBorders>
-          <w:bottom w:val="single" w:sz="4" w:space="0" w:shadow="0" w:frame="0" w:color="4472C4" w:themeColor="accent5"/>
-        </w:tcBorders>
+        <w:shd w:val="clear" w:color="auto" w:fill="DBE4F4" w:themeFill="accent5" w:themeFillTint="30"/>
       </w:tcPr>
     </w:tblStylePr>
   </w:style>
-  <w:style w:type="table" w:styleId="T4">
+  <w:style w:type="table" w:customStyle="1" w:styleId="ListTable1Light-Accent31">
     <w:name w:val="List Table 1 Light - Accent 31"/>
-    <w:basedOn w:val="T0"/>
+    <w:basedOn w:val="TableNormal"/>
     <w:tblPr>
       <w:tblStyleRowBandSize w:val="1"/>
       <w:tblStyleColBandSize w:val="1"/>
     </w:tblPr>
-    <w:trPr/>
-    <w:tcPr/>
-    <w:tblStylePr w:type="band1Horz">
+    <w:tblStylePr w:type="firstRow">
+      <w:rPr>
+        <w:b/>
+      </w:rPr>
       <w:tblPr/>
-      <w:trPr/>
+      <w:tcPr>
+        <w:tcBorders>
+          <w:bottom w:val="single" w:sz="4" w:space="0" w:color="C9C9C9" w:themeColor="accent3" w:themeTint="99"/>
+        </w:tcBorders>
+      </w:tcPr>
+    </w:tblStylePr>
+    <w:tblStylePr w:type="lastRow">
+      <w:rPr>
+        <w:b/>
+      </w:rPr>
+      <w:tblPr/>
+      <w:tcPr>
+        <w:tcBorders>
+          <w:top w:val="single" w:sz="4" w:space="0" w:color="C9C9C9" w:themeColor="accent3" w:themeTint="99"/>
+        </w:tcBorders>
+      </w:tcPr>
+    </w:tblStylePr>
+    <w:tblStylePr w:type="firstCol">
+      <w:rPr>
+        <w:b/>
+      </w:rPr>
+    </w:tblStylePr>
+    <w:tblStylePr w:type="lastCol">
+      <w:rPr>
+        <w:b/>
+      </w:rPr>
+    </w:tblStylePr>
+    <w:tblStylePr w:type="band1Vert">
+      <w:tblPr/>
       <w:tcPr>
         <w:shd w:val="clear" w:color="auto" w:fill="EEEEEE" w:themeFill="accent3" w:themeFillTint="30"/>
       </w:tcPr>
     </w:tblStylePr>
-    <w:tblStylePr w:type="band1Vert">
+    <w:tblStylePr w:type="band1Horz">
       <w:tblPr/>
-      <w:trPr/>
       <w:tcPr>
         <w:shd w:val="clear" w:color="auto" w:fill="EEEEEE" w:themeFill="accent3" w:themeFillTint="30"/>
       </w:tcPr>
     </w:tblStylePr>
-    <w:tblStylePr w:type="lastCol">
-      <w:rPr>
-        <w:b w:val="1"/>
-      </w:rPr>
-      <w:tblPr/>
-      <w:trPr/>
-      <w:tcPr/>
-    </w:tblStylePr>
-    <w:tblStylePr w:type="firstCol">
-      <w:rPr>
-        <w:b w:val="1"/>
-      </w:rPr>
-      <w:tblPr/>
-      <w:trPr/>
-      <w:tcPr/>
-    </w:tblStylePr>
-    <w:tblStylePr w:type="lastRow">
-      <w:rPr>
-        <w:b w:val="1"/>
-      </w:rPr>
-      <w:tblPr/>
-      <w:trPr/>
-      <w:tcPr>
-        <w:tcBorders>
-          <w:top w:val="single" w:sz="4" w:space="0" w:shadow="0" w:frame="0" w:color="C9C9C9" w:themeColor="accent3" w:themeTint="99"/>
-        </w:tcBorders>
-      </w:tcPr>
-    </w:tblStylePr>
-    <w:tblStylePr w:type="firstRow">
-      <w:rPr>
-        <w:b w:val="1"/>
-      </w:rPr>
-      <w:tblPr/>
-      <w:trPr/>
-      <w:tcPr>
-        <w:tcBorders>
-          <w:bottom w:val="single" w:sz="4" w:space="0" w:shadow="0" w:frame="0" w:color="C9C9C9" w:themeColor="accent3" w:themeTint="99"/>
-        </w:tcBorders>
-      </w:tcPr>
-    </w:tblStylePr>
   </w:style>
-  <w:style w:type="table" w:styleId="T5">
+  <w:style w:type="table" w:customStyle="1" w:styleId="ListTable2-Accent31">
     <w:name w:val="List Table 2 - Accent 31"/>
-    <w:basedOn w:val="T0"/>
+    <w:basedOn w:val="TableNormal"/>
     <w:tblPr>
       <w:tblStyleRowBandSize w:val="1"/>
       <w:tblStyleColBandSize w:val="1"/>
       <w:tblBorders>
-        <w:top w:val="single" w:sz="4" w:space="0" w:shadow="0" w:frame="0" w:color="C9C9C9" w:themeColor="accent3" w:themeTint="99"/>
-        <w:bottom w:val="single" w:sz="4" w:space="0" w:shadow="0" w:frame="0" w:color="C9C9C9" w:themeColor="accent3" w:themeTint="99"/>
-        <w:insideH w:val="single" w:sz="4" w:space="0" w:shadow="0" w:frame="0" w:color="C9C9C9" w:themeColor="accent3" w:themeTint="99"/>
+        <w:top w:val="single" w:sz="4" w:space="0" w:color="C9C9C9" w:themeColor="accent3" w:themeTint="99"/>
+        <w:bottom w:val="single" w:sz="4" w:space="0" w:color="C9C9C9" w:themeColor="accent3" w:themeTint="99"/>
+        <w:insideH w:val="single" w:sz="4" w:space="0" w:color="C9C9C9" w:themeColor="accent3" w:themeTint="99"/>
       </w:tblBorders>
     </w:tblPr>
-    <w:trPr/>
-    <w:tcPr/>
-    <w:tblStylePr w:type="band1Horz">
+    <w:tblStylePr w:type="firstRow">
+      <w:rPr>
+        <w:b/>
+      </w:rPr>
+    </w:tblStylePr>
+    <w:tblStylePr w:type="lastRow">
+      <w:rPr>
+        <w:b/>
+      </w:rPr>
+    </w:tblStylePr>
+    <w:tblStylePr w:type="firstCol">
+      <w:rPr>
+        <w:b/>
+      </w:rPr>
+    </w:tblStylePr>
+    <w:tblStylePr w:type="lastCol">
+      <w:rPr>
+        <w:b/>
+      </w:rPr>
+    </w:tblStylePr>
+    <w:tblStylePr w:type="band1Vert">
       <w:tblPr/>
-      <w:trPr/>
       <w:tcPr>
         <w:shd w:val="clear" w:color="auto" w:fill="EEEEEE" w:themeFill="accent3" w:themeFillTint="30"/>
       </w:tcPr>
     </w:tblStylePr>
-    <w:tblStylePr w:type="band1Vert">
+    <w:tblStylePr w:type="band1Horz">
       <w:tblPr/>
-      <w:trPr/>
       <w:tcPr>
         <w:shd w:val="clear" w:color="auto" w:fill="EEEEEE" w:themeFill="accent3" w:themeFillTint="30"/>
       </w:tcPr>
     </w:tblStylePr>
-    <w:tblStylePr w:type="lastCol">
-      <w:rPr>
-        <w:b w:val="1"/>
-      </w:rPr>
-      <w:tblPr/>
-      <w:trPr/>
-      <w:tcPr/>
-    </w:tblStylePr>
-    <w:tblStylePr w:type="firstCol">
-      <w:rPr>
-        <w:b w:val="1"/>
-      </w:rPr>
-      <w:tblPr/>
-      <w:trPr/>
-      <w:tcPr/>
-    </w:tblStylePr>
-    <w:tblStylePr w:type="lastRow">
-      <w:rPr>
-        <w:b w:val="1"/>
-      </w:rPr>
-      <w:tblPr/>
-      <w:trPr/>
-      <w:tcPr/>
-    </w:tblStylePr>
-    <w:tblStylePr w:type="firstRow">
-      <w:rPr>
-        <w:b w:val="1"/>
-      </w:rPr>
-      <w:tblPr/>
-      <w:trPr/>
-      <w:tcPr/>
-    </w:tblStylePr>
   </w:style>
-  <w:style w:type="table" w:styleId="T6">
+  <w:style w:type="table" w:customStyle="1" w:styleId="PlainTable11">
     <w:name w:val="Plain Table 11"/>
-    <w:basedOn w:val="T0"/>
+    <w:basedOn w:val="TableNormal"/>
     <w:tblPr>
       <w:tblStyleRowBandSize w:val="1"/>
       <w:tblStyleColBandSize w:val="1"/>
       <w:tblBorders>
-        <w:top w:val="single" w:sz="4" w:space="0" w:shadow="0" w:frame="0" w:color="BFBFBF" w:themeColor="background1" w:themeShade="BF"/>
-        <w:left w:val="single" w:sz="4" w:space="0" w:shadow="0" w:frame="0" w:color="BFBFBF" w:themeColor="background1" w:themeShade="BF"/>
-        <w:bottom w:val="single" w:sz="4" w:space="0" w:shadow="0" w:frame="0" w:color="BFBFBF" w:themeColor="background1" w:themeShade="BF"/>
-        <w:right w:val="single" w:sz="4" w:space="0" w:shadow="0" w:frame="0" w:color="BFBFBF" w:themeColor="background1" w:themeShade="BF"/>
-        <w:insideH w:val="single" w:sz="4" w:space="0" w:shadow="0" w:frame="0" w:color="BFBFBF" w:themeColor="background1" w:themeShade="BF"/>
-        <w:insideV w:val="single" w:sz="4" w:space="0" w:shadow="0" w:frame="0" w:color="BFBFBF" w:themeColor="background1" w:themeShade="BF"/>
+        <w:top w:val="single" w:sz="4" w:space="0" w:color="BFBFBF" w:themeColor="background1" w:themeShade="BF"/>
+        <w:left w:val="single" w:sz="4" w:space="0" w:color="BFBFBF" w:themeColor="background1" w:themeShade="BF"/>
+        <w:bottom w:val="single" w:sz="4" w:space="0" w:color="BFBFBF" w:themeColor="background1" w:themeShade="BF"/>
+        <w:right w:val="single" w:sz="4" w:space="0" w:color="BFBFBF" w:themeColor="background1" w:themeShade="BF"/>
+        <w:insideH w:val="single" w:sz="4" w:space="0" w:color="BFBFBF" w:themeColor="background1" w:themeShade="BF"/>
+        <w:insideV w:val="single" w:sz="4" w:space="0" w:color="BFBFBF" w:themeColor="background1" w:themeShade="BF"/>
       </w:tblBorders>
     </w:tblPr>
-    <w:trPr/>
-    <w:tcPr/>
-    <w:tblStylePr w:type="band1Horz">
+    <w:tblStylePr w:type="firstRow">
+      <w:rPr>
+        <w:b/>
+      </w:rPr>
+    </w:tblStylePr>
+    <w:tblStylePr w:type="lastRow">
+      <w:rPr>
+        <w:b/>
+      </w:rPr>
       <w:tblPr/>
-      <w:trPr/>
+      <w:tcPr>
+        <w:tcBorders>
+          <w:top w:val="double" w:sz="4" w:space="0" w:color="BFBFBF" w:themeColor="background1" w:themeShade="BF"/>
+        </w:tcBorders>
+      </w:tcPr>
+    </w:tblStylePr>
+    <w:tblStylePr w:type="firstCol">
+      <w:rPr>
+        <w:b/>
+      </w:rPr>
+    </w:tblStylePr>
+    <w:tblStylePr w:type="lastCol">
+      <w:rPr>
+        <w:b/>
+      </w:rPr>
+    </w:tblStylePr>
+    <w:tblStylePr w:type="band1Vert">
+      <w:tblPr/>
       <w:tcPr>
         <w:shd w:val="clear" w:color="auto" w:fill="F2F2F2" w:themeFill="background1" w:themeFillShade="F2"/>
       </w:tcPr>
     </w:tblStylePr>
-    <w:tblStylePr w:type="band1Vert">
+    <w:tblStylePr w:type="band1Horz">
       <w:tblPr/>
-      <w:trPr/>
       <w:tcPr>
         <w:shd w:val="clear" w:color="auto" w:fill="F2F2F2" w:themeFill="background1" w:themeFillShade="F2"/>
       </w:tcPr>
     </w:tblStylePr>
-    <w:tblStylePr w:type="lastCol">
-      <w:rPr>
-        <w:b w:val="1"/>
-      </w:rPr>
-      <w:tblPr/>
-      <w:trPr/>
-      <w:tcPr/>
-    </w:tblStylePr>
-    <w:tblStylePr w:type="firstCol">
-      <w:rPr>
-        <w:b w:val="1"/>
-      </w:rPr>
-      <w:tblPr/>
-      <w:trPr/>
-      <w:tcPr/>
-    </w:tblStylePr>
-    <w:tblStylePr w:type="lastRow">
-      <w:rPr>
-        <w:b w:val="1"/>
-      </w:rPr>
-      <w:tblPr/>
-      <w:trPr/>
-      <w:tcPr>
-        <w:tcBorders>
-          <w:top w:val="double" w:sz="4" w:space="0" w:shadow="0" w:frame="0" w:color="BFBFBF" w:themeColor="background1" w:themeShade="BF"/>
-        </w:tcBorders>
-      </w:tcPr>
-    </w:tblStylePr>
-    <w:tblStylePr w:type="firstRow">
-      <w:rPr>
-        <w:b w:val="1"/>
-      </w:rPr>
-      <w:tblPr/>
-      <w:trPr/>
-      <w:tcPr/>
-    </w:tblStylePr>
-  </w:style>
-  <w:style w:type="numbering" w:styleId="N0">
-    <w:name w:val="No List"/>
   </w:style>
 </w:styles>
 </file>
@@ -9198,18 +7657,13 @@
       </a:bgFillStyleLst>
     </a:fmtScheme>
   </a:themeElements>
+  <a:objectDefaults/>
+  <a:extraClrSchemeLst/>
 </a:theme>
 </file>
 
 <file path=customXml/item1.xml><?xml version="1.0" encoding="utf-8"?>
-<p:properties xmlns:p="http://schemas.microsoft.com/office/2006/metadata/properties" xmlns:xsi="http://www.w3.org/2001/XMLSchema-instance" xmlns:pc="http://schemas.microsoft.com/office/infopath/2007/PartnerControls">
-  <documentManagement>
-    <TaxCatchAll xmlns="d7772b99-fb01-4abd-8662-52a6c018a873" xsi:nil="true"/>
-    <lcf76f155ced4ddcb4097134ff3c332f xmlns="ae76e2e2-e308-4cec-a8e0-1f21f18cae00">
-      <Terms xmlns="http://schemas.microsoft.com/office/infopath/2007/PartnerControls"/>
-    </lcf76f155ced4ddcb4097134ff3c332f>
-  </documentManagement>
-</p:properties>
+<b:Sources xmlns:b="http://schemas.openxmlformats.org/officeDocument/2006/bibliography" xmlns="http://schemas.openxmlformats.org/officeDocument/2006/bibliography" SelectedStyle="\APASixthEditionOfficeOnline.xsl" StyleName="APA" Version="6"/>
 </file>
 
 <file path=customXml/item2.xml><?xml version="1.0" encoding="utf-8"?>
@@ -9222,7 +7676,14 @@
 </file>
 
 <file path=customXml/item3.xml><?xml version="1.0" encoding="utf-8"?>
-<b:Sources xmlns:b="http://schemas.openxmlformats.org/officeDocument/2006/bibliography" xmlns="http://schemas.openxmlformats.org/officeDocument/2006/bibliography" SelectedStyle="\APASixthEditionOfficeOnline.xsl" StyleName="APA" Version="6"/>
+<p:properties xmlns:p="http://schemas.microsoft.com/office/2006/metadata/properties" xmlns:xsi="http://www.w3.org/2001/XMLSchema-instance" xmlns:pc="http://schemas.microsoft.com/office/infopath/2007/PartnerControls">
+  <documentManagement>
+    <TaxCatchAll xmlns="d7772b99-fb01-4abd-8662-52a6c018a873" xsi:nil="true"/>
+    <lcf76f155ced4ddcb4097134ff3c332f xmlns="ae76e2e2-e308-4cec-a8e0-1f21f18cae00">
+      <Terms xmlns="http://schemas.microsoft.com/office/infopath/2007/PartnerControls"/>
+    </lcf76f155ced4ddcb4097134ff3c332f>
+  </documentManagement>
+</p:properties>
 </file>
 
 <file path=customXml/item4.xml><?xml version="1.0" encoding="utf-8"?>
@@ -9463,33 +7924,47 @@
 </file>
 
 <file path=customXml/itemProps1.xml><?xml version="1.0" encoding="utf-8"?>
-<ds:datastoreItem xmlns:ds="http://schemas.openxmlformats.org/officeDocument/2006/customXml" ds:itemID="{70d94544-799b-49dc-b8f6-f545809a4650}">
+<ds:datastoreItem xmlns:ds="http://schemas.openxmlformats.org/officeDocument/2006/customXml" ds:itemID="{61B6CC6F-7800-41FC-B86B-98BF2EBC3BEA}">
   <ds:schemaRefs>
-    <ds:schemaRef ds:uri="http://schemas.microsoft.com/vsto/samples"/>
+    <ds:schemaRef ds:uri="http://schemas.openxmlformats.org/officeDocument/2006/bibliography"/>
   </ds:schemaRefs>
 </ds:datastoreItem>
 </file>
 
 <file path=customXml/itemProps2.xml><?xml version="1.0" encoding="utf-8"?>
-<ds:datastoreItem xmlns:ds="http://schemas.openxmlformats.org/officeDocument/2006/customXml" ds:itemID="{59f8602f-ced8-4051-b2b4-3a5433ef1180}">
+<ds:datastoreItem xmlns:ds="http://schemas.openxmlformats.org/officeDocument/2006/customXml" ds:itemID="{59F8602F-CED8-4051-B2B4-3A5433EF1180}">
   <ds:schemaRefs>
-    <ds:schemaRef ds:uri="http://schemas.microsoft.com/vsto/samples"/>
+    <ds:schemaRef ds:uri="http://schemas.microsoft.com/sharepoint/v3/contenttype/forms"/>
   </ds:schemaRefs>
 </ds:datastoreItem>
 </file>
 
 <file path=customXml/itemProps3.xml><?xml version="1.0" encoding="utf-8"?>
-<ds:datastoreItem xmlns:ds="http://schemas.openxmlformats.org/officeDocument/2006/customXml" ds:itemID="{61b6cc6f-7800-41fc-b86b-98bf2ebc3bea}">
+<ds:datastoreItem xmlns:ds="http://schemas.openxmlformats.org/officeDocument/2006/customXml" ds:itemID="{70D94544-799B-49DC-B8F6-F545809A4650}">
   <ds:schemaRefs>
-    <ds:schemaRef ds:uri="http://schemas.microsoft.com/vsto/samples"/>
+    <ds:schemaRef ds:uri="http://schemas.microsoft.com/office/2006/metadata/properties"/>
+    <ds:schemaRef ds:uri="http://schemas.microsoft.com/office/infopath/2007/PartnerControls"/>
+    <ds:schemaRef ds:uri="d7772b99-fb01-4abd-8662-52a6c018a873"/>
+    <ds:schemaRef ds:uri="ae76e2e2-e308-4cec-a8e0-1f21f18cae00"/>
   </ds:schemaRefs>
 </ds:datastoreItem>
 </file>
 
 <file path=customXml/itemProps4.xml><?xml version="1.0" encoding="utf-8"?>
-<ds:datastoreItem xmlns:ds="http://schemas.openxmlformats.org/officeDocument/2006/customXml" ds:itemID="{6de12b6a-a9bb-483b-a913-1f985414efe7}">
+<ds:datastoreItem xmlns:ds="http://schemas.openxmlformats.org/officeDocument/2006/customXml" ds:itemID="{6DE12B6A-A9BB-483B-A913-1F985414EFE7}">
   <ds:schemaRefs>
-    <ds:schemaRef ds:uri="http://schemas.microsoft.com/vsto/samples"/>
+    <ds:schemaRef ds:uri="http://schemas.microsoft.com/office/2006/metadata/contentType"/>
+    <ds:schemaRef ds:uri="http://schemas.microsoft.com/office/2006/metadata/properties/metaAttributes"/>
+    <ds:schemaRef ds:uri="http://www.w3.org/2001/XMLSchema"/>
+    <ds:schemaRef ds:uri="http://schemas.microsoft.com/office/2006/metadata/properties"/>
+    <ds:schemaRef ds:uri="ae76e2e2-e308-4cec-a8e0-1f21f18cae00"/>
+    <ds:schemaRef ds:uri="d7772b99-fb01-4abd-8662-52a6c018a873"/>
+    <ds:schemaRef ds:uri="http://schemas.microsoft.com/office/2006/documentManagement/types"/>
+    <ds:schemaRef ds:uri="http://schemas.microsoft.com/office/infopath/2007/PartnerControls"/>
+    <ds:schemaRef ds:uri="http://schemas.openxmlformats.org/package/2006/metadata/core-properties"/>
+    <ds:schemaRef ds:uri="http://purl.org/dc/elements/1.1/"/>
+    <ds:schemaRef ds:uri="http://purl.org/dc/terms/"/>
+    <ds:schemaRef ds:uri="http://schemas.microsoft.com/internal/obd"/>
   </ds:schemaRefs>
 </ds:datastoreItem>
 </file>